--- a/xyy/死淘分析/建模结论0513.docx
+++ b/xyy/死淘分析/建模结论0513.docx
@@ -4315,15 +4315,7 @@
           <w:b/>
           <w:bCs/>
         </w:rPr>
-        <w:t>15</w:t>
-      </w:r>
-      <w:r>
-        <w:rPr>
-          <w:rFonts w:hint="eastAsia"/>
-          <w:b/>
-          <w:bCs/>
-        </w:rPr>
-        <w:t>%比例，日龄维度的指标</w:t>
+        <w:t>15%比例，日龄维度的指标</w:t>
       </w:r>
     </w:p>
     <w:p>
@@ -4638,6 +4630,7 @@
         <w:t>结果</w:t>
       </w:r>
     </w:p>
+    <w:p/>
     <w:p>
       <w:pPr>
         <w:rPr>
@@ -4832,6 +4825,7 @@
         <w:rPr>
           <w:rFonts w:hint="eastAsia"/>
         </w:rPr>
+        <w:lastRenderedPageBreak/>
         <w:t>Validation MCC: 0.17276456113129132</w:t>
       </w:r>
     </w:p>
@@ -4845,7 +4839,660 @@
         <w:rPr>
           <w:rFonts w:hint="eastAsia"/>
         </w:rPr>
+        <w:t>Validation Confusion Matrix:</w:t>
+      </w:r>
+    </w:p>
+    <w:p>
+      <w:pPr>
+        <w:rPr>
+          <w:rFonts w:hint="eastAsia"/>
+        </w:rPr>
+      </w:pPr>
+      <w:r>
+        <w:rPr>
+          <w:rFonts w:hint="eastAsia"/>
+        </w:rPr>
+        <w:t xml:space="preserve"> [[63 22]</w:t>
+      </w:r>
+    </w:p>
+    <w:p>
+      <w:pPr>
+        <w:rPr>
+          <w:rFonts w:hint="eastAsia"/>
+        </w:rPr>
+      </w:pPr>
+      <w:r>
+        <w:rPr>
+          <w:rFonts w:hint="eastAsia"/>
+        </w:rPr>
+        <w:t xml:space="preserve"> [12 10]]</w:t>
+      </w:r>
+    </w:p>
+    <w:p>
+      <w:pPr>
+        <w:rPr>
+          <w:rFonts w:hint="eastAsia"/>
+        </w:rPr>
+      </w:pPr>
+      <w:r>
+        <w:rPr>
+          <w:rFonts w:hint="eastAsia"/>
+        </w:rPr>
+        <w:t>['W7_12-18天_内外温差_MEAN', 'DENSITY', 'W7_-2-4天_湿度内部平均_RANGE', 'W7_26-32天_鸡舍温度-最高_MEAN', '</w:t>
+      </w:r>
+      <w:proofErr w:type="spellStart"/>
+      <w:r>
+        <w:rPr>
+          <w:rFonts w:hint="eastAsia"/>
+        </w:rPr>
+        <w:t>HARVESTSTATUS_month</w:t>
+      </w:r>
+      <w:proofErr w:type="spellEnd"/>
+      <w:r>
+        <w:rPr>
+          <w:rFonts w:hint="eastAsia"/>
+        </w:rPr>
+        <w:t>', 'HOUSEAMOUNT', 'W7_26-32天_最高温度变化率_RANGE', 'W7_5-11天_鸡舍温度-平均_RANGE', 'AGE', 'W7_12-18天_内外</w:t>
+      </w:r>
+    </w:p>
+    <w:p>
+      <w:pPr>
+        <w:rPr>
+          <w:rFonts w:hint="eastAsia"/>
+        </w:rPr>
+      </w:pPr>
+      <w:r>
+        <w:rPr>
+          <w:rFonts w:hint="eastAsia"/>
+        </w:rPr>
+        <w:t xml:space="preserve">温差_RANGE', 'W7_-2-4天_内外温差_MEAN', 'W7_5-11天_平均温度变化率_RANGE', 'W7_26-32天_每日温差_MEAN', 'W7_26-32天_平 </w:t>
+      </w:r>
+    </w:p>
+    <w:p>
+      <w:pPr>
+        <w:rPr>
+          <w:rFonts w:hint="eastAsia"/>
+        </w:rPr>
+      </w:pPr>
+      <w:r>
+        <w:rPr>
+          <w:rFonts w:hint="eastAsia"/>
+        </w:rPr>
+        <w:t xml:space="preserve">均温度变化率_RANGE', 'W7_26-32天_鸡舍温度-最低_RANGE', 'W7_26-32天_平均温度变化率_MEAN', 'W7_19-25天_每日温差_MEAN', </w:t>
+      </w:r>
+    </w:p>
+    <w:p>
+      <w:pPr>
+        <w:rPr>
+          <w:rFonts w:hint="eastAsia"/>
+        </w:rPr>
+      </w:pPr>
+      <w:r>
+        <w:rPr>
+          <w:rFonts w:hint="eastAsia"/>
+        </w:rPr>
+        <w:t>'FARMSUPERVISOR', 'W7_26-32天_湿度内部平均_RANGE', 'W7_19-25天_鸡舍温度-最低_MEAN']</w:t>
+      </w:r>
+    </w:p>
+    <w:p>
+      <w:pPr>
+        <w:rPr>
+          <w:rFonts w:hint="eastAsia"/>
+        </w:rPr>
+      </w:pPr>
+    </w:p>
+    <w:p>
+      <w:pPr>
+        <w:rPr>
+          <w:rFonts w:hint="eastAsia"/>
+        </w:rPr>
+      </w:pPr>
+    </w:p>
+    <w:p>
+      <w:pPr>
+        <w:rPr>
+          <w:rFonts w:hint="eastAsia"/>
+        </w:rPr>
+      </w:pPr>
+      <w:r>
+        <w:rPr>
+          <w:rFonts w:hint="eastAsia"/>
+        </w:rPr>
+        <w:t>回归模型</w:t>
+      </w:r>
+    </w:p>
+    <w:p>
+      <w:pPr>
+        <w:rPr>
+          <w:rFonts w:hint="eastAsia"/>
+        </w:rPr>
+      </w:pPr>
+      <w:r>
+        <w:rPr>
+          <w:rFonts w:hint="eastAsia"/>
+        </w:rPr>
+        <w:t>=== 数据分割结果 ===</w:t>
+      </w:r>
+    </w:p>
+    <w:p>
+      <w:pPr>
+        <w:rPr>
+          <w:rFonts w:hint="eastAsia"/>
+        </w:rPr>
+      </w:pPr>
+      <w:r>
+        <w:rPr>
+          <w:rFonts w:hint="eastAsia"/>
+        </w:rPr>
+        <w:t>训练集: 296 samples</w:t>
+      </w:r>
+    </w:p>
+    <w:p>
+      <w:pPr>
+        <w:rPr>
+          <w:rFonts w:hint="eastAsia"/>
+        </w:rPr>
+      </w:pPr>
+      <w:r>
+        <w:rPr>
+          <w:rFonts w:hint="eastAsia"/>
+        </w:rPr>
+        <w:t>测试集: 128 samples</w:t>
+      </w:r>
+    </w:p>
+    <w:p>
+      <w:pPr>
+        <w:rPr>
+          <w:rFonts w:hint="eastAsia"/>
+        </w:rPr>
+      </w:pPr>
+      <w:r>
+        <w:rPr>
+          <w:rFonts w:hint="eastAsia"/>
+        </w:rPr>
+        <w:t>验证集: 107 samples</w:t>
+      </w:r>
+    </w:p>
+    <w:p>
+      <w:pPr>
+        <w:rPr>
+          <w:rFonts w:hint="eastAsia"/>
+        </w:rPr>
+      </w:pPr>
+    </w:p>
+    <w:p>
+      <w:pPr>
+        <w:rPr>
+          <w:rFonts w:hint="eastAsia"/>
+        </w:rPr>
+      </w:pPr>
+      <w:r>
+        <w:rPr>
+          <w:rFonts w:hint="eastAsia"/>
+        </w:rPr>
+        <w:t>目标变量统计:</w:t>
+      </w:r>
+    </w:p>
+    <w:p>
+      <w:pPr>
+        <w:rPr>
+          <w:rFonts w:hint="eastAsia"/>
+        </w:rPr>
+      </w:pPr>
+      <w:r>
+        <w:rPr>
+          <w:rFonts w:hint="eastAsia"/>
+        </w:rPr>
+        <w:t xml:space="preserve"> - 训练集均值: 0.0895 ± 0.0462</w:t>
+      </w:r>
+    </w:p>
+    <w:p>
+      <w:pPr>
+        <w:rPr>
+          <w:rFonts w:hint="eastAsia"/>
+        </w:rPr>
+      </w:pPr>
+      <w:r>
+        <w:rPr>
+          <w:rFonts w:hint="eastAsia"/>
+        </w:rPr>
+        <w:t xml:space="preserve"> - 测试集均值: 0.0883 ± 0.0406</w:t>
+      </w:r>
+    </w:p>
+    <w:p>
+      <w:pPr>
+        <w:rPr>
+          <w:rFonts w:hint="eastAsia"/>
+        </w:rPr>
+      </w:pPr>
+      <w:r>
+        <w:rPr>
+          <w:rFonts w:hint="eastAsia"/>
+        </w:rPr>
+        <w:t xml:space="preserve"> - 验证集均值: 0.0889 ± 0.0443</w:t>
+      </w:r>
+    </w:p>
+    <w:p>
+      <w:pPr>
+        <w:rPr>
+          <w:rFonts w:hint="eastAsia"/>
+        </w:rPr>
+      </w:pPr>
+    </w:p>
+    <w:p>
+      <w:pPr>
+        <w:rPr>
+          <w:rFonts w:hint="eastAsia"/>
+        </w:rPr>
+      </w:pPr>
+      <w:r>
+        <w:rPr>
+          <w:rFonts w:hint="eastAsia"/>
+        </w:rPr>
+        <w:t>数据分割结果：</w:t>
+      </w:r>
+    </w:p>
+    <w:p>
+      <w:pPr>
+        <w:rPr>
+          <w:rFonts w:hint="eastAsia"/>
+        </w:rPr>
+      </w:pPr>
+      <w:r>
+        <w:rPr>
+          <w:rFonts w:hint="eastAsia"/>
+        </w:rPr>
+        <w:t>训练集大小: (296, 50)</w:t>
+      </w:r>
+    </w:p>
+    <w:p>
+      <w:pPr>
+        <w:rPr>
+          <w:rFonts w:hint="eastAsia"/>
+        </w:rPr>
+      </w:pPr>
+      <w:r>
+        <w:rPr>
+          <w:rFonts w:hint="eastAsia"/>
+        </w:rPr>
+        <w:t>测试</w:t>
+      </w:r>
+      <w:proofErr w:type="gramStart"/>
+      <w:r>
+        <w:rPr>
+          <w:rFonts w:hint="eastAsia"/>
+        </w:rPr>
+        <w:t>集大小</w:t>
+      </w:r>
+      <w:proofErr w:type="gramEnd"/>
+      <w:r>
+        <w:rPr>
+          <w:rFonts w:hint="eastAsia"/>
+        </w:rPr>
+        <w:t>: (128, 50)</w:t>
+      </w:r>
+    </w:p>
+    <w:p>
+      <w:pPr>
+        <w:rPr>
+          <w:rFonts w:hint="eastAsia"/>
+        </w:rPr>
+      </w:pPr>
+      <w:r>
+        <w:rPr>
+          <w:rFonts w:hint="eastAsia"/>
+        </w:rPr>
+        <w:t>验证</w:t>
+      </w:r>
+      <w:proofErr w:type="gramStart"/>
+      <w:r>
+        <w:rPr>
+          <w:rFonts w:hint="eastAsia"/>
+        </w:rPr>
+        <w:t>集大小</w:t>
+      </w:r>
+      <w:proofErr w:type="gramEnd"/>
+      <w:r>
+        <w:rPr>
+          <w:rFonts w:hint="eastAsia"/>
+        </w:rPr>
+        <w:t>: (107, 50)</w:t>
+      </w:r>
+    </w:p>
+    <w:p>
+      <w:pPr>
+        <w:rPr>
+          <w:rFonts w:hint="eastAsia"/>
+        </w:rPr>
+      </w:pPr>
+      <w:r>
+        <w:rPr>
+          <w:rFonts w:hint="eastAsia"/>
+        </w:rPr>
+        <w:t>RMSE: 0.03540377695906981</w:t>
+      </w:r>
+    </w:p>
+    <w:p>
+      <w:pPr>
+        <w:rPr>
+          <w:rFonts w:hint="eastAsia"/>
+        </w:rPr>
+      </w:pPr>
+      <w:r>
+        <w:rPr>
+          <w:rFonts w:hint="eastAsia"/>
+        </w:rPr>
+        <w:t>MAE: 0.026725915408349947</w:t>
+      </w:r>
+    </w:p>
+    <w:p>
+      <w:pPr>
+        <w:rPr>
+          <w:rFonts w:hint="eastAsia"/>
+        </w:rPr>
+      </w:pPr>
+      <w:r>
+        <w:rPr>
+          <w:rFonts w:hint="eastAsia"/>
+        </w:rPr>
+        <w:t>R2 Score: 0.233723546159333</w:t>
+      </w:r>
+    </w:p>
+    <w:p>
+      <w:pPr>
+        <w:rPr>
+          <w:rFonts w:hint="eastAsia"/>
+        </w:rPr>
+      </w:pPr>
+      <w:r>
+        <w:rPr>
+          <w:rFonts w:hint="eastAsia"/>
+        </w:rPr>
+        <w:t>=== 跨期验证结果 ===</w:t>
+      </w:r>
+    </w:p>
+    <w:p>
+      <w:pPr>
+        <w:rPr>
+          <w:rFonts w:hint="eastAsia"/>
+        </w:rPr>
+      </w:pPr>
+      <w:r>
+        <w:rPr>
+          <w:rFonts w:hint="eastAsia"/>
+        </w:rPr>
+        <w:t>Validation RMSE: 0.0399 (Test RMSE: 0.0354)</w:t>
+      </w:r>
+    </w:p>
+    <w:p>
+      <w:pPr>
+        <w:rPr>
+          <w:rFonts w:hint="eastAsia"/>
+        </w:rPr>
+      </w:pPr>
+      <w:r>
+        <w:rPr>
+          <w:rFonts w:hint="eastAsia"/>
+        </w:rPr>
+        <w:t>Validation MAE: 0.0297 (Test MAE: 0.0267)</w:t>
+      </w:r>
+    </w:p>
+    <w:p>
+      <w:pPr>
+        <w:rPr>
+          <w:rFonts w:hint="eastAsia"/>
+        </w:rPr>
+      </w:pPr>
+      <w:r>
+        <w:rPr>
+          <w:rFonts w:hint="eastAsia"/>
+        </w:rPr>
+        <w:t>Validation R2: 0.1806 (Test R2: 0.2337)</w:t>
+      </w:r>
+    </w:p>
+    <w:p>
+      <w:pPr>
+        <w:rPr>
+          <w:rFonts w:hint="eastAsia"/>
+        </w:rPr>
+      </w:pPr>
+    </w:p>
+    <w:p>
+      <w:pPr>
+        <w:rPr>
+          <w:rFonts w:hint="eastAsia"/>
+        </w:rPr>
+      </w:pPr>
+    </w:p>
+    <w:p>
+      <w:pPr>
+        <w:outlineLvl w:val="1"/>
+        <w:rPr>
+          <w:rFonts w:hint="eastAsia"/>
+        </w:rPr>
+      </w:pPr>
+      <w:r>
+        <w:rPr>
+          <w:rFonts w:hint="eastAsia"/>
+        </w:rPr>
+        <w:t>秋天</w:t>
+      </w:r>
+    </w:p>
+    <w:p>
+      <w:pPr>
+        <w:rPr>
+          <w:rFonts w:hint="eastAsia"/>
+        </w:rPr>
+      </w:pPr>
+      <w:r>
+        <w:rPr>
+          <w:rFonts w:hint="eastAsia"/>
+        </w:rPr>
+        <w:t>=== 测试集评估 ===</w:t>
+      </w:r>
+    </w:p>
+    <w:p>
+      <w:pPr>
+        <w:rPr>
+          <w:rFonts w:hint="eastAsia"/>
+        </w:rPr>
+      </w:pPr>
+      <w:r>
+        <w:rPr>
+          <w:rFonts w:hint="eastAsia"/>
+        </w:rPr>
+        <w:t>AUC Score: 0.6606334841628959</w:t>
+      </w:r>
+    </w:p>
+    <w:p>
+      <w:pPr>
+        <w:rPr>
+          <w:rFonts w:hint="eastAsia"/>
+        </w:rPr>
+      </w:pPr>
+      <w:r>
+        <w:rPr>
+          <w:rFonts w:hint="eastAsia"/>
+        </w:rPr>
+        <w:t>Balanced Accuracy: 0.6660633484162897</w:t>
+      </w:r>
+    </w:p>
+    <w:p>
+      <w:pPr>
+        <w:rPr>
+          <w:rFonts w:hint="eastAsia"/>
+        </w:rPr>
+      </w:pPr>
+      <w:r>
+        <w:rPr>
+          <w:rFonts w:hint="eastAsia"/>
+        </w:rPr>
+        <w:t>F1-Score: 0.47058823529411764</w:t>
+      </w:r>
+    </w:p>
+    <w:p>
+      <w:pPr>
+        <w:rPr>
+          <w:rFonts w:hint="eastAsia"/>
+        </w:rPr>
+      </w:pPr>
+      <w:r>
+        <w:rPr>
+          <w:rFonts w:hint="eastAsia"/>
+        </w:rPr>
         <w:lastRenderedPageBreak/>
+        <w:t>MCC: 0.33212669683257917</w:t>
+      </w:r>
+    </w:p>
+    <w:p>
+      <w:pPr>
+        <w:rPr>
+          <w:rFonts w:hint="eastAsia"/>
+        </w:rPr>
+      </w:pPr>
+      <w:r>
+        <w:rPr>
+          <w:rFonts w:hint="eastAsia"/>
+        </w:rPr>
+        <w:t>Confusion Matrix:</w:t>
+      </w:r>
+    </w:p>
+    <w:p>
+      <w:pPr>
+        <w:rPr>
+          <w:rFonts w:hint="eastAsia"/>
+        </w:rPr>
+      </w:pPr>
+      <w:r>
+        <w:rPr>
+          <w:rFonts w:hint="eastAsia"/>
+        </w:rPr>
+        <w:t xml:space="preserve"> [[</w:t>
+      </w:r>
+      <w:proofErr w:type="gramStart"/>
+      <w:r>
+        <w:rPr>
+          <w:rFonts w:hint="eastAsia"/>
+        </w:rPr>
+        <w:t>56  9</w:t>
+      </w:r>
+      <w:proofErr w:type="gramEnd"/>
+      <w:r>
+        <w:rPr>
+          <w:rFonts w:hint="eastAsia"/>
+        </w:rPr>
+        <w:t>]</w:t>
+      </w:r>
+    </w:p>
+    <w:p>
+      <w:pPr>
+        <w:rPr>
+          <w:rFonts w:hint="eastAsia"/>
+        </w:rPr>
+      </w:pPr>
+      <w:r>
+        <w:rPr>
+          <w:rFonts w:hint="eastAsia"/>
+        </w:rPr>
+        <w:t xml:space="preserve"> [ </w:t>
+      </w:r>
+      <w:proofErr w:type="gramStart"/>
+      <w:r>
+        <w:rPr>
+          <w:rFonts w:hint="eastAsia"/>
+        </w:rPr>
+        <w:t>9  8</w:t>
+      </w:r>
+      <w:proofErr w:type="gramEnd"/>
+      <w:r>
+        <w:rPr>
+          <w:rFonts w:hint="eastAsia"/>
+        </w:rPr>
+        <w:t>]]</w:t>
+      </w:r>
+    </w:p>
+    <w:p>
+      <w:pPr>
+        <w:rPr>
+          <w:rFonts w:hint="eastAsia"/>
+        </w:rPr>
+      </w:pPr>
+    </w:p>
+    <w:p>
+      <w:pPr>
+        <w:rPr>
+          <w:rFonts w:hint="eastAsia"/>
+        </w:rPr>
+      </w:pPr>
+      <w:r>
+        <w:rPr>
+          <w:rFonts w:hint="eastAsia"/>
+        </w:rPr>
+        <w:t>=== 跨期验证集评估 ===</w:t>
+      </w:r>
+    </w:p>
+    <w:p>
+      <w:pPr>
+        <w:rPr>
+          <w:rFonts w:hint="eastAsia"/>
+        </w:rPr>
+      </w:pPr>
+      <w:r>
+        <w:rPr>
+          <w:rFonts w:hint="eastAsia"/>
+        </w:rPr>
+        <w:t>Validation AUC Score: 0.7182539682539683</w:t>
+      </w:r>
+    </w:p>
+    <w:p>
+      <w:pPr>
+        <w:rPr>
+          <w:rFonts w:hint="eastAsia"/>
+        </w:rPr>
+      </w:pPr>
+      <w:r>
+        <w:rPr>
+          <w:rFonts w:hint="eastAsia"/>
+        </w:rPr>
+        <w:t>Validation Balanced Accuracy: 0.6031746031746031</w:t>
+      </w:r>
+    </w:p>
+    <w:p>
+      <w:pPr>
+        <w:rPr>
+          <w:rFonts w:hint="eastAsia"/>
+        </w:rPr>
+      </w:pPr>
+      <w:r>
+        <w:rPr>
+          <w:rFonts w:hint="eastAsia"/>
+        </w:rPr>
+        <w:t>Validation F1-Score: 0.375</w:t>
+      </w:r>
+    </w:p>
+    <w:p>
+      <w:pPr>
+        <w:rPr>
+          <w:rFonts w:hint="eastAsia"/>
+        </w:rPr>
+      </w:pPr>
+      <w:r>
+        <w:rPr>
+          <w:rFonts w:hint="eastAsia"/>
+        </w:rPr>
+        <w:t>Validation MCC: 0.18912217153786007</w:t>
+      </w:r>
+    </w:p>
+    <w:p>
+      <w:pPr>
+        <w:rPr>
+          <w:rFonts w:hint="eastAsia"/>
+        </w:rPr>
+      </w:pPr>
+      <w:r>
+        <w:rPr>
+          <w:rFonts w:hint="eastAsia"/>
+        </w:rPr>
         <w:t>Validation Confusion Matrix:</w:t>
       </w:r>
     </w:p>
@@ -4859,33 +5506,60 @@
         <w:rPr>
           <w:rFonts w:hint="eastAsia"/>
         </w:rPr>
-        <w:t xml:space="preserve"> [[63 22]</w:t>
-      </w:r>
-    </w:p>
-    <w:p>
-      <w:pPr>
-        <w:rPr>
-          <w:rFonts w:hint="eastAsia"/>
-        </w:rPr>
-      </w:pPr>
-      <w:r>
-        <w:rPr>
-          <w:rFonts w:hint="eastAsia"/>
-        </w:rPr>
-        <w:t xml:space="preserve"> [12 10]]</w:t>
-      </w:r>
-    </w:p>
-    <w:p>
-      <w:pPr>
-        <w:rPr>
-          <w:rFonts w:hint="eastAsia"/>
-        </w:rPr>
-      </w:pPr>
-      <w:r>
-        <w:rPr>
-          <w:rFonts w:hint="eastAsia"/>
-        </w:rPr>
-        <w:t>['W7_12-18天_内外温差_MEAN', 'DENSITY', 'W7_-2-4天_湿度内部平均_RANGE', 'W7_26-32天_鸡舍温度-最高_MEAN', '</w:t>
+        <w:t xml:space="preserve"> [[42 12]</w:t>
+      </w:r>
+    </w:p>
+    <w:p>
+      <w:pPr>
+        <w:rPr>
+          <w:rFonts w:hint="eastAsia"/>
+        </w:rPr>
+      </w:pPr>
+      <w:r>
+        <w:rPr>
+          <w:rFonts w:hint="eastAsia"/>
+        </w:rPr>
+        <w:t xml:space="preserve"> [ </w:t>
+      </w:r>
+      <w:proofErr w:type="gramStart"/>
+      <w:r>
+        <w:rPr>
+          <w:rFonts w:hint="eastAsia"/>
+        </w:rPr>
+        <w:t>8  6</w:t>
+      </w:r>
+      <w:proofErr w:type="gramEnd"/>
+      <w:r>
+        <w:rPr>
+          <w:rFonts w:hint="eastAsia"/>
+        </w:rPr>
+        <w:t>]]</w:t>
+      </w:r>
+      <w:r>
+        <w:rPr>
+          <w:rFonts w:hint="eastAsia"/>
+        </w:rPr>
+        <w:t xml:space="preserve"> </w:t>
+      </w:r>
+    </w:p>
+    <w:p>
+      <w:pPr>
+        <w:rPr>
+          <w:rFonts w:hint="eastAsia"/>
+        </w:rPr>
+      </w:pPr>
+    </w:p>
+    <w:p>
+      <w:pPr>
+        <w:rPr>
+          <w:rFonts w:hint="eastAsia"/>
+        </w:rPr>
+      </w:pPr>
+      <w:r>
+        <w:rPr>
+          <w:rFonts w:hint="eastAsia"/>
+        </w:rPr>
+        <w:t>['</w:t>
       </w:r>
       <w:proofErr w:type="spellStart"/>
       <w:r>
@@ -4899,54 +5573,22 @@
         <w:rPr>
           <w:rFonts w:hint="eastAsia"/>
         </w:rPr>
-        <w:t>', 'HOUSEAMOUNT', 'W7_26-32天_最高温度变化率_RANGE', 'W7_5-11天_鸡舍温度-平均_RANGE', 'AGE', 'W7_12-18天_内外</w:t>
-      </w:r>
-    </w:p>
-    <w:p>
-      <w:pPr>
-        <w:rPr>
-          <w:rFonts w:hint="eastAsia"/>
-        </w:rPr>
-      </w:pPr>
-      <w:r>
-        <w:rPr>
-          <w:rFonts w:hint="eastAsia"/>
-        </w:rPr>
-        <w:t xml:space="preserve">温差_RANGE', 'W7_-2-4天_内外温差_MEAN', 'W7_5-11天_平均温度变化率_RANGE', 'W7_26-32天_每日温差_MEAN', 'W7_26-32天_平 </w:t>
-      </w:r>
-    </w:p>
-    <w:p>
-      <w:pPr>
-        <w:rPr>
-          <w:rFonts w:hint="eastAsia"/>
-        </w:rPr>
-      </w:pPr>
-      <w:r>
-        <w:rPr>
-          <w:rFonts w:hint="eastAsia"/>
-        </w:rPr>
-        <w:t xml:space="preserve">均温度变化率_RANGE', 'W7_26-32天_鸡舍温度-最低_RANGE', 'W7_26-32天_平均温度变化率_MEAN', 'W7_19-25天_每日温差_MEAN', </w:t>
-      </w:r>
-    </w:p>
-    <w:p>
-      <w:pPr>
-        <w:rPr>
-          <w:rFonts w:hint="eastAsia"/>
-        </w:rPr>
-      </w:pPr>
-      <w:r>
-        <w:rPr>
-          <w:rFonts w:hint="eastAsia"/>
-        </w:rPr>
-        <w:t>'FARMSUPERVISOR', 'W7_26-32天_湿度内部平均_RANGE', 'W7_19-25天_鸡舍温度-最低_MEAN']</w:t>
-      </w:r>
-    </w:p>
-    <w:p>
-      <w:pPr>
-        <w:rPr>
-          <w:rFonts w:hint="eastAsia"/>
-        </w:rPr>
-      </w:pPr>
+        <w:t>', 'W7_12-18天_最低温度变化率_MEAN', 'W7_26-32天_最高温度变化率_RANGE', 'W7_5-11天_平均温度变化率_RANGE', 'ELECTRICITY_COST', 'W7_26-32天_湿度内部平均_RANGE', 'W7_19-25天_湿度内部平均_RANGE', 'W7_19-25天_内外温差_RANGE', 'W7_19-25天_鸡舍温度-最高_MEAN', 'W7_19-25天_最高温度变化率_MEAN', 'W7_19-25天_最高温度变化率_RANGE', 'W7_-2-4天_</w:t>
+      </w:r>
+      <w:proofErr w:type="gramStart"/>
+      <w:r>
+        <w:rPr>
+          <w:rFonts w:hint="eastAsia"/>
+        </w:rPr>
+        <w:t>外部-</w:t>
+      </w:r>
+      <w:proofErr w:type="gramEnd"/>
+      <w:r>
+        <w:rPr>
+          <w:rFonts w:hint="eastAsia"/>
+        </w:rPr>
+        <w:t>平均_RANGE', 'W7_5-11天_平均温度变化率_MEAN', 'W7_-2-4天_湿度内部平均_RANGE', 'W7_26-32天_每日温差_RANGE', 'W7_26-32天_最高温度变化率_MEAN', 'W7_5-11天_最低温度变化率_RANGE', 'W7_19-25天_平均温度变化率_RANGE', 'W7_-2-4天_鸡舍温度-平均_MEAN', 'DOCAMOUNT']</w:t>
+      </w:r>
     </w:p>
     <w:p>
       <w:pPr>
@@ -4974,6 +5616,20 @@
           <w:rFonts w:hint="eastAsia"/>
         </w:rPr>
       </w:pPr>
+    </w:p>
+    <w:p>
+      <w:pPr>
+        <w:rPr>
+          <w:rFonts w:hint="eastAsia"/>
+        </w:rPr>
+      </w:pPr>
+    </w:p>
+    <w:p>
+      <w:pPr>
+        <w:rPr>
+          <w:rFonts w:hint="eastAsia"/>
+        </w:rPr>
+      </w:pPr>
       <w:r>
         <w:rPr>
           <w:rFonts w:hint="eastAsia"/>
@@ -4991,33 +5647,33 @@
         <w:rPr>
           <w:rFonts w:hint="eastAsia"/>
         </w:rPr>
-        <w:t>训练集: 296 samples</w:t>
-      </w:r>
-    </w:p>
-    <w:p>
-      <w:pPr>
-        <w:rPr>
-          <w:rFonts w:hint="eastAsia"/>
-        </w:rPr>
-      </w:pPr>
-      <w:r>
-        <w:rPr>
-          <w:rFonts w:hint="eastAsia"/>
-        </w:rPr>
-        <w:t>测试集: 128 samples</w:t>
-      </w:r>
-    </w:p>
-    <w:p>
-      <w:pPr>
-        <w:rPr>
-          <w:rFonts w:hint="eastAsia"/>
-        </w:rPr>
-      </w:pPr>
-      <w:r>
-        <w:rPr>
-          <w:rFonts w:hint="eastAsia"/>
-        </w:rPr>
-        <w:t>验证集: 107 samples</w:t>
+        <w:t>训练集: 189 samples</w:t>
+      </w:r>
+    </w:p>
+    <w:p>
+      <w:pPr>
+        <w:rPr>
+          <w:rFonts w:hint="eastAsia"/>
+        </w:rPr>
+      </w:pPr>
+      <w:r>
+        <w:rPr>
+          <w:rFonts w:hint="eastAsia"/>
+        </w:rPr>
+        <w:t>测试集: 82 samples</w:t>
+      </w:r>
+    </w:p>
+    <w:p>
+      <w:pPr>
+        <w:rPr>
+          <w:rFonts w:hint="eastAsia"/>
+        </w:rPr>
+      </w:pPr>
+      <w:r>
+        <w:rPr>
+          <w:rFonts w:hint="eastAsia"/>
+        </w:rPr>
+        <w:t>验证集: 68 samples</w:t>
       </w:r>
     </w:p>
     <w:p>
@@ -5050,33 +5706,33 @@
         <w:rPr>
           <w:rFonts w:hint="eastAsia"/>
         </w:rPr>
-        <w:t xml:space="preserve"> - 训练集均值: 0.0895 ± 0.0462</w:t>
-      </w:r>
-    </w:p>
-    <w:p>
-      <w:pPr>
-        <w:rPr>
-          <w:rFonts w:hint="eastAsia"/>
-        </w:rPr>
-      </w:pPr>
-      <w:r>
-        <w:rPr>
-          <w:rFonts w:hint="eastAsia"/>
-        </w:rPr>
-        <w:t xml:space="preserve"> - 测试集均值: 0.0883 ± 0.0406</w:t>
-      </w:r>
-    </w:p>
-    <w:p>
-      <w:pPr>
-        <w:rPr>
-          <w:rFonts w:hint="eastAsia"/>
-        </w:rPr>
-      </w:pPr>
-      <w:r>
-        <w:rPr>
-          <w:rFonts w:hint="eastAsia"/>
-        </w:rPr>
-        <w:t xml:space="preserve"> - 验证集均值: 0.0889 ± 0.0443</w:t>
+        <w:t xml:space="preserve"> - 训练集均值: 0.0524 ± 0.0187</w:t>
+      </w:r>
+    </w:p>
+    <w:p>
+      <w:pPr>
+        <w:rPr>
+          <w:rFonts w:hint="eastAsia"/>
+        </w:rPr>
+      </w:pPr>
+      <w:r>
+        <w:rPr>
+          <w:rFonts w:hint="eastAsia"/>
+        </w:rPr>
+        <w:t xml:space="preserve"> - 测试集均值: 0.0518 ± 0.0186</w:t>
+      </w:r>
+    </w:p>
+    <w:p>
+      <w:pPr>
+        <w:rPr>
+          <w:rFonts w:hint="eastAsia"/>
+        </w:rPr>
+      </w:pPr>
+      <w:r>
+        <w:rPr>
+          <w:rFonts w:hint="eastAsia"/>
+        </w:rPr>
+        <w:t xml:space="preserve"> - 验证集均值: 0.0503 ± 0.0158</w:t>
       </w:r>
     </w:p>
     <w:p>
@@ -5109,7 +5765,7 @@
         <w:rPr>
           <w:rFonts w:hint="eastAsia"/>
         </w:rPr>
-        <w:t>训练集大小: (296, 50)</w:t>
+        <w:t>训练集大小: (189, 50)</w:t>
       </w:r>
     </w:p>
     <w:p>
@@ -5136,7 +5792,7 @@
         <w:rPr>
           <w:rFonts w:hint="eastAsia"/>
         </w:rPr>
-        <w:t>: (128, 50)</w:t>
+        <w:t>: (82, 50)</w:t>
       </w:r>
     </w:p>
     <w:p>
@@ -5163,58 +5819,59 @@
         <w:rPr>
           <w:rFonts w:hint="eastAsia"/>
         </w:rPr>
-        <w:t>: (107, 50)</w:t>
-      </w:r>
-    </w:p>
-    <w:p>
-      <w:pPr>
-        <w:rPr>
-          <w:rFonts w:hint="eastAsia"/>
-        </w:rPr>
-      </w:pPr>
-      <w:r>
-        <w:rPr>
-          <w:rFonts w:hint="eastAsia"/>
-        </w:rPr>
-        <w:t>RMSE: 0.03540377695906981</w:t>
-      </w:r>
-    </w:p>
-    <w:p>
-      <w:pPr>
-        <w:rPr>
-          <w:rFonts w:hint="eastAsia"/>
-        </w:rPr>
-      </w:pPr>
-      <w:r>
-        <w:rPr>
-          <w:rFonts w:hint="eastAsia"/>
-        </w:rPr>
-        <w:t>MAE: 0.026725915408349947</w:t>
-      </w:r>
-    </w:p>
-    <w:p>
-      <w:pPr>
-        <w:rPr>
-          <w:rFonts w:hint="eastAsia"/>
-        </w:rPr>
-      </w:pPr>
-      <w:r>
-        <w:rPr>
-          <w:rFonts w:hint="eastAsia"/>
-        </w:rPr>
-        <w:t>R2 Score: 0.233723546159333</w:t>
-      </w:r>
-    </w:p>
-    <w:p>
-      <w:pPr>
-        <w:rPr>
-          <w:rFonts w:hint="eastAsia"/>
-        </w:rPr>
-      </w:pPr>
-      <w:r>
-        <w:rPr>
-          <w:rFonts w:hint="eastAsia"/>
-        </w:rPr>
+        <w:t>: (68, 50)</w:t>
+      </w:r>
+    </w:p>
+    <w:p>
+      <w:pPr>
+        <w:rPr>
+          <w:rFonts w:hint="eastAsia"/>
+        </w:rPr>
+      </w:pPr>
+      <w:r>
+        <w:rPr>
+          <w:rFonts w:hint="eastAsia"/>
+        </w:rPr>
+        <w:t>RMSE: 0.014187039441719047</w:t>
+      </w:r>
+    </w:p>
+    <w:p>
+      <w:pPr>
+        <w:rPr>
+          <w:rFonts w:hint="eastAsia"/>
+        </w:rPr>
+      </w:pPr>
+      <w:r>
+        <w:rPr>
+          <w:rFonts w:hint="eastAsia"/>
+        </w:rPr>
+        <w:t>MAE: 0.010558213554958819</w:t>
+      </w:r>
+    </w:p>
+    <w:p>
+      <w:pPr>
+        <w:rPr>
+          <w:rFonts w:hint="eastAsia"/>
+        </w:rPr>
+      </w:pPr>
+      <w:r>
+        <w:rPr>
+          <w:rFonts w:hint="eastAsia"/>
+        </w:rPr>
+        <w:t>R2 Score: 0.4089697194115829</w:t>
+      </w:r>
+    </w:p>
+    <w:p>
+      <w:pPr>
+        <w:rPr>
+          <w:rFonts w:hint="eastAsia"/>
+        </w:rPr>
+      </w:pPr>
+      <w:r>
+        <w:rPr>
+          <w:rFonts w:hint="eastAsia"/>
+        </w:rPr>
+        <w:lastRenderedPageBreak/>
         <w:t>=== 跨期验证结果 ===</w:t>
       </w:r>
     </w:p>
@@ -5228,34 +5885,41 @@
         <w:rPr>
           <w:rFonts w:hint="eastAsia"/>
         </w:rPr>
-        <w:t>Validation RMSE: 0.0399 (Test RMSE: 0.0354)</w:t>
-      </w:r>
-    </w:p>
-    <w:p>
-      <w:pPr>
-        <w:rPr>
-          <w:rFonts w:hint="eastAsia"/>
-        </w:rPr>
-      </w:pPr>
-      <w:r>
-        <w:rPr>
-          <w:rFonts w:hint="eastAsia"/>
-        </w:rPr>
-        <w:t>Validation MAE: 0.0297 (Test MAE: 0.0267)</w:t>
-      </w:r>
-    </w:p>
-    <w:p>
-      <w:pPr>
-        <w:rPr>
-          <w:rFonts w:hint="eastAsia"/>
-        </w:rPr>
-      </w:pPr>
-      <w:r>
-        <w:rPr>
-          <w:rFonts w:hint="eastAsia"/>
-        </w:rPr>
-        <w:t>Validation R2: 0.1806 (Test R2: 0.2337)</w:t>
-      </w:r>
+        <w:t>Validation RMSE: 0.0147 (Test RMSE: 0.0142)</w:t>
+      </w:r>
+    </w:p>
+    <w:p>
+      <w:pPr>
+        <w:rPr>
+          <w:rFonts w:hint="eastAsia"/>
+        </w:rPr>
+      </w:pPr>
+      <w:r>
+        <w:rPr>
+          <w:rFonts w:hint="eastAsia"/>
+        </w:rPr>
+        <w:t>Validation MAE: 0.0120 (Test MAE: 0.0106)</w:t>
+      </w:r>
+    </w:p>
+    <w:p>
+      <w:pPr>
+        <w:rPr>
+          <w:rFonts w:hint="eastAsia"/>
+        </w:rPr>
+      </w:pPr>
+      <w:r>
+        <w:rPr>
+          <w:rFonts w:hint="eastAsia"/>
+        </w:rPr>
+        <w:t>Validation R2: 0.1245 (Test R2: 0.4090)</w:t>
+      </w:r>
+    </w:p>
+    <w:p>
+      <w:pPr>
+        <w:rPr>
+          <w:rFonts w:hint="eastAsia"/>
+        </w:rPr>
+      </w:pPr>
     </w:p>
     <w:p>
       <w:pPr>
@@ -5282,8 +5946,22 @@
         <w:rPr>
           <w:rFonts w:hint="eastAsia"/>
         </w:rPr>
-        <w:t>秋天</w:t>
-      </w:r>
+        <w:t>夏天</w:t>
+      </w:r>
+    </w:p>
+    <w:p>
+      <w:pPr>
+        <w:rPr>
+          <w:rFonts w:hint="eastAsia"/>
+        </w:rPr>
+      </w:pPr>
+    </w:p>
+    <w:p>
+      <w:pPr>
+        <w:rPr>
+          <w:rFonts w:hint="eastAsia"/>
+        </w:rPr>
+      </w:pPr>
     </w:p>
     <w:p>
       <w:pPr>
@@ -5308,46 +5986,398 @@
         <w:rPr>
           <w:rFonts w:hint="eastAsia"/>
         </w:rPr>
-        <w:t>AUC Score: 0.6606334841628959</w:t>
-      </w:r>
-    </w:p>
-    <w:p>
-      <w:pPr>
-        <w:rPr>
-          <w:rFonts w:hint="eastAsia"/>
-        </w:rPr>
-      </w:pPr>
-      <w:r>
-        <w:rPr>
-          <w:rFonts w:hint="eastAsia"/>
-        </w:rPr>
-        <w:t>Balanced Accuracy: 0.6660633484162897</w:t>
-      </w:r>
-    </w:p>
-    <w:p>
-      <w:pPr>
-        <w:rPr>
-          <w:rFonts w:hint="eastAsia"/>
-        </w:rPr>
-      </w:pPr>
-      <w:r>
-        <w:rPr>
-          <w:rFonts w:hint="eastAsia"/>
-        </w:rPr>
-        <w:t>F1-Score: 0.47058823529411764</w:t>
-      </w:r>
-    </w:p>
-    <w:p>
-      <w:pPr>
-        <w:rPr>
-          <w:rFonts w:hint="eastAsia"/>
-        </w:rPr>
-      </w:pPr>
-      <w:r>
-        <w:rPr>
-          <w:rFonts w:hint="eastAsia"/>
-        </w:rPr>
-        <w:t>MCC: 0.33212669683257917</w:t>
+        <w:t>AUC Score: 0.8097560975609757</w:t>
+      </w:r>
+    </w:p>
+    <w:p>
+      <w:pPr>
+        <w:rPr>
+          <w:rFonts w:hint="eastAsia"/>
+        </w:rPr>
+      </w:pPr>
+      <w:r>
+        <w:rPr>
+          <w:rFonts w:hint="eastAsia"/>
+        </w:rPr>
+        <w:t>Balanced Accuracy: 0.6768292682926829</w:t>
+      </w:r>
+    </w:p>
+    <w:p>
+      <w:pPr>
+        <w:rPr>
+          <w:rFonts w:hint="eastAsia"/>
+        </w:rPr>
+      </w:pPr>
+      <w:r>
+        <w:rPr>
+          <w:rFonts w:hint="eastAsia"/>
+        </w:rPr>
+        <w:t>F1-Score: 0.47619047619047616</w:t>
+      </w:r>
+    </w:p>
+    <w:p>
+      <w:pPr>
+        <w:rPr>
+          <w:rFonts w:hint="eastAsia"/>
+        </w:rPr>
+      </w:pPr>
+      <w:r>
+        <w:rPr>
+          <w:rFonts w:hint="eastAsia"/>
+        </w:rPr>
+        <w:t>MCC: 0.341389166777308</w:t>
+      </w:r>
+    </w:p>
+    <w:p>
+      <w:pPr>
+        <w:rPr>
+          <w:rFonts w:hint="eastAsia"/>
+        </w:rPr>
+      </w:pPr>
+      <w:r>
+        <w:rPr>
+          <w:rFonts w:hint="eastAsia"/>
+        </w:rPr>
+        <w:t>Confusion Matrix:</w:t>
+      </w:r>
+    </w:p>
+    <w:p>
+      <w:pPr>
+        <w:rPr>
+          <w:rFonts w:hint="eastAsia"/>
+        </w:rPr>
+      </w:pPr>
+      <w:r>
+        <w:rPr>
+          <w:rFonts w:hint="eastAsia"/>
+        </w:rPr>
+        <w:t xml:space="preserve"> [[</w:t>
+      </w:r>
+      <w:proofErr w:type="gramStart"/>
+      <w:r>
+        <w:rPr>
+          <w:rFonts w:hint="eastAsia"/>
+        </w:rPr>
+        <w:t>35  6</w:t>
+      </w:r>
+      <w:proofErr w:type="gramEnd"/>
+      <w:r>
+        <w:rPr>
+          <w:rFonts w:hint="eastAsia"/>
+        </w:rPr>
+        <w:t>]</w:t>
+      </w:r>
+    </w:p>
+    <w:p>
+      <w:pPr>
+        <w:rPr>
+          <w:rFonts w:hint="eastAsia"/>
+        </w:rPr>
+      </w:pPr>
+      <w:r>
+        <w:rPr>
+          <w:rFonts w:hint="eastAsia"/>
+        </w:rPr>
+        <w:t xml:space="preserve"> [ </w:t>
+      </w:r>
+      <w:proofErr w:type="gramStart"/>
+      <w:r>
+        <w:rPr>
+          <w:rFonts w:hint="eastAsia"/>
+        </w:rPr>
+        <w:t>5  5</w:t>
+      </w:r>
+      <w:proofErr w:type="gramEnd"/>
+      <w:r>
+        <w:rPr>
+          <w:rFonts w:hint="eastAsia"/>
+        </w:rPr>
+        <w:t>]]</w:t>
+      </w:r>
+    </w:p>
+    <w:p>
+      <w:pPr>
+        <w:rPr>
+          <w:rFonts w:hint="eastAsia"/>
+        </w:rPr>
+      </w:pPr>
+    </w:p>
+    <w:p>
+      <w:pPr>
+        <w:rPr>
+          <w:rFonts w:hint="eastAsia"/>
+        </w:rPr>
+      </w:pPr>
+      <w:r>
+        <w:rPr>
+          <w:rFonts w:hint="eastAsia"/>
+        </w:rPr>
+        <w:t>=== 跨期验证集评估 ===</w:t>
+      </w:r>
+    </w:p>
+    <w:p>
+      <w:pPr>
+        <w:rPr>
+          <w:rFonts w:hint="eastAsia"/>
+        </w:rPr>
+      </w:pPr>
+      <w:r>
+        <w:rPr>
+          <w:rFonts w:hint="eastAsia"/>
+        </w:rPr>
+        <w:t>Validation AUC Score: 0.7189542483660131</w:t>
+      </w:r>
+    </w:p>
+    <w:p>
+      <w:pPr>
+        <w:rPr>
+          <w:rFonts w:hint="eastAsia"/>
+        </w:rPr>
+      </w:pPr>
+      <w:r>
+        <w:rPr>
+          <w:rFonts w:hint="eastAsia"/>
+        </w:rPr>
+        <w:t>Validation Balanced Accuracy: 0.5816993464052287</w:t>
+      </w:r>
+    </w:p>
+    <w:p>
+      <w:pPr>
+        <w:rPr>
+          <w:rFonts w:hint="eastAsia"/>
+        </w:rPr>
+      </w:pPr>
+      <w:r>
+        <w:rPr>
+          <w:rFonts w:hint="eastAsia"/>
+        </w:rPr>
+        <w:t>Validation F1-Score: 0.3076923076923077</w:t>
+      </w:r>
+    </w:p>
+    <w:p>
+      <w:pPr>
+        <w:rPr>
+          <w:rFonts w:hint="eastAsia"/>
+        </w:rPr>
+      </w:pPr>
+      <w:r>
+        <w:rPr>
+          <w:rFonts w:hint="eastAsia"/>
+        </w:rPr>
+        <w:t>Validation MCC: 0.22884793182545404</w:t>
+      </w:r>
+    </w:p>
+    <w:p>
+      <w:pPr>
+        <w:rPr>
+          <w:rFonts w:hint="eastAsia"/>
+        </w:rPr>
+      </w:pPr>
+      <w:r>
+        <w:rPr>
+          <w:rFonts w:hint="eastAsia"/>
+        </w:rPr>
+        <w:t>Validation Confusion Matrix:</w:t>
+      </w:r>
+    </w:p>
+    <w:p>
+      <w:pPr>
+        <w:rPr>
+          <w:rFonts w:hint="eastAsia"/>
+        </w:rPr>
+      </w:pPr>
+      <w:r>
+        <w:rPr>
+          <w:rFonts w:hint="eastAsia"/>
+        </w:rPr>
+        <w:t xml:space="preserve"> [[</w:t>
+      </w:r>
+      <w:proofErr w:type="gramStart"/>
+      <w:r>
+        <w:rPr>
+          <w:rFonts w:hint="eastAsia"/>
+        </w:rPr>
+        <w:t>32  2</w:t>
+      </w:r>
+      <w:proofErr w:type="gramEnd"/>
+      <w:r>
+        <w:rPr>
+          <w:rFonts w:hint="eastAsia"/>
+        </w:rPr>
+        <w:t>]</w:t>
+      </w:r>
+    </w:p>
+    <w:p>
+      <w:pPr>
+        <w:rPr>
+          <w:rFonts w:hint="eastAsia"/>
+        </w:rPr>
+      </w:pPr>
+      <w:r>
+        <w:rPr>
+          <w:rFonts w:hint="eastAsia"/>
+        </w:rPr>
+        <w:t xml:space="preserve"> [ </w:t>
+      </w:r>
+      <w:proofErr w:type="gramStart"/>
+      <w:r>
+        <w:rPr>
+          <w:rFonts w:hint="eastAsia"/>
+        </w:rPr>
+        <w:t>7  2</w:t>
+      </w:r>
+      <w:proofErr w:type="gramEnd"/>
+      <w:r>
+        <w:rPr>
+          <w:rFonts w:hint="eastAsia"/>
+        </w:rPr>
+        <w:t>]]</w:t>
+      </w:r>
+    </w:p>
+    <w:p>
+      <w:pPr>
+        <w:rPr>
+          <w:rFonts w:hint="eastAsia"/>
+        </w:rPr>
+      </w:pPr>
+    </w:p>
+    <w:p>
+      <w:pPr>
+        <w:rPr>
+          <w:rFonts w:hint="eastAsia"/>
+        </w:rPr>
+      </w:pPr>
+      <w:r>
+        <w:rPr>
+          <w:rFonts w:hint="eastAsia"/>
+        </w:rPr>
+        <w:t xml:space="preserve">['W7_26-32天_每日温差_MEAN', 'W7_19-25天_鸡舍温度-平均_RANGE', 'W7_5-11天_鸡舍温度-最低_MEAN', 'W7_26-32天_最高温度变化率_RANGE', 'GAS_COST', 'W7_19-25天_湿度内部平均_RANGE', 'DOCAMOUNT', 'W7_12-18天_鸡舍温度-平均_MEAN', 'W7_12-18天_鸡舍温度-最高_RANGE', 'W7_19-25天_鸡舍温度-最低_MEAN', 'DENSITY', 'W7_19-25天_最低温度变化率_RANGE', 'W7_5-11天_平均温度变化率_MEAN', 'W7_12-18天_鸡舍温度-最低_RANGE', 'W7_-2-4天_内外温差_RANGE', 'W7_12-18天_每日温差_MEAN', 'W7_19-25天_内外温差_RANGE', 'W7_19-25 </w:t>
+      </w:r>
+    </w:p>
+    <w:p>
+      <w:pPr>
+        <w:rPr>
+          <w:rFonts w:hint="eastAsia"/>
+        </w:rPr>
+      </w:pPr>
+      <w:r>
+        <w:rPr>
+          <w:rFonts w:hint="eastAsia"/>
+        </w:rPr>
+        <w:t>天_鸡舍温度-最高_RANGE', 'W7_-2-4天_鸡舍温度-最高_MEAN', 'W7_19-25天_鸡舍温度-最高_MEAN']</w:t>
+      </w:r>
+    </w:p>
+    <w:p>
+      <w:pPr>
+        <w:rPr>
+          <w:rFonts w:hint="eastAsia"/>
+        </w:rPr>
+      </w:pPr>
+    </w:p>
+    <w:p>
+      <w:pPr>
+        <w:rPr>
+          <w:rFonts w:hint="eastAsia"/>
+        </w:rPr>
+      </w:pPr>
+      <w:r>
+        <w:rPr>
+          <w:rFonts w:hint="eastAsia"/>
+        </w:rPr>
+        <w:t>回归模型</w:t>
+      </w:r>
+    </w:p>
+    <w:p>
+      <w:pPr>
+        <w:rPr>
+          <w:rFonts w:hint="eastAsia"/>
+        </w:rPr>
+      </w:pPr>
+      <w:r>
+        <w:rPr>
+          <w:rFonts w:hint="eastAsia"/>
+        </w:rPr>
+        <w:t>数据分割结果：</w:t>
+      </w:r>
+    </w:p>
+    <w:p>
+      <w:pPr>
+        <w:rPr>
+          <w:rFonts w:hint="eastAsia"/>
+        </w:rPr>
+      </w:pPr>
+      <w:r>
+        <w:rPr>
+          <w:rFonts w:hint="eastAsia"/>
+        </w:rPr>
+        <w:t>训练集大小: (118, 51)</w:t>
+      </w:r>
+    </w:p>
+    <w:p>
+      <w:pPr>
+        <w:rPr>
+          <w:rFonts w:hint="eastAsia"/>
+        </w:rPr>
+      </w:pPr>
+      <w:r>
+        <w:rPr>
+          <w:rFonts w:hint="eastAsia"/>
+        </w:rPr>
+        <w:t>测试</w:t>
+      </w:r>
+      <w:proofErr w:type="gramStart"/>
+      <w:r>
+        <w:rPr>
+          <w:rFonts w:hint="eastAsia"/>
+        </w:rPr>
+        <w:t>集大小</w:t>
+      </w:r>
+      <w:proofErr w:type="gramEnd"/>
+      <w:r>
+        <w:rPr>
+          <w:rFonts w:hint="eastAsia"/>
+        </w:rPr>
+        <w:t>: (51, 51)</w:t>
+      </w:r>
+    </w:p>
+    <w:p>
+      <w:pPr>
+        <w:rPr>
+          <w:rFonts w:hint="eastAsia"/>
+        </w:rPr>
+      </w:pPr>
+      <w:r>
+        <w:rPr>
+          <w:rFonts w:hint="eastAsia"/>
+        </w:rPr>
+        <w:t>验证</w:t>
+      </w:r>
+      <w:proofErr w:type="gramStart"/>
+      <w:r>
+        <w:rPr>
+          <w:rFonts w:hint="eastAsia"/>
+        </w:rPr>
+        <w:t>集大小</w:t>
+      </w:r>
+      <w:proofErr w:type="gramEnd"/>
+      <w:r>
+        <w:rPr>
+          <w:rFonts w:hint="eastAsia"/>
+        </w:rPr>
+        <w:t>: (43, 51)</w:t>
+      </w:r>
+    </w:p>
+    <w:p>
+      <w:pPr>
+        <w:rPr>
+          <w:rFonts w:hint="eastAsia"/>
+        </w:rPr>
+      </w:pPr>
+      <w:r>
+        <w:rPr>
+          <w:rFonts w:hint="eastAsia"/>
+        </w:rPr>
+        <w:t>RMSE: 0.011165052867851192</w:t>
       </w:r>
     </w:p>
     <w:p>
@@ -5361,1042 +6391,6 @@
           <w:rFonts w:hint="eastAsia"/>
         </w:rPr>
         <w:lastRenderedPageBreak/>
-        <w:t>Confusion Matrix:</w:t>
-      </w:r>
-    </w:p>
-    <w:p>
-      <w:pPr>
-        <w:rPr>
-          <w:rFonts w:hint="eastAsia"/>
-        </w:rPr>
-      </w:pPr>
-      <w:r>
-        <w:rPr>
-          <w:rFonts w:hint="eastAsia"/>
-        </w:rPr>
-        <w:t xml:space="preserve"> [[</w:t>
-      </w:r>
-      <w:proofErr w:type="gramStart"/>
-      <w:r>
-        <w:rPr>
-          <w:rFonts w:hint="eastAsia"/>
-        </w:rPr>
-        <w:t>56  9</w:t>
-      </w:r>
-      <w:proofErr w:type="gramEnd"/>
-      <w:r>
-        <w:rPr>
-          <w:rFonts w:hint="eastAsia"/>
-        </w:rPr>
-        <w:t>]</w:t>
-      </w:r>
-    </w:p>
-    <w:p>
-      <w:pPr>
-        <w:rPr>
-          <w:rFonts w:hint="eastAsia"/>
-        </w:rPr>
-      </w:pPr>
-      <w:r>
-        <w:rPr>
-          <w:rFonts w:hint="eastAsia"/>
-        </w:rPr>
-        <w:t xml:space="preserve"> [ </w:t>
-      </w:r>
-      <w:proofErr w:type="gramStart"/>
-      <w:r>
-        <w:rPr>
-          <w:rFonts w:hint="eastAsia"/>
-        </w:rPr>
-        <w:t>9  8</w:t>
-      </w:r>
-      <w:proofErr w:type="gramEnd"/>
-      <w:r>
-        <w:rPr>
-          <w:rFonts w:hint="eastAsia"/>
-        </w:rPr>
-        <w:t>]]</w:t>
-      </w:r>
-    </w:p>
-    <w:p>
-      <w:pPr>
-        <w:rPr>
-          <w:rFonts w:hint="eastAsia"/>
-        </w:rPr>
-      </w:pPr>
-    </w:p>
-    <w:p>
-      <w:pPr>
-        <w:rPr>
-          <w:rFonts w:hint="eastAsia"/>
-        </w:rPr>
-      </w:pPr>
-      <w:r>
-        <w:rPr>
-          <w:rFonts w:hint="eastAsia"/>
-        </w:rPr>
-        <w:t>=== 跨期验证集评估 ===</w:t>
-      </w:r>
-    </w:p>
-    <w:p>
-      <w:pPr>
-        <w:rPr>
-          <w:rFonts w:hint="eastAsia"/>
-        </w:rPr>
-      </w:pPr>
-      <w:r>
-        <w:rPr>
-          <w:rFonts w:hint="eastAsia"/>
-        </w:rPr>
-        <w:t>Validation AUC Score: 0.7182539682539683</w:t>
-      </w:r>
-    </w:p>
-    <w:p>
-      <w:pPr>
-        <w:rPr>
-          <w:rFonts w:hint="eastAsia"/>
-        </w:rPr>
-      </w:pPr>
-      <w:r>
-        <w:rPr>
-          <w:rFonts w:hint="eastAsia"/>
-        </w:rPr>
-        <w:t>Validation Balanced Accuracy: 0.6031746031746031</w:t>
-      </w:r>
-    </w:p>
-    <w:p>
-      <w:pPr>
-        <w:rPr>
-          <w:rFonts w:hint="eastAsia"/>
-        </w:rPr>
-      </w:pPr>
-      <w:r>
-        <w:rPr>
-          <w:rFonts w:hint="eastAsia"/>
-        </w:rPr>
-        <w:t>Validation F1-Score: 0.375</w:t>
-      </w:r>
-    </w:p>
-    <w:p>
-      <w:pPr>
-        <w:rPr>
-          <w:rFonts w:hint="eastAsia"/>
-        </w:rPr>
-      </w:pPr>
-      <w:r>
-        <w:rPr>
-          <w:rFonts w:hint="eastAsia"/>
-        </w:rPr>
-        <w:t>Validation MCC: 0.18912217153786007</w:t>
-      </w:r>
-    </w:p>
-    <w:p>
-      <w:pPr>
-        <w:rPr>
-          <w:rFonts w:hint="eastAsia"/>
-        </w:rPr>
-      </w:pPr>
-      <w:r>
-        <w:rPr>
-          <w:rFonts w:hint="eastAsia"/>
-        </w:rPr>
-        <w:t>Validation Confusion Matrix:</w:t>
-      </w:r>
-    </w:p>
-    <w:p>
-      <w:pPr>
-        <w:rPr>
-          <w:rFonts w:hint="eastAsia"/>
-        </w:rPr>
-      </w:pPr>
-      <w:r>
-        <w:rPr>
-          <w:rFonts w:hint="eastAsia"/>
-        </w:rPr>
-        <w:t xml:space="preserve"> [[42 12]</w:t>
-      </w:r>
-    </w:p>
-    <w:p>
-      <w:pPr>
-        <w:rPr>
-          <w:rFonts w:hint="eastAsia"/>
-        </w:rPr>
-      </w:pPr>
-      <w:r>
-        <w:rPr>
-          <w:rFonts w:hint="eastAsia"/>
-        </w:rPr>
-        <w:t xml:space="preserve"> [ </w:t>
-      </w:r>
-      <w:proofErr w:type="gramStart"/>
-      <w:r>
-        <w:rPr>
-          <w:rFonts w:hint="eastAsia"/>
-        </w:rPr>
-        <w:t>8  6</w:t>
-      </w:r>
-      <w:proofErr w:type="gramEnd"/>
-      <w:r>
-        <w:rPr>
-          <w:rFonts w:hint="eastAsia"/>
-        </w:rPr>
-        <w:t>]]</w:t>
-      </w:r>
-      <w:r>
-        <w:rPr>
-          <w:rFonts w:hint="eastAsia"/>
-        </w:rPr>
-        <w:t xml:space="preserve"> </w:t>
-      </w:r>
-    </w:p>
-    <w:p>
-      <w:pPr>
-        <w:rPr>
-          <w:rFonts w:hint="eastAsia"/>
-        </w:rPr>
-      </w:pPr>
-    </w:p>
-    <w:p>
-      <w:pPr>
-        <w:rPr>
-          <w:rFonts w:hint="eastAsia"/>
-        </w:rPr>
-      </w:pPr>
-      <w:r>
-        <w:rPr>
-          <w:rFonts w:hint="eastAsia"/>
-        </w:rPr>
-        <w:t>['</w:t>
-      </w:r>
-      <w:proofErr w:type="spellStart"/>
-      <w:r>
-        <w:rPr>
-          <w:rFonts w:hint="eastAsia"/>
-        </w:rPr>
-        <w:t>HARVESTSTATUS_month</w:t>
-      </w:r>
-      <w:proofErr w:type="spellEnd"/>
-      <w:r>
-        <w:rPr>
-          <w:rFonts w:hint="eastAsia"/>
-        </w:rPr>
-        <w:t>', 'W7_12-18天_最低温度变化率_MEAN', 'W7_26-32天_最高温度变化率_RANGE', 'W7_5-11天_平均温度变化率_RANGE', 'ELECTRICITY_COST', 'W7_26-32天_湿度内部平均_RANGE', 'W7_19-25天_湿度内部平均_RANGE', 'W7_19-25天_内外温差_RANGE', 'W7_19-25天_鸡舍温度-最高_MEAN', 'W7_19-25天_最高温度变化率_MEAN', 'W7_19-25天_最高温度变化率_RANGE', 'W7_-2-4天_</w:t>
-      </w:r>
-      <w:proofErr w:type="gramStart"/>
-      <w:r>
-        <w:rPr>
-          <w:rFonts w:hint="eastAsia"/>
-        </w:rPr>
-        <w:t>外部-</w:t>
-      </w:r>
-      <w:proofErr w:type="gramEnd"/>
-      <w:r>
-        <w:rPr>
-          <w:rFonts w:hint="eastAsia"/>
-        </w:rPr>
-        <w:t>平均_RANGE', 'W7_5-11天_平均温度变化率_MEAN', 'W7_-2-4天_湿度内部平均_RANGE', 'W7_26-32天_每日温差_RANGE', 'W7_26-32天_最高温度变化率_MEAN', 'W7_5-11天_最低温度变化率_RANGE', 'W7_19-25天_平均温度变化率_RANGE', 'W7_-2-4天_鸡舍温度-平均_MEAN', 'DOCAMOUNT']</w:t>
-      </w:r>
-    </w:p>
-    <w:p>
-      <w:pPr>
-        <w:rPr>
-          <w:rFonts w:hint="eastAsia"/>
-        </w:rPr>
-      </w:pPr>
-    </w:p>
-    <w:p>
-      <w:pPr>
-        <w:rPr>
-          <w:rFonts w:hint="eastAsia"/>
-        </w:rPr>
-      </w:pPr>
-      <w:r>
-        <w:rPr>
-          <w:rFonts w:hint="eastAsia"/>
-        </w:rPr>
-        <w:t>回归模型</w:t>
-      </w:r>
-    </w:p>
-    <w:p>
-      <w:pPr>
-        <w:rPr>
-          <w:rFonts w:hint="eastAsia"/>
-        </w:rPr>
-      </w:pPr>
-    </w:p>
-    <w:p>
-      <w:pPr>
-        <w:rPr>
-          <w:rFonts w:hint="eastAsia"/>
-        </w:rPr>
-      </w:pPr>
-    </w:p>
-    <w:p>
-      <w:pPr>
-        <w:rPr>
-          <w:rFonts w:hint="eastAsia"/>
-        </w:rPr>
-      </w:pPr>
-      <w:r>
-        <w:rPr>
-          <w:rFonts w:hint="eastAsia"/>
-        </w:rPr>
-        <w:t>=== 数据分割结果 ===</w:t>
-      </w:r>
-    </w:p>
-    <w:p>
-      <w:pPr>
-        <w:rPr>
-          <w:rFonts w:hint="eastAsia"/>
-        </w:rPr>
-      </w:pPr>
-      <w:r>
-        <w:rPr>
-          <w:rFonts w:hint="eastAsia"/>
-        </w:rPr>
-        <w:t>训练集: 189 samples</w:t>
-      </w:r>
-    </w:p>
-    <w:p>
-      <w:pPr>
-        <w:rPr>
-          <w:rFonts w:hint="eastAsia"/>
-        </w:rPr>
-      </w:pPr>
-      <w:r>
-        <w:rPr>
-          <w:rFonts w:hint="eastAsia"/>
-        </w:rPr>
-        <w:t>测试集: 82 samples</w:t>
-      </w:r>
-    </w:p>
-    <w:p>
-      <w:pPr>
-        <w:rPr>
-          <w:rFonts w:hint="eastAsia"/>
-        </w:rPr>
-      </w:pPr>
-      <w:r>
-        <w:rPr>
-          <w:rFonts w:hint="eastAsia"/>
-        </w:rPr>
-        <w:t>验证集: 68 samples</w:t>
-      </w:r>
-    </w:p>
-    <w:p>
-      <w:pPr>
-        <w:rPr>
-          <w:rFonts w:hint="eastAsia"/>
-        </w:rPr>
-      </w:pPr>
-    </w:p>
-    <w:p>
-      <w:pPr>
-        <w:rPr>
-          <w:rFonts w:hint="eastAsia"/>
-        </w:rPr>
-      </w:pPr>
-      <w:r>
-        <w:rPr>
-          <w:rFonts w:hint="eastAsia"/>
-        </w:rPr>
-        <w:t>目标变量统计:</w:t>
-      </w:r>
-    </w:p>
-    <w:p>
-      <w:pPr>
-        <w:rPr>
-          <w:rFonts w:hint="eastAsia"/>
-        </w:rPr>
-      </w:pPr>
-      <w:r>
-        <w:rPr>
-          <w:rFonts w:hint="eastAsia"/>
-        </w:rPr>
-        <w:t xml:space="preserve"> - 训练集均值: 0.0524 ± 0.0187</w:t>
-      </w:r>
-    </w:p>
-    <w:p>
-      <w:pPr>
-        <w:rPr>
-          <w:rFonts w:hint="eastAsia"/>
-        </w:rPr>
-      </w:pPr>
-      <w:r>
-        <w:rPr>
-          <w:rFonts w:hint="eastAsia"/>
-        </w:rPr>
-        <w:t xml:space="preserve"> - 测试集均值: 0.0518 ± 0.0186</w:t>
-      </w:r>
-    </w:p>
-    <w:p>
-      <w:pPr>
-        <w:rPr>
-          <w:rFonts w:hint="eastAsia"/>
-        </w:rPr>
-      </w:pPr>
-      <w:r>
-        <w:rPr>
-          <w:rFonts w:hint="eastAsia"/>
-        </w:rPr>
-        <w:t xml:space="preserve"> - 验证集均值: 0.0503 ± 0.0158</w:t>
-      </w:r>
-    </w:p>
-    <w:p>
-      <w:pPr>
-        <w:rPr>
-          <w:rFonts w:hint="eastAsia"/>
-        </w:rPr>
-      </w:pPr>
-    </w:p>
-    <w:p>
-      <w:pPr>
-        <w:rPr>
-          <w:rFonts w:hint="eastAsia"/>
-        </w:rPr>
-      </w:pPr>
-      <w:r>
-        <w:rPr>
-          <w:rFonts w:hint="eastAsia"/>
-        </w:rPr>
-        <w:t>数据分割结果：</w:t>
-      </w:r>
-    </w:p>
-    <w:p>
-      <w:pPr>
-        <w:rPr>
-          <w:rFonts w:hint="eastAsia"/>
-        </w:rPr>
-      </w:pPr>
-      <w:r>
-        <w:rPr>
-          <w:rFonts w:hint="eastAsia"/>
-        </w:rPr>
-        <w:t>训练集大小: (189, 50)</w:t>
-      </w:r>
-    </w:p>
-    <w:p>
-      <w:pPr>
-        <w:rPr>
-          <w:rFonts w:hint="eastAsia"/>
-        </w:rPr>
-      </w:pPr>
-      <w:r>
-        <w:rPr>
-          <w:rFonts w:hint="eastAsia"/>
-        </w:rPr>
-        <w:t>测试</w:t>
-      </w:r>
-      <w:proofErr w:type="gramStart"/>
-      <w:r>
-        <w:rPr>
-          <w:rFonts w:hint="eastAsia"/>
-        </w:rPr>
-        <w:t>集大小</w:t>
-      </w:r>
-      <w:proofErr w:type="gramEnd"/>
-      <w:r>
-        <w:rPr>
-          <w:rFonts w:hint="eastAsia"/>
-        </w:rPr>
-        <w:t>: (82, 50)</w:t>
-      </w:r>
-    </w:p>
-    <w:p>
-      <w:pPr>
-        <w:rPr>
-          <w:rFonts w:hint="eastAsia"/>
-        </w:rPr>
-      </w:pPr>
-      <w:r>
-        <w:rPr>
-          <w:rFonts w:hint="eastAsia"/>
-        </w:rPr>
-        <w:t>验证</w:t>
-      </w:r>
-      <w:proofErr w:type="gramStart"/>
-      <w:r>
-        <w:rPr>
-          <w:rFonts w:hint="eastAsia"/>
-        </w:rPr>
-        <w:t>集大小</w:t>
-      </w:r>
-      <w:proofErr w:type="gramEnd"/>
-      <w:r>
-        <w:rPr>
-          <w:rFonts w:hint="eastAsia"/>
-        </w:rPr>
-        <w:t>: (68, 50)</w:t>
-      </w:r>
-    </w:p>
-    <w:p>
-      <w:pPr>
-        <w:rPr>
-          <w:rFonts w:hint="eastAsia"/>
-        </w:rPr>
-      </w:pPr>
-      <w:r>
-        <w:rPr>
-          <w:rFonts w:hint="eastAsia"/>
-        </w:rPr>
-        <w:t>RMSE: 0.014187039441719047</w:t>
-      </w:r>
-    </w:p>
-    <w:p>
-      <w:pPr>
-        <w:rPr>
-          <w:rFonts w:hint="eastAsia"/>
-        </w:rPr>
-      </w:pPr>
-      <w:r>
-        <w:rPr>
-          <w:rFonts w:hint="eastAsia"/>
-        </w:rPr>
-        <w:t>MAE: 0.010558213554958819</w:t>
-      </w:r>
-    </w:p>
-    <w:p>
-      <w:pPr>
-        <w:rPr>
-          <w:rFonts w:hint="eastAsia"/>
-        </w:rPr>
-      </w:pPr>
-      <w:r>
-        <w:rPr>
-          <w:rFonts w:hint="eastAsia"/>
-        </w:rPr>
-        <w:t>R2 Score: 0.4089697194115829</w:t>
-      </w:r>
-    </w:p>
-    <w:p>
-      <w:pPr>
-        <w:rPr>
-          <w:rFonts w:hint="eastAsia"/>
-        </w:rPr>
-      </w:pPr>
-      <w:r>
-        <w:rPr>
-          <w:rFonts w:hint="eastAsia"/>
-        </w:rPr>
-        <w:t>=== 跨期验证结果 ===</w:t>
-      </w:r>
-    </w:p>
-    <w:p>
-      <w:pPr>
-        <w:rPr>
-          <w:rFonts w:hint="eastAsia"/>
-        </w:rPr>
-      </w:pPr>
-      <w:r>
-        <w:rPr>
-          <w:rFonts w:hint="eastAsia"/>
-        </w:rPr>
-        <w:lastRenderedPageBreak/>
-        <w:t>Validation RMSE: 0.0147 (Test RMSE: 0.0142)</w:t>
-      </w:r>
-    </w:p>
-    <w:p>
-      <w:pPr>
-        <w:rPr>
-          <w:rFonts w:hint="eastAsia"/>
-        </w:rPr>
-      </w:pPr>
-      <w:r>
-        <w:rPr>
-          <w:rFonts w:hint="eastAsia"/>
-        </w:rPr>
-        <w:t>Validation MAE: 0.0120 (Test MAE: 0.0106)</w:t>
-      </w:r>
-    </w:p>
-    <w:p>
-      <w:pPr>
-        <w:rPr>
-          <w:rFonts w:hint="eastAsia"/>
-        </w:rPr>
-      </w:pPr>
-      <w:r>
-        <w:rPr>
-          <w:rFonts w:hint="eastAsia"/>
-        </w:rPr>
-        <w:t>Validation R2: 0.1245 (Test R2: 0.4090)</w:t>
-      </w:r>
-    </w:p>
-    <w:p>
-      <w:pPr>
-        <w:rPr>
-          <w:rFonts w:hint="eastAsia"/>
-        </w:rPr>
-      </w:pPr>
-    </w:p>
-    <w:p>
-      <w:pPr>
-        <w:rPr>
-          <w:rFonts w:hint="eastAsia"/>
-        </w:rPr>
-      </w:pPr>
-    </w:p>
-    <w:p>
-      <w:pPr>
-        <w:rPr>
-          <w:rFonts w:hint="eastAsia"/>
-        </w:rPr>
-      </w:pPr>
-    </w:p>
-    <w:p>
-      <w:pPr>
-        <w:outlineLvl w:val="1"/>
-        <w:rPr>
-          <w:rFonts w:hint="eastAsia"/>
-        </w:rPr>
-      </w:pPr>
-      <w:r>
-        <w:rPr>
-          <w:rFonts w:hint="eastAsia"/>
-        </w:rPr>
-        <w:t>夏天</w:t>
-      </w:r>
-    </w:p>
-    <w:p>
-      <w:pPr>
-        <w:rPr>
-          <w:rFonts w:hint="eastAsia"/>
-        </w:rPr>
-      </w:pPr>
-    </w:p>
-    <w:p>
-      <w:pPr>
-        <w:rPr>
-          <w:rFonts w:hint="eastAsia"/>
-        </w:rPr>
-      </w:pPr>
-    </w:p>
-    <w:p>
-      <w:pPr>
-        <w:rPr>
-          <w:rFonts w:hint="eastAsia"/>
-        </w:rPr>
-      </w:pPr>
-      <w:r>
-        <w:rPr>
-          <w:rFonts w:hint="eastAsia"/>
-        </w:rPr>
-        <w:t>=== 测试集评估 ===</w:t>
-      </w:r>
-    </w:p>
-    <w:p>
-      <w:pPr>
-        <w:rPr>
-          <w:rFonts w:hint="eastAsia"/>
-        </w:rPr>
-      </w:pPr>
-      <w:r>
-        <w:rPr>
-          <w:rFonts w:hint="eastAsia"/>
-        </w:rPr>
-        <w:t>AUC Score: 0.8097560975609757</w:t>
-      </w:r>
-    </w:p>
-    <w:p>
-      <w:pPr>
-        <w:rPr>
-          <w:rFonts w:hint="eastAsia"/>
-        </w:rPr>
-      </w:pPr>
-      <w:r>
-        <w:rPr>
-          <w:rFonts w:hint="eastAsia"/>
-        </w:rPr>
-        <w:t>Balanced Accuracy: 0.6768292682926829</w:t>
-      </w:r>
-    </w:p>
-    <w:p>
-      <w:pPr>
-        <w:rPr>
-          <w:rFonts w:hint="eastAsia"/>
-        </w:rPr>
-      </w:pPr>
-      <w:r>
-        <w:rPr>
-          <w:rFonts w:hint="eastAsia"/>
-        </w:rPr>
-        <w:t>F1-Score: 0.47619047619047616</w:t>
-      </w:r>
-    </w:p>
-    <w:p>
-      <w:pPr>
-        <w:rPr>
-          <w:rFonts w:hint="eastAsia"/>
-        </w:rPr>
-      </w:pPr>
-      <w:r>
-        <w:rPr>
-          <w:rFonts w:hint="eastAsia"/>
-        </w:rPr>
-        <w:t>MCC: 0.341389166777308</w:t>
-      </w:r>
-    </w:p>
-    <w:p>
-      <w:pPr>
-        <w:rPr>
-          <w:rFonts w:hint="eastAsia"/>
-        </w:rPr>
-      </w:pPr>
-      <w:r>
-        <w:rPr>
-          <w:rFonts w:hint="eastAsia"/>
-        </w:rPr>
-        <w:t>Confusion Matrix:</w:t>
-      </w:r>
-    </w:p>
-    <w:p>
-      <w:pPr>
-        <w:rPr>
-          <w:rFonts w:hint="eastAsia"/>
-        </w:rPr>
-      </w:pPr>
-      <w:r>
-        <w:rPr>
-          <w:rFonts w:hint="eastAsia"/>
-        </w:rPr>
-        <w:t xml:space="preserve"> [[</w:t>
-      </w:r>
-      <w:proofErr w:type="gramStart"/>
-      <w:r>
-        <w:rPr>
-          <w:rFonts w:hint="eastAsia"/>
-        </w:rPr>
-        <w:t>35  6</w:t>
-      </w:r>
-      <w:proofErr w:type="gramEnd"/>
-      <w:r>
-        <w:rPr>
-          <w:rFonts w:hint="eastAsia"/>
-        </w:rPr>
-        <w:t>]</w:t>
-      </w:r>
-    </w:p>
-    <w:p>
-      <w:pPr>
-        <w:rPr>
-          <w:rFonts w:hint="eastAsia"/>
-        </w:rPr>
-      </w:pPr>
-      <w:r>
-        <w:rPr>
-          <w:rFonts w:hint="eastAsia"/>
-        </w:rPr>
-        <w:t xml:space="preserve"> [ </w:t>
-      </w:r>
-      <w:proofErr w:type="gramStart"/>
-      <w:r>
-        <w:rPr>
-          <w:rFonts w:hint="eastAsia"/>
-        </w:rPr>
-        <w:t>5  5</w:t>
-      </w:r>
-      <w:proofErr w:type="gramEnd"/>
-      <w:r>
-        <w:rPr>
-          <w:rFonts w:hint="eastAsia"/>
-        </w:rPr>
-        <w:t>]]</w:t>
-      </w:r>
-    </w:p>
-    <w:p>
-      <w:pPr>
-        <w:rPr>
-          <w:rFonts w:hint="eastAsia"/>
-        </w:rPr>
-      </w:pPr>
-    </w:p>
-    <w:p>
-      <w:pPr>
-        <w:rPr>
-          <w:rFonts w:hint="eastAsia"/>
-        </w:rPr>
-      </w:pPr>
-      <w:r>
-        <w:rPr>
-          <w:rFonts w:hint="eastAsia"/>
-        </w:rPr>
-        <w:t>=== 跨期验证集评估 ===</w:t>
-      </w:r>
-    </w:p>
-    <w:p>
-      <w:pPr>
-        <w:rPr>
-          <w:rFonts w:hint="eastAsia"/>
-        </w:rPr>
-      </w:pPr>
-      <w:r>
-        <w:rPr>
-          <w:rFonts w:hint="eastAsia"/>
-        </w:rPr>
-        <w:t>Validation AUC Score: 0.7189542483660131</w:t>
-      </w:r>
-    </w:p>
-    <w:p>
-      <w:pPr>
-        <w:rPr>
-          <w:rFonts w:hint="eastAsia"/>
-        </w:rPr>
-      </w:pPr>
-      <w:r>
-        <w:rPr>
-          <w:rFonts w:hint="eastAsia"/>
-        </w:rPr>
-        <w:t>Validation Balanced Accuracy: 0.5816993464052287</w:t>
-      </w:r>
-    </w:p>
-    <w:p>
-      <w:pPr>
-        <w:rPr>
-          <w:rFonts w:hint="eastAsia"/>
-        </w:rPr>
-      </w:pPr>
-      <w:r>
-        <w:rPr>
-          <w:rFonts w:hint="eastAsia"/>
-        </w:rPr>
-        <w:t>Validation F1-Score: 0.3076923076923077</w:t>
-      </w:r>
-    </w:p>
-    <w:p>
-      <w:pPr>
-        <w:rPr>
-          <w:rFonts w:hint="eastAsia"/>
-        </w:rPr>
-      </w:pPr>
-      <w:r>
-        <w:rPr>
-          <w:rFonts w:hint="eastAsia"/>
-        </w:rPr>
-        <w:t>Validation MCC: 0.22884793182545404</w:t>
-      </w:r>
-    </w:p>
-    <w:p>
-      <w:pPr>
-        <w:rPr>
-          <w:rFonts w:hint="eastAsia"/>
-        </w:rPr>
-      </w:pPr>
-      <w:r>
-        <w:rPr>
-          <w:rFonts w:hint="eastAsia"/>
-        </w:rPr>
-        <w:t>Validation Confusion Matrix:</w:t>
-      </w:r>
-    </w:p>
-    <w:p>
-      <w:pPr>
-        <w:rPr>
-          <w:rFonts w:hint="eastAsia"/>
-        </w:rPr>
-      </w:pPr>
-      <w:r>
-        <w:rPr>
-          <w:rFonts w:hint="eastAsia"/>
-        </w:rPr>
-        <w:t xml:space="preserve"> [[</w:t>
-      </w:r>
-      <w:proofErr w:type="gramStart"/>
-      <w:r>
-        <w:rPr>
-          <w:rFonts w:hint="eastAsia"/>
-        </w:rPr>
-        <w:t>32  2</w:t>
-      </w:r>
-      <w:proofErr w:type="gramEnd"/>
-      <w:r>
-        <w:rPr>
-          <w:rFonts w:hint="eastAsia"/>
-        </w:rPr>
-        <w:t>]</w:t>
-      </w:r>
-    </w:p>
-    <w:p>
-      <w:pPr>
-        <w:rPr>
-          <w:rFonts w:hint="eastAsia"/>
-        </w:rPr>
-      </w:pPr>
-      <w:r>
-        <w:rPr>
-          <w:rFonts w:hint="eastAsia"/>
-        </w:rPr>
-        <w:t xml:space="preserve"> [ </w:t>
-      </w:r>
-      <w:proofErr w:type="gramStart"/>
-      <w:r>
-        <w:rPr>
-          <w:rFonts w:hint="eastAsia"/>
-        </w:rPr>
-        <w:t>7  2</w:t>
-      </w:r>
-      <w:proofErr w:type="gramEnd"/>
-      <w:r>
-        <w:rPr>
-          <w:rFonts w:hint="eastAsia"/>
-        </w:rPr>
-        <w:t>]]</w:t>
-      </w:r>
-    </w:p>
-    <w:p>
-      <w:pPr>
-        <w:rPr>
-          <w:rFonts w:hint="eastAsia"/>
-        </w:rPr>
-      </w:pPr>
-    </w:p>
-    <w:p>
-      <w:pPr>
-        <w:rPr>
-          <w:rFonts w:hint="eastAsia"/>
-        </w:rPr>
-      </w:pPr>
-      <w:r>
-        <w:rPr>
-          <w:rFonts w:hint="eastAsia"/>
-        </w:rPr>
-        <w:t xml:space="preserve">['W7_26-32天_每日温差_MEAN', 'W7_19-25天_鸡舍温度-平均_RANGE', 'W7_5-11天_鸡舍温度-最低_MEAN', 'W7_26-32天_最高温度变化率_RANGE', 'GAS_COST', 'W7_19-25天_湿度内部平均_RANGE', 'DOCAMOUNT', 'W7_12-18天_鸡舍温度-平均_MEAN', 'W7_12-18天_鸡舍温度-最高_RANGE', 'W7_19-25天_鸡舍温度-最低_MEAN', 'DENSITY', 'W7_19-25天_最低温度变化率_RANGE', 'W7_5-11天_平均温度变化率_MEAN', 'W7_12-18天_鸡舍温度-最低_RANGE', 'W7_-2-4天_内外温差_RANGE', 'W7_12-18天_每日温差_MEAN', 'W7_19-25天_内外温差_RANGE', 'W7_19-25 </w:t>
-      </w:r>
-    </w:p>
-    <w:p>
-      <w:pPr>
-        <w:rPr>
-          <w:rFonts w:hint="eastAsia"/>
-        </w:rPr>
-      </w:pPr>
-      <w:r>
-        <w:rPr>
-          <w:rFonts w:hint="eastAsia"/>
-        </w:rPr>
-        <w:t>天_鸡舍温度-最高_RANGE', 'W7_-2-4天_鸡舍温度-最高_MEAN', 'W7_19-25天_鸡舍温度-最高_MEAN']</w:t>
-      </w:r>
-    </w:p>
-    <w:p>
-      <w:pPr>
-        <w:rPr>
-          <w:rFonts w:hint="eastAsia"/>
-        </w:rPr>
-      </w:pPr>
-    </w:p>
-    <w:p>
-      <w:pPr>
-        <w:rPr>
-          <w:rFonts w:hint="eastAsia"/>
-        </w:rPr>
-      </w:pPr>
-      <w:r>
-        <w:rPr>
-          <w:rFonts w:hint="eastAsia"/>
-        </w:rPr>
-        <w:t>回归模型</w:t>
-      </w:r>
-    </w:p>
-    <w:p>
-      <w:pPr>
-        <w:rPr>
-          <w:rFonts w:hint="eastAsia"/>
-        </w:rPr>
-      </w:pPr>
-      <w:r>
-        <w:rPr>
-          <w:rFonts w:hint="eastAsia"/>
-        </w:rPr>
-        <w:t>数据分割结果：</w:t>
-      </w:r>
-    </w:p>
-    <w:p>
-      <w:pPr>
-        <w:rPr>
-          <w:rFonts w:hint="eastAsia"/>
-        </w:rPr>
-      </w:pPr>
-      <w:r>
-        <w:rPr>
-          <w:rFonts w:hint="eastAsia"/>
-        </w:rPr>
-        <w:t>训练集大小: (118, 51)</w:t>
-      </w:r>
-    </w:p>
-    <w:p>
-      <w:pPr>
-        <w:rPr>
-          <w:rFonts w:hint="eastAsia"/>
-        </w:rPr>
-      </w:pPr>
-      <w:r>
-        <w:rPr>
-          <w:rFonts w:hint="eastAsia"/>
-        </w:rPr>
-        <w:t>测试</w:t>
-      </w:r>
-      <w:proofErr w:type="gramStart"/>
-      <w:r>
-        <w:rPr>
-          <w:rFonts w:hint="eastAsia"/>
-        </w:rPr>
-        <w:t>集大小</w:t>
-      </w:r>
-      <w:proofErr w:type="gramEnd"/>
-      <w:r>
-        <w:rPr>
-          <w:rFonts w:hint="eastAsia"/>
-        </w:rPr>
-        <w:t>: (51, 51)</w:t>
-      </w:r>
-    </w:p>
-    <w:p>
-      <w:pPr>
-        <w:rPr>
-          <w:rFonts w:hint="eastAsia"/>
-        </w:rPr>
-      </w:pPr>
-      <w:r>
-        <w:rPr>
-          <w:rFonts w:hint="eastAsia"/>
-        </w:rPr>
-        <w:t>验证</w:t>
-      </w:r>
-      <w:proofErr w:type="gramStart"/>
-      <w:r>
-        <w:rPr>
-          <w:rFonts w:hint="eastAsia"/>
-        </w:rPr>
-        <w:t>集大小</w:t>
-      </w:r>
-      <w:proofErr w:type="gramEnd"/>
-      <w:r>
-        <w:rPr>
-          <w:rFonts w:hint="eastAsia"/>
-        </w:rPr>
-        <w:t>: (43, 51)</w:t>
-      </w:r>
-    </w:p>
-    <w:p>
-      <w:pPr>
-        <w:rPr>
-          <w:rFonts w:hint="eastAsia"/>
-        </w:rPr>
-      </w:pPr>
-      <w:r>
-        <w:rPr>
-          <w:rFonts w:hint="eastAsia"/>
-        </w:rPr>
-        <w:t>RMSE: 0.011165052867851192</w:t>
-      </w:r>
-    </w:p>
-    <w:p>
-      <w:pPr>
-        <w:rPr>
-          <w:rFonts w:hint="eastAsia"/>
-        </w:rPr>
-      </w:pPr>
-      <w:r>
-        <w:rPr>
-          <w:rFonts w:hint="eastAsia"/>
-        </w:rPr>
         <w:t>MAE: 0.008559446495387028</w:t>
       </w:r>
     </w:p>
@@ -6410,7 +6404,6 @@
         <w:rPr>
           <w:rFonts w:hint="eastAsia"/>
         </w:rPr>
-        <w:lastRenderedPageBreak/>
         <w:t>R2 Score: 0.3258650038733868</w:t>
       </w:r>
     </w:p>
@@ -6906,6 +6899,7 @@
         <w:rPr>
           <w:rFonts w:hint="eastAsia"/>
         </w:rPr>
+        <w:lastRenderedPageBreak/>
         <w:t>训练集: 296 samples</w:t>
       </w:r>
     </w:p>
@@ -6919,21 +6913,703 @@
         <w:rPr>
           <w:rFonts w:hint="eastAsia"/>
         </w:rPr>
+        <w:t>测试集: 128 samples</w:t>
+      </w:r>
+    </w:p>
+    <w:p>
+      <w:pPr>
+        <w:rPr>
+          <w:rFonts w:hint="eastAsia"/>
+        </w:rPr>
+      </w:pPr>
+      <w:r>
+        <w:rPr>
+          <w:rFonts w:hint="eastAsia"/>
+        </w:rPr>
+        <w:t>验证集: 107 samples</w:t>
+      </w:r>
+    </w:p>
+    <w:p>
+      <w:pPr>
+        <w:rPr>
+          <w:rFonts w:hint="eastAsia"/>
+        </w:rPr>
+      </w:pPr>
+    </w:p>
+    <w:p>
+      <w:pPr>
+        <w:rPr>
+          <w:rFonts w:hint="eastAsia"/>
+        </w:rPr>
+      </w:pPr>
+      <w:r>
+        <w:rPr>
+          <w:rFonts w:hint="eastAsia"/>
+        </w:rPr>
+        <w:t>目标变量统计:</w:t>
+      </w:r>
+    </w:p>
+    <w:p>
+      <w:pPr>
+        <w:rPr>
+          <w:rFonts w:hint="eastAsia"/>
+        </w:rPr>
+      </w:pPr>
+      <w:r>
+        <w:rPr>
+          <w:rFonts w:hint="eastAsia"/>
+        </w:rPr>
+        <w:t xml:space="preserve"> - 训练集均值: 0.0895 ± 0.0462</w:t>
+      </w:r>
+    </w:p>
+    <w:p>
+      <w:pPr>
+        <w:rPr>
+          <w:rFonts w:hint="eastAsia"/>
+        </w:rPr>
+      </w:pPr>
+      <w:r>
+        <w:rPr>
+          <w:rFonts w:hint="eastAsia"/>
+        </w:rPr>
+        <w:t xml:space="preserve"> - 测试集均值: 0.0883 ± 0.0406</w:t>
+      </w:r>
+    </w:p>
+    <w:p>
+      <w:pPr>
+        <w:rPr>
+          <w:rFonts w:hint="eastAsia"/>
+        </w:rPr>
+      </w:pPr>
+      <w:r>
+        <w:rPr>
+          <w:rFonts w:hint="eastAsia"/>
+        </w:rPr>
+        <w:t xml:space="preserve"> - 验证集均值: 0.0889 ± 0.0443</w:t>
+      </w:r>
+    </w:p>
+    <w:p>
+      <w:pPr>
+        <w:rPr>
+          <w:rFonts w:hint="eastAsia"/>
+        </w:rPr>
+      </w:pPr>
+    </w:p>
+    <w:p>
+      <w:pPr>
+        <w:rPr>
+          <w:rFonts w:hint="eastAsia"/>
+        </w:rPr>
+      </w:pPr>
+      <w:r>
+        <w:rPr>
+          <w:rFonts w:hint="eastAsia"/>
+        </w:rPr>
+        <w:t>数据分割结果：</w:t>
+      </w:r>
+    </w:p>
+    <w:p>
+      <w:pPr>
+        <w:rPr>
+          <w:rFonts w:hint="eastAsia"/>
+        </w:rPr>
+      </w:pPr>
+      <w:r>
+        <w:rPr>
+          <w:rFonts w:hint="eastAsia"/>
+        </w:rPr>
+        <w:t>训练集大小: (296, 50)</w:t>
+      </w:r>
+    </w:p>
+    <w:p>
+      <w:pPr>
+        <w:rPr>
+          <w:rFonts w:hint="eastAsia"/>
+        </w:rPr>
+      </w:pPr>
+      <w:r>
+        <w:rPr>
+          <w:rFonts w:hint="eastAsia"/>
+        </w:rPr>
+        <w:t>测试</w:t>
+      </w:r>
+      <w:proofErr w:type="gramStart"/>
+      <w:r>
+        <w:rPr>
+          <w:rFonts w:hint="eastAsia"/>
+        </w:rPr>
+        <w:t>集大小</w:t>
+      </w:r>
+      <w:proofErr w:type="gramEnd"/>
+      <w:r>
+        <w:rPr>
+          <w:rFonts w:hint="eastAsia"/>
+        </w:rPr>
+        <w:t>: (128, 50)</w:t>
+      </w:r>
+    </w:p>
+    <w:p>
+      <w:pPr>
+        <w:rPr>
+          <w:rFonts w:hint="eastAsia"/>
+        </w:rPr>
+      </w:pPr>
+      <w:r>
+        <w:rPr>
+          <w:rFonts w:hint="eastAsia"/>
+        </w:rPr>
+        <w:t>验证</w:t>
+      </w:r>
+      <w:proofErr w:type="gramStart"/>
+      <w:r>
+        <w:rPr>
+          <w:rFonts w:hint="eastAsia"/>
+        </w:rPr>
+        <w:t>集大小</w:t>
+      </w:r>
+      <w:proofErr w:type="gramEnd"/>
+      <w:r>
+        <w:rPr>
+          <w:rFonts w:hint="eastAsia"/>
+        </w:rPr>
+        <w:t>: (107, 50)</w:t>
+      </w:r>
+    </w:p>
+    <w:p>
+      <w:pPr>
+        <w:rPr>
+          <w:rFonts w:hint="eastAsia"/>
+        </w:rPr>
+      </w:pPr>
+      <w:r>
+        <w:rPr>
+          <w:rFonts w:hint="eastAsia"/>
+        </w:rPr>
+        <w:t>RMSE: 0.03383597251851558</w:t>
+      </w:r>
+    </w:p>
+    <w:p>
+      <w:pPr>
+        <w:rPr>
+          <w:rFonts w:hint="eastAsia"/>
+        </w:rPr>
+      </w:pPr>
+      <w:r>
+        <w:rPr>
+          <w:rFonts w:hint="eastAsia"/>
+        </w:rPr>
+        <w:t>MAE: 0.02618177097147921</w:t>
+      </w:r>
+    </w:p>
+    <w:p>
+      <w:pPr>
+        <w:rPr>
+          <w:rFonts w:hint="eastAsia"/>
+        </w:rPr>
+      </w:pPr>
+      <w:r>
+        <w:rPr>
+          <w:rFonts w:hint="eastAsia"/>
+        </w:rPr>
+        <w:t>R2 Score: 0.30008771608282936</w:t>
+      </w:r>
+    </w:p>
+    <w:p>
+      <w:pPr>
+        <w:rPr>
+          <w:rFonts w:hint="eastAsia"/>
+        </w:rPr>
+      </w:pPr>
+      <w:r>
+        <w:rPr>
+          <w:rFonts w:hint="eastAsia"/>
+        </w:rPr>
+        <w:t>=== 跨期验证结果 ===</w:t>
+      </w:r>
+    </w:p>
+    <w:p>
+      <w:pPr>
+        <w:rPr>
+          <w:rFonts w:hint="eastAsia"/>
+        </w:rPr>
+      </w:pPr>
+      <w:r>
+        <w:rPr>
+          <w:rFonts w:hint="eastAsia"/>
+        </w:rPr>
+        <w:t>Validation RMSE: 0.0366 (Test RMSE: 0.0338)</w:t>
+      </w:r>
+    </w:p>
+    <w:p>
+      <w:pPr>
+        <w:rPr>
+          <w:rFonts w:hint="eastAsia"/>
+        </w:rPr>
+      </w:pPr>
+      <w:r>
+        <w:rPr>
+          <w:rFonts w:hint="eastAsia"/>
+        </w:rPr>
+        <w:t>Validation MAE: 0.0283 (Test MAE: 0.0262)</w:t>
+      </w:r>
+    </w:p>
+    <w:p>
+      <w:pPr>
+        <w:rPr>
+          <w:rFonts w:hint="eastAsia"/>
+        </w:rPr>
+      </w:pPr>
+      <w:r>
+        <w:rPr>
+          <w:rFonts w:hint="eastAsia"/>
+        </w:rPr>
+        <w:t>Validation R2: 0.3119 (Test R2: 0.3001)</w:t>
+      </w:r>
+    </w:p>
+    <w:p>
+      <w:pPr>
+        <w:rPr>
+          <w:rFonts w:hint="eastAsia"/>
+        </w:rPr>
+      </w:pPr>
+    </w:p>
+    <w:p>
+      <w:pPr>
+        <w:rPr>
+          <w:rFonts w:hint="eastAsia"/>
+        </w:rPr>
+      </w:pPr>
+    </w:p>
+    <w:p>
+      <w:pPr>
+        <w:rPr>
+          <w:rFonts w:hint="eastAsia"/>
+        </w:rPr>
+      </w:pPr>
+    </w:p>
+    <w:p>
+      <w:pPr>
+        <w:outlineLvl w:val="1"/>
+        <w:rPr>
+          <w:rFonts w:hint="eastAsia"/>
+        </w:rPr>
+      </w:pPr>
+      <w:r>
+        <w:rPr>
+          <w:rFonts w:hint="eastAsia"/>
+        </w:rPr>
+        <w:t>秋天</w:t>
+      </w:r>
+    </w:p>
+    <w:p>
+      <w:pPr>
+        <w:rPr>
+          <w:rFonts w:hint="eastAsia"/>
+        </w:rPr>
+      </w:pPr>
+    </w:p>
+    <w:p>
+      <w:pPr>
+        <w:rPr>
+          <w:rFonts w:hint="eastAsia"/>
+        </w:rPr>
+      </w:pPr>
+      <w:r>
+        <w:rPr>
+          <w:rFonts w:hint="eastAsia"/>
+        </w:rPr>
+        <w:t>=== 测试集评估 ===</w:t>
+      </w:r>
+    </w:p>
+    <w:p>
+      <w:pPr>
+        <w:rPr>
+          <w:rFonts w:hint="eastAsia"/>
+        </w:rPr>
+      </w:pPr>
+      <w:r>
+        <w:rPr>
+          <w:rFonts w:hint="eastAsia"/>
+        </w:rPr>
+        <w:t>AUC Score: 0.6470588235294117</w:t>
+      </w:r>
+    </w:p>
+    <w:p>
+      <w:pPr>
+        <w:rPr>
+          <w:rFonts w:hint="eastAsia"/>
+        </w:rPr>
+      </w:pPr>
+      <w:r>
+        <w:rPr>
+          <w:rFonts w:hint="eastAsia"/>
+        </w:rPr>
+        <w:t>Balanced Accuracy: 0.6289592760180995</w:t>
+      </w:r>
+    </w:p>
+    <w:p>
+      <w:pPr>
+        <w:rPr>
+          <w:rFonts w:hint="eastAsia"/>
+        </w:rPr>
+      </w:pPr>
+      <w:r>
+        <w:rPr>
+          <w:rFonts w:hint="eastAsia"/>
+        </w:rPr>
+        <w:t>F1-Score: 0.4117647058823529</w:t>
+      </w:r>
+    </w:p>
+    <w:p>
+      <w:pPr>
+        <w:rPr>
+          <w:rFonts w:hint="eastAsia"/>
+        </w:rPr>
+      </w:pPr>
+      <w:r>
+        <w:rPr>
+          <w:rFonts w:hint="eastAsia"/>
+        </w:rPr>
+        <w:t>MCC: 0.2579185520361991</w:t>
+      </w:r>
+    </w:p>
+    <w:p>
+      <w:pPr>
+        <w:rPr>
+          <w:rFonts w:hint="eastAsia"/>
+        </w:rPr>
+      </w:pPr>
+      <w:r>
+        <w:rPr>
+          <w:rFonts w:hint="eastAsia"/>
+        </w:rPr>
+        <w:t>Confusion Matrix:</w:t>
+      </w:r>
+    </w:p>
+    <w:p>
+      <w:pPr>
+        <w:rPr>
+          <w:rFonts w:hint="eastAsia"/>
+        </w:rPr>
+      </w:pPr>
+      <w:r>
+        <w:rPr>
+          <w:rFonts w:hint="eastAsia"/>
+        </w:rPr>
+        <w:t xml:space="preserve"> [[55 10]</w:t>
+      </w:r>
+    </w:p>
+    <w:p>
+      <w:pPr>
+        <w:rPr>
+          <w:rFonts w:hint="eastAsia"/>
+        </w:rPr>
+      </w:pPr>
+      <w:r>
+        <w:rPr>
+          <w:rFonts w:hint="eastAsia"/>
+        </w:rPr>
+        <w:t xml:space="preserve"> [</w:t>
+      </w:r>
+      <w:proofErr w:type="gramStart"/>
+      <w:r>
+        <w:rPr>
+          <w:rFonts w:hint="eastAsia"/>
+        </w:rPr>
+        <w:t>10  7</w:t>
+      </w:r>
+      <w:proofErr w:type="gramEnd"/>
+      <w:r>
+        <w:rPr>
+          <w:rFonts w:hint="eastAsia"/>
+        </w:rPr>
+        <w:t>]]</w:t>
+      </w:r>
+    </w:p>
+    <w:p>
+      <w:pPr>
+        <w:rPr>
+          <w:rFonts w:hint="eastAsia"/>
+        </w:rPr>
+      </w:pPr>
+    </w:p>
+    <w:p>
+      <w:pPr>
+        <w:rPr>
+          <w:rFonts w:hint="eastAsia"/>
+        </w:rPr>
+      </w:pPr>
+      <w:r>
+        <w:rPr>
+          <w:rFonts w:hint="eastAsia"/>
+        </w:rPr>
+        <w:t>=== 跨期验证集评估 ===</w:t>
+      </w:r>
+    </w:p>
+    <w:p>
+      <w:pPr>
+        <w:rPr>
+          <w:rFonts w:hint="eastAsia"/>
+        </w:rPr>
+      </w:pPr>
+      <w:r>
+        <w:rPr>
+          <w:rFonts w:hint="eastAsia"/>
+        </w:rPr>
+        <w:t>Validation AUC Score: 0.7156084656084657</w:t>
+      </w:r>
+    </w:p>
+    <w:p>
+      <w:pPr>
+        <w:rPr>
+          <w:rFonts w:hint="eastAsia"/>
+        </w:rPr>
+      </w:pPr>
+      <w:r>
+        <w:rPr>
+          <w:rFonts w:hint="eastAsia"/>
+        </w:rPr>
+        <w:t>Validation Balanced Accuracy: 0.5952380952380952</w:t>
+      </w:r>
+    </w:p>
+    <w:p>
+      <w:pPr>
+        <w:rPr>
+          <w:rFonts w:hint="eastAsia"/>
+        </w:rPr>
+      </w:pPr>
+      <w:r>
+        <w:rPr>
+          <w:rFonts w:hint="eastAsia"/>
+        </w:rPr>
+        <w:t>Validation F1-Score: 0.35714285714285715</w:t>
+      </w:r>
+    </w:p>
+    <w:p>
+      <w:pPr>
+        <w:rPr>
+          <w:rFonts w:hint="eastAsia"/>
+        </w:rPr>
+      </w:pPr>
+      <w:r>
+        <w:rPr>
+          <w:rFonts w:hint="eastAsia"/>
+        </w:rPr>
+        <w:t>Validation MCC: 0.19047619047619047</w:t>
+      </w:r>
+    </w:p>
+    <w:p>
+      <w:pPr>
+        <w:rPr>
+          <w:rFonts w:hint="eastAsia"/>
+        </w:rPr>
+      </w:pPr>
+      <w:r>
+        <w:rPr>
+          <w:rFonts w:hint="eastAsia"/>
+        </w:rPr>
+        <w:t>Validation Confusion Matrix:</w:t>
+      </w:r>
+    </w:p>
+    <w:p>
+      <w:pPr>
+        <w:rPr>
+          <w:rFonts w:hint="eastAsia"/>
+        </w:rPr>
+      </w:pPr>
+      <w:r>
+        <w:rPr>
+          <w:rFonts w:hint="eastAsia"/>
+        </w:rPr>
+        <w:t xml:space="preserve"> [[</w:t>
+      </w:r>
+      <w:proofErr w:type="gramStart"/>
+      <w:r>
+        <w:rPr>
+          <w:rFonts w:hint="eastAsia"/>
+        </w:rPr>
+        <w:t>45  9</w:t>
+      </w:r>
+      <w:proofErr w:type="gramEnd"/>
+      <w:r>
+        <w:rPr>
+          <w:rFonts w:hint="eastAsia"/>
+        </w:rPr>
+        <w:t>]</w:t>
+      </w:r>
+    </w:p>
+    <w:p>
+      <w:pPr>
+        <w:rPr>
+          <w:rFonts w:hint="eastAsia"/>
+        </w:rPr>
+      </w:pPr>
+      <w:r>
+        <w:rPr>
+          <w:rFonts w:hint="eastAsia"/>
+        </w:rPr>
+        <w:t xml:space="preserve"> [ </w:t>
+      </w:r>
+      <w:proofErr w:type="gramStart"/>
+      <w:r>
+        <w:rPr>
+          <w:rFonts w:hint="eastAsia"/>
+        </w:rPr>
+        <w:t>9  5</w:t>
+      </w:r>
+      <w:proofErr w:type="gramEnd"/>
+      <w:r>
+        <w:rPr>
+          <w:rFonts w:hint="eastAsia"/>
+        </w:rPr>
+        <w:t>]]</w:t>
+      </w:r>
+    </w:p>
+    <w:p>
+      <w:pPr>
+        <w:rPr>
+          <w:rFonts w:hint="eastAsia"/>
+        </w:rPr>
+      </w:pPr>
+    </w:p>
+    <w:p>
+      <w:pPr>
+        <w:rPr>
+          <w:rFonts w:hint="eastAsia"/>
+        </w:rPr>
+      </w:pPr>
+    </w:p>
+    <w:p>
+      <w:pPr>
+        <w:rPr>
+          <w:rFonts w:hint="eastAsia"/>
+        </w:rPr>
+      </w:pPr>
+      <w:r>
+        <w:rPr>
+          <w:rFonts w:hint="eastAsia"/>
+        </w:rPr>
         <w:lastRenderedPageBreak/>
-        <w:t>测试集: 128 samples</w:t>
-      </w:r>
-    </w:p>
-    <w:p>
-      <w:pPr>
-        <w:rPr>
-          <w:rFonts w:hint="eastAsia"/>
-        </w:rPr>
-      </w:pPr>
-      <w:r>
-        <w:rPr>
-          <w:rFonts w:hint="eastAsia"/>
-        </w:rPr>
-        <w:t>验证集: 107 samples</w:t>
+        <w:t>['</w:t>
+      </w:r>
+      <w:proofErr w:type="spellStart"/>
+      <w:r>
+        <w:rPr>
+          <w:rFonts w:hint="eastAsia"/>
+        </w:rPr>
+        <w:t>HARVESTSTATUS_month</w:t>
+      </w:r>
+      <w:proofErr w:type="spellEnd"/>
+      <w:r>
+        <w:rPr>
+          <w:rFonts w:hint="eastAsia"/>
+        </w:rPr>
+        <w:t xml:space="preserve">', 'W3_34-36天_平均温度变化率_MEAN', 'ELECTRICITY_COST', 'W3_34-36天_湿度内部平均_RANGE', 'W3_28-30天_湿度内部平均_RANGE', 'W3_10-12天_平均温度变化率_MEAN', 'W3_16-18天_最低温度变化率_MEAN', 'W3_28-30天_平均温度变化率_RANGE', 'W3_1-3天_最低温度变化率_MEAN', 'W3_19-21天_最 </w:t>
+      </w:r>
+    </w:p>
+    <w:p>
+      <w:pPr>
+        <w:rPr>
+          <w:rFonts w:hint="eastAsia"/>
+        </w:rPr>
+      </w:pPr>
+      <w:r>
+        <w:rPr>
+          <w:rFonts w:hint="eastAsia"/>
+        </w:rPr>
+        <w:t xml:space="preserve">低温度变化率_RANGE', 'W3_13-15天_鸡舍温度-平均_RANGE', 'W3_34-36天_最低温度变化率_MEAN', 'DOCAMOUNT', 'W3_31-33天_每日温差_MEAN', 'W3_7-9天_最低温 </w:t>
+      </w:r>
+    </w:p>
+    <w:p>
+      <w:pPr>
+        <w:rPr>
+          <w:rFonts w:hint="eastAsia"/>
+        </w:rPr>
+      </w:pPr>
+      <w:r>
+        <w:rPr>
+          <w:rFonts w:hint="eastAsia"/>
+        </w:rPr>
+        <w:t>度变化率_RANGE', 'W3_1-3天_鸡舍温度-平均_RANGE', 'W3_31-33天_内外温差_MEAN', 'W3_31-33天_鸡舍温度-最低_MEAN', 'W3_22-24天_每日温差_MEAN', 'W3_34-36天_内外温差_RANGE']</w:t>
+      </w:r>
+    </w:p>
+    <w:p>
+      <w:pPr>
+        <w:rPr>
+          <w:rFonts w:hint="eastAsia"/>
+        </w:rPr>
+      </w:pPr>
+    </w:p>
+    <w:p>
+      <w:pPr>
+        <w:rPr>
+          <w:rFonts w:hint="eastAsia"/>
+        </w:rPr>
+      </w:pPr>
+      <w:r>
+        <w:rPr>
+          <w:rFonts w:hint="eastAsia"/>
+        </w:rPr>
+        <w:t>回归模型</w:t>
+      </w:r>
+    </w:p>
+    <w:p>
+      <w:pPr>
+        <w:rPr>
+          <w:rFonts w:hint="eastAsia"/>
+        </w:rPr>
+      </w:pPr>
+    </w:p>
+    <w:p>
+      <w:pPr>
+        <w:rPr>
+          <w:rFonts w:hint="eastAsia"/>
+        </w:rPr>
+      </w:pPr>
+      <w:r>
+        <w:rPr>
+          <w:rFonts w:hint="eastAsia"/>
+        </w:rPr>
+        <w:t>=== 数据分割结果 ===</w:t>
+      </w:r>
+    </w:p>
+    <w:p>
+      <w:pPr>
+        <w:rPr>
+          <w:rFonts w:hint="eastAsia"/>
+        </w:rPr>
+      </w:pPr>
+      <w:r>
+        <w:rPr>
+          <w:rFonts w:hint="eastAsia"/>
+        </w:rPr>
+        <w:t>训练集: 189 samples</w:t>
+      </w:r>
+    </w:p>
+    <w:p>
+      <w:pPr>
+        <w:rPr>
+          <w:rFonts w:hint="eastAsia"/>
+        </w:rPr>
+      </w:pPr>
+      <w:r>
+        <w:rPr>
+          <w:rFonts w:hint="eastAsia"/>
+        </w:rPr>
+        <w:t>测试集: 82 samples</w:t>
+      </w:r>
+    </w:p>
+    <w:p>
+      <w:pPr>
+        <w:rPr>
+          <w:rFonts w:hint="eastAsia"/>
+        </w:rPr>
+      </w:pPr>
+      <w:r>
+        <w:rPr>
+          <w:rFonts w:hint="eastAsia"/>
+        </w:rPr>
+        <w:t>验证集: 68 samples</w:t>
       </w:r>
     </w:p>
     <w:p>
@@ -6966,33 +7642,33 @@
         <w:rPr>
           <w:rFonts w:hint="eastAsia"/>
         </w:rPr>
-        <w:t xml:space="preserve"> - 训练集均值: 0.0895 ± 0.0462</w:t>
-      </w:r>
-    </w:p>
-    <w:p>
-      <w:pPr>
-        <w:rPr>
-          <w:rFonts w:hint="eastAsia"/>
-        </w:rPr>
-      </w:pPr>
-      <w:r>
-        <w:rPr>
-          <w:rFonts w:hint="eastAsia"/>
-        </w:rPr>
-        <w:t xml:space="preserve"> - 测试集均值: 0.0883 ± 0.0406</w:t>
-      </w:r>
-    </w:p>
-    <w:p>
-      <w:pPr>
-        <w:rPr>
-          <w:rFonts w:hint="eastAsia"/>
-        </w:rPr>
-      </w:pPr>
-      <w:r>
-        <w:rPr>
-          <w:rFonts w:hint="eastAsia"/>
-        </w:rPr>
-        <w:t xml:space="preserve"> - 验证集均值: 0.0889 ± 0.0443</w:t>
+        <w:t xml:space="preserve"> - 训练集均值: 0.0524 ± 0.0187</w:t>
+      </w:r>
+    </w:p>
+    <w:p>
+      <w:pPr>
+        <w:rPr>
+          <w:rFonts w:hint="eastAsia"/>
+        </w:rPr>
+      </w:pPr>
+      <w:r>
+        <w:rPr>
+          <w:rFonts w:hint="eastAsia"/>
+        </w:rPr>
+        <w:t xml:space="preserve"> - 测试集均值: 0.0518 ± 0.0186</w:t>
+      </w:r>
+    </w:p>
+    <w:p>
+      <w:pPr>
+        <w:rPr>
+          <w:rFonts w:hint="eastAsia"/>
+        </w:rPr>
+      </w:pPr>
+      <w:r>
+        <w:rPr>
+          <w:rFonts w:hint="eastAsia"/>
+        </w:rPr>
+        <w:t xml:space="preserve"> - 验证集均值: 0.0503 ± 0.0158</w:t>
       </w:r>
     </w:p>
     <w:p>
@@ -7025,7 +7701,7 @@
         <w:rPr>
           <w:rFonts w:hint="eastAsia"/>
         </w:rPr>
-        <w:t>训练集大小: (296, 50)</w:t>
+        <w:t>训练集大小: (189, 50)</w:t>
       </w:r>
     </w:p>
     <w:p>
@@ -7052,7 +7728,7 @@
         <w:rPr>
           <w:rFonts w:hint="eastAsia"/>
         </w:rPr>
-        <w:t>: (128, 50)</w:t>
+        <w:t>: (82, 50)</w:t>
       </w:r>
     </w:p>
     <w:p>
@@ -7079,46 +7755,46 @@
         <w:rPr>
           <w:rFonts w:hint="eastAsia"/>
         </w:rPr>
-        <w:t>: (107, 50)</w:t>
-      </w:r>
-    </w:p>
-    <w:p>
-      <w:pPr>
-        <w:rPr>
-          <w:rFonts w:hint="eastAsia"/>
-        </w:rPr>
-      </w:pPr>
-      <w:r>
-        <w:rPr>
-          <w:rFonts w:hint="eastAsia"/>
-        </w:rPr>
-        <w:t>RMSE: 0.03383597251851558</w:t>
-      </w:r>
-    </w:p>
-    <w:p>
-      <w:pPr>
-        <w:rPr>
-          <w:rFonts w:hint="eastAsia"/>
-        </w:rPr>
-      </w:pPr>
-      <w:r>
-        <w:rPr>
-          <w:rFonts w:hint="eastAsia"/>
-        </w:rPr>
-        <w:t>MAE: 0.02618177097147921</w:t>
-      </w:r>
-    </w:p>
-    <w:p>
-      <w:pPr>
-        <w:rPr>
-          <w:rFonts w:hint="eastAsia"/>
-        </w:rPr>
-      </w:pPr>
-      <w:r>
-        <w:rPr>
-          <w:rFonts w:hint="eastAsia"/>
-        </w:rPr>
-        <w:t>R2 Score: 0.30008771608282936</w:t>
+        <w:t>: (68, 50)</w:t>
+      </w:r>
+    </w:p>
+    <w:p>
+      <w:pPr>
+        <w:rPr>
+          <w:rFonts w:hint="eastAsia"/>
+        </w:rPr>
+      </w:pPr>
+      <w:r>
+        <w:rPr>
+          <w:rFonts w:hint="eastAsia"/>
+        </w:rPr>
+        <w:t>RMSE: 0.014459645372739952</w:t>
+      </w:r>
+    </w:p>
+    <w:p>
+      <w:pPr>
+        <w:rPr>
+          <w:rFonts w:hint="eastAsia"/>
+        </w:rPr>
+      </w:pPr>
+      <w:r>
+        <w:rPr>
+          <w:rFonts w:hint="eastAsia"/>
+        </w:rPr>
+        <w:t>MAE: 0.010647791736700898</w:t>
+      </w:r>
+    </w:p>
+    <w:p>
+      <w:pPr>
+        <w:rPr>
+          <w:rFonts w:hint="eastAsia"/>
+        </w:rPr>
+      </w:pPr>
+      <w:r>
+        <w:rPr>
+          <w:rFonts w:hint="eastAsia"/>
+        </w:rPr>
+        <w:t>R2 Score: 0.38603804062289593</w:t>
       </w:r>
     </w:p>
     <w:p>
@@ -7144,41 +7820,34 @@
         <w:rPr>
           <w:rFonts w:hint="eastAsia"/>
         </w:rPr>
-        <w:t>Validation RMSE: 0.0366 (Test RMSE: 0.0338)</w:t>
-      </w:r>
-    </w:p>
-    <w:p>
-      <w:pPr>
-        <w:rPr>
-          <w:rFonts w:hint="eastAsia"/>
-        </w:rPr>
-      </w:pPr>
-      <w:r>
-        <w:rPr>
-          <w:rFonts w:hint="eastAsia"/>
-        </w:rPr>
-        <w:t>Validation MAE: 0.0283 (Test MAE: 0.0262)</w:t>
-      </w:r>
-    </w:p>
-    <w:p>
-      <w:pPr>
-        <w:rPr>
-          <w:rFonts w:hint="eastAsia"/>
-        </w:rPr>
-      </w:pPr>
-      <w:r>
-        <w:rPr>
-          <w:rFonts w:hint="eastAsia"/>
-        </w:rPr>
-        <w:t>Validation R2: 0.3119 (Test R2: 0.3001)</w:t>
-      </w:r>
-    </w:p>
-    <w:p>
-      <w:pPr>
-        <w:rPr>
-          <w:rFonts w:hint="eastAsia"/>
-        </w:rPr>
-      </w:pPr>
+        <w:t>Validation RMSE: 0.0135 (Test RMSE: 0.0145)</w:t>
+      </w:r>
+    </w:p>
+    <w:p>
+      <w:pPr>
+        <w:rPr>
+          <w:rFonts w:hint="eastAsia"/>
+        </w:rPr>
+      </w:pPr>
+      <w:r>
+        <w:rPr>
+          <w:rFonts w:hint="eastAsia"/>
+        </w:rPr>
+        <w:t>Validation MAE: 0.0112 (Test MAE: 0.0106)</w:t>
+      </w:r>
+    </w:p>
+    <w:p>
+      <w:pPr>
+        <w:rPr>
+          <w:rFonts w:hint="eastAsia"/>
+        </w:rPr>
+      </w:pPr>
+      <w:r>
+        <w:rPr>
+          <w:rFonts w:hint="eastAsia"/>
+        </w:rPr>
+        <w:t>Validation R2: 0.2574 (Test R2: 0.3860)</w:t>
+      </w:r>
     </w:p>
     <w:p>
       <w:pPr>
@@ -7205,7 +7874,7 @@
         <w:rPr>
           <w:rFonts w:hint="eastAsia"/>
         </w:rPr>
-        <w:t>秋天</w:t>
+        <w:t>夏天</w:t>
       </w:r>
     </w:p>
     <w:p>
@@ -7238,46 +7907,46 @@
         <w:rPr>
           <w:rFonts w:hint="eastAsia"/>
         </w:rPr>
-        <w:t>AUC Score: 0.6470588235294117</w:t>
-      </w:r>
-    </w:p>
-    <w:p>
-      <w:pPr>
-        <w:rPr>
-          <w:rFonts w:hint="eastAsia"/>
-        </w:rPr>
-      </w:pPr>
-      <w:r>
-        <w:rPr>
-          <w:rFonts w:hint="eastAsia"/>
-        </w:rPr>
-        <w:t>Balanced Accuracy: 0.6289592760180995</w:t>
-      </w:r>
-    </w:p>
-    <w:p>
-      <w:pPr>
-        <w:rPr>
-          <w:rFonts w:hint="eastAsia"/>
-        </w:rPr>
-      </w:pPr>
-      <w:r>
-        <w:rPr>
-          <w:rFonts w:hint="eastAsia"/>
-        </w:rPr>
-        <w:t>F1-Score: 0.4117647058823529</w:t>
-      </w:r>
-    </w:p>
-    <w:p>
-      <w:pPr>
-        <w:rPr>
-          <w:rFonts w:hint="eastAsia"/>
-        </w:rPr>
-      </w:pPr>
-      <w:r>
-        <w:rPr>
-          <w:rFonts w:hint="eastAsia"/>
-        </w:rPr>
-        <w:t>MCC: 0.2579185520361991</w:t>
+        <w:t>AUC Score: 0.7658536585365854</w:t>
+      </w:r>
+    </w:p>
+    <w:p>
+      <w:pPr>
+        <w:rPr>
+          <w:rFonts w:hint="eastAsia"/>
+        </w:rPr>
+      </w:pPr>
+      <w:r>
+        <w:rPr>
+          <w:rFonts w:hint="eastAsia"/>
+        </w:rPr>
+        <w:t>Balanced Accuracy: 0.6146341463414634</w:t>
+      </w:r>
+    </w:p>
+    <w:p>
+      <w:pPr>
+        <w:rPr>
+          <w:rFonts w:hint="eastAsia"/>
+        </w:rPr>
+      </w:pPr>
+      <w:r>
+        <w:rPr>
+          <w:rFonts w:hint="eastAsia"/>
+        </w:rPr>
+        <w:t>F1-Score: 0.38095238095238093</w:t>
+      </w:r>
+    </w:p>
+    <w:p>
+      <w:pPr>
+        <w:rPr>
+          <w:rFonts w:hint="eastAsia"/>
+        </w:rPr>
+      </w:pPr>
+      <w:r>
+        <w:rPr>
+          <w:rFonts w:hint="eastAsia"/>
+        </w:rPr>
+        <w:t>MCC: 0.2213143563935652</w:t>
       </w:r>
     </w:p>
     <w:p>
@@ -7303,33 +7972,48 @@
         <w:rPr>
           <w:rFonts w:hint="eastAsia"/>
         </w:rPr>
-        <w:t xml:space="preserve"> [[55 10]</w:t>
-      </w:r>
-    </w:p>
-    <w:p>
-      <w:pPr>
-        <w:rPr>
-          <w:rFonts w:hint="eastAsia"/>
-        </w:rPr>
-      </w:pPr>
-      <w:r>
-        <w:rPr>
-          <w:rFonts w:hint="eastAsia"/>
-        </w:rPr>
-        <w:t xml:space="preserve"> [</w:t>
+        <w:t xml:space="preserve"> [[</w:t>
       </w:r>
       <w:proofErr w:type="gramStart"/>
       <w:r>
         <w:rPr>
           <w:rFonts w:hint="eastAsia"/>
         </w:rPr>
-        <w:t>10  7</w:t>
+        <w:t>34  7</w:t>
       </w:r>
       <w:proofErr w:type="gramEnd"/>
       <w:r>
         <w:rPr>
           <w:rFonts w:hint="eastAsia"/>
         </w:rPr>
+        <w:t>]</w:t>
+      </w:r>
+    </w:p>
+    <w:p>
+      <w:pPr>
+        <w:rPr>
+          <w:rFonts w:hint="eastAsia"/>
+        </w:rPr>
+      </w:pPr>
+      <w:r>
+        <w:rPr>
+          <w:rFonts w:hint="eastAsia"/>
+        </w:rPr>
+        <w:lastRenderedPageBreak/>
+        <w:t xml:space="preserve"> [ </w:t>
+      </w:r>
+      <w:proofErr w:type="gramStart"/>
+      <w:r>
+        <w:rPr>
+          <w:rFonts w:hint="eastAsia"/>
+        </w:rPr>
+        <w:t>6  4</w:t>
+      </w:r>
+      <w:proofErr w:type="gramEnd"/>
+      <w:r>
+        <w:rPr>
+          <w:rFonts w:hint="eastAsia"/>
+        </w:rPr>
         <w:t>]]</w:t>
       </w:r>
     </w:p>
@@ -7363,46 +8047,46 @@
         <w:rPr>
           <w:rFonts w:hint="eastAsia"/>
         </w:rPr>
-        <w:t>Validation AUC Score: 0.7156084656084657</w:t>
-      </w:r>
-    </w:p>
-    <w:p>
-      <w:pPr>
-        <w:rPr>
-          <w:rFonts w:hint="eastAsia"/>
-        </w:rPr>
-      </w:pPr>
-      <w:r>
-        <w:rPr>
-          <w:rFonts w:hint="eastAsia"/>
-        </w:rPr>
-        <w:t>Validation Balanced Accuracy: 0.5952380952380952</w:t>
-      </w:r>
-    </w:p>
-    <w:p>
-      <w:pPr>
-        <w:rPr>
-          <w:rFonts w:hint="eastAsia"/>
-        </w:rPr>
-      </w:pPr>
-      <w:r>
-        <w:rPr>
-          <w:rFonts w:hint="eastAsia"/>
-        </w:rPr>
-        <w:t>Validation F1-Score: 0.35714285714285715</w:t>
-      </w:r>
-    </w:p>
-    <w:p>
-      <w:pPr>
-        <w:rPr>
-          <w:rFonts w:hint="eastAsia"/>
-        </w:rPr>
-      </w:pPr>
-      <w:r>
-        <w:rPr>
-          <w:rFonts w:hint="eastAsia"/>
-        </w:rPr>
-        <w:t>Validation MCC: 0.19047619047619047</w:t>
+        <w:t>Validation AUC Score: 0.6666666666666666</w:t>
+      </w:r>
+    </w:p>
+    <w:p>
+      <w:pPr>
+        <w:rPr>
+          <w:rFonts w:hint="eastAsia"/>
+        </w:rPr>
+      </w:pPr>
+      <w:r>
+        <w:rPr>
+          <w:rFonts w:hint="eastAsia"/>
+        </w:rPr>
+        <w:t>Validation Balanced Accuracy: 0.5931372549019608</w:t>
+      </w:r>
+    </w:p>
+    <w:p>
+      <w:pPr>
+        <w:rPr>
+          <w:rFonts w:hint="eastAsia"/>
+        </w:rPr>
+      </w:pPr>
+      <w:r>
+        <w:rPr>
+          <w:rFonts w:hint="eastAsia"/>
+        </w:rPr>
+        <w:t>Validation F1-Score: 0.35294117647058826</w:t>
+      </w:r>
+    </w:p>
+    <w:p>
+      <w:pPr>
+        <w:rPr>
+          <w:rFonts w:hint="eastAsia"/>
+        </w:rPr>
+      </w:pPr>
+      <w:r>
+        <w:rPr>
+          <w:rFonts w:hint="eastAsia"/>
+        </w:rPr>
+        <w:t>Validation MCC: 0.19473101465156212</w:t>
       </w:r>
     </w:p>
     <w:p>
@@ -7435,7 +8119,7 @@
         <w:rPr>
           <w:rFonts w:hint="eastAsia"/>
         </w:rPr>
-        <w:t>45  9</w:t>
+        <w:t>29  5</w:t>
       </w:r>
       <w:proofErr w:type="gramEnd"/>
       <w:r>
@@ -7462,7 +8146,7 @@
         <w:rPr>
           <w:rFonts w:hint="eastAsia"/>
         </w:rPr>
-        <w:t>9  5</w:t>
+        <w:t>6  3</w:t>
       </w:r>
       <w:proofErr w:type="gramEnd"/>
       <w:r>
@@ -7496,1040 +8180,1822 @@
         <w:rPr>
           <w:rFonts w:hint="eastAsia"/>
         </w:rPr>
-        <w:t>['</w:t>
+        <w:t>['W3_19-21天_平均温度变化率_RANGE', 'W3_16-18天_平均温度变化率_MEAN', 'W3_34-36天_鸡舍温度-最低_RANGE', 'W3_10-12天_鸡舍温度-平均_MEAN', 'W3_7-9天_鸡舍温度-最低_MEAN', 'GAS_COST', 'W3_10-12天_鸡舍温度-最低_MEAN', 'W3_28-30天_鸡舍温度-最低_MEAN', 'DOCAMOUNT', 'DENSITY', 'W3_13-15天_每日温差_MEAN', 'W3_-2-0天_鸡舍温度-最低_MEAN', 'W3_1-3天_鸡舍温度-平均_RANGE', 'W3_16-18天_鸡舍温度-最低_RANGE', 'W3_22-24天_鸡舍温度-最高_RANGE', 'W3_16-18天</w:t>
+      </w:r>
+    </w:p>
+    <w:p>
+      <w:pPr>
+        <w:rPr>
+          <w:rFonts w:hint="eastAsia"/>
+        </w:rPr>
+      </w:pPr>
+      <w:r>
+        <w:rPr>
+          <w:rFonts w:hint="eastAsia"/>
+        </w:rPr>
+        <w:t>_鸡舍温度-平均_RANGE', 'W3_16-18天_湿度内部平均_RANGE', 'W3_28-30天_每日温差_MEAN', 'W3_31-33天_湿度内部平均_MEAN', 'W3_13-15天_鸡舍温度-最低_RANGE']</w:t>
+      </w:r>
+    </w:p>
+    <w:p>
+      <w:pPr>
+        <w:rPr>
+          <w:rFonts w:hint="eastAsia"/>
+        </w:rPr>
+      </w:pPr>
+    </w:p>
+    <w:p>
+      <w:pPr>
+        <w:rPr>
+          <w:rFonts w:hint="eastAsia"/>
+        </w:rPr>
+      </w:pPr>
+    </w:p>
+    <w:p>
+      <w:pPr>
+        <w:rPr>
+          <w:rFonts w:hint="eastAsia"/>
+        </w:rPr>
+      </w:pPr>
+      <w:r>
+        <w:rPr>
+          <w:rFonts w:hint="eastAsia"/>
+        </w:rPr>
+        <w:t>回归模型</w:t>
+      </w:r>
+    </w:p>
+    <w:p>
+      <w:pPr>
+        <w:rPr>
+          <w:rFonts w:hint="eastAsia"/>
+        </w:rPr>
+      </w:pPr>
+    </w:p>
+    <w:p>
+      <w:pPr>
+        <w:rPr>
+          <w:rFonts w:hint="eastAsia"/>
+        </w:rPr>
+      </w:pPr>
+      <w:r>
+        <w:rPr>
+          <w:rFonts w:hint="eastAsia"/>
+        </w:rPr>
+        <w:t>=== 数据分割结果 ===</w:t>
+      </w:r>
+    </w:p>
+    <w:p>
+      <w:pPr>
+        <w:rPr>
+          <w:rFonts w:hint="eastAsia"/>
+        </w:rPr>
+      </w:pPr>
+      <w:r>
+        <w:rPr>
+          <w:rFonts w:hint="eastAsia"/>
+        </w:rPr>
+        <w:t>训练集: 118 samples</w:t>
+      </w:r>
+    </w:p>
+    <w:p>
+      <w:pPr>
+        <w:rPr>
+          <w:rFonts w:hint="eastAsia"/>
+        </w:rPr>
+      </w:pPr>
+      <w:r>
+        <w:rPr>
+          <w:rFonts w:hint="eastAsia"/>
+        </w:rPr>
+        <w:t>测试集: 51 samples</w:t>
+      </w:r>
+    </w:p>
+    <w:p>
+      <w:pPr>
+        <w:rPr>
+          <w:rFonts w:hint="eastAsia"/>
+        </w:rPr>
+      </w:pPr>
+      <w:r>
+        <w:rPr>
+          <w:rFonts w:hint="eastAsia"/>
+        </w:rPr>
+        <w:t>验证集: 43 samples</w:t>
+      </w:r>
+    </w:p>
+    <w:p>
+      <w:pPr>
+        <w:rPr>
+          <w:rFonts w:hint="eastAsia"/>
+        </w:rPr>
+      </w:pPr>
+    </w:p>
+    <w:p>
+      <w:pPr>
+        <w:rPr>
+          <w:rFonts w:hint="eastAsia"/>
+        </w:rPr>
+      </w:pPr>
+      <w:r>
+        <w:rPr>
+          <w:rFonts w:hint="eastAsia"/>
+        </w:rPr>
+        <w:t>目标变量统计:</w:t>
+      </w:r>
+    </w:p>
+    <w:p>
+      <w:pPr>
+        <w:rPr>
+          <w:rFonts w:hint="eastAsia"/>
+        </w:rPr>
+      </w:pPr>
+      <w:r>
+        <w:rPr>
+          <w:rFonts w:hint="eastAsia"/>
+        </w:rPr>
+        <w:t xml:space="preserve"> - 训练集均值: 0.0375 ± 0.0123</w:t>
+      </w:r>
+    </w:p>
+    <w:p>
+      <w:pPr>
+        <w:rPr>
+          <w:rFonts w:hint="eastAsia"/>
+        </w:rPr>
+      </w:pPr>
+      <w:r>
+        <w:rPr>
+          <w:rFonts w:hint="eastAsia"/>
+        </w:rPr>
+        <w:t xml:space="preserve"> - 测试集均值: 0.0382 ± 0.0137</w:t>
+      </w:r>
+    </w:p>
+    <w:p>
+      <w:pPr>
+        <w:rPr>
+          <w:rFonts w:hint="eastAsia"/>
+        </w:rPr>
+      </w:pPr>
+      <w:r>
+        <w:rPr>
+          <w:rFonts w:hint="eastAsia"/>
+        </w:rPr>
+        <w:t xml:space="preserve"> - 验证集均值: 0.0388 ± 0.0146</w:t>
+      </w:r>
+    </w:p>
+    <w:p>
+      <w:pPr>
+        <w:rPr>
+          <w:rFonts w:hint="eastAsia"/>
+        </w:rPr>
+      </w:pPr>
+    </w:p>
+    <w:p>
+      <w:pPr>
+        <w:rPr>
+          <w:rFonts w:hint="eastAsia"/>
+        </w:rPr>
+      </w:pPr>
+      <w:r>
+        <w:rPr>
+          <w:rFonts w:hint="eastAsia"/>
+        </w:rPr>
+        <w:t>数据分割结果：</w:t>
+      </w:r>
+    </w:p>
+    <w:p>
+      <w:pPr>
+        <w:rPr>
+          <w:rFonts w:hint="eastAsia"/>
+        </w:rPr>
+      </w:pPr>
+      <w:r>
+        <w:rPr>
+          <w:rFonts w:hint="eastAsia"/>
+        </w:rPr>
+        <w:t>训练集大小: (118, 51)</w:t>
+      </w:r>
+    </w:p>
+    <w:p>
+      <w:pPr>
+        <w:rPr>
+          <w:rFonts w:hint="eastAsia"/>
+        </w:rPr>
+      </w:pPr>
+      <w:r>
+        <w:rPr>
+          <w:rFonts w:hint="eastAsia"/>
+        </w:rPr>
+        <w:t>测试</w:t>
+      </w:r>
+      <w:proofErr w:type="gramStart"/>
+      <w:r>
+        <w:rPr>
+          <w:rFonts w:hint="eastAsia"/>
+        </w:rPr>
+        <w:t>集大小</w:t>
+      </w:r>
+      <w:proofErr w:type="gramEnd"/>
+      <w:r>
+        <w:rPr>
+          <w:rFonts w:hint="eastAsia"/>
+        </w:rPr>
+        <w:t>: (51, 51)</w:t>
+      </w:r>
+    </w:p>
+    <w:p>
+      <w:pPr>
+        <w:rPr>
+          <w:rFonts w:hint="eastAsia"/>
+        </w:rPr>
+      </w:pPr>
+      <w:r>
+        <w:rPr>
+          <w:rFonts w:hint="eastAsia"/>
+        </w:rPr>
+        <w:t>验证</w:t>
+      </w:r>
+      <w:proofErr w:type="gramStart"/>
+      <w:r>
+        <w:rPr>
+          <w:rFonts w:hint="eastAsia"/>
+        </w:rPr>
+        <w:t>集大小</w:t>
+      </w:r>
+      <w:proofErr w:type="gramEnd"/>
+      <w:r>
+        <w:rPr>
+          <w:rFonts w:hint="eastAsia"/>
+        </w:rPr>
+        <w:t>: (43, 51)</w:t>
+      </w:r>
+    </w:p>
+    <w:p>
+      <w:pPr>
+        <w:rPr>
+          <w:rFonts w:hint="eastAsia"/>
+        </w:rPr>
+      </w:pPr>
+      <w:r>
+        <w:rPr>
+          <w:rFonts w:hint="eastAsia"/>
+        </w:rPr>
+        <w:t>RMSE: 0.011443144996234517</w:t>
+      </w:r>
+    </w:p>
+    <w:p>
+      <w:pPr>
+        <w:rPr>
+          <w:rFonts w:hint="eastAsia"/>
+        </w:rPr>
+      </w:pPr>
+      <w:r>
+        <w:rPr>
+          <w:rFonts w:hint="eastAsia"/>
+        </w:rPr>
+        <w:t>MAE: 0.008415646570486554</w:t>
+      </w:r>
+    </w:p>
+    <w:p>
+      <w:pPr>
+        <w:rPr>
+          <w:rFonts w:hint="eastAsia"/>
+        </w:rPr>
+      </w:pPr>
+      <w:r>
+        <w:rPr>
+          <w:rFonts w:hint="eastAsia"/>
+        </w:rPr>
+        <w:t>R2 Score: 0.2918649232555417</w:t>
+      </w:r>
+    </w:p>
+    <w:p>
+      <w:pPr>
+        <w:rPr>
+          <w:rFonts w:hint="eastAsia"/>
+        </w:rPr>
+      </w:pPr>
+      <w:r>
+        <w:rPr>
+          <w:rFonts w:hint="eastAsia"/>
+        </w:rPr>
+        <w:t>=== 跨期验证结果 ===</w:t>
+      </w:r>
+    </w:p>
+    <w:p>
+      <w:pPr>
+        <w:rPr>
+          <w:rFonts w:hint="eastAsia"/>
+        </w:rPr>
+      </w:pPr>
+      <w:r>
+        <w:rPr>
+          <w:rFonts w:hint="eastAsia"/>
+        </w:rPr>
+        <w:t>Validation RMSE: 0.0125 (Test RMSE: 0.0114)</w:t>
+      </w:r>
+    </w:p>
+    <w:p>
+      <w:pPr>
+        <w:rPr>
+          <w:rFonts w:hint="eastAsia"/>
+        </w:rPr>
+      </w:pPr>
+      <w:r>
+        <w:rPr>
+          <w:rFonts w:hint="eastAsia"/>
+        </w:rPr>
+        <w:t>Validation MAE: 0.0085 (Test MAE: 0.0084)</w:t>
+      </w:r>
+    </w:p>
+    <w:p>
+      <w:r>
+        <w:rPr>
+          <w:rFonts w:hint="eastAsia"/>
+        </w:rPr>
+        <w:lastRenderedPageBreak/>
+        <w:t>Validation R2: 0.2493 (Test R2: 0.2919)</w:t>
+      </w:r>
+    </w:p>
+    <w:p/>
+    <w:p/>
+    <w:p/>
+    <w:p/>
+    <w:p>
+      <w:pPr>
+        <w:outlineLvl w:val="0"/>
+        <w:rPr>
+          <w:b/>
+          <w:bCs/>
+        </w:rPr>
+      </w:pPr>
+      <w:r>
+        <w:rPr>
+          <w:rFonts w:hint="eastAsia"/>
+          <w:b/>
+          <w:bCs/>
+        </w:rPr>
+        <w:t>日龄维度建模结果</w:t>
+      </w:r>
+    </w:p>
+    <w:p/>
+    <w:p>
+      <w:r>
+        <w:rPr>
+          <w:rFonts w:hint="eastAsia"/>
+        </w:rPr>
+        <w:t>全量样本按20%的比例划分正负样本，按分层抽样划分训练集、测试集和验证集</w:t>
+      </w:r>
+    </w:p>
+    <w:p>
+      <w:pPr>
+        <w:rPr>
+          <w:rFonts w:hint="eastAsia"/>
+        </w:rPr>
+      </w:pPr>
+    </w:p>
+    <w:p>
+      <w:pPr>
+        <w:rPr>
+          <w:rFonts w:hint="eastAsia"/>
+        </w:rPr>
+      </w:pPr>
+      <w:r>
+        <w:rPr>
+          <w:rFonts w:hint="eastAsia"/>
+        </w:rPr>
+        <w:t>=== 数据分割结果 ===</w:t>
+      </w:r>
+    </w:p>
+    <w:p>
+      <w:pPr>
+        <w:rPr>
+          <w:rFonts w:hint="eastAsia"/>
+        </w:rPr>
+      </w:pPr>
+      <w:r>
+        <w:rPr>
+          <w:rFonts w:hint="eastAsia"/>
+        </w:rPr>
+        <w:t>训练集: 22411 samples</w:t>
+      </w:r>
+    </w:p>
+    <w:p>
+      <w:pPr>
+        <w:rPr>
+          <w:rFonts w:hint="eastAsia"/>
+        </w:rPr>
+      </w:pPr>
+      <w:r>
+        <w:rPr>
+          <w:rFonts w:hint="eastAsia"/>
+        </w:rPr>
+        <w:t xml:space="preserve">测试集: 9605 samples </w:t>
+      </w:r>
+    </w:p>
+    <w:p>
+      <w:pPr>
+        <w:rPr>
+          <w:rFonts w:hint="eastAsia"/>
+        </w:rPr>
+      </w:pPr>
+      <w:r>
+        <w:rPr>
+          <w:rFonts w:hint="eastAsia"/>
+        </w:rPr>
+        <w:t xml:space="preserve">验证集: 8004 samples </w:t>
+      </w:r>
+    </w:p>
+    <w:p>
+      <w:pPr>
+        <w:rPr>
+          <w:rFonts w:hint="eastAsia"/>
+        </w:rPr>
+      </w:pPr>
+    </w:p>
+    <w:p>
+      <w:pPr>
+        <w:rPr>
+          <w:rFonts w:hint="eastAsia"/>
+        </w:rPr>
+      </w:pPr>
+      <w:r>
+        <w:rPr>
+          <w:rFonts w:hint="eastAsia"/>
+        </w:rPr>
+        <w:t>正样本比例:</w:t>
+      </w:r>
+    </w:p>
+    <w:p>
+      <w:pPr>
+        <w:rPr>
+          <w:rFonts w:hint="eastAsia"/>
+        </w:rPr>
+      </w:pPr>
+      <w:r>
+        <w:rPr>
+          <w:rFonts w:hint="eastAsia"/>
+        </w:rPr>
+        <w:t xml:space="preserve"> - 训练集: 20.00%</w:t>
+      </w:r>
+    </w:p>
+    <w:p>
+      <w:pPr>
+        <w:rPr>
+          <w:rFonts w:hint="eastAsia"/>
+        </w:rPr>
+      </w:pPr>
+      <w:r>
+        <w:rPr>
+          <w:rFonts w:hint="eastAsia"/>
+        </w:rPr>
+        <w:t xml:space="preserve"> - 测试集: 20.00%</w:t>
+      </w:r>
+    </w:p>
+    <w:p>
+      <w:pPr>
+        <w:rPr>
+          <w:rFonts w:hint="eastAsia"/>
+        </w:rPr>
+      </w:pPr>
+      <w:r>
+        <w:rPr>
+          <w:rFonts w:hint="eastAsia"/>
+        </w:rPr>
+        <w:t xml:space="preserve"> - 验证集: 20.00%</w:t>
+      </w:r>
+    </w:p>
+    <w:p>
+      <w:pPr>
+        <w:rPr>
+          <w:rFonts w:hint="eastAsia"/>
+        </w:rPr>
+      </w:pPr>
+    </w:p>
+    <w:p>
+      <w:pPr>
+        <w:rPr>
+          <w:rFonts w:hint="eastAsia"/>
+        </w:rPr>
+      </w:pPr>
+      <w:r>
+        <w:rPr>
+          <w:rFonts w:hint="eastAsia"/>
+        </w:rPr>
+        <w:t>数据分割结果：</w:t>
+      </w:r>
+    </w:p>
+    <w:p>
+      <w:pPr>
+        <w:rPr>
+          <w:rFonts w:hint="eastAsia"/>
+        </w:rPr>
+      </w:pPr>
+      <w:r>
+        <w:rPr>
+          <w:rFonts w:hint="eastAsia"/>
+        </w:rPr>
+        <w:t>训练集大小: (22411, 48)</w:t>
+      </w:r>
+    </w:p>
+    <w:p>
+      <w:pPr>
+        <w:rPr>
+          <w:rFonts w:hint="eastAsia"/>
+        </w:rPr>
+      </w:pPr>
+      <w:r>
+        <w:rPr>
+          <w:rFonts w:hint="eastAsia"/>
+        </w:rPr>
+        <w:t>测试</w:t>
+      </w:r>
+      <w:proofErr w:type="gramStart"/>
+      <w:r>
+        <w:rPr>
+          <w:rFonts w:hint="eastAsia"/>
+        </w:rPr>
+        <w:t>集大小</w:t>
+      </w:r>
+      <w:proofErr w:type="gramEnd"/>
+      <w:r>
+        <w:rPr>
+          <w:rFonts w:hint="eastAsia"/>
+        </w:rPr>
+        <w:t>: (9605, 48)</w:t>
+      </w:r>
+    </w:p>
+    <w:p>
+      <w:pPr>
+        <w:rPr>
+          <w:rFonts w:hint="eastAsia"/>
+        </w:rPr>
+      </w:pPr>
+      <w:r>
+        <w:rPr>
+          <w:rFonts w:hint="eastAsia"/>
+        </w:rPr>
+        <w:t>验证</w:t>
+      </w:r>
+      <w:proofErr w:type="gramStart"/>
+      <w:r>
+        <w:rPr>
+          <w:rFonts w:hint="eastAsia"/>
+        </w:rPr>
+        <w:t>集大小</w:t>
+      </w:r>
+      <w:proofErr w:type="gramEnd"/>
+      <w:r>
+        <w:rPr>
+          <w:rFonts w:hint="eastAsia"/>
+        </w:rPr>
+        <w:t>: (8004, 48)</w:t>
+      </w:r>
+    </w:p>
+    <w:p>
+      <w:pPr>
+        <w:rPr>
+          <w:rFonts w:hint="eastAsia"/>
+        </w:rPr>
+      </w:pPr>
+      <w:r>
+        <w:rPr>
+          <w:rFonts w:hint="eastAsia"/>
+        </w:rPr>
+        <w:t xml:space="preserve">训练集目标分布: </w:t>
       </w:r>
       <w:proofErr w:type="spellStart"/>
       <w:r>
         <w:rPr>
           <w:rFonts w:hint="eastAsia"/>
         </w:rPr>
-        <w:t>HARVESTSTATUS_month</w:t>
+        <w:t>Mortality_flg</w:t>
       </w:r>
       <w:proofErr w:type="spellEnd"/>
-      <w:r>
-        <w:rPr>
-          <w:rFonts w:hint="eastAsia"/>
-        </w:rPr>
-        <w:t xml:space="preserve">', 'W3_34-36天_平均温度变化率_MEAN', 'ELECTRICITY_COST', </w:t>
-      </w:r>
+    </w:p>
+    <w:p>
+      <w:pPr>
+        <w:rPr>
+          <w:rFonts w:hint="eastAsia"/>
+        </w:rPr>
+      </w:pPr>
+      <w:r>
+        <w:rPr>
+          <w:rFonts w:hint="eastAsia"/>
+        </w:rPr>
+        <w:t>0    17929</w:t>
+      </w:r>
+    </w:p>
+    <w:p>
+      <w:pPr>
+        <w:rPr>
+          <w:rFonts w:hint="eastAsia"/>
+        </w:rPr>
+      </w:pPr>
+      <w:r>
+        <w:rPr>
+          <w:rFonts w:hint="eastAsia"/>
+        </w:rPr>
+        <w:t>1     4482</w:t>
+      </w:r>
+    </w:p>
+    <w:p>
+      <w:pPr>
+        <w:rPr>
+          <w:rFonts w:hint="eastAsia"/>
+        </w:rPr>
+      </w:pPr>
+      <w:r>
+        <w:rPr>
+          <w:rFonts w:hint="eastAsia"/>
+        </w:rPr>
+        <w:t xml:space="preserve">Name: count, </w:t>
+      </w:r>
+      <w:proofErr w:type="spellStart"/>
+      <w:r>
+        <w:rPr>
+          <w:rFonts w:hint="eastAsia"/>
+        </w:rPr>
+        <w:t>dtype</w:t>
+      </w:r>
+      <w:proofErr w:type="spellEnd"/>
+      <w:r>
+        <w:rPr>
+          <w:rFonts w:hint="eastAsia"/>
+        </w:rPr>
+        <w:t>: int64</w:t>
+      </w:r>
+    </w:p>
+    <w:p>
+      <w:pPr>
+        <w:rPr>
+          <w:rFonts w:hint="eastAsia"/>
+        </w:rPr>
+      </w:pPr>
+      <w:r>
+        <w:rPr>
+          <w:rFonts w:hint="eastAsia"/>
+        </w:rPr>
+        <w:t>测试</w:t>
+      </w:r>
+      <w:proofErr w:type="gramStart"/>
+      <w:r>
+        <w:rPr>
+          <w:rFonts w:hint="eastAsia"/>
+        </w:rPr>
+        <w:t>集目标</w:t>
+      </w:r>
+      <w:proofErr w:type="gramEnd"/>
+      <w:r>
+        <w:rPr>
+          <w:rFonts w:hint="eastAsia"/>
+        </w:rPr>
+        <w:t xml:space="preserve">分布: </w:t>
+      </w:r>
+      <w:proofErr w:type="spellStart"/>
+      <w:r>
+        <w:rPr>
+          <w:rFonts w:hint="eastAsia"/>
+        </w:rPr>
+        <w:t>Mortality_flg</w:t>
+      </w:r>
+      <w:proofErr w:type="spellEnd"/>
+    </w:p>
+    <w:p>
+      <w:pPr>
+        <w:rPr>
+          <w:rFonts w:hint="eastAsia"/>
+        </w:rPr>
+      </w:pPr>
+      <w:r>
+        <w:rPr>
+          <w:rFonts w:hint="eastAsia"/>
+        </w:rPr>
+        <w:t>0    7684</w:t>
+      </w:r>
+    </w:p>
+    <w:p>
+      <w:pPr>
+        <w:rPr>
+          <w:rFonts w:hint="eastAsia"/>
+        </w:rPr>
+      </w:pPr>
+      <w:r>
+        <w:rPr>
+          <w:rFonts w:hint="eastAsia"/>
+        </w:rPr>
+        <w:t>1    1921</w:t>
+      </w:r>
+    </w:p>
+    <w:p>
+      <w:pPr>
+        <w:rPr>
+          <w:rFonts w:hint="eastAsia"/>
+        </w:rPr>
+      </w:pPr>
+      <w:r>
+        <w:rPr>
+          <w:rFonts w:hint="eastAsia"/>
+        </w:rPr>
+        <w:t xml:space="preserve">Name: count, </w:t>
+      </w:r>
+      <w:proofErr w:type="spellStart"/>
+      <w:r>
+        <w:rPr>
+          <w:rFonts w:hint="eastAsia"/>
+        </w:rPr>
+        <w:t>dtype</w:t>
+      </w:r>
+      <w:proofErr w:type="spellEnd"/>
+      <w:r>
+        <w:rPr>
+          <w:rFonts w:hint="eastAsia"/>
+        </w:rPr>
+        <w:t>: int64</w:t>
+      </w:r>
+    </w:p>
+    <w:p>
+      <w:pPr>
+        <w:rPr>
+          <w:rFonts w:hint="eastAsia"/>
+        </w:rPr>
+      </w:pPr>
+      <w:r>
+        <w:rPr>
+          <w:rFonts w:hint="eastAsia"/>
+        </w:rPr>
+        <w:t>验证</w:t>
+      </w:r>
+      <w:proofErr w:type="gramStart"/>
+      <w:r>
+        <w:rPr>
+          <w:rFonts w:hint="eastAsia"/>
+        </w:rPr>
+        <w:t>集目标</w:t>
+      </w:r>
+      <w:proofErr w:type="gramEnd"/>
+      <w:r>
+        <w:rPr>
+          <w:rFonts w:hint="eastAsia"/>
+        </w:rPr>
+        <w:t xml:space="preserve">分布: </w:t>
+      </w:r>
+      <w:proofErr w:type="spellStart"/>
+      <w:r>
+        <w:rPr>
+          <w:rFonts w:hint="eastAsia"/>
+        </w:rPr>
+        <w:t>Mortality_flg</w:t>
+      </w:r>
+      <w:proofErr w:type="spellEnd"/>
+    </w:p>
+    <w:p>
+      <w:pPr>
+        <w:rPr>
+          <w:rFonts w:hint="eastAsia"/>
+        </w:rPr>
+      </w:pPr>
+      <w:r>
+        <w:rPr>
+          <w:rFonts w:hint="eastAsia"/>
+        </w:rPr>
+        <w:t>0    6403</w:t>
+      </w:r>
+    </w:p>
+    <w:p>
+      <w:pPr>
+        <w:rPr>
+          <w:rFonts w:hint="eastAsia"/>
+        </w:rPr>
+      </w:pPr>
+      <w:r>
+        <w:rPr>
+          <w:rFonts w:hint="eastAsia"/>
+        </w:rPr>
+        <w:t>1    1601</w:t>
+      </w:r>
+    </w:p>
+    <w:p>
+      <w:pPr>
+        <w:rPr>
+          <w:rFonts w:hint="eastAsia"/>
+        </w:rPr>
+      </w:pPr>
+      <w:r>
+        <w:rPr>
+          <w:rFonts w:hint="eastAsia"/>
+        </w:rPr>
+        <w:t xml:space="preserve">Name: count, </w:t>
+      </w:r>
+      <w:proofErr w:type="spellStart"/>
+      <w:r>
+        <w:rPr>
+          <w:rFonts w:hint="eastAsia"/>
+        </w:rPr>
+        <w:t>dtype</w:t>
+      </w:r>
+      <w:proofErr w:type="spellEnd"/>
+      <w:r>
+        <w:rPr>
+          <w:rFonts w:hint="eastAsia"/>
+        </w:rPr>
+        <w:t>: int64</w:t>
+      </w:r>
+    </w:p>
+    <w:p>
+      <w:pPr>
+        <w:rPr>
+          <w:rFonts w:hint="eastAsia"/>
+        </w:rPr>
+      </w:pPr>
+    </w:p>
+    <w:p>
+      <w:pPr>
+        <w:rPr>
+          <w:rFonts w:hint="eastAsia"/>
+        </w:rPr>
+      </w:pPr>
+      <w:r>
+        <w:rPr>
+          <w:rFonts w:hint="eastAsia"/>
+        </w:rPr>
+        <w:t>=== 测试集评估 ===</w:t>
+      </w:r>
+    </w:p>
+    <w:p>
+      <w:pPr>
+        <w:rPr>
+          <w:rFonts w:hint="eastAsia"/>
+        </w:rPr>
+      </w:pPr>
+      <w:r>
+        <w:rPr>
+          <w:rFonts w:hint="eastAsia"/>
+        </w:rPr>
+        <w:t>AUC Score: 0.8116281226619074</w:t>
+      </w:r>
+    </w:p>
+    <w:p>
+      <w:pPr>
+        <w:rPr>
+          <w:rFonts w:hint="eastAsia"/>
+        </w:rPr>
+      </w:pPr>
+      <w:r>
+        <w:rPr>
+          <w:rFonts w:hint="eastAsia"/>
+        </w:rPr>
+        <w:t>Balanced Accuracy: 0.7123893805309734</w:t>
+      </w:r>
+    </w:p>
+    <w:p>
+      <w:pPr>
+        <w:rPr>
+          <w:rFonts w:hint="eastAsia"/>
+        </w:rPr>
+      </w:pPr>
+      <w:r>
+        <w:rPr>
+          <w:rFonts w:hint="eastAsia"/>
+        </w:rPr>
+        <w:t>F1-Score: 0.5398230088495575</w:t>
+      </w:r>
+    </w:p>
+    <w:p>
+      <w:pPr>
+        <w:rPr>
+          <w:rFonts w:hint="eastAsia"/>
+        </w:rPr>
+      </w:pPr>
+      <w:r>
+        <w:rPr>
+          <w:rFonts w:hint="eastAsia"/>
+        </w:rPr>
+        <w:t>MCC: 0.4247787610619469</w:t>
+      </w:r>
+    </w:p>
+    <w:p>
+      <w:pPr>
+        <w:rPr>
+          <w:rFonts w:hint="eastAsia"/>
+        </w:rPr>
+      </w:pPr>
+      <w:r>
+        <w:rPr>
+          <w:rFonts w:hint="eastAsia"/>
+        </w:rPr>
+        <w:t>Confusion Matrix:</w:t>
+      </w:r>
+    </w:p>
+    <w:p>
+      <w:pPr>
+        <w:rPr>
+          <w:rFonts w:hint="eastAsia"/>
+        </w:rPr>
+      </w:pPr>
+      <w:r>
+        <w:rPr>
+          <w:rFonts w:hint="eastAsia"/>
+        </w:rPr>
+        <w:t xml:space="preserve"> [[</w:t>
+      </w:r>
+      <w:proofErr w:type="gramStart"/>
+      <w:r>
+        <w:rPr>
+          <w:rFonts w:hint="eastAsia"/>
+        </w:rPr>
+        <w:t>6800  884</w:t>
+      </w:r>
+      <w:proofErr w:type="gramEnd"/>
+      <w:r>
+        <w:rPr>
+          <w:rFonts w:hint="eastAsia"/>
+        </w:rPr>
+        <w:t>]</w:t>
+      </w:r>
+    </w:p>
+    <w:p>
+      <w:pPr>
+        <w:rPr>
+          <w:rFonts w:hint="eastAsia"/>
+        </w:rPr>
+      </w:pPr>
+      <w:r>
+        <w:rPr>
+          <w:rFonts w:hint="eastAsia"/>
+        </w:rPr>
+        <w:t xml:space="preserve"> </w:t>
+      </w:r>
+      <w:proofErr w:type="gramStart"/>
+      <w:r>
+        <w:rPr>
+          <w:rFonts w:hint="eastAsia"/>
+        </w:rPr>
+        <w:t>[ 884</w:t>
+      </w:r>
+      <w:proofErr w:type="gramEnd"/>
+      <w:r>
+        <w:rPr>
+          <w:rFonts w:hint="eastAsia"/>
+        </w:rPr>
+        <w:t xml:space="preserve"> 1037]]</w:t>
+      </w:r>
+    </w:p>
+    <w:p>
+      <w:pPr>
+        <w:rPr>
+          <w:rFonts w:hint="eastAsia"/>
+        </w:rPr>
+      </w:pPr>
+    </w:p>
+    <w:p>
+      <w:pPr>
+        <w:rPr>
+          <w:rFonts w:hint="eastAsia"/>
+        </w:rPr>
+      </w:pPr>
+      <w:r>
+        <w:rPr>
+          <w:rFonts w:hint="eastAsia"/>
+        </w:rPr>
+        <w:t>=== 跨期验证集评估 ===</w:t>
+      </w:r>
+    </w:p>
+    <w:p>
+      <w:pPr>
+        <w:rPr>
+          <w:rFonts w:hint="eastAsia"/>
+        </w:rPr>
+      </w:pPr>
+      <w:r>
+        <w:rPr>
+          <w:rFonts w:hint="eastAsia"/>
+        </w:rPr>
+        <w:t>Validation AUC Score: 0.8222152561021375</w:t>
+      </w:r>
+    </w:p>
+    <w:p>
+      <w:pPr>
+        <w:rPr>
+          <w:rFonts w:hint="eastAsia"/>
+        </w:rPr>
+      </w:pPr>
+      <w:r>
+        <w:rPr>
+          <w:rFonts w:hint="eastAsia"/>
+        </w:rPr>
+        <w:t>Validation Balanced Accuracy: 0.7200876814165127</w:t>
+      </w:r>
+    </w:p>
+    <w:p>
+      <w:pPr>
+        <w:rPr>
+          <w:rFonts w:hint="eastAsia"/>
+        </w:rPr>
+      </w:pPr>
+      <w:r>
+        <w:rPr>
+          <w:rFonts w:hint="eastAsia"/>
+        </w:rPr>
+        <w:t>Validation F1-Score: 0.5502776064157927</w:t>
+      </w:r>
+    </w:p>
+    <w:p>
+      <w:pPr>
+        <w:rPr>
+          <w:rFonts w:hint="eastAsia"/>
+        </w:rPr>
+      </w:pPr>
+      <w:r>
+        <w:rPr>
+          <w:rFonts w:hint="eastAsia"/>
+        </w:rPr>
+        <w:t>Validation MCC: 0.4361419847802028</w:t>
+      </w:r>
+    </w:p>
+    <w:p>
+      <w:pPr>
+        <w:rPr>
+          <w:rFonts w:hint="eastAsia"/>
+        </w:rPr>
+      </w:pPr>
+      <w:r>
+        <w:rPr>
+          <w:rFonts w:hint="eastAsia"/>
+        </w:rPr>
+        <w:t>Validation Confusion Matrix:</w:t>
+      </w:r>
+    </w:p>
+    <w:p>
+      <w:pPr>
+        <w:rPr>
+          <w:rFonts w:hint="eastAsia"/>
+        </w:rPr>
+      </w:pPr>
+      <w:r>
+        <w:rPr>
+          <w:rFonts w:hint="eastAsia"/>
+        </w:rPr>
+        <w:t xml:space="preserve"> [[</w:t>
+      </w:r>
+      <w:proofErr w:type="gramStart"/>
+      <w:r>
+        <w:rPr>
+          <w:rFonts w:hint="eastAsia"/>
+        </w:rPr>
+        <w:t>5654  749</w:t>
+      </w:r>
+      <w:proofErr w:type="gramEnd"/>
+      <w:r>
+        <w:rPr>
+          <w:rFonts w:hint="eastAsia"/>
+        </w:rPr>
+        <w:t>]</w:t>
+      </w:r>
+    </w:p>
+    <w:p>
+      <w:r>
+        <w:rPr>
+          <w:rFonts w:hint="eastAsia"/>
+        </w:rPr>
+        <w:t xml:space="preserve"> [ </w:t>
+      </w:r>
+      <w:proofErr w:type="gramStart"/>
+      <w:r>
+        <w:rPr>
+          <w:rFonts w:hint="eastAsia"/>
+        </w:rPr>
+        <w:t>709  892</w:t>
+      </w:r>
+      <w:proofErr w:type="gramEnd"/>
+      <w:r>
+        <w:rPr>
+          <w:rFonts w:hint="eastAsia"/>
+        </w:rPr>
+        <w:t>]]</w:t>
+      </w:r>
+    </w:p>
+    <w:p/>
+    <w:p/>
+    <w:p>
+      <w:pPr>
+        <w:rPr>
+          <w:rFonts w:hint="eastAsia"/>
+        </w:rPr>
+      </w:pPr>
+      <w:r>
+        <w:rPr>
+          <w:rFonts w:hint="eastAsia"/>
+        </w:rPr>
+        <w:t>Feature    Importance</w:t>
+      </w:r>
+    </w:p>
+    <w:p>
+      <w:pPr>
+        <w:rPr>
+          <w:rFonts w:hint="eastAsia"/>
+        </w:rPr>
+      </w:pPr>
+      <w:r>
+        <w:rPr>
+          <w:rFonts w:hint="eastAsia"/>
+        </w:rPr>
+        <w:t>0        温度1-平均_max  12793.999753</w:t>
+      </w:r>
+    </w:p>
+    <w:p>
+      <w:pPr>
+        <w:rPr>
+          <w:rFonts w:hint="eastAsia"/>
+        </w:rPr>
+      </w:pPr>
+      <w:r>
+        <w:rPr>
+          <w:rFonts w:hint="eastAsia"/>
+        </w:rPr>
+        <w:t>47            Month   9703.287341</w:t>
+      </w:r>
+    </w:p>
+    <w:p>
+      <w:pPr>
+        <w:rPr>
+          <w:rFonts w:hint="eastAsia"/>
+        </w:rPr>
+      </w:pPr>
+      <w:r>
+        <w:rPr>
+          <w:rFonts w:hint="eastAsia"/>
+        </w:rPr>
+        <w:t>11      温度1平均_前7天变化   7351.389942</w:t>
+      </w:r>
+    </w:p>
+    <w:p>
+      <w:pPr>
+        <w:rPr>
+          <w:rFonts w:hint="eastAsia"/>
+        </w:rPr>
+      </w:pPr>
+      <w:r>
+        <w:rPr>
+          <w:rFonts w:hint="eastAsia"/>
+        </w:rPr>
+        <w:t>14  鸡舍最低温度_前5天变化百分比   4986.647648</w:t>
+      </w:r>
+    </w:p>
+    <w:p>
+      <w:pPr>
+        <w:rPr>
+          <w:rFonts w:hint="eastAsia"/>
+        </w:rPr>
+      </w:pPr>
+      <w:r>
+        <w:rPr>
+          <w:rFonts w:hint="eastAsia"/>
+        </w:rPr>
+        <w:t>3          内外温差_max   4053.220730</w:t>
+      </w:r>
+    </w:p>
+    <w:p>
+      <w:pPr>
+        <w:rPr>
+          <w:rFonts w:hint="eastAsia"/>
+        </w:rPr>
+      </w:pPr>
+      <w:r>
+        <w:rPr>
+          <w:rFonts w:hint="eastAsia"/>
+        </w:rPr>
+        <w:t>13  鸡舍最低温度_前3天变化百分比   2904.390487</w:t>
+      </w:r>
+    </w:p>
+    <w:p>
+      <w:pPr>
+        <w:rPr>
+          <w:rFonts w:hint="eastAsia"/>
+        </w:rPr>
+      </w:pPr>
+      <w:r>
+        <w:rPr>
+          <w:rFonts w:hint="eastAsia"/>
+        </w:rPr>
+        <w:t>7           最低温度变化率   2500.525092</w:t>
+      </w:r>
+    </w:p>
+    <w:p>
+      <w:pPr>
+        <w:rPr>
+          <w:rFonts w:hint="eastAsia"/>
+        </w:rPr>
+      </w:pPr>
+      <w:r>
+        <w:rPr>
+          <w:rFonts w:hint="eastAsia"/>
+        </w:rPr>
+        <w:t>18    内外温差_前3天变化百分比   2496.962384</w:t>
+      </w:r>
+    </w:p>
+    <w:p>
+      <w:pPr>
+        <w:rPr>
+          <w:rFonts w:hint="eastAsia"/>
+        </w:rPr>
+      </w:pPr>
+      <w:r>
+        <w:rPr>
+          <w:rFonts w:hint="eastAsia"/>
+        </w:rPr>
+        <w:t>12     鸡舍最低温度_前1天变化   2128.123039</w:t>
+      </w:r>
+    </w:p>
+    <w:p>
+      <w:pPr>
+        <w:rPr>
+          <w:rFonts w:hint="eastAsia"/>
+        </w:rPr>
+      </w:pPr>
+      <w:r>
+        <w:rPr>
+          <w:rFonts w:hint="eastAsia"/>
+        </w:rPr>
+        <w:t>10      温度1平均_前5天变化   1582.142887</w:t>
+      </w:r>
+    </w:p>
+    <w:p>
+      <w:pPr>
+        <w:rPr>
+          <w:rFonts w:hint="eastAsia"/>
+        </w:rPr>
+      </w:pPr>
+      <w:r>
+        <w:rPr>
+          <w:rFonts w:hint="eastAsia"/>
+        </w:rPr>
+        <w:t>5           平均温度变化率   1568.111460</w:t>
+      </w:r>
+    </w:p>
+    <w:p>
+      <w:pPr>
+        <w:rPr>
+          <w:rFonts w:hint="eastAsia"/>
+        </w:rPr>
+      </w:pPr>
+      <w:r>
+        <w:rPr>
+          <w:rFonts w:hint="eastAsia"/>
+        </w:rPr>
+        <w:t>20    内外温差_前5天变化百分比   1183.541633</w:t>
+      </w:r>
+    </w:p>
+    <w:p>
+      <w:pPr>
+        <w:rPr>
+          <w:rFonts w:hint="eastAsia"/>
+        </w:rPr>
+      </w:pPr>
+      <w:r>
+        <w:rPr>
+          <w:rFonts w:hint="eastAsia"/>
+        </w:rPr>
+        <w:t>39         每日温差_前3天   1138.463348</w:t>
+      </w:r>
+    </w:p>
+    <w:p>
+      <w:pPr>
+        <w:rPr>
+          <w:rFonts w:hint="eastAsia"/>
+        </w:rPr>
+      </w:pPr>
+      <w:r>
+        <w:rPr>
+          <w:rFonts w:hint="eastAsia"/>
+        </w:rPr>
+        <w:t>2        湿度内部平均_min   1121.200251</w:t>
+      </w:r>
+    </w:p>
+    <w:p>
+      <w:pPr>
+        <w:rPr>
+          <w:rFonts w:hint="eastAsia"/>
+        </w:rPr>
+      </w:pPr>
+      <w:r>
+        <w:rPr>
+          <w:rFonts w:hint="eastAsia"/>
+        </w:rPr>
+        <w:t>45         每日温差_前7天   1112.605345</w:t>
+      </w:r>
+    </w:p>
+    <w:p>
+      <w:pPr>
+        <w:rPr>
+          <w:rFonts w:hint="eastAsia"/>
+        </w:rPr>
+      </w:pPr>
+      <w:r>
+        <w:rPr>
+          <w:rFonts w:hint="eastAsia"/>
+        </w:rPr>
+        <w:t>9       温度1平均_前3天变化   1094.459805</w:t>
+      </w:r>
+    </w:p>
+    <w:p>
+      <w:pPr>
+        <w:rPr>
+          <w:rFonts w:hint="eastAsia"/>
+        </w:rPr>
+      </w:pPr>
+      <w:r>
+        <w:rPr>
+          <w:rFonts w:hint="eastAsia"/>
+        </w:rPr>
+        <w:t>8       温度1平均_前1天变化   1044.056226</w:t>
+      </w:r>
+    </w:p>
+    <w:p>
+      <w:pPr>
+        <w:rPr>
+          <w:rFonts w:hint="eastAsia"/>
+        </w:rPr>
+      </w:pPr>
+      <w:r>
+        <w:rPr>
+          <w:rFonts w:hint="eastAsia"/>
+        </w:rPr>
+        <w:t>35  内部平均湿度_前7天变化百分比   1034.769075</w:t>
+      </w:r>
+    </w:p>
+    <w:p>
+      <w:pPr>
+        <w:rPr>
+          <w:rFonts w:hint="eastAsia"/>
+        </w:rPr>
+      </w:pPr>
+      <w:r>
+        <w:rPr>
+          <w:rFonts w:hint="eastAsia"/>
+        </w:rPr>
+        <w:t>4              每日温差    995.926176</w:t>
+      </w:r>
+    </w:p>
+    <w:p>
+      <w:pPr>
+        <w:rPr>
+          <w:rFonts w:hint="eastAsia"/>
+        </w:rPr>
+      </w:pPr>
+      <w:r>
+        <w:rPr>
+          <w:rFonts w:hint="eastAsia"/>
+        </w:rPr>
+        <w:t>26    外部平均_前7天变化百分比    984.567390</w:t>
+      </w:r>
+    </w:p>
+    <w:p>
+      <w:pPr>
+        <w:rPr>
+          <w:rFonts w:hint="eastAsia"/>
+        </w:rPr>
+      </w:pPr>
+      <w:r>
+        <w:rPr>
+          <w:rFonts w:hint="eastAsia"/>
+        </w:rPr>
+        <w:t>15       内外温差_前1天变化    971.371651</w:t>
+      </w:r>
+    </w:p>
+    <w:p>
+      <w:pPr>
+        <w:rPr>
+          <w:rFonts w:hint="eastAsia"/>
+        </w:rPr>
+      </w:pPr>
+      <w:r>
+        <w:rPr>
+          <w:rFonts w:hint="eastAsia"/>
+        </w:rPr>
+        <w:t>25    外部平均_前5天变化百分比    971.245432</w:t>
+      </w:r>
+    </w:p>
+    <w:p>
+      <w:pPr>
+        <w:rPr>
+          <w:rFonts w:hint="eastAsia"/>
+        </w:rPr>
+      </w:pPr>
+      <w:r>
+        <w:rPr>
+          <w:rFonts w:hint="eastAsia"/>
+        </w:rPr>
+        <w:t>22    内外温差_前7天变化百分比    967.167909</w:t>
+      </w:r>
+    </w:p>
+    <w:p>
+      <w:pPr>
+        <w:rPr>
+          <w:rFonts w:hint="eastAsia"/>
+        </w:rPr>
+      </w:pPr>
+      <w:r>
+        <w:rPr>
+          <w:rFonts w:hint="eastAsia"/>
+        </w:rPr>
+        <w:t>23    外部平均_前1天变化百分比    964.934861</w:t>
+      </w:r>
+    </w:p>
+    <w:p>
+      <w:pPr>
+        <w:rPr>
+          <w:rFonts w:hint="eastAsia"/>
+        </w:rPr>
+      </w:pPr>
+      <w:r>
+        <w:rPr>
+          <w:rFonts w:hint="eastAsia"/>
+        </w:rPr>
+        <w:t>21       内外温差_前7天变化    949.759781</w:t>
+      </w:r>
+    </w:p>
+    <w:p>
+      <w:pPr>
+        <w:rPr>
+          <w:rFonts w:hint="eastAsia"/>
+        </w:rPr>
+      </w:pPr>
+      <w:r>
+        <w:rPr>
+          <w:rFonts w:hint="eastAsia"/>
+        </w:rPr>
+        <w:t>6           最高温度变化率    945.518199</w:t>
+      </w:r>
+    </w:p>
+    <w:p>
+      <w:pPr>
+        <w:rPr>
+          <w:rFonts w:hint="eastAsia"/>
+        </w:rPr>
+      </w:pPr>
+      <w:r>
+        <w:rPr>
+          <w:rFonts w:hint="eastAsia"/>
+        </w:rPr>
+        <w:t>24    外部平均_前3天变化百分比    938.261830</w:t>
+      </w:r>
+    </w:p>
+    <w:p>
+      <w:pPr>
+        <w:rPr>
+          <w:rFonts w:hint="eastAsia"/>
+        </w:rPr>
+      </w:pPr>
+      <w:r>
+        <w:rPr>
+          <w:rFonts w:hint="eastAsia"/>
+        </w:rPr>
+        <w:t>31       内部平均湿度_前5天    899.147104</w:t>
+      </w:r>
+    </w:p>
+    <w:p>
+      <w:pPr>
+        <w:rPr>
+          <w:rFonts w:hint="eastAsia"/>
+        </w:rPr>
+      </w:pPr>
+      <w:r>
+        <w:rPr>
+          <w:rFonts w:hint="eastAsia"/>
+        </w:rPr>
+        <w:t>16    内外温差_前1天变化百分比    864.251435</w:t>
+      </w:r>
+    </w:p>
+    <w:p>
+      <w:pPr>
+        <w:rPr>
+          <w:rFonts w:hint="eastAsia"/>
+        </w:rPr>
+      </w:pPr>
+      <w:r>
+        <w:rPr>
+          <w:rFonts w:hint="eastAsia"/>
+        </w:rPr>
+        <w:t>34     内部平均湿度_前7天变化    842.126931</w:t>
+      </w:r>
+    </w:p>
+    <w:p>
+      <w:pPr>
+        <w:rPr>
+          <w:rFonts w:hint="eastAsia"/>
+        </w:rPr>
+      </w:pPr>
+      <w:r>
+        <w:rPr>
+          <w:rFonts w:hint="eastAsia"/>
+        </w:rPr>
+        <w:t>42         每日温差_前5天    791.176450</w:t>
+      </w:r>
+    </w:p>
+    <w:p>
+      <w:pPr>
+        <w:rPr>
+          <w:rFonts w:hint="eastAsia"/>
+        </w:rPr>
+      </w:pPr>
+      <w:r>
+        <w:rPr>
+          <w:rFonts w:hint="eastAsia"/>
+        </w:rPr>
+        <w:t>38    每日温差_前1天变化百分比    772.806348</w:t>
+      </w:r>
+    </w:p>
+    <w:p>
+      <w:pPr>
+        <w:rPr>
+          <w:rFonts w:hint="eastAsia"/>
+        </w:rPr>
+      </w:pPr>
       <w:r>
         <w:rPr>
           <w:rFonts w:hint="eastAsia"/>
         </w:rPr>
         <w:lastRenderedPageBreak/>
-        <w:t xml:space="preserve">'W3_34-36天_湿度内部平均_RANGE', 'W3_28-30天_湿度内部平均_RANGE', 'W3_10-12天_平均温度变化率_MEAN', 'W3_16-18天_最低温度变化率_MEAN', 'W3_28-30天_平均温度变化率_RANGE', 'W3_1-3天_最低温度变化率_MEAN', 'W3_19-21天_最 </w:t>
-      </w:r>
-    </w:p>
-    <w:p>
-      <w:pPr>
-        <w:rPr>
-          <w:rFonts w:hint="eastAsia"/>
-        </w:rPr>
-      </w:pPr>
-      <w:r>
-        <w:rPr>
-          <w:rFonts w:hint="eastAsia"/>
-        </w:rPr>
-        <w:t xml:space="preserve">低温度变化率_RANGE', 'W3_13-15天_鸡舍温度-平均_RANGE', 'W3_34-36天_最低温度变化率_MEAN', 'DOCAMOUNT', 'W3_31-33天_每日温差_MEAN', 'W3_7-9天_最低温 </w:t>
-      </w:r>
-    </w:p>
-    <w:p>
-      <w:pPr>
-        <w:rPr>
-          <w:rFonts w:hint="eastAsia"/>
-        </w:rPr>
-      </w:pPr>
-      <w:r>
-        <w:rPr>
-          <w:rFonts w:hint="eastAsia"/>
-        </w:rPr>
-        <w:t>度变化率_RANGE', 'W3_1-3天_鸡舍温度-平均_RANGE', 'W3_31-33天_内外温差_MEAN', 'W3_31-33天_鸡舍温度-最低_MEAN', 'W3_22-24天_每日温差_MEAN', 'W3_34-36天_内外温差_RANGE']</w:t>
-      </w:r>
-    </w:p>
-    <w:p>
-      <w:pPr>
-        <w:rPr>
-          <w:rFonts w:hint="eastAsia"/>
-        </w:rPr>
-      </w:pPr>
-    </w:p>
-    <w:p>
-      <w:pPr>
-        <w:rPr>
-          <w:rFonts w:hint="eastAsia"/>
-        </w:rPr>
-      </w:pPr>
-      <w:r>
-        <w:rPr>
-          <w:rFonts w:hint="eastAsia"/>
-        </w:rPr>
-        <w:t>回归模型</w:t>
-      </w:r>
-    </w:p>
-    <w:p>
-      <w:pPr>
-        <w:rPr>
-          <w:rFonts w:hint="eastAsia"/>
-        </w:rPr>
-      </w:pPr>
-    </w:p>
-    <w:p>
-      <w:pPr>
-        <w:rPr>
-          <w:rFonts w:hint="eastAsia"/>
-        </w:rPr>
-      </w:pPr>
-      <w:r>
-        <w:rPr>
-          <w:rFonts w:hint="eastAsia"/>
-        </w:rPr>
-        <w:t>=== 数据分割结果 ===</w:t>
-      </w:r>
-    </w:p>
-    <w:p>
-      <w:pPr>
-        <w:rPr>
-          <w:rFonts w:hint="eastAsia"/>
-        </w:rPr>
-      </w:pPr>
-      <w:r>
-        <w:rPr>
-          <w:rFonts w:hint="eastAsia"/>
-        </w:rPr>
-        <w:t>训练集: 189 samples</w:t>
-      </w:r>
-    </w:p>
-    <w:p>
-      <w:pPr>
-        <w:rPr>
-          <w:rFonts w:hint="eastAsia"/>
-        </w:rPr>
-      </w:pPr>
-      <w:r>
-        <w:rPr>
-          <w:rFonts w:hint="eastAsia"/>
-        </w:rPr>
-        <w:t>测试集: 82 samples</w:t>
-      </w:r>
-    </w:p>
-    <w:p>
-      <w:pPr>
-        <w:rPr>
-          <w:rFonts w:hint="eastAsia"/>
-        </w:rPr>
-      </w:pPr>
-      <w:r>
-        <w:rPr>
-          <w:rFonts w:hint="eastAsia"/>
-        </w:rPr>
-        <w:t>验证集: 68 samples</w:t>
-      </w:r>
-    </w:p>
-    <w:p>
-      <w:pPr>
-        <w:rPr>
-          <w:rFonts w:hint="eastAsia"/>
-        </w:rPr>
-      </w:pPr>
-    </w:p>
-    <w:p>
-      <w:pPr>
-        <w:rPr>
-          <w:rFonts w:hint="eastAsia"/>
-        </w:rPr>
-      </w:pPr>
-      <w:r>
-        <w:rPr>
-          <w:rFonts w:hint="eastAsia"/>
-        </w:rPr>
-        <w:t>目标变量统计:</w:t>
-      </w:r>
-    </w:p>
-    <w:p>
-      <w:pPr>
-        <w:rPr>
-          <w:rFonts w:hint="eastAsia"/>
-        </w:rPr>
-      </w:pPr>
-      <w:r>
-        <w:rPr>
-          <w:rFonts w:hint="eastAsia"/>
-        </w:rPr>
-        <w:t xml:space="preserve"> - 训练集均值: 0.0524 ± 0.0187</w:t>
-      </w:r>
-    </w:p>
-    <w:p>
-      <w:pPr>
-        <w:rPr>
-          <w:rFonts w:hint="eastAsia"/>
-        </w:rPr>
-      </w:pPr>
-      <w:r>
-        <w:rPr>
-          <w:rFonts w:hint="eastAsia"/>
-        </w:rPr>
-        <w:t xml:space="preserve"> - 测试集均值: 0.0518 ± 0.0186</w:t>
-      </w:r>
-    </w:p>
-    <w:p>
-      <w:pPr>
-        <w:rPr>
-          <w:rFonts w:hint="eastAsia"/>
-        </w:rPr>
-      </w:pPr>
-      <w:r>
-        <w:rPr>
-          <w:rFonts w:hint="eastAsia"/>
-        </w:rPr>
-        <w:t xml:space="preserve"> - 验证集均值: 0.0503 ± 0.0158</w:t>
-      </w:r>
-    </w:p>
-    <w:p>
-      <w:pPr>
-        <w:rPr>
-          <w:rFonts w:hint="eastAsia"/>
-        </w:rPr>
-      </w:pPr>
-    </w:p>
-    <w:p>
-      <w:pPr>
-        <w:rPr>
-          <w:rFonts w:hint="eastAsia"/>
-        </w:rPr>
-      </w:pPr>
-      <w:r>
-        <w:rPr>
-          <w:rFonts w:hint="eastAsia"/>
-        </w:rPr>
-        <w:t>数据分割结果：</w:t>
-      </w:r>
-    </w:p>
-    <w:p>
-      <w:pPr>
-        <w:rPr>
-          <w:rFonts w:hint="eastAsia"/>
-        </w:rPr>
-      </w:pPr>
-      <w:r>
-        <w:rPr>
-          <w:rFonts w:hint="eastAsia"/>
-        </w:rPr>
-        <w:t>训练集大小: (189, 50)</w:t>
-      </w:r>
-    </w:p>
-    <w:p>
-      <w:pPr>
-        <w:rPr>
-          <w:rFonts w:hint="eastAsia"/>
-        </w:rPr>
-      </w:pPr>
-      <w:r>
-        <w:rPr>
-          <w:rFonts w:hint="eastAsia"/>
-        </w:rPr>
-        <w:t>测试</w:t>
-      </w:r>
-      <w:proofErr w:type="gramStart"/>
-      <w:r>
-        <w:rPr>
-          <w:rFonts w:hint="eastAsia"/>
-        </w:rPr>
-        <w:t>集大小</w:t>
-      </w:r>
-      <w:proofErr w:type="gramEnd"/>
-      <w:r>
-        <w:rPr>
-          <w:rFonts w:hint="eastAsia"/>
-        </w:rPr>
-        <w:t>: (82, 50)</w:t>
-      </w:r>
-    </w:p>
-    <w:p>
-      <w:pPr>
-        <w:rPr>
-          <w:rFonts w:hint="eastAsia"/>
-        </w:rPr>
-      </w:pPr>
-      <w:r>
-        <w:rPr>
-          <w:rFonts w:hint="eastAsia"/>
-        </w:rPr>
-        <w:t>验证</w:t>
-      </w:r>
-      <w:proofErr w:type="gramStart"/>
-      <w:r>
-        <w:rPr>
-          <w:rFonts w:hint="eastAsia"/>
-        </w:rPr>
-        <w:t>集大小</w:t>
-      </w:r>
-      <w:proofErr w:type="gramEnd"/>
-      <w:r>
-        <w:rPr>
-          <w:rFonts w:hint="eastAsia"/>
-        </w:rPr>
-        <w:t>: (68, 50)</w:t>
-      </w:r>
-    </w:p>
-    <w:p>
-      <w:pPr>
-        <w:rPr>
-          <w:rFonts w:hint="eastAsia"/>
-        </w:rPr>
-      </w:pPr>
-      <w:r>
-        <w:rPr>
-          <w:rFonts w:hint="eastAsia"/>
-        </w:rPr>
-        <w:t>RMSE: 0.014459645372739952</w:t>
-      </w:r>
-    </w:p>
-    <w:p>
-      <w:pPr>
-        <w:rPr>
-          <w:rFonts w:hint="eastAsia"/>
-        </w:rPr>
-      </w:pPr>
-      <w:r>
-        <w:rPr>
-          <w:rFonts w:hint="eastAsia"/>
-        </w:rPr>
-        <w:t>MAE: 0.010647791736700898</w:t>
-      </w:r>
-    </w:p>
-    <w:p>
-      <w:pPr>
-        <w:rPr>
-          <w:rFonts w:hint="eastAsia"/>
-        </w:rPr>
-      </w:pPr>
-      <w:r>
-        <w:rPr>
-          <w:rFonts w:hint="eastAsia"/>
-        </w:rPr>
-        <w:t>R2 Score: 0.38603804062289593</w:t>
-      </w:r>
-    </w:p>
-    <w:p>
-      <w:pPr>
-        <w:rPr>
-          <w:rFonts w:hint="eastAsia"/>
-        </w:rPr>
-      </w:pPr>
-      <w:r>
-        <w:rPr>
-          <w:rFonts w:hint="eastAsia"/>
-        </w:rPr>
-        <w:t>=== 跨期验证结果 ===</w:t>
-      </w:r>
-    </w:p>
-    <w:p>
-      <w:pPr>
-        <w:rPr>
-          <w:rFonts w:hint="eastAsia"/>
-        </w:rPr>
-      </w:pPr>
-      <w:r>
-        <w:rPr>
-          <w:rFonts w:hint="eastAsia"/>
-        </w:rPr>
-        <w:t>Validation RMSE: 0.0135 (Test RMSE: 0.0145)</w:t>
-      </w:r>
-    </w:p>
-    <w:p>
-      <w:pPr>
-        <w:rPr>
-          <w:rFonts w:hint="eastAsia"/>
-        </w:rPr>
-      </w:pPr>
-      <w:r>
-        <w:rPr>
-          <w:rFonts w:hint="eastAsia"/>
-        </w:rPr>
-        <w:t>Validation MAE: 0.0112 (Test MAE: 0.0106)</w:t>
-      </w:r>
-    </w:p>
-    <w:p>
-      <w:pPr>
-        <w:rPr>
-          <w:rFonts w:hint="eastAsia"/>
-        </w:rPr>
-      </w:pPr>
-      <w:r>
-        <w:rPr>
-          <w:rFonts w:hint="eastAsia"/>
-        </w:rPr>
-        <w:t>Validation R2: 0.2574 (Test R2: 0.3860)</w:t>
-      </w:r>
-    </w:p>
-    <w:p>
-      <w:pPr>
-        <w:rPr>
-          <w:rFonts w:hint="eastAsia"/>
-        </w:rPr>
-      </w:pPr>
-    </w:p>
-    <w:p>
-      <w:pPr>
-        <w:rPr>
-          <w:rFonts w:hint="eastAsia"/>
-        </w:rPr>
-      </w:pPr>
-    </w:p>
-    <w:p>
-      <w:pPr>
-        <w:outlineLvl w:val="1"/>
-        <w:rPr>
-          <w:rFonts w:hint="eastAsia"/>
-        </w:rPr>
-      </w:pPr>
-      <w:r>
-        <w:rPr>
-          <w:rFonts w:hint="eastAsia"/>
-        </w:rPr>
-        <w:t>夏天</w:t>
-      </w:r>
-    </w:p>
-    <w:p>
-      <w:pPr>
-        <w:rPr>
-          <w:rFonts w:hint="eastAsia"/>
-        </w:rPr>
-      </w:pPr>
-    </w:p>
-    <w:p>
-      <w:pPr>
-        <w:rPr>
-          <w:rFonts w:hint="eastAsia"/>
-        </w:rPr>
-      </w:pPr>
-      <w:r>
-        <w:rPr>
-          <w:rFonts w:hint="eastAsia"/>
-        </w:rPr>
-        <w:t>=== 测试集评估 ===</w:t>
-      </w:r>
-    </w:p>
-    <w:p>
-      <w:pPr>
-        <w:rPr>
-          <w:rFonts w:hint="eastAsia"/>
-        </w:rPr>
-      </w:pPr>
-      <w:r>
-        <w:rPr>
-          <w:rFonts w:hint="eastAsia"/>
-        </w:rPr>
-        <w:t>AUC Score: 0.7658536585365854</w:t>
-      </w:r>
-    </w:p>
-    <w:p>
-      <w:pPr>
-        <w:rPr>
-          <w:rFonts w:hint="eastAsia"/>
-        </w:rPr>
-      </w:pPr>
-      <w:r>
-        <w:rPr>
-          <w:rFonts w:hint="eastAsia"/>
-        </w:rPr>
-        <w:t>Balanced Accuracy: 0.6146341463414634</w:t>
-      </w:r>
-    </w:p>
-    <w:p>
-      <w:pPr>
-        <w:rPr>
-          <w:rFonts w:hint="eastAsia"/>
-        </w:rPr>
-      </w:pPr>
-      <w:r>
-        <w:rPr>
-          <w:rFonts w:hint="eastAsia"/>
-        </w:rPr>
-        <w:t>F1-Score: 0.38095238095238093</w:t>
-      </w:r>
-    </w:p>
-    <w:p>
-      <w:pPr>
-        <w:rPr>
-          <w:rFonts w:hint="eastAsia"/>
-        </w:rPr>
-      </w:pPr>
-      <w:r>
-        <w:rPr>
-          <w:rFonts w:hint="eastAsia"/>
-        </w:rPr>
-        <w:t>MCC: 0.2213143563935652</w:t>
-      </w:r>
-    </w:p>
-    <w:p>
-      <w:pPr>
-        <w:rPr>
-          <w:rFonts w:hint="eastAsia"/>
-        </w:rPr>
-      </w:pPr>
-      <w:r>
-        <w:rPr>
-          <w:rFonts w:hint="eastAsia"/>
-        </w:rPr>
-        <w:t>Confusion Matrix:</w:t>
-      </w:r>
-    </w:p>
-    <w:p>
-      <w:pPr>
-        <w:rPr>
-          <w:rFonts w:hint="eastAsia"/>
-        </w:rPr>
-      </w:pPr>
-      <w:r>
-        <w:rPr>
-          <w:rFonts w:hint="eastAsia"/>
-        </w:rPr>
-        <w:t xml:space="preserve"> [[</w:t>
-      </w:r>
-      <w:proofErr w:type="gramStart"/>
-      <w:r>
-        <w:rPr>
-          <w:rFonts w:hint="eastAsia"/>
-        </w:rPr>
-        <w:t>34  7</w:t>
-      </w:r>
-      <w:proofErr w:type="gramEnd"/>
-      <w:r>
-        <w:rPr>
-          <w:rFonts w:hint="eastAsia"/>
-        </w:rPr>
-        <w:t>]</w:t>
-      </w:r>
-    </w:p>
-    <w:p>
-      <w:pPr>
-        <w:rPr>
-          <w:rFonts w:hint="eastAsia"/>
-        </w:rPr>
-      </w:pPr>
-      <w:r>
-        <w:rPr>
-          <w:rFonts w:hint="eastAsia"/>
-        </w:rPr>
-        <w:t xml:space="preserve"> [ </w:t>
-      </w:r>
-      <w:proofErr w:type="gramStart"/>
-      <w:r>
-        <w:rPr>
-          <w:rFonts w:hint="eastAsia"/>
-        </w:rPr>
-        <w:t>6  4</w:t>
-      </w:r>
-      <w:proofErr w:type="gramEnd"/>
-      <w:r>
-        <w:rPr>
-          <w:rFonts w:hint="eastAsia"/>
-        </w:rPr>
-        <w:t>]]</w:t>
-      </w:r>
-    </w:p>
-    <w:p>
-      <w:pPr>
-        <w:rPr>
-          <w:rFonts w:hint="eastAsia"/>
-        </w:rPr>
-      </w:pPr>
-    </w:p>
-    <w:p>
-      <w:pPr>
-        <w:rPr>
-          <w:rFonts w:hint="eastAsia"/>
-        </w:rPr>
-      </w:pPr>
-      <w:r>
-        <w:rPr>
-          <w:rFonts w:hint="eastAsia"/>
-        </w:rPr>
-        <w:t>=== 跨期验证集评估 ===</w:t>
-      </w:r>
-    </w:p>
-    <w:p>
-      <w:pPr>
-        <w:rPr>
-          <w:rFonts w:hint="eastAsia"/>
-        </w:rPr>
-      </w:pPr>
-      <w:r>
-        <w:rPr>
-          <w:rFonts w:hint="eastAsia"/>
-        </w:rPr>
-        <w:t>Validation AUC Score: 0.6666666666666666</w:t>
-      </w:r>
-    </w:p>
-    <w:p>
-      <w:pPr>
-        <w:rPr>
-          <w:rFonts w:hint="eastAsia"/>
-        </w:rPr>
-      </w:pPr>
-      <w:r>
-        <w:rPr>
-          <w:rFonts w:hint="eastAsia"/>
-        </w:rPr>
-        <w:t>Validation Balanced Accuracy: 0.5931372549019608</w:t>
-      </w:r>
-    </w:p>
-    <w:p>
-      <w:pPr>
-        <w:rPr>
-          <w:rFonts w:hint="eastAsia"/>
-        </w:rPr>
-      </w:pPr>
-      <w:r>
-        <w:rPr>
-          <w:rFonts w:hint="eastAsia"/>
-        </w:rPr>
-        <w:t>Validation F1-Score: 0.35294117647058826</w:t>
-      </w:r>
-    </w:p>
-    <w:p>
-      <w:pPr>
-        <w:rPr>
-          <w:rFonts w:hint="eastAsia"/>
-        </w:rPr>
-      </w:pPr>
-      <w:r>
-        <w:rPr>
-          <w:rFonts w:hint="eastAsia"/>
-        </w:rPr>
-        <w:t>Validation MCC: 0.19473101465156212</w:t>
-      </w:r>
-    </w:p>
-    <w:p>
-      <w:pPr>
-        <w:rPr>
-          <w:rFonts w:hint="eastAsia"/>
-        </w:rPr>
-      </w:pPr>
-      <w:r>
-        <w:rPr>
-          <w:rFonts w:hint="eastAsia"/>
-        </w:rPr>
-        <w:t>Validation Confusion Matrix:</w:t>
-      </w:r>
-    </w:p>
-    <w:p>
-      <w:pPr>
-        <w:rPr>
-          <w:rFonts w:hint="eastAsia"/>
-        </w:rPr>
-      </w:pPr>
-      <w:r>
-        <w:rPr>
-          <w:rFonts w:hint="eastAsia"/>
-        </w:rPr>
-        <w:t xml:space="preserve"> [[</w:t>
-      </w:r>
-      <w:proofErr w:type="gramStart"/>
-      <w:r>
-        <w:rPr>
-          <w:rFonts w:hint="eastAsia"/>
-        </w:rPr>
-        <w:t>29  5</w:t>
-      </w:r>
-      <w:proofErr w:type="gramEnd"/>
-      <w:r>
-        <w:rPr>
-          <w:rFonts w:hint="eastAsia"/>
-        </w:rPr>
-        <w:t>]</w:t>
-      </w:r>
-    </w:p>
-    <w:p>
-      <w:pPr>
-        <w:rPr>
-          <w:rFonts w:hint="eastAsia"/>
-        </w:rPr>
-      </w:pPr>
-      <w:r>
-        <w:rPr>
-          <w:rFonts w:hint="eastAsia"/>
-        </w:rPr>
-        <w:t xml:space="preserve"> [ </w:t>
-      </w:r>
-      <w:proofErr w:type="gramStart"/>
-      <w:r>
-        <w:rPr>
-          <w:rFonts w:hint="eastAsia"/>
-        </w:rPr>
-        <w:t>6  3</w:t>
-      </w:r>
-      <w:proofErr w:type="gramEnd"/>
-      <w:r>
-        <w:rPr>
-          <w:rFonts w:hint="eastAsia"/>
-        </w:rPr>
-        <w:t>]]</w:t>
-      </w:r>
-    </w:p>
-    <w:p>
-      <w:pPr>
-        <w:rPr>
-          <w:rFonts w:hint="eastAsia"/>
-        </w:rPr>
-      </w:pPr>
-    </w:p>
-    <w:p>
-      <w:pPr>
-        <w:rPr>
-          <w:rFonts w:hint="eastAsia"/>
-        </w:rPr>
-      </w:pPr>
-    </w:p>
-    <w:p>
-      <w:pPr>
-        <w:rPr>
-          <w:rFonts w:hint="eastAsia"/>
-        </w:rPr>
-      </w:pPr>
-      <w:r>
-        <w:rPr>
-          <w:rFonts w:hint="eastAsia"/>
-        </w:rPr>
-        <w:t>['W3_19-21天_平均温度变化率_RANGE', 'W3_16-18天_平均温度变化率_MEAN', 'W3_34-36天_鸡舍温度-最低_RANGE', 'W3_10-12天_鸡舍温度-平均_MEAN', 'W3_7-9天_鸡舍温度-最低_MEAN', 'GAS_COST', 'W3_10-12天_鸡舍温度-最低_MEAN', 'W3_28-30天_鸡舍温度-最低_MEAN', 'DOCAMOUNT', 'DENSITY', 'W3_13-15天_每日温差_MEAN', 'W3_-2-0天_鸡舍温度-最低_MEAN', 'W3_1-3天_鸡舍温度-平均_RANGE', 'W3_16-18天_鸡舍温度-最低_RANGE', 'W3_22-24天_鸡舍温度-最高_RANGE', 'W3_16-18天</w:t>
-      </w:r>
-    </w:p>
-    <w:p>
-      <w:pPr>
-        <w:rPr>
-          <w:rFonts w:hint="eastAsia"/>
-        </w:rPr>
-      </w:pPr>
-      <w:r>
-        <w:rPr>
-          <w:rFonts w:hint="eastAsia"/>
-        </w:rPr>
-        <w:t>_鸡舍温度-平均_RANGE', 'W3_16-18天_湿度内部平均_RANGE', 'W3_28-30天_每日温差_MEAN', 'W3_31-33天_湿度内部平均_MEAN', 'W3_13-15天_鸡舍温度-最低_RANGE']</w:t>
-      </w:r>
-    </w:p>
-    <w:p>
-      <w:pPr>
-        <w:rPr>
-          <w:rFonts w:hint="eastAsia"/>
-        </w:rPr>
-      </w:pPr>
-    </w:p>
-    <w:p>
-      <w:pPr>
-        <w:rPr>
-          <w:rFonts w:hint="eastAsia"/>
-        </w:rPr>
-      </w:pPr>
-    </w:p>
-    <w:p>
-      <w:pPr>
-        <w:rPr>
-          <w:rFonts w:hint="eastAsia"/>
-        </w:rPr>
-      </w:pPr>
-      <w:r>
-        <w:rPr>
-          <w:rFonts w:hint="eastAsia"/>
-        </w:rPr>
-        <w:t>回归模型</w:t>
-      </w:r>
-    </w:p>
-    <w:p>
-      <w:pPr>
-        <w:rPr>
-          <w:rFonts w:hint="eastAsia"/>
-        </w:rPr>
-      </w:pPr>
-    </w:p>
-    <w:p>
-      <w:pPr>
-        <w:rPr>
-          <w:rFonts w:hint="eastAsia"/>
-        </w:rPr>
-      </w:pPr>
-      <w:r>
-        <w:rPr>
-          <w:rFonts w:hint="eastAsia"/>
-        </w:rPr>
-        <w:t>=== 数据分割结果 ===</w:t>
-      </w:r>
-    </w:p>
-    <w:p>
-      <w:pPr>
-        <w:rPr>
-          <w:rFonts w:hint="eastAsia"/>
-        </w:rPr>
-      </w:pPr>
-      <w:r>
-        <w:rPr>
-          <w:rFonts w:hint="eastAsia"/>
-        </w:rPr>
-        <w:t>训练集: 118 samples</w:t>
-      </w:r>
-    </w:p>
-    <w:p>
-      <w:pPr>
-        <w:rPr>
-          <w:rFonts w:hint="eastAsia"/>
-        </w:rPr>
-      </w:pPr>
-      <w:r>
-        <w:rPr>
-          <w:rFonts w:hint="eastAsia"/>
-        </w:rPr>
-        <w:t>测试集: 51 samples</w:t>
-      </w:r>
-    </w:p>
-    <w:p>
-      <w:pPr>
-        <w:rPr>
-          <w:rFonts w:hint="eastAsia"/>
-        </w:rPr>
-      </w:pPr>
-      <w:r>
-        <w:rPr>
-          <w:rFonts w:hint="eastAsia"/>
-        </w:rPr>
-        <w:t>验证集: 43 samples</w:t>
-      </w:r>
-    </w:p>
-    <w:p>
-      <w:pPr>
-        <w:rPr>
-          <w:rFonts w:hint="eastAsia"/>
-        </w:rPr>
-      </w:pPr>
-    </w:p>
-    <w:p>
-      <w:pPr>
-        <w:rPr>
-          <w:rFonts w:hint="eastAsia"/>
-        </w:rPr>
-      </w:pPr>
-      <w:r>
-        <w:rPr>
-          <w:rFonts w:hint="eastAsia"/>
-        </w:rPr>
-        <w:t>目标变量统计:</w:t>
-      </w:r>
-    </w:p>
-    <w:p>
-      <w:pPr>
-        <w:rPr>
-          <w:rFonts w:hint="eastAsia"/>
-        </w:rPr>
-      </w:pPr>
-      <w:r>
-        <w:rPr>
-          <w:rFonts w:hint="eastAsia"/>
-        </w:rPr>
-        <w:t xml:space="preserve"> - 训练集均值: 0.0375 ± 0.0123</w:t>
-      </w:r>
-    </w:p>
-    <w:p>
-      <w:pPr>
-        <w:rPr>
-          <w:rFonts w:hint="eastAsia"/>
-        </w:rPr>
-      </w:pPr>
-      <w:r>
-        <w:rPr>
-          <w:rFonts w:hint="eastAsia"/>
-        </w:rPr>
-        <w:t xml:space="preserve"> - 测试集均值: 0.0382 ± 0.0137</w:t>
-      </w:r>
-    </w:p>
-    <w:p>
-      <w:pPr>
-        <w:rPr>
-          <w:rFonts w:hint="eastAsia"/>
-        </w:rPr>
-      </w:pPr>
-      <w:r>
-        <w:rPr>
-          <w:rFonts w:hint="eastAsia"/>
-        </w:rPr>
-        <w:t xml:space="preserve"> - 验证集均值: 0.0388 ± 0.0146</w:t>
-      </w:r>
-    </w:p>
-    <w:p>
-      <w:pPr>
-        <w:rPr>
-          <w:rFonts w:hint="eastAsia"/>
-        </w:rPr>
-      </w:pPr>
-    </w:p>
-    <w:p>
-      <w:pPr>
-        <w:rPr>
-          <w:rFonts w:hint="eastAsia"/>
-        </w:rPr>
-      </w:pPr>
-      <w:r>
-        <w:rPr>
-          <w:rFonts w:hint="eastAsia"/>
-        </w:rPr>
-        <w:t>数据分割结果：</w:t>
-      </w:r>
-    </w:p>
-    <w:p>
-      <w:pPr>
-        <w:rPr>
-          <w:rFonts w:hint="eastAsia"/>
-        </w:rPr>
-      </w:pPr>
-      <w:r>
-        <w:rPr>
-          <w:rFonts w:hint="eastAsia"/>
-        </w:rPr>
-        <w:t>训练集大小: (118, 51)</w:t>
-      </w:r>
-    </w:p>
-    <w:p>
-      <w:pPr>
-        <w:rPr>
-          <w:rFonts w:hint="eastAsia"/>
-        </w:rPr>
-      </w:pPr>
-      <w:r>
-        <w:rPr>
-          <w:rFonts w:hint="eastAsia"/>
-        </w:rPr>
-        <w:t>测试</w:t>
-      </w:r>
-      <w:proofErr w:type="gramStart"/>
-      <w:r>
-        <w:rPr>
-          <w:rFonts w:hint="eastAsia"/>
-        </w:rPr>
-        <w:t>集大小</w:t>
-      </w:r>
-      <w:proofErr w:type="gramEnd"/>
-      <w:r>
-        <w:rPr>
-          <w:rFonts w:hint="eastAsia"/>
-        </w:rPr>
-        <w:t>: (51, 51)</w:t>
-      </w:r>
-    </w:p>
-    <w:p>
-      <w:pPr>
-        <w:rPr>
-          <w:rFonts w:hint="eastAsia"/>
-        </w:rPr>
-      </w:pPr>
-      <w:r>
-        <w:rPr>
-          <w:rFonts w:hint="eastAsia"/>
-        </w:rPr>
-        <w:t>验证</w:t>
-      </w:r>
-      <w:proofErr w:type="gramStart"/>
-      <w:r>
-        <w:rPr>
-          <w:rFonts w:hint="eastAsia"/>
-        </w:rPr>
-        <w:t>集大小</w:t>
-      </w:r>
-      <w:proofErr w:type="gramEnd"/>
-      <w:r>
-        <w:rPr>
-          <w:rFonts w:hint="eastAsia"/>
-        </w:rPr>
-        <w:t>: (43, 51)</w:t>
-      </w:r>
-    </w:p>
-    <w:p>
-      <w:pPr>
-        <w:rPr>
-          <w:rFonts w:hint="eastAsia"/>
-        </w:rPr>
-      </w:pPr>
-      <w:r>
-        <w:rPr>
-          <w:rFonts w:hint="eastAsia"/>
-        </w:rPr>
-        <w:t>RMSE: 0.011443144996234517</w:t>
-      </w:r>
-    </w:p>
-    <w:p>
-      <w:pPr>
-        <w:rPr>
-          <w:rFonts w:hint="eastAsia"/>
-        </w:rPr>
-      </w:pPr>
-      <w:r>
-        <w:rPr>
-          <w:rFonts w:hint="eastAsia"/>
-        </w:rPr>
-        <w:t>MAE: 0.008415646570486554</w:t>
-      </w:r>
-    </w:p>
-    <w:p>
-      <w:pPr>
-        <w:rPr>
-          <w:rFonts w:hint="eastAsia"/>
-        </w:rPr>
-      </w:pPr>
-      <w:r>
-        <w:rPr>
-          <w:rFonts w:hint="eastAsia"/>
-        </w:rPr>
-        <w:t>R2 Score: 0.2918649232555417</w:t>
-      </w:r>
-    </w:p>
-    <w:p>
-      <w:pPr>
-        <w:rPr>
-          <w:rFonts w:hint="eastAsia"/>
-        </w:rPr>
-      </w:pPr>
-      <w:r>
-        <w:rPr>
-          <w:rFonts w:hint="eastAsia"/>
-        </w:rPr>
-        <w:t>=== 跨期验证结果 ===</w:t>
-      </w:r>
-    </w:p>
-    <w:p>
-      <w:pPr>
-        <w:rPr>
-          <w:rFonts w:hint="eastAsia"/>
-        </w:rPr>
-      </w:pPr>
-      <w:r>
-        <w:rPr>
-          <w:rFonts w:hint="eastAsia"/>
-        </w:rPr>
-        <w:t>Validation RMSE: 0.0125 (Test RMSE: 0.0114)</w:t>
-      </w:r>
-    </w:p>
-    <w:p>
-      <w:pPr>
-        <w:rPr>
-          <w:rFonts w:hint="eastAsia"/>
-        </w:rPr>
-      </w:pPr>
-      <w:r>
-        <w:rPr>
-          <w:rFonts w:hint="eastAsia"/>
-        </w:rPr>
-        <w:t>Validation MAE: 0.0085 (Test MAE: 0.0084)</w:t>
-      </w:r>
-    </w:p>
-    <w:p>
-      <w:pPr>
-        <w:rPr>
-          <w:rFonts w:hint="eastAsia"/>
-        </w:rPr>
-      </w:pPr>
-      <w:r>
-        <w:rPr>
-          <w:rFonts w:hint="eastAsia"/>
-        </w:rPr>
-        <w:t>Validation R2: 0.2493 (Test R2: 0.2919)</w:t>
-      </w:r>
+        <w:t>29     内部平均湿度_前3天变化    738.084243</w:t>
+      </w:r>
+    </w:p>
+    <w:p>
+      <w:pPr>
+        <w:rPr>
+          <w:rFonts w:hint="eastAsia"/>
+        </w:rPr>
+      </w:pPr>
+      <w:r>
+        <w:rPr>
+          <w:rFonts w:hint="eastAsia"/>
+        </w:rPr>
+        <w:t>17       内外温差_前3天变化    700.622642</w:t>
+      </w:r>
+    </w:p>
+    <w:p>
+      <w:pPr>
+        <w:rPr>
+          <w:rFonts w:hint="eastAsia"/>
+        </w:rPr>
+      </w:pPr>
+      <w:r>
+        <w:rPr>
+          <w:rFonts w:hint="eastAsia"/>
+        </w:rPr>
+        <w:t>46       每日温差_前7天变化    662.638032</w:t>
+      </w:r>
+    </w:p>
+    <w:p>
+      <w:pPr>
+        <w:rPr>
+          <w:rFonts w:hint="eastAsia"/>
+        </w:rPr>
+      </w:pPr>
+      <w:r>
+        <w:rPr>
+          <w:rFonts w:hint="eastAsia"/>
+        </w:rPr>
+        <w:t>37       每日温差_前1天变化    634.901019</w:t>
+      </w:r>
+    </w:p>
+    <w:p>
+      <w:pPr>
+        <w:rPr>
+          <w:rFonts w:hint="eastAsia"/>
+        </w:rPr>
+      </w:pPr>
+      <w:r>
+        <w:rPr>
+          <w:rFonts w:hint="eastAsia"/>
+        </w:rPr>
+        <w:t>1        湿度内部平均_max    632.652402</w:t>
+      </w:r>
+    </w:p>
+    <w:p>
+      <w:pPr>
+        <w:rPr>
+          <w:rFonts w:hint="eastAsia"/>
+        </w:rPr>
+      </w:pPr>
+      <w:r>
+        <w:rPr>
+          <w:rFonts w:hint="eastAsia"/>
+        </w:rPr>
+        <w:t>44    每日温差_前5天变化百分比    623.620816</w:t>
+      </w:r>
+    </w:p>
+    <w:p>
+      <w:pPr>
+        <w:rPr>
+          <w:rFonts w:hint="eastAsia"/>
+        </w:rPr>
+      </w:pPr>
+      <w:r>
+        <w:rPr>
+          <w:rFonts w:hint="eastAsia"/>
+        </w:rPr>
+        <w:t>36         每日温差_前1天    623.016598</w:t>
+      </w:r>
+    </w:p>
+    <w:p>
+      <w:pPr>
+        <w:rPr>
+          <w:rFonts w:hint="eastAsia"/>
+        </w:rPr>
+      </w:pPr>
+      <w:r>
+        <w:rPr>
+          <w:rFonts w:hint="eastAsia"/>
+        </w:rPr>
+        <w:t>36         每日温差_前1天    623.016598</w:t>
+      </w:r>
+    </w:p>
+    <w:p>
+      <w:pPr>
+        <w:rPr>
+          <w:rFonts w:hint="eastAsia"/>
+        </w:rPr>
+      </w:pPr>
+      <w:r>
+        <w:rPr>
+          <w:rFonts w:hint="eastAsia"/>
+        </w:rPr>
+        <w:t>41    每日温差_前3天变化百分比    558.347695</w:t>
+      </w:r>
+    </w:p>
+    <w:p>
+      <w:pPr>
+        <w:rPr>
+          <w:rFonts w:hint="eastAsia"/>
+        </w:rPr>
+      </w:pPr>
+      <w:r>
+        <w:rPr>
+          <w:rFonts w:hint="eastAsia"/>
+        </w:rPr>
+        <w:t>28  内部平均湿度_前1天变化百分比    556.940698</w:t>
+      </w:r>
+    </w:p>
+    <w:p>
+      <w:pPr>
+        <w:rPr>
+          <w:rFonts w:hint="eastAsia"/>
+        </w:rPr>
+      </w:pPr>
+      <w:r>
+        <w:rPr>
+          <w:rFonts w:hint="eastAsia"/>
+        </w:rPr>
+        <w:t>28  内部平均湿度_前1天变化百分比    556.940698</w:t>
+      </w:r>
+    </w:p>
+    <w:p>
+      <w:pPr>
+        <w:rPr>
+          <w:rFonts w:hint="eastAsia"/>
+        </w:rPr>
+      </w:pPr>
+      <w:r>
+        <w:rPr>
+          <w:rFonts w:hint="eastAsia"/>
+        </w:rPr>
+        <w:t>30  内部平均湿度_前3天变化百分比    552.065825</w:t>
+      </w:r>
+    </w:p>
+    <w:p>
+      <w:pPr>
+        <w:rPr>
+          <w:rFonts w:hint="eastAsia"/>
+        </w:rPr>
+      </w:pPr>
+      <w:r>
+        <w:rPr>
+          <w:rFonts w:hint="eastAsia"/>
+        </w:rPr>
+        <w:t>30  内部平均湿度_前3天变化百分比    552.065825</w:t>
+      </w:r>
+    </w:p>
+    <w:p>
+      <w:pPr>
+        <w:rPr>
+          <w:rFonts w:hint="eastAsia"/>
+        </w:rPr>
+      </w:pPr>
+      <w:r>
+        <w:rPr>
+          <w:rFonts w:hint="eastAsia"/>
+        </w:rPr>
+        <w:t>33  内部平均湿度_前5天变化百分比    508.295909</w:t>
+      </w:r>
+    </w:p>
+    <w:p>
+      <w:pPr>
+        <w:rPr>
+          <w:rFonts w:hint="eastAsia"/>
+        </w:rPr>
+      </w:pPr>
+      <w:r>
+        <w:rPr>
+          <w:rFonts w:hint="eastAsia"/>
+        </w:rPr>
+        <w:t>32     内部平均湿度_前5天变化    499.299418</w:t>
+      </w:r>
+    </w:p>
+    <w:p>
+      <w:pPr>
+        <w:rPr>
+          <w:rFonts w:hint="eastAsia"/>
+        </w:rPr>
+      </w:pPr>
+      <w:r>
+        <w:rPr>
+          <w:rFonts w:hint="eastAsia"/>
+        </w:rPr>
+        <w:t>33  内部平均湿度_前5天变化百分比    508.295909</w:t>
+      </w:r>
+    </w:p>
+    <w:p>
+      <w:pPr>
+        <w:rPr>
+          <w:rFonts w:hint="eastAsia"/>
+        </w:rPr>
+      </w:pPr>
+      <w:r>
+        <w:rPr>
+          <w:rFonts w:hint="eastAsia"/>
+        </w:rPr>
+        <w:t>33  内部平均湿度_前5天变化百分比    508.295909</w:t>
+      </w:r>
+    </w:p>
+    <w:p>
+      <w:pPr>
+        <w:rPr>
+          <w:rFonts w:hint="eastAsia"/>
+        </w:rPr>
+      </w:pPr>
+      <w:r>
+        <w:rPr>
+          <w:rFonts w:hint="eastAsia"/>
+        </w:rPr>
+        <w:t>32     内部平均湿度_前5天变化    499.299418</w:t>
+      </w:r>
+    </w:p>
+    <w:p>
+      <w:pPr>
+        <w:rPr>
+          <w:rFonts w:hint="eastAsia"/>
+        </w:rPr>
+      </w:pPr>
+      <w:r>
+        <w:rPr>
+          <w:rFonts w:hint="eastAsia"/>
+        </w:rPr>
+        <w:t>43       每日温差_前5天变化    495.755958</w:t>
+      </w:r>
+    </w:p>
+    <w:p>
+      <w:pPr>
+        <w:rPr>
+          <w:rFonts w:hint="eastAsia"/>
+        </w:rPr>
+      </w:pPr>
+      <w:r>
+        <w:rPr>
+          <w:rFonts w:hint="eastAsia"/>
+        </w:rPr>
+        <w:t>40       每日温差_前3天变化    480.659538</w:t>
+      </w:r>
+    </w:p>
+    <w:p>
+      <w:pPr>
+        <w:rPr>
+          <w:rFonts w:hint="eastAsia"/>
+        </w:rPr>
+      </w:pPr>
+      <w:r>
+        <w:rPr>
+          <w:rFonts w:hint="eastAsia"/>
+        </w:rPr>
+        <w:t>19       内外温差_前5天变化    466.838434</w:t>
+      </w:r>
+    </w:p>
+    <w:p>
+      <w:r>
+        <w:rPr>
+          <w:rFonts w:hint="eastAsia"/>
+        </w:rPr>
+        <w:t>27     内部平均湿度_前1天变化    384.303414</w:t>
+      </w:r>
+    </w:p>
+    <w:p/>
+    <w:p/>
+    <w:p/>
+    <w:p/>
+    <w:p>
+      <w:pPr>
+        <w:rPr>
+          <w:rFonts w:hint="eastAsia"/>
+        </w:rPr>
+      </w:pPr>
     </w:p>
     <w:sectPr>
       <w:pgSz w:w="11906" w:h="16838"/>
@@ -9991,4 +11457,16 @@
     </a:ext>
   </a:extLst>
 </a:theme>
+</file>
+
+<file path=customXml/item1.xml><?xml version="1.0" encoding="utf-8"?>
+<b:Sources xmlns:b="http://schemas.openxmlformats.org/officeDocument/2006/bibliography" xmlns="http://schemas.openxmlformats.org/officeDocument/2006/bibliography" SelectedStyle="\APASixthEditionOfficeOnline.xsl" StyleName="APA" Version="6"/>
+</file>
+
+<file path=customXml/itemProps1.xml><?xml version="1.0" encoding="utf-8"?>
+<ds:datastoreItem xmlns:ds="http://schemas.openxmlformats.org/officeDocument/2006/customXml" ds:itemID="{3A2769AE-EA0D-4E01-B23B-CBB0113E8D82}">
+  <ds:schemaRefs>
+    <ds:schemaRef ds:uri="http://schemas.openxmlformats.org/officeDocument/2006/bibliography"/>
+  </ds:schemaRefs>
+</ds:datastoreItem>
 </file>
--- a/xyy/死淘分析/建模结论0513.docx
+++ b/xyy/死淘分析/建模结论0513.docx
@@ -441,6 +441,7 @@
           <w:bCs/>
         </w:rPr>
       </w:pPr>
+      <w:bookmarkStart w:id="1" w:name="_Hlk198302608"/>
       <w:r>
         <w:rPr>
           <w:rFonts w:hint="eastAsia"/>
@@ -458,413 +459,6 @@
         <w:t>，日龄维度的指标</w:t>
       </w:r>
     </w:p>
-    <w:tbl>
-      <w:tblPr>
-        <w:tblStyle w:val="af2"/>
-        <w:tblW w:w="0" w:type="auto"/>
-        <w:tblLook w:val="04A0" w:firstRow="1" w:lastRow="0" w:firstColumn="1" w:lastColumn="0" w:noHBand="0" w:noVBand="1"/>
-      </w:tblPr>
-      <w:tblGrid>
-        <w:gridCol w:w="636"/>
-        <w:gridCol w:w="705"/>
-        <w:gridCol w:w="1266"/>
-        <w:gridCol w:w="1035"/>
-        <w:gridCol w:w="705"/>
-        <w:gridCol w:w="1303"/>
-      </w:tblGrid>
-      <w:tr>
-        <w:tc>
-          <w:tcPr>
-            <w:tcW w:w="0" w:type="auto"/>
-            <w:hideMark/>
-          </w:tcPr>
-          <w:p>
-            <w:pPr>
-              <w:rPr>
-                <w:rFonts w:hint="eastAsia"/>
-              </w:rPr>
-            </w:pPr>
-            <w:r>
-              <w:t>季节</w:t>
-            </w:r>
-          </w:p>
-        </w:tc>
-        <w:tc>
-          <w:tcPr>
-            <w:tcW w:w="0" w:type="auto"/>
-            <w:hideMark/>
-          </w:tcPr>
-          <w:p>
-            <w:pPr>
-              <w:rPr>
-                <w:rFonts w:hint="eastAsia"/>
-              </w:rPr>
-            </w:pPr>
-            <w:r>
-              <w:t>AUC</w:t>
-            </w:r>
-          </w:p>
-        </w:tc>
-        <w:tc>
-          <w:tcPr>
-            <w:tcW w:w="0" w:type="auto"/>
-            <w:hideMark/>
-          </w:tcPr>
-          <w:p>
-            <w:pPr>
-              <w:rPr>
-                <w:rFonts w:hint="eastAsia"/>
-              </w:rPr>
-            </w:pPr>
-            <w:r>
-              <w:t>平衡准确率</w:t>
-            </w:r>
-          </w:p>
-        </w:tc>
-        <w:tc>
-          <w:tcPr>
-            <w:tcW w:w="0" w:type="auto"/>
-            <w:hideMark/>
-          </w:tcPr>
-          <w:p>
-            <w:pPr>
-              <w:rPr>
-                <w:rFonts w:hint="eastAsia"/>
-              </w:rPr>
-            </w:pPr>
-            <w:r>
-              <w:t>F1-Score</w:t>
-            </w:r>
-          </w:p>
-        </w:tc>
-        <w:tc>
-          <w:tcPr>
-            <w:tcW w:w="0" w:type="auto"/>
-            <w:hideMark/>
-          </w:tcPr>
-          <w:p>
-            <w:pPr>
-              <w:rPr>
-                <w:rFonts w:hint="eastAsia"/>
-              </w:rPr>
-            </w:pPr>
-            <w:r>
-              <w:t>MCC</w:t>
-            </w:r>
-          </w:p>
-        </w:tc>
-        <w:tc>
-          <w:tcPr>
-            <w:tcW w:w="0" w:type="auto"/>
-            <w:hideMark/>
-          </w:tcPr>
-          <w:p>
-            <w:pPr>
-              <w:rPr>
-                <w:rFonts w:hint="eastAsia"/>
-              </w:rPr>
-            </w:pPr>
-            <w:r>
-              <w:t>验证集AUC</w:t>
-            </w:r>
-          </w:p>
-        </w:tc>
-      </w:tr>
-      <w:tr>
-        <w:tc>
-          <w:tcPr>
-            <w:tcW w:w="0" w:type="auto"/>
-            <w:hideMark/>
-          </w:tcPr>
-          <w:p>
-            <w:pPr>
-              <w:rPr>
-                <w:rFonts w:hint="eastAsia"/>
-              </w:rPr>
-            </w:pPr>
-            <w:r>
-              <w:t>冬季</w:t>
-            </w:r>
-          </w:p>
-        </w:tc>
-        <w:tc>
-          <w:tcPr>
-            <w:tcW w:w="0" w:type="auto"/>
-            <w:hideMark/>
-          </w:tcPr>
-          <w:p>
-            <w:pPr>
-              <w:rPr>
-                <w:rFonts w:hint="eastAsia"/>
-              </w:rPr>
-            </w:pPr>
-            <w:r>
-              <w:t>0.777</w:t>
-            </w:r>
-          </w:p>
-        </w:tc>
-        <w:tc>
-          <w:tcPr>
-            <w:tcW w:w="0" w:type="auto"/>
-            <w:hideMark/>
-          </w:tcPr>
-          <w:p>
-            <w:pPr>
-              <w:rPr>
-                <w:rFonts w:hint="eastAsia"/>
-              </w:rPr>
-            </w:pPr>
-            <w:r>
-              <w:t>0.710</w:t>
-            </w:r>
-          </w:p>
-        </w:tc>
-        <w:tc>
-          <w:tcPr>
-            <w:tcW w:w="0" w:type="auto"/>
-            <w:hideMark/>
-          </w:tcPr>
-          <w:p>
-            <w:pPr>
-              <w:rPr>
-                <w:rFonts w:hint="eastAsia"/>
-              </w:rPr>
-            </w:pPr>
-            <w:r>
-              <w:t>0.538</w:t>
-            </w:r>
-          </w:p>
-        </w:tc>
-        <w:tc>
-          <w:tcPr>
-            <w:tcW w:w="0" w:type="auto"/>
-            <w:hideMark/>
-          </w:tcPr>
-          <w:p>
-            <w:pPr>
-              <w:rPr>
-                <w:rFonts w:hint="eastAsia"/>
-              </w:rPr>
-            </w:pPr>
-            <w:r>
-              <w:t>0.421</w:t>
-            </w:r>
-          </w:p>
-        </w:tc>
-        <w:tc>
-          <w:tcPr>
-            <w:tcW w:w="0" w:type="auto"/>
-            <w:hideMark/>
-          </w:tcPr>
-          <w:p>
-            <w:pPr>
-              <w:rPr>
-                <w:rFonts w:hint="eastAsia"/>
-              </w:rPr>
-            </w:pPr>
-            <w:r>
-              <w:t>0.727</w:t>
-            </w:r>
-          </w:p>
-        </w:tc>
-      </w:tr>
-      <w:tr>
-        <w:tc>
-          <w:tcPr>
-            <w:tcW w:w="0" w:type="auto"/>
-            <w:hideMark/>
-          </w:tcPr>
-          <w:p>
-            <w:pPr>
-              <w:rPr>
-                <w:rFonts w:hint="eastAsia"/>
-              </w:rPr>
-            </w:pPr>
-            <w:r>
-              <w:t>秋季</w:t>
-            </w:r>
-          </w:p>
-        </w:tc>
-        <w:tc>
-          <w:tcPr>
-            <w:tcW w:w="0" w:type="auto"/>
-            <w:hideMark/>
-          </w:tcPr>
-          <w:p>
-            <w:pPr>
-              <w:rPr>
-                <w:rFonts w:hint="eastAsia"/>
-              </w:rPr>
-            </w:pPr>
-            <w:r>
-              <w:t>0.684</w:t>
-            </w:r>
-          </w:p>
-        </w:tc>
-        <w:tc>
-          <w:tcPr>
-            <w:tcW w:w="0" w:type="auto"/>
-            <w:hideMark/>
-          </w:tcPr>
-          <w:p>
-            <w:pPr>
-              <w:rPr>
-                <w:rFonts w:hint="eastAsia"/>
-              </w:rPr>
-            </w:pPr>
-            <w:r>
-              <w:t>0.629</w:t>
-            </w:r>
-          </w:p>
-        </w:tc>
-        <w:tc>
-          <w:tcPr>
-            <w:tcW w:w="0" w:type="auto"/>
-            <w:hideMark/>
-          </w:tcPr>
-          <w:p>
-            <w:pPr>
-              <w:rPr>
-                <w:rFonts w:hint="eastAsia"/>
-              </w:rPr>
-            </w:pPr>
-            <w:r>
-              <w:t>0.412</w:t>
-            </w:r>
-          </w:p>
-        </w:tc>
-        <w:tc>
-          <w:tcPr>
-            <w:tcW w:w="0" w:type="auto"/>
-            <w:hideMark/>
-          </w:tcPr>
-          <w:p>
-            <w:pPr>
-              <w:rPr>
-                <w:rFonts w:hint="eastAsia"/>
-              </w:rPr>
-            </w:pPr>
-            <w:r>
-              <w:t>0.258</w:t>
-            </w:r>
-          </w:p>
-        </w:tc>
-        <w:tc>
-          <w:tcPr>
-            <w:tcW w:w="0" w:type="auto"/>
-            <w:hideMark/>
-          </w:tcPr>
-          <w:p>
-            <w:pPr>
-              <w:rPr>
-                <w:rFonts w:hint="eastAsia"/>
-              </w:rPr>
-            </w:pPr>
-            <w:r>
-              <w:t>0.799</w:t>
-            </w:r>
-          </w:p>
-        </w:tc>
-      </w:tr>
-      <w:tr>
-        <w:tc>
-          <w:tcPr>
-            <w:tcW w:w="0" w:type="auto"/>
-            <w:hideMark/>
-          </w:tcPr>
-          <w:p>
-            <w:pPr>
-              <w:rPr>
-                <w:rFonts w:hint="eastAsia"/>
-              </w:rPr>
-            </w:pPr>
-            <w:r>
-              <w:t>夏季</w:t>
-            </w:r>
-          </w:p>
-        </w:tc>
-        <w:tc>
-          <w:tcPr>
-            <w:tcW w:w="0" w:type="auto"/>
-            <w:hideMark/>
-          </w:tcPr>
-          <w:p>
-            <w:pPr>
-              <w:rPr>
-                <w:rFonts w:hint="eastAsia"/>
-              </w:rPr>
-            </w:pPr>
-            <w:r>
-              <w:t>0.756</w:t>
-            </w:r>
-          </w:p>
-        </w:tc>
-        <w:tc>
-          <w:tcPr>
-            <w:tcW w:w="0" w:type="auto"/>
-            <w:hideMark/>
-          </w:tcPr>
-          <w:p>
-            <w:pPr>
-              <w:rPr>
-                <w:rFonts w:hint="eastAsia"/>
-              </w:rPr>
-            </w:pPr>
-            <w:r>
-              <w:t>0.615</w:t>
-            </w:r>
-          </w:p>
-        </w:tc>
-        <w:tc>
-          <w:tcPr>
-            <w:tcW w:w="0" w:type="auto"/>
-            <w:hideMark/>
-          </w:tcPr>
-          <w:p>
-            <w:pPr>
-              <w:rPr>
-                <w:rFonts w:hint="eastAsia"/>
-              </w:rPr>
-            </w:pPr>
-            <w:r>
-              <w:t>0.381</w:t>
-            </w:r>
-          </w:p>
-        </w:tc>
-        <w:tc>
-          <w:tcPr>
-            <w:tcW w:w="0" w:type="auto"/>
-            <w:hideMark/>
-          </w:tcPr>
-          <w:p>
-            <w:pPr>
-              <w:rPr>
-                <w:rFonts w:hint="eastAsia"/>
-              </w:rPr>
-            </w:pPr>
-            <w:r>
-              <w:t>0.221</w:t>
-            </w:r>
-          </w:p>
-        </w:tc>
-        <w:tc>
-          <w:tcPr>
-            <w:tcW w:w="0" w:type="auto"/>
-            <w:hideMark/>
-          </w:tcPr>
-          <w:p>
-            <w:pPr>
-              <w:rPr>
-                <w:rFonts w:hint="eastAsia"/>
-              </w:rPr>
-            </w:pPr>
-            <w:r>
-              <w:t>0.696</w:t>
-            </w:r>
-          </w:p>
-        </w:tc>
-      </w:tr>
-    </w:tbl>
     <w:p>
       <w:pPr>
         <w:rPr>
@@ -1010,6 +604,7 @@
         <w:rPr>
           <w:rFonts w:hint="eastAsia"/>
         </w:rPr>
+        <w:lastRenderedPageBreak/>
         <w:t xml:space="preserve"> - 验证集: 20.56%</w:t>
       </w:r>
     </w:p>
@@ -1509,54 +1104,54 @@
         <w:rPr>
           <w:rFonts w:hint="eastAsia"/>
         </w:rPr>
-        <w:t>['温度1-平均_MEAN_34', '最低温度变化率_17', '温度5-平均_MEAN_16', 'DENSITY', '内外温</w:t>
+        <w:t>['温度1-平均_MEAN_34', '最低温度变化率_17', '温度5-平均_MEAN_16', 'DENSITY', '内外温差_MEAN_15', 'HOUSEAMOUNT', '温度5-平</w:t>
+      </w:r>
+    </w:p>
+    <w:p>
+      <w:pPr>
+        <w:rPr>
+          <w:rFonts w:hint="eastAsia"/>
+        </w:rPr>
+      </w:pPr>
+      <w:r>
+        <w:rPr>
+          <w:rFonts w:hint="eastAsia"/>
+        </w:rPr>
+        <w:t>均_MEAN_0', '最低温度变化率_13', '最高温度变化率_20', 'FARMSUPERVISOR', '</w:t>
+      </w:r>
+      <w:proofErr w:type="gramStart"/>
+      <w:r>
+        <w:rPr>
+          <w:rFonts w:hint="eastAsia"/>
+        </w:rPr>
+        <w:t>外部-</w:t>
+      </w:r>
+      <w:proofErr w:type="gramEnd"/>
+      <w:r>
+        <w:rPr>
+          <w:rFonts w:hint="eastAsia"/>
+        </w:rPr>
+        <w:t>平均_MEAN_35', '温度3-平均_MEAN_3', '最高温</w:t>
+      </w:r>
+    </w:p>
+    <w:p>
+      <w:pPr>
+        <w:rPr>
+          <w:rFonts w:hint="eastAsia"/>
+        </w:rPr>
+      </w:pPr>
+      <w:r>
+        <w:rPr>
+          <w:rFonts w:hint="eastAsia"/>
+        </w:rPr>
+        <w:t>度变化率_24', '每日温差_33', '温度3-平均_MEAN_10', '内外温差_MEAN_1', '平均温度变化率</w:t>
       </w:r>
       <w:r>
         <w:rPr>
           <w:rFonts w:hint="eastAsia"/>
         </w:rPr>
         <w:lastRenderedPageBreak/>
-        <w:t>差_MEAN_15', 'HOUSEAMOUNT', '温度5-平</w:t>
-      </w:r>
-    </w:p>
-    <w:p>
-      <w:pPr>
-        <w:rPr>
-          <w:rFonts w:hint="eastAsia"/>
-        </w:rPr>
-      </w:pPr>
-      <w:r>
-        <w:rPr>
-          <w:rFonts w:hint="eastAsia"/>
-        </w:rPr>
-        <w:t>均_MEAN_0', '最低温度变化率_13', '最高温度变化率_20', 'FARMSUPERVISOR', '</w:t>
-      </w:r>
-      <w:proofErr w:type="gramStart"/>
-      <w:r>
-        <w:rPr>
-          <w:rFonts w:hint="eastAsia"/>
-        </w:rPr>
-        <w:t>外部-</w:t>
-      </w:r>
-      <w:proofErr w:type="gramEnd"/>
-      <w:r>
-        <w:rPr>
-          <w:rFonts w:hint="eastAsia"/>
-        </w:rPr>
-        <w:t>平均_MEAN_35', '温度3-平均_MEAN_3', '最高温</w:t>
-      </w:r>
-    </w:p>
-    <w:p>
-      <w:pPr>
-        <w:rPr>
-          <w:rFonts w:hint="eastAsia"/>
-        </w:rPr>
-      </w:pPr>
-      <w:r>
-        <w:rPr>
-          <w:rFonts w:hint="eastAsia"/>
-        </w:rPr>
-        <w:t>度变化率_24', '每日温差_33', '温度3-平均_MEAN_10', '内外温差_MEAN_1', '平均温度变化率_22', '平均温度变化率_21', '最低温度</w:t>
+        <w:t>_22', '平均温度变化率_21', '最低温度</w:t>
       </w:r>
     </w:p>
     <w:p>
@@ -1912,2427 +1507,1658 @@
       <w:pPr>
         <w:rPr>
           <w:rFonts w:hint="eastAsia"/>
+        </w:rPr>
+      </w:pPr>
+      <w:r>
+        <w:rPr>
+          <w:rFonts w:hint="eastAsia"/>
+        </w:rPr>
+        <w:t>重要变量前50建模</w:t>
+      </w:r>
+    </w:p>
+    <w:p>
+      <w:pPr>
+        <w:rPr>
+          <w:rFonts w:hint="eastAsia"/>
+        </w:rPr>
+      </w:pPr>
+    </w:p>
+    <w:p>
+      <w:pPr>
+        <w:rPr>
+          <w:rFonts w:hint="eastAsia"/>
+        </w:rPr>
+      </w:pPr>
+      <w:r>
+        <w:rPr>
+          <w:rFonts w:hint="eastAsia"/>
+        </w:rPr>
+        <w:t>=== 数据分割结果 ===</w:t>
+      </w:r>
+    </w:p>
+    <w:p>
+      <w:pPr>
+        <w:rPr>
+          <w:rFonts w:hint="eastAsia"/>
+        </w:rPr>
+      </w:pPr>
+      <w:r>
+        <w:rPr>
+          <w:rFonts w:hint="eastAsia"/>
+        </w:rPr>
+        <w:t>训练集: 189 samples</w:t>
+      </w:r>
+    </w:p>
+    <w:p>
+      <w:pPr>
+        <w:rPr>
+          <w:rFonts w:hint="eastAsia"/>
+        </w:rPr>
+      </w:pPr>
+      <w:r>
+        <w:rPr>
+          <w:rFonts w:hint="eastAsia"/>
+        </w:rPr>
+        <w:t>测试集: 82 samples</w:t>
+      </w:r>
+    </w:p>
+    <w:p>
+      <w:pPr>
+        <w:rPr>
+          <w:rFonts w:hint="eastAsia"/>
+        </w:rPr>
+      </w:pPr>
+      <w:r>
+        <w:rPr>
+          <w:rFonts w:hint="eastAsia"/>
+        </w:rPr>
+        <w:t>验证集: 68 samples</w:t>
+      </w:r>
+    </w:p>
+    <w:p>
+      <w:pPr>
+        <w:rPr>
+          <w:rFonts w:hint="eastAsia"/>
+        </w:rPr>
+      </w:pPr>
+    </w:p>
+    <w:p>
+      <w:pPr>
+        <w:rPr>
+          <w:rFonts w:hint="eastAsia"/>
+        </w:rPr>
+      </w:pPr>
+      <w:r>
+        <w:rPr>
+          <w:rFonts w:hint="eastAsia"/>
+        </w:rPr>
+        <w:t>正样本比例:</w:t>
+      </w:r>
+    </w:p>
+    <w:p>
+      <w:pPr>
+        <w:rPr>
+          <w:rFonts w:hint="eastAsia"/>
+        </w:rPr>
+      </w:pPr>
+      <w:r>
+        <w:rPr>
+          <w:rFonts w:hint="eastAsia"/>
+        </w:rPr>
+        <w:t xml:space="preserve"> - 训练集: 20.11%</w:t>
+      </w:r>
+    </w:p>
+    <w:p>
+      <w:pPr>
+        <w:rPr>
+          <w:rFonts w:hint="eastAsia"/>
+        </w:rPr>
+      </w:pPr>
+      <w:r>
+        <w:rPr>
+          <w:rFonts w:hint="eastAsia"/>
+        </w:rPr>
+        <w:t xml:space="preserve"> - 测试集: 20.73%</w:t>
+      </w:r>
+    </w:p>
+    <w:p>
+      <w:pPr>
+        <w:rPr>
+          <w:rFonts w:hint="eastAsia"/>
+        </w:rPr>
+      </w:pPr>
+      <w:r>
+        <w:rPr>
+          <w:rFonts w:hint="eastAsia"/>
+        </w:rPr>
+        <w:t xml:space="preserve"> - 验证集: 20.59%</w:t>
+      </w:r>
+    </w:p>
+    <w:p>
+      <w:pPr>
+        <w:rPr>
+          <w:rFonts w:hint="eastAsia"/>
+        </w:rPr>
+      </w:pPr>
+    </w:p>
+    <w:p>
+      <w:pPr>
+        <w:rPr>
+          <w:rFonts w:hint="eastAsia"/>
+        </w:rPr>
+      </w:pPr>
+      <w:r>
+        <w:rPr>
+          <w:rFonts w:hint="eastAsia"/>
+        </w:rPr>
+        <w:t>=== 测试集评估 ===</w:t>
+      </w:r>
+    </w:p>
+    <w:p>
+      <w:pPr>
+        <w:rPr>
+          <w:rFonts w:hint="eastAsia"/>
+        </w:rPr>
+      </w:pPr>
+      <w:r>
+        <w:rPr>
+          <w:rFonts w:hint="eastAsia"/>
+        </w:rPr>
+        <w:lastRenderedPageBreak/>
+        <w:t>AUC Score: 0.6841628959276018</w:t>
+      </w:r>
+    </w:p>
+    <w:p>
+      <w:pPr>
+        <w:rPr>
+          <w:rFonts w:hint="eastAsia"/>
+        </w:rPr>
+      </w:pPr>
+      <w:r>
+        <w:rPr>
+          <w:rFonts w:hint="eastAsia"/>
+        </w:rPr>
+        <w:t>Balanced Accuracy: 0.6289592760180995</w:t>
+      </w:r>
+    </w:p>
+    <w:p>
+      <w:pPr>
+        <w:rPr>
+          <w:rFonts w:hint="eastAsia"/>
+        </w:rPr>
+      </w:pPr>
+      <w:r>
+        <w:rPr>
+          <w:rFonts w:hint="eastAsia"/>
+        </w:rPr>
+        <w:t>F1-Score: 0.4117647058823529</w:t>
+      </w:r>
+    </w:p>
+    <w:p>
+      <w:pPr>
+        <w:rPr>
+          <w:rFonts w:hint="eastAsia"/>
+        </w:rPr>
+      </w:pPr>
+      <w:r>
+        <w:rPr>
+          <w:rFonts w:hint="eastAsia"/>
+        </w:rPr>
+        <w:t>MCC: 0.2579185520361991</w:t>
+      </w:r>
+    </w:p>
+    <w:p>
+      <w:pPr>
+        <w:rPr>
+          <w:rFonts w:hint="eastAsia"/>
+        </w:rPr>
+      </w:pPr>
+      <w:r>
+        <w:rPr>
+          <w:rFonts w:hint="eastAsia"/>
+        </w:rPr>
+        <w:t>Confusion Matrix:</w:t>
+      </w:r>
+    </w:p>
+    <w:p>
+      <w:pPr>
+        <w:rPr>
+          <w:rFonts w:hint="eastAsia"/>
+        </w:rPr>
+      </w:pPr>
+      <w:r>
+        <w:rPr>
+          <w:rFonts w:hint="eastAsia"/>
+        </w:rPr>
+        <w:t xml:space="preserve"> [[55 10]</w:t>
+      </w:r>
+    </w:p>
+    <w:p>
+      <w:pPr>
+        <w:rPr>
+          <w:rFonts w:hint="eastAsia"/>
+        </w:rPr>
+      </w:pPr>
+      <w:r>
+        <w:rPr>
+          <w:rFonts w:hint="eastAsia"/>
+        </w:rPr>
+        <w:t xml:space="preserve"> [</w:t>
+      </w:r>
+      <w:proofErr w:type="gramStart"/>
+      <w:r>
+        <w:rPr>
+          <w:rFonts w:hint="eastAsia"/>
+        </w:rPr>
+        <w:t>10  7</w:t>
+      </w:r>
+      <w:proofErr w:type="gramEnd"/>
+      <w:r>
+        <w:rPr>
+          <w:rFonts w:hint="eastAsia"/>
+        </w:rPr>
+        <w:t>]]</w:t>
+      </w:r>
+    </w:p>
+    <w:p>
+      <w:pPr>
+        <w:rPr>
+          <w:rFonts w:hint="eastAsia"/>
+        </w:rPr>
+      </w:pPr>
+    </w:p>
+    <w:p>
+      <w:pPr>
+        <w:rPr>
+          <w:rFonts w:hint="eastAsia"/>
+        </w:rPr>
+      </w:pPr>
+      <w:r>
+        <w:rPr>
+          <w:rFonts w:hint="eastAsia"/>
+        </w:rPr>
+        <w:t>=== 跨期验证集评估 ===</w:t>
+      </w:r>
+    </w:p>
+    <w:p>
+      <w:pPr>
+        <w:rPr>
+          <w:rFonts w:hint="eastAsia"/>
+        </w:rPr>
+      </w:pPr>
+      <w:r>
+        <w:rPr>
+          <w:rFonts w:hint="eastAsia"/>
+        </w:rPr>
+        <w:t>Validation AUC Score: 0.7989417989417988</w:t>
+      </w:r>
+    </w:p>
+    <w:p>
+      <w:pPr>
+        <w:rPr>
+          <w:rFonts w:hint="eastAsia"/>
+        </w:rPr>
+      </w:pPr>
+      <w:r>
+        <w:rPr>
+          <w:rFonts w:hint="eastAsia"/>
+        </w:rPr>
+        <w:t>Validation Balanced Accuracy: 0.6044973544973545</w:t>
+      </w:r>
+    </w:p>
+    <w:p>
+      <w:pPr>
+        <w:rPr>
+          <w:rFonts w:hint="eastAsia"/>
+        </w:rPr>
+      </w:pPr>
+      <w:r>
+        <w:rPr>
+          <w:rFonts w:hint="eastAsia"/>
+        </w:rPr>
+        <w:t>Validation F1-Score: 0.37037037037037035</w:t>
+      </w:r>
+    </w:p>
+    <w:p>
+      <w:pPr>
+        <w:rPr>
+          <w:rFonts w:hint="eastAsia"/>
+        </w:rPr>
+      </w:pPr>
+      <w:r>
+        <w:rPr>
+          <w:rFonts w:hint="eastAsia"/>
+        </w:rPr>
+        <w:t>Validation MCC: 0.21490334148971763</w:t>
+      </w:r>
+    </w:p>
+    <w:p>
+      <w:pPr>
+        <w:rPr>
+          <w:rFonts w:hint="eastAsia"/>
+        </w:rPr>
+      </w:pPr>
+      <w:r>
+        <w:rPr>
+          <w:rFonts w:hint="eastAsia"/>
+        </w:rPr>
+        <w:t>Validation Confusion Matrix:</w:t>
+      </w:r>
+    </w:p>
+    <w:p>
+      <w:pPr>
+        <w:rPr>
+          <w:rFonts w:hint="eastAsia"/>
+        </w:rPr>
+      </w:pPr>
+      <w:r>
+        <w:rPr>
+          <w:rFonts w:hint="eastAsia"/>
+        </w:rPr>
+        <w:t xml:space="preserve"> [[</w:t>
+      </w:r>
+      <w:proofErr w:type="gramStart"/>
+      <w:r>
+        <w:rPr>
+          <w:rFonts w:hint="eastAsia"/>
+        </w:rPr>
+        <w:t>46  8</w:t>
+      </w:r>
+      <w:proofErr w:type="gramEnd"/>
+      <w:r>
+        <w:rPr>
+          <w:rFonts w:hint="eastAsia"/>
+        </w:rPr>
+        <w:t>]</w:t>
+      </w:r>
+    </w:p>
+    <w:p>
+      <w:pPr>
+        <w:rPr>
+          <w:rFonts w:hint="eastAsia"/>
+        </w:rPr>
+      </w:pPr>
+      <w:r>
+        <w:rPr>
+          <w:rFonts w:hint="eastAsia"/>
+        </w:rPr>
+        <w:t xml:space="preserve"> [ </w:t>
+      </w:r>
+      <w:proofErr w:type="gramStart"/>
+      <w:r>
+        <w:rPr>
+          <w:rFonts w:hint="eastAsia"/>
+        </w:rPr>
+        <w:t>9  5</w:t>
+      </w:r>
+      <w:proofErr w:type="gramEnd"/>
+      <w:r>
+        <w:rPr>
+          <w:rFonts w:hint="eastAsia"/>
+        </w:rPr>
+        <w:t>]]</w:t>
+      </w:r>
+    </w:p>
+    <w:p>
+      <w:pPr>
+        <w:rPr>
+          <w:rFonts w:hint="eastAsia"/>
+        </w:rPr>
+      </w:pPr>
+    </w:p>
+    <w:p>
+      <w:pPr>
+        <w:rPr>
+          <w:rFonts w:hint="eastAsia"/>
+        </w:rPr>
+      </w:pPr>
+      <w:r>
+        <w:rPr>
+          <w:rFonts w:hint="eastAsia"/>
+        </w:rPr>
+        <w:t>['最高温度变化率_27', '内外温差_MEAN_21', '</w:t>
+      </w:r>
+      <w:proofErr w:type="spellStart"/>
+      <w:r>
+        <w:rPr>
+          <w:rFonts w:hint="eastAsia"/>
+        </w:rPr>
+        <w:t>HARVESTSTATUS_month</w:t>
+      </w:r>
+      <w:proofErr w:type="spellEnd"/>
+      <w:r>
+        <w:rPr>
+          <w:rFonts w:hint="eastAsia"/>
+        </w:rPr>
+        <w:t xml:space="preserve">', '平均温度变化率_1', '温度1-平均_MEAN_-1', '温度4-平均_MEAN_29', '平均温度变化率_12', '最高温度变化率_20', '平均温度变化率_31', '平均温度变化率_3', '每日温差_35', '每日温差_31', ' </w:t>
+      </w:r>
+    </w:p>
+    <w:p>
+      <w:pPr>
+        <w:rPr>
+          <w:rFonts w:hint="eastAsia"/>
+        </w:rPr>
+      </w:pPr>
+      <w:r>
+        <w:rPr>
+          <w:rFonts w:hint="eastAsia"/>
+        </w:rPr>
+        <w:t>最高温度变化率_35', '温度1-平均_MEAN_0', '内外温差_MEAN_33', 'ELECTRICITY_COST', '每日温差_22', '最高温度变化率_5', '温度1-平均_MEAN_5', '最低温度变化率_3']</w:t>
+      </w:r>
+    </w:p>
+    <w:p>
+      <w:pPr>
+        <w:rPr>
+          <w:rFonts w:hint="eastAsia"/>
+        </w:rPr>
+      </w:pPr>
+    </w:p>
+    <w:p>
+      <w:pPr>
+        <w:rPr>
+          <w:rFonts w:hint="eastAsia"/>
+        </w:rPr>
+      </w:pPr>
+      <w:r>
+        <w:rPr>
+          <w:rFonts w:hint="eastAsia"/>
+        </w:rPr>
+        <w:t>重要性变量回归模型</w:t>
+      </w:r>
+    </w:p>
+    <w:p>
+      <w:pPr>
+        <w:rPr>
+          <w:rFonts w:hint="eastAsia"/>
+        </w:rPr>
+      </w:pPr>
+    </w:p>
+    <w:p>
+      <w:pPr>
+        <w:rPr>
+          <w:rFonts w:hint="eastAsia"/>
+        </w:rPr>
+      </w:pPr>
+    </w:p>
+    <w:p>
+      <w:pPr>
+        <w:rPr>
+          <w:rFonts w:hint="eastAsia"/>
+        </w:rPr>
+      </w:pPr>
+      <w:r>
+        <w:rPr>
+          <w:rFonts w:hint="eastAsia"/>
+        </w:rPr>
+        <w:t>=== 数据分割结果 ===</w:t>
+      </w:r>
+    </w:p>
+    <w:p>
+      <w:pPr>
+        <w:rPr>
+          <w:rFonts w:hint="eastAsia"/>
+        </w:rPr>
+      </w:pPr>
+      <w:r>
+        <w:rPr>
+          <w:rFonts w:hint="eastAsia"/>
+        </w:rPr>
+        <w:t>训练集: 189 samples</w:t>
+      </w:r>
+    </w:p>
+    <w:p>
+      <w:pPr>
+        <w:rPr>
+          <w:rFonts w:hint="eastAsia"/>
+        </w:rPr>
+      </w:pPr>
+      <w:r>
+        <w:rPr>
+          <w:rFonts w:hint="eastAsia"/>
+        </w:rPr>
+        <w:t>测试集: 82 samples</w:t>
+      </w:r>
+    </w:p>
+    <w:p>
+      <w:pPr>
+        <w:rPr>
+          <w:rFonts w:hint="eastAsia"/>
+        </w:rPr>
+      </w:pPr>
+      <w:r>
+        <w:rPr>
+          <w:rFonts w:hint="eastAsia"/>
+        </w:rPr>
+        <w:t>验证集: 68 samples</w:t>
+      </w:r>
+    </w:p>
+    <w:p>
+      <w:pPr>
+        <w:rPr>
+          <w:rFonts w:hint="eastAsia"/>
+        </w:rPr>
+      </w:pPr>
+    </w:p>
+    <w:p>
+      <w:pPr>
+        <w:rPr>
+          <w:rFonts w:hint="eastAsia"/>
+        </w:rPr>
+      </w:pPr>
+      <w:r>
+        <w:rPr>
+          <w:rFonts w:hint="eastAsia"/>
+        </w:rPr>
+        <w:t>目标变量统计:</w:t>
+      </w:r>
+    </w:p>
+    <w:p>
+      <w:pPr>
+        <w:rPr>
+          <w:rFonts w:hint="eastAsia"/>
+        </w:rPr>
+      </w:pPr>
+      <w:r>
+        <w:rPr>
+          <w:rFonts w:hint="eastAsia"/>
+        </w:rPr>
+        <w:t xml:space="preserve"> - 训练集均值: 0.0524 ± 0.0187</w:t>
+      </w:r>
+    </w:p>
+    <w:p>
+      <w:pPr>
+        <w:rPr>
+          <w:rFonts w:hint="eastAsia"/>
+        </w:rPr>
+      </w:pPr>
+      <w:r>
+        <w:rPr>
+          <w:rFonts w:hint="eastAsia"/>
+        </w:rPr>
+        <w:t xml:space="preserve"> - 测试集均值: 0.0518 ± 0.0186</w:t>
+      </w:r>
+    </w:p>
+    <w:p>
+      <w:pPr>
+        <w:rPr>
+          <w:rFonts w:hint="eastAsia"/>
+        </w:rPr>
+      </w:pPr>
+      <w:r>
+        <w:rPr>
+          <w:rFonts w:hint="eastAsia"/>
+        </w:rPr>
+        <w:t xml:space="preserve"> - 验证集均值: 0.0503 ± 0.0158</w:t>
+      </w:r>
+    </w:p>
+    <w:p>
+      <w:pPr>
+        <w:rPr>
+          <w:rFonts w:hint="eastAsia"/>
+        </w:rPr>
+      </w:pPr>
+    </w:p>
+    <w:p>
+      <w:pPr>
+        <w:rPr>
+          <w:rFonts w:hint="eastAsia"/>
+        </w:rPr>
+      </w:pPr>
+      <w:r>
+        <w:rPr>
+          <w:rFonts w:hint="eastAsia"/>
+        </w:rPr>
+        <w:t>RMSE: 0.014879772190550658</w:t>
+      </w:r>
+    </w:p>
+    <w:p>
+      <w:pPr>
+        <w:rPr>
+          <w:rFonts w:hint="eastAsia"/>
+        </w:rPr>
+      </w:pPr>
+      <w:r>
+        <w:rPr>
+          <w:rFonts w:hint="eastAsia"/>
+        </w:rPr>
+        <w:t>MAE: 0.010473432340979376</w:t>
+      </w:r>
+    </w:p>
+    <w:p>
+      <w:pPr>
+        <w:rPr>
+          <w:rFonts w:hint="eastAsia"/>
+        </w:rPr>
+      </w:pPr>
+      <w:r>
+        <w:rPr>
+          <w:rFonts w:hint="eastAsia"/>
+        </w:rPr>
+        <w:t>R2 Score: 0.34984224958179555</w:t>
+      </w:r>
+    </w:p>
+    <w:p>
+      <w:pPr>
+        <w:rPr>
+          <w:rFonts w:hint="eastAsia"/>
+        </w:rPr>
+      </w:pPr>
+      <w:r>
+        <w:rPr>
+          <w:rFonts w:hint="eastAsia"/>
+        </w:rPr>
+        <w:t>=== 跨期验证结果 ===</w:t>
+      </w:r>
+    </w:p>
+    <w:p>
+      <w:pPr>
+        <w:rPr>
+          <w:rFonts w:hint="eastAsia"/>
+        </w:rPr>
+      </w:pPr>
+      <w:r>
+        <w:rPr>
+          <w:rFonts w:hint="eastAsia"/>
+        </w:rPr>
+        <w:t>Validation RMSE: 0.0137 (Test RMSE: 0.0149)</w:t>
+      </w:r>
+    </w:p>
+    <w:p>
+      <w:pPr>
+        <w:rPr>
+          <w:rFonts w:hint="eastAsia"/>
+        </w:rPr>
+      </w:pPr>
+      <w:r>
+        <w:rPr>
+          <w:rFonts w:hint="eastAsia"/>
+        </w:rPr>
+        <w:t>Validation MAE: 0.0113 (Test MAE: 0.0105)</w:t>
+      </w:r>
+    </w:p>
+    <w:p>
+      <w:pPr>
+        <w:rPr>
+          <w:rFonts w:hint="eastAsia"/>
+        </w:rPr>
+      </w:pPr>
+      <w:r>
+        <w:rPr>
+          <w:rFonts w:hint="eastAsia"/>
+        </w:rPr>
+        <w:t>Validation R2: 0.2372 (Test R2: 0.3498)</w:t>
+      </w:r>
+    </w:p>
+    <w:p>
+      <w:pPr>
+        <w:rPr>
+          <w:rFonts w:hint="eastAsia"/>
+        </w:rPr>
+      </w:pPr>
+    </w:p>
+    <w:p>
+      <w:pPr>
+        <w:rPr>
+          <w:rFonts w:hint="eastAsia"/>
+        </w:rPr>
+      </w:pPr>
+    </w:p>
+    <w:p>
+      <w:pPr>
+        <w:outlineLvl w:val="1"/>
+        <w:rPr>
+          <w:rFonts w:hint="eastAsia"/>
           <w:b/>
           <w:bCs/>
         </w:rPr>
       </w:pPr>
-    </w:p>
-    <w:p>
-      <w:pPr>
-        <w:rPr>
-          <w:rFonts w:hint="eastAsia"/>
-        </w:rPr>
-      </w:pPr>
-      <w:r>
-        <w:rPr>
-          <w:rFonts w:hint="eastAsia"/>
-        </w:rPr>
-        <w:t>训练集: 189 samples</w:t>
-      </w:r>
-    </w:p>
-    <w:p>
-      <w:pPr>
-        <w:rPr>
-          <w:rFonts w:hint="eastAsia"/>
-        </w:rPr>
-      </w:pPr>
-      <w:r>
-        <w:rPr>
-          <w:rFonts w:hint="eastAsia"/>
-        </w:rPr>
-        <w:t>测试集: 82 samples</w:t>
-      </w:r>
-    </w:p>
-    <w:p>
-      <w:pPr>
-        <w:rPr>
-          <w:rFonts w:hint="eastAsia"/>
-        </w:rPr>
-      </w:pPr>
-      <w:r>
-        <w:rPr>
-          <w:rFonts w:hint="eastAsia"/>
-        </w:rPr>
-        <w:t>验证集: 68 samples</w:t>
-      </w:r>
-    </w:p>
-    <w:p>
-      <w:pPr>
-        <w:rPr>
-          <w:rFonts w:hint="eastAsia"/>
-        </w:rPr>
-      </w:pPr>
-    </w:p>
-    <w:p>
-      <w:pPr>
-        <w:rPr>
-          <w:rFonts w:hint="eastAsia"/>
-        </w:rPr>
-      </w:pPr>
-      <w:r>
-        <w:rPr>
-          <w:rFonts w:hint="eastAsia"/>
-        </w:rPr>
-        <w:t>正样本比例:</w:t>
-      </w:r>
-    </w:p>
-    <w:p>
-      <w:pPr>
-        <w:rPr>
-          <w:rFonts w:hint="eastAsia"/>
-        </w:rPr>
-      </w:pPr>
-      <w:r>
-        <w:rPr>
-          <w:rFonts w:hint="eastAsia"/>
-        </w:rPr>
-        <w:t xml:space="preserve"> - 训练集: 20.11%</w:t>
-      </w:r>
-    </w:p>
-    <w:p>
-      <w:pPr>
-        <w:rPr>
-          <w:rFonts w:hint="eastAsia"/>
-        </w:rPr>
-      </w:pPr>
-      <w:r>
-        <w:rPr>
-          <w:rFonts w:hint="eastAsia"/>
-        </w:rPr>
-        <w:t xml:space="preserve"> - 测试集: 20.73%</w:t>
-      </w:r>
-    </w:p>
-    <w:p>
-      <w:pPr>
-        <w:rPr>
-          <w:rFonts w:hint="eastAsia"/>
-        </w:rPr>
-      </w:pPr>
-      <w:r>
-        <w:rPr>
-          <w:rFonts w:hint="eastAsia"/>
-        </w:rPr>
-        <w:t xml:space="preserve"> - 验证集: 20.59%</w:t>
-      </w:r>
-    </w:p>
-    <w:p>
-      <w:pPr>
-        <w:rPr>
-          <w:rFonts w:hint="eastAsia"/>
-        </w:rPr>
-      </w:pPr>
-    </w:p>
-    <w:p>
-      <w:pPr>
-        <w:rPr>
-          <w:rFonts w:hint="eastAsia"/>
-        </w:rPr>
-      </w:pPr>
-      <w:r>
-        <w:rPr>
-          <w:rFonts w:hint="eastAsia"/>
-        </w:rPr>
-        <w:t>=== 测试集评估 ===</w:t>
-      </w:r>
-    </w:p>
-    <w:p>
-      <w:pPr>
-        <w:rPr>
-          <w:rFonts w:hint="eastAsia"/>
-        </w:rPr>
-      </w:pPr>
-      <w:r>
-        <w:rPr>
-          <w:rFonts w:hint="eastAsia"/>
-        </w:rPr>
-        <w:t>AUC Score: 0.6678733031674208</w:t>
-      </w:r>
-    </w:p>
-    <w:p>
-      <w:pPr>
-        <w:rPr>
-          <w:rFonts w:hint="eastAsia"/>
-        </w:rPr>
-      </w:pPr>
-      <w:r>
-        <w:rPr>
-          <w:rFonts w:hint="eastAsia"/>
-        </w:rPr>
-        <w:t>Balanced Accuracy: 0.6289592760180995</w:t>
-      </w:r>
-    </w:p>
-    <w:p>
-      <w:pPr>
-        <w:rPr>
-          <w:rFonts w:hint="eastAsia"/>
-        </w:rPr>
-      </w:pPr>
-      <w:r>
-        <w:rPr>
-          <w:rFonts w:hint="eastAsia"/>
-        </w:rPr>
-        <w:t>F1-Score: 0.4117647058823529</w:t>
-      </w:r>
-    </w:p>
-    <w:p>
-      <w:pPr>
-        <w:rPr>
-          <w:rFonts w:hint="eastAsia"/>
-        </w:rPr>
-      </w:pPr>
-      <w:r>
-        <w:rPr>
-          <w:rFonts w:hint="eastAsia"/>
-        </w:rPr>
-        <w:t>MCC: 0.2579185520361991</w:t>
-      </w:r>
-    </w:p>
-    <w:p>
-      <w:pPr>
-        <w:rPr>
-          <w:rFonts w:hint="eastAsia"/>
-        </w:rPr>
-      </w:pPr>
-      <w:r>
-        <w:rPr>
-          <w:rFonts w:hint="eastAsia"/>
-        </w:rPr>
-        <w:t>Confusion Matrix:</w:t>
-      </w:r>
-    </w:p>
-    <w:p>
-      <w:pPr>
-        <w:rPr>
-          <w:rFonts w:hint="eastAsia"/>
-        </w:rPr>
-      </w:pPr>
-      <w:r>
-        <w:rPr>
-          <w:rFonts w:hint="eastAsia"/>
-        </w:rPr>
-        <w:t xml:space="preserve"> [[55 10]</w:t>
-      </w:r>
-    </w:p>
-    <w:p>
-      <w:pPr>
-        <w:rPr>
-          <w:rFonts w:hint="eastAsia"/>
-        </w:rPr>
-      </w:pPr>
-      <w:r>
-        <w:rPr>
-          <w:rFonts w:hint="eastAsia"/>
-        </w:rPr>
-        <w:t xml:space="preserve"> [</w:t>
-      </w:r>
-      <w:proofErr w:type="gramStart"/>
-      <w:r>
-        <w:rPr>
-          <w:rFonts w:hint="eastAsia"/>
-        </w:rPr>
-        <w:t>10  7</w:t>
-      </w:r>
-      <w:proofErr w:type="gramEnd"/>
-      <w:r>
-        <w:rPr>
-          <w:rFonts w:hint="eastAsia"/>
-        </w:rPr>
-        <w:t>]]</w:t>
-      </w:r>
-    </w:p>
-    <w:p>
-      <w:pPr>
-        <w:rPr>
-          <w:rFonts w:hint="eastAsia"/>
-        </w:rPr>
-      </w:pPr>
-    </w:p>
-    <w:p>
-      <w:pPr>
-        <w:rPr>
-          <w:rFonts w:hint="eastAsia"/>
-        </w:rPr>
-      </w:pPr>
-      <w:r>
-        <w:rPr>
-          <w:rFonts w:hint="eastAsia"/>
-        </w:rPr>
-        <w:t>=== 跨期验证集评估 ===</w:t>
-      </w:r>
-    </w:p>
-    <w:p>
-      <w:pPr>
-        <w:rPr>
-          <w:rFonts w:hint="eastAsia"/>
-        </w:rPr>
-      </w:pPr>
-      <w:r>
-        <w:rPr>
-          <w:rFonts w:hint="eastAsia"/>
-        </w:rPr>
-        <w:t>Validation AUC Score: 0.7711640211640212</w:t>
-      </w:r>
-    </w:p>
-    <w:p>
-      <w:pPr>
-        <w:rPr>
-          <w:rFonts w:hint="eastAsia"/>
-        </w:rPr>
-      </w:pPr>
-      <w:r>
-        <w:rPr>
-          <w:rFonts w:hint="eastAsia"/>
-        </w:rPr>
-        <w:t>Validation Balanced Accuracy: 0.6309523809523809</w:t>
-      </w:r>
-    </w:p>
-    <w:p>
-      <w:pPr>
-        <w:rPr>
-          <w:rFonts w:hint="eastAsia"/>
-        </w:rPr>
-      </w:pPr>
-      <w:r>
-        <w:rPr>
-          <w:rFonts w:hint="eastAsia"/>
-        </w:rPr>
-        <w:t>Validation F1-Score: 0.41379310344827586</w:t>
-      </w:r>
-    </w:p>
-    <w:p>
-      <w:pPr>
-        <w:rPr>
-          <w:rFonts w:hint="eastAsia"/>
-        </w:rPr>
-      </w:pPr>
-      <w:r>
-        <w:rPr>
-          <w:rFonts w:hint="eastAsia"/>
-        </w:rPr>
-        <w:t>Validation MCC: 0.25539990311691463</w:t>
-      </w:r>
-    </w:p>
-    <w:p>
-      <w:pPr>
-        <w:rPr>
-          <w:rFonts w:hint="eastAsia"/>
-        </w:rPr>
-      </w:pPr>
-      <w:r>
-        <w:rPr>
-          <w:rFonts w:hint="eastAsia"/>
-        </w:rPr>
-        <w:t>Validation Confusion Matrix:</w:t>
-      </w:r>
-    </w:p>
-    <w:p>
-      <w:pPr>
-        <w:rPr>
-          <w:rFonts w:hint="eastAsia"/>
-        </w:rPr>
-      </w:pPr>
-      <w:r>
-        <w:rPr>
-          <w:rFonts w:hint="eastAsia"/>
-        </w:rPr>
-        <w:t xml:space="preserve"> [[</w:t>
-      </w:r>
-      <w:proofErr w:type="gramStart"/>
-      <w:r>
-        <w:rPr>
-          <w:rFonts w:hint="eastAsia"/>
-        </w:rPr>
-        <w:t>45  9</w:t>
-      </w:r>
-      <w:proofErr w:type="gramEnd"/>
-      <w:r>
-        <w:rPr>
-          <w:rFonts w:hint="eastAsia"/>
-        </w:rPr>
-        <w:t>]</w:t>
-      </w:r>
-    </w:p>
-    <w:p>
-      <w:pPr>
-        <w:rPr>
-          <w:rFonts w:hint="eastAsia"/>
-        </w:rPr>
-      </w:pPr>
-      <w:r>
-        <w:rPr>
-          <w:rFonts w:hint="eastAsia"/>
-        </w:rPr>
-        <w:t xml:space="preserve"> [ </w:t>
-      </w:r>
-      <w:proofErr w:type="gramStart"/>
-      <w:r>
-        <w:rPr>
-          <w:rFonts w:hint="eastAsia"/>
-        </w:rPr>
-        <w:t>8  6</w:t>
-      </w:r>
-      <w:proofErr w:type="gramEnd"/>
-      <w:r>
-        <w:rPr>
-          <w:rFonts w:hint="eastAsia"/>
-        </w:rPr>
-        <w:t>]]</w:t>
-      </w:r>
-    </w:p>
-    <w:p>
-      <w:pPr>
-        <w:rPr>
-          <w:rFonts w:hint="eastAsia"/>
-        </w:rPr>
-      </w:pPr>
-      <w:r>
-        <w:rPr>
-          <w:rFonts w:hint="eastAsia"/>
-        </w:rPr>
-        <w:t>重要变量前50建模</w:t>
-      </w:r>
-    </w:p>
-    <w:p>
-      <w:pPr>
-        <w:rPr>
-          <w:rFonts w:hint="eastAsia"/>
-        </w:rPr>
-      </w:pPr>
-    </w:p>
-    <w:p>
-      <w:pPr>
-        <w:rPr>
-          <w:rFonts w:hint="eastAsia"/>
-        </w:rPr>
-      </w:pPr>
-      <w:r>
-        <w:rPr>
-          <w:rFonts w:hint="eastAsia"/>
-        </w:rPr>
-        <w:t>=== 数据分割结果 ===</w:t>
-      </w:r>
-    </w:p>
-    <w:p>
-      <w:pPr>
-        <w:rPr>
-          <w:rFonts w:hint="eastAsia"/>
-        </w:rPr>
-      </w:pPr>
-      <w:r>
-        <w:rPr>
-          <w:rFonts w:hint="eastAsia"/>
-        </w:rPr>
-        <w:t>训练集: 189 samples</w:t>
-      </w:r>
-    </w:p>
-    <w:p>
-      <w:pPr>
-        <w:rPr>
-          <w:rFonts w:hint="eastAsia"/>
-        </w:rPr>
-      </w:pPr>
-      <w:r>
-        <w:rPr>
-          <w:rFonts w:hint="eastAsia"/>
-        </w:rPr>
-        <w:t>测试集: 82 samples</w:t>
-      </w:r>
-    </w:p>
-    <w:p>
-      <w:pPr>
-        <w:rPr>
-          <w:rFonts w:hint="eastAsia"/>
-        </w:rPr>
-      </w:pPr>
-      <w:r>
-        <w:rPr>
-          <w:rFonts w:hint="eastAsia"/>
-        </w:rPr>
-        <w:t>验证集: 68 samples</w:t>
-      </w:r>
-    </w:p>
-    <w:p>
-      <w:pPr>
-        <w:rPr>
-          <w:rFonts w:hint="eastAsia"/>
-        </w:rPr>
-      </w:pPr>
-    </w:p>
-    <w:p>
-      <w:pPr>
-        <w:rPr>
-          <w:rFonts w:hint="eastAsia"/>
-        </w:rPr>
-      </w:pPr>
-      <w:r>
-        <w:rPr>
-          <w:rFonts w:hint="eastAsia"/>
-        </w:rPr>
-        <w:t>正样本比例:</w:t>
-      </w:r>
-    </w:p>
-    <w:p>
-      <w:pPr>
-        <w:rPr>
-          <w:rFonts w:hint="eastAsia"/>
-        </w:rPr>
-      </w:pPr>
-      <w:r>
-        <w:rPr>
-          <w:rFonts w:hint="eastAsia"/>
-        </w:rPr>
-        <w:t xml:space="preserve"> - 训练集: 20.11%</w:t>
-      </w:r>
-    </w:p>
-    <w:p>
-      <w:pPr>
-        <w:rPr>
-          <w:rFonts w:hint="eastAsia"/>
-        </w:rPr>
-      </w:pPr>
-      <w:r>
-        <w:rPr>
-          <w:rFonts w:hint="eastAsia"/>
-        </w:rPr>
-        <w:t xml:space="preserve"> - 测试集: 20.73%</w:t>
-      </w:r>
-    </w:p>
-    <w:p>
-      <w:pPr>
-        <w:rPr>
-          <w:rFonts w:hint="eastAsia"/>
-        </w:rPr>
-      </w:pPr>
-      <w:r>
-        <w:rPr>
-          <w:rFonts w:hint="eastAsia"/>
-        </w:rPr>
-        <w:t xml:space="preserve"> - 验证集: 20.59%</w:t>
-      </w:r>
-    </w:p>
-    <w:p>
-      <w:pPr>
-        <w:rPr>
-          <w:rFonts w:hint="eastAsia"/>
-        </w:rPr>
-      </w:pPr>
-    </w:p>
-    <w:p>
-      <w:pPr>
-        <w:rPr>
-          <w:rFonts w:hint="eastAsia"/>
-        </w:rPr>
-      </w:pPr>
-      <w:r>
-        <w:rPr>
-          <w:rFonts w:hint="eastAsia"/>
-        </w:rPr>
-        <w:t>=== 测试集评估 ===</w:t>
-      </w:r>
-    </w:p>
-    <w:p>
-      <w:pPr>
-        <w:rPr>
-          <w:rFonts w:hint="eastAsia"/>
-        </w:rPr>
-      </w:pPr>
-      <w:r>
-        <w:rPr>
-          <w:rFonts w:hint="eastAsia"/>
-        </w:rPr>
-        <w:t>AUC Score: 0.6841628959276018</w:t>
-      </w:r>
-    </w:p>
-    <w:p>
-      <w:pPr>
-        <w:rPr>
-          <w:rFonts w:hint="eastAsia"/>
-        </w:rPr>
-      </w:pPr>
-      <w:r>
-        <w:rPr>
-          <w:rFonts w:hint="eastAsia"/>
-        </w:rPr>
-        <w:t>Balanced Accuracy: 0.6289592760180995</w:t>
-      </w:r>
-    </w:p>
-    <w:p>
-      <w:pPr>
-        <w:rPr>
-          <w:rFonts w:hint="eastAsia"/>
-        </w:rPr>
-      </w:pPr>
-      <w:r>
-        <w:rPr>
-          <w:rFonts w:hint="eastAsia"/>
-        </w:rPr>
-        <w:t>F1-Score: 0.4117647058823529</w:t>
-      </w:r>
-    </w:p>
-    <w:p>
-      <w:pPr>
-        <w:rPr>
-          <w:rFonts w:hint="eastAsia"/>
-        </w:rPr>
-      </w:pPr>
-      <w:r>
-        <w:rPr>
-          <w:rFonts w:hint="eastAsia"/>
-        </w:rPr>
-        <w:t>MCC: 0.2579185520361991</w:t>
-      </w:r>
-    </w:p>
-    <w:p>
-      <w:pPr>
-        <w:rPr>
-          <w:rFonts w:hint="eastAsia"/>
-        </w:rPr>
-      </w:pPr>
-      <w:r>
-        <w:rPr>
-          <w:rFonts w:hint="eastAsia"/>
-        </w:rPr>
-        <w:t>Confusion Matrix:</w:t>
-      </w:r>
-    </w:p>
-    <w:p>
-      <w:pPr>
-        <w:rPr>
-          <w:rFonts w:hint="eastAsia"/>
-        </w:rPr>
-      </w:pPr>
-      <w:r>
-        <w:rPr>
-          <w:rFonts w:hint="eastAsia"/>
-        </w:rPr>
-        <w:t xml:space="preserve"> [[55 10]</w:t>
-      </w:r>
-    </w:p>
-    <w:p>
-      <w:pPr>
-        <w:rPr>
-          <w:rFonts w:hint="eastAsia"/>
-        </w:rPr>
-      </w:pPr>
-      <w:r>
-        <w:rPr>
-          <w:rFonts w:hint="eastAsia"/>
-        </w:rPr>
-        <w:t xml:space="preserve"> [</w:t>
-      </w:r>
-      <w:proofErr w:type="gramStart"/>
-      <w:r>
-        <w:rPr>
-          <w:rFonts w:hint="eastAsia"/>
-        </w:rPr>
-        <w:t>10  7</w:t>
-      </w:r>
-      <w:proofErr w:type="gramEnd"/>
-      <w:r>
-        <w:rPr>
-          <w:rFonts w:hint="eastAsia"/>
-        </w:rPr>
-        <w:t>]]</w:t>
-      </w:r>
-    </w:p>
-    <w:p>
-      <w:pPr>
-        <w:rPr>
-          <w:rFonts w:hint="eastAsia"/>
-        </w:rPr>
-      </w:pPr>
-    </w:p>
-    <w:p>
-      <w:pPr>
-        <w:rPr>
-          <w:rFonts w:hint="eastAsia"/>
-        </w:rPr>
-      </w:pPr>
-      <w:r>
-        <w:rPr>
-          <w:rFonts w:hint="eastAsia"/>
-        </w:rPr>
-        <w:t>=== 跨期验证集评估 ===</w:t>
-      </w:r>
-    </w:p>
-    <w:p>
-      <w:pPr>
-        <w:rPr>
-          <w:rFonts w:hint="eastAsia"/>
-        </w:rPr>
-      </w:pPr>
-      <w:r>
-        <w:rPr>
-          <w:rFonts w:hint="eastAsia"/>
-        </w:rPr>
-        <w:t>Validation AUC Score: 0.7989417989417988</w:t>
-      </w:r>
-    </w:p>
-    <w:p>
-      <w:pPr>
-        <w:rPr>
-          <w:rFonts w:hint="eastAsia"/>
-        </w:rPr>
-      </w:pPr>
-      <w:r>
-        <w:rPr>
-          <w:rFonts w:hint="eastAsia"/>
-        </w:rPr>
-        <w:t>Validation Balanced Accuracy: 0.6044973544973545</w:t>
-      </w:r>
-    </w:p>
-    <w:p>
-      <w:pPr>
-        <w:rPr>
-          <w:rFonts w:hint="eastAsia"/>
-        </w:rPr>
-      </w:pPr>
-      <w:r>
-        <w:rPr>
-          <w:rFonts w:hint="eastAsia"/>
-        </w:rPr>
-        <w:t>Validation F1-Score: 0.37037037037037035</w:t>
-      </w:r>
-    </w:p>
-    <w:p>
-      <w:pPr>
-        <w:rPr>
-          <w:rFonts w:hint="eastAsia"/>
-        </w:rPr>
-      </w:pPr>
-      <w:r>
-        <w:rPr>
-          <w:rFonts w:hint="eastAsia"/>
-        </w:rPr>
-        <w:t>Validation MCC: 0.21490334148971763</w:t>
-      </w:r>
-    </w:p>
-    <w:p>
-      <w:pPr>
-        <w:rPr>
-          <w:rFonts w:hint="eastAsia"/>
-        </w:rPr>
-      </w:pPr>
-      <w:r>
-        <w:rPr>
-          <w:rFonts w:hint="eastAsia"/>
-        </w:rPr>
-        <w:lastRenderedPageBreak/>
-        <w:t>Validation Confusion Matrix:</w:t>
-      </w:r>
-    </w:p>
-    <w:p>
-      <w:pPr>
-        <w:rPr>
-          <w:rFonts w:hint="eastAsia"/>
-        </w:rPr>
-      </w:pPr>
-      <w:r>
-        <w:rPr>
-          <w:rFonts w:hint="eastAsia"/>
-        </w:rPr>
-        <w:t xml:space="preserve"> [[</w:t>
-      </w:r>
-      <w:proofErr w:type="gramStart"/>
-      <w:r>
-        <w:rPr>
-          <w:rFonts w:hint="eastAsia"/>
-        </w:rPr>
-        <w:t>46  8</w:t>
-      </w:r>
-      <w:proofErr w:type="gramEnd"/>
-      <w:r>
-        <w:rPr>
-          <w:rFonts w:hint="eastAsia"/>
-        </w:rPr>
-        <w:t>]</w:t>
-      </w:r>
-    </w:p>
-    <w:p>
-      <w:pPr>
-        <w:rPr>
-          <w:rFonts w:hint="eastAsia"/>
-        </w:rPr>
-      </w:pPr>
-      <w:r>
-        <w:rPr>
-          <w:rFonts w:hint="eastAsia"/>
-        </w:rPr>
-        <w:t xml:space="preserve"> [ </w:t>
-      </w:r>
-      <w:proofErr w:type="gramStart"/>
-      <w:r>
-        <w:rPr>
-          <w:rFonts w:hint="eastAsia"/>
-        </w:rPr>
-        <w:t>9  5</w:t>
-      </w:r>
-      <w:proofErr w:type="gramEnd"/>
-      <w:r>
-        <w:rPr>
-          <w:rFonts w:hint="eastAsia"/>
-        </w:rPr>
-        <w:t>]]</w:t>
-      </w:r>
-    </w:p>
-    <w:p>
-      <w:pPr>
-        <w:rPr>
-          <w:rFonts w:hint="eastAsia"/>
-        </w:rPr>
-      </w:pPr>
-    </w:p>
-    <w:p>
-      <w:pPr>
-        <w:rPr>
-          <w:rFonts w:hint="eastAsia"/>
-        </w:rPr>
-      </w:pPr>
-      <w:r>
-        <w:rPr>
-          <w:rFonts w:hint="eastAsia"/>
-        </w:rPr>
-        <w:t>['最高温度变化率_27', '内外温差_MEAN_21', '</w:t>
-      </w:r>
-      <w:proofErr w:type="spellStart"/>
-      <w:r>
-        <w:rPr>
-          <w:rFonts w:hint="eastAsia"/>
-        </w:rPr>
-        <w:t>HARVESTSTATUS_month</w:t>
-      </w:r>
-      <w:proofErr w:type="spellEnd"/>
-      <w:r>
-        <w:rPr>
-          <w:rFonts w:hint="eastAsia"/>
-        </w:rPr>
-        <w:t xml:space="preserve">', '平均温度变化率_1', '温度1-平均_MEAN_-1', '温度4-平均_MEAN_29', '平均温度变化率_12', '最高温度变化率_20', '平均温度变化率_31', '平均温度变化率_3', '每日温差_35', '每日温差_31', ' </w:t>
-      </w:r>
-    </w:p>
-    <w:p>
-      <w:pPr>
-        <w:rPr>
-          <w:rFonts w:hint="eastAsia"/>
-        </w:rPr>
-      </w:pPr>
-      <w:r>
-        <w:rPr>
-          <w:rFonts w:hint="eastAsia"/>
-        </w:rPr>
-        <w:t>最高温度变化率_35', '温度1-平均_MEAN_0', '内外温差_MEAN_33', 'ELECTRICITY_COST', '每日温差_22', '最高温度变化率_5', '温度1-平均_MEAN_5', '最低温度变化率_3']</w:t>
-      </w:r>
-    </w:p>
-    <w:p>
-      <w:pPr>
-        <w:rPr>
-          <w:rFonts w:hint="eastAsia"/>
-        </w:rPr>
-      </w:pPr>
-    </w:p>
-    <w:p>
-      <w:pPr>
-        <w:rPr>
-          <w:rFonts w:hint="eastAsia"/>
-        </w:rPr>
-      </w:pPr>
-      <w:r>
-        <w:rPr>
-          <w:rFonts w:hint="eastAsia"/>
-        </w:rPr>
-        <w:t>重要性变量回归模型</w:t>
-      </w:r>
-    </w:p>
-    <w:p>
-      <w:pPr>
-        <w:rPr>
-          <w:rFonts w:hint="eastAsia"/>
-        </w:rPr>
-      </w:pPr>
-    </w:p>
-    <w:p>
-      <w:pPr>
-        <w:rPr>
-          <w:rFonts w:hint="eastAsia"/>
-        </w:rPr>
-      </w:pPr>
-    </w:p>
-    <w:p>
-      <w:pPr>
-        <w:rPr>
-          <w:rFonts w:hint="eastAsia"/>
-        </w:rPr>
-      </w:pPr>
-      <w:r>
-        <w:rPr>
-          <w:rFonts w:hint="eastAsia"/>
-        </w:rPr>
-        <w:t>=== 数据分割结果 ===</w:t>
-      </w:r>
-    </w:p>
-    <w:p>
-      <w:pPr>
-        <w:rPr>
-          <w:rFonts w:hint="eastAsia"/>
-        </w:rPr>
-      </w:pPr>
-      <w:r>
-        <w:rPr>
-          <w:rFonts w:hint="eastAsia"/>
-        </w:rPr>
-        <w:t>训练集: 189 samples</w:t>
-      </w:r>
-    </w:p>
-    <w:p>
-      <w:pPr>
-        <w:rPr>
-          <w:rFonts w:hint="eastAsia"/>
-        </w:rPr>
-      </w:pPr>
-      <w:r>
-        <w:rPr>
-          <w:rFonts w:hint="eastAsia"/>
-        </w:rPr>
-        <w:t>测试集: 82 samples</w:t>
-      </w:r>
-    </w:p>
-    <w:p>
-      <w:pPr>
-        <w:rPr>
-          <w:rFonts w:hint="eastAsia"/>
-        </w:rPr>
-      </w:pPr>
-      <w:r>
-        <w:rPr>
-          <w:rFonts w:hint="eastAsia"/>
-        </w:rPr>
-        <w:t>验证集: 68 samples</w:t>
-      </w:r>
-    </w:p>
-    <w:p>
-      <w:pPr>
-        <w:rPr>
-          <w:rFonts w:hint="eastAsia"/>
-        </w:rPr>
-      </w:pPr>
-    </w:p>
-    <w:p>
-      <w:pPr>
-        <w:rPr>
-          <w:rFonts w:hint="eastAsia"/>
-        </w:rPr>
-      </w:pPr>
-      <w:r>
-        <w:rPr>
-          <w:rFonts w:hint="eastAsia"/>
-        </w:rPr>
-        <w:t>目标变量统计:</w:t>
-      </w:r>
-    </w:p>
-    <w:p>
-      <w:pPr>
-        <w:rPr>
-          <w:rFonts w:hint="eastAsia"/>
-        </w:rPr>
-      </w:pPr>
-      <w:r>
-        <w:rPr>
-          <w:rFonts w:hint="eastAsia"/>
-        </w:rPr>
-        <w:t xml:space="preserve"> - 训练集均值: 0.0524 ± 0.0187</w:t>
-      </w:r>
-    </w:p>
-    <w:p>
-      <w:pPr>
-        <w:rPr>
-          <w:rFonts w:hint="eastAsia"/>
-        </w:rPr>
-      </w:pPr>
-      <w:r>
-        <w:rPr>
-          <w:rFonts w:hint="eastAsia"/>
-        </w:rPr>
-        <w:t xml:space="preserve"> - 测试集均值: 0.0518 ± 0.0186</w:t>
-      </w:r>
-    </w:p>
-    <w:p>
-      <w:pPr>
-        <w:rPr>
-          <w:rFonts w:hint="eastAsia"/>
-        </w:rPr>
-      </w:pPr>
-      <w:r>
-        <w:rPr>
-          <w:rFonts w:hint="eastAsia"/>
-        </w:rPr>
-        <w:t xml:space="preserve"> - 验证集均值: 0.0503 ± 0.0158</w:t>
-      </w:r>
-    </w:p>
-    <w:p>
-      <w:pPr>
-        <w:rPr>
-          <w:rFonts w:hint="eastAsia"/>
-        </w:rPr>
-      </w:pPr>
-    </w:p>
-    <w:p>
-      <w:pPr>
-        <w:rPr>
-          <w:rFonts w:hint="eastAsia"/>
-        </w:rPr>
-      </w:pPr>
-      <w:r>
-        <w:rPr>
-          <w:rFonts w:hint="eastAsia"/>
-        </w:rPr>
-        <w:t>RMSE: 0.014879772190550658</w:t>
-      </w:r>
-    </w:p>
-    <w:p>
-      <w:pPr>
-        <w:rPr>
-          <w:rFonts w:hint="eastAsia"/>
-        </w:rPr>
-      </w:pPr>
-      <w:r>
-        <w:rPr>
-          <w:rFonts w:hint="eastAsia"/>
-        </w:rPr>
-        <w:t>MAE: 0.010473432340979376</w:t>
-      </w:r>
-    </w:p>
-    <w:p>
-      <w:pPr>
-        <w:rPr>
-          <w:rFonts w:hint="eastAsia"/>
-        </w:rPr>
-      </w:pPr>
-      <w:r>
-        <w:rPr>
-          <w:rFonts w:hint="eastAsia"/>
-        </w:rPr>
-        <w:t>R2 Score: 0.34984224958179555</w:t>
-      </w:r>
-    </w:p>
-    <w:p>
-      <w:pPr>
-        <w:rPr>
-          <w:rFonts w:hint="eastAsia"/>
-        </w:rPr>
-      </w:pPr>
-      <w:r>
-        <w:rPr>
-          <w:rFonts w:hint="eastAsia"/>
-        </w:rPr>
-        <w:t>=== 跨期验证结果 ===</w:t>
-      </w:r>
-    </w:p>
-    <w:p>
-      <w:pPr>
-        <w:rPr>
-          <w:rFonts w:hint="eastAsia"/>
-        </w:rPr>
-      </w:pPr>
-      <w:r>
-        <w:rPr>
-          <w:rFonts w:hint="eastAsia"/>
-        </w:rPr>
-        <w:t>Validation RMSE: 0.0137 (Test RMSE: 0.0149)</w:t>
-      </w:r>
-    </w:p>
-    <w:p>
-      <w:pPr>
-        <w:rPr>
-          <w:rFonts w:hint="eastAsia"/>
-        </w:rPr>
-      </w:pPr>
-      <w:r>
-        <w:rPr>
-          <w:rFonts w:hint="eastAsia"/>
-        </w:rPr>
-        <w:t>Validation MAE: 0.0113 (Test MAE: 0.0105)</w:t>
-      </w:r>
-    </w:p>
-    <w:p>
-      <w:pPr>
-        <w:rPr>
-          <w:rFonts w:hint="eastAsia"/>
-        </w:rPr>
-      </w:pPr>
-      <w:r>
-        <w:rPr>
-          <w:rFonts w:hint="eastAsia"/>
-        </w:rPr>
-        <w:t>Validation R2: 0.2372 (Test R2: 0.3498)</w:t>
-      </w:r>
-    </w:p>
-    <w:p>
-      <w:pPr>
-        <w:rPr>
-          <w:rFonts w:hint="eastAsia"/>
-        </w:rPr>
-      </w:pPr>
-    </w:p>
-    <w:p>
-      <w:pPr>
-        <w:rPr>
-          <w:rFonts w:hint="eastAsia"/>
-        </w:rPr>
-      </w:pPr>
-    </w:p>
-    <w:p>
-      <w:pPr>
-        <w:outlineLvl w:val="1"/>
+      <w:r>
         <w:rPr>
           <w:rFonts w:hint="eastAsia"/>
           <w:b/>
           <w:bCs/>
         </w:rPr>
-      </w:pPr>
-      <w:r>
+        <w:t>夏天（5，6，7，8，9）</w:t>
+      </w:r>
+    </w:p>
+    <w:p>
+      <w:pPr>
+        <w:rPr>
+          <w:rFonts w:hint="eastAsia"/>
+        </w:rPr>
+      </w:pPr>
+    </w:p>
+    <w:p>
+      <w:pPr>
+        <w:rPr>
+          <w:rFonts w:hint="eastAsia"/>
+        </w:rPr>
+      </w:pPr>
+    </w:p>
+    <w:p>
+      <w:pPr>
+        <w:rPr>
+          <w:rFonts w:hint="eastAsia"/>
+        </w:rPr>
+      </w:pPr>
+      <w:r>
+        <w:rPr>
+          <w:rFonts w:hint="eastAsia"/>
+        </w:rPr>
+        <w:t>重要变量建模</w:t>
+      </w:r>
+    </w:p>
+    <w:p>
+      <w:pPr>
+        <w:rPr>
+          <w:rFonts w:hint="eastAsia"/>
+        </w:rPr>
+      </w:pPr>
+      <w:r>
+        <w:rPr>
+          <w:rFonts w:hint="eastAsia"/>
+        </w:rPr>
+        <w:t>=== 数据分割结果 ===</w:t>
+      </w:r>
+    </w:p>
+    <w:p>
+      <w:pPr>
+        <w:rPr>
+          <w:rFonts w:hint="eastAsia"/>
+        </w:rPr>
+      </w:pPr>
+      <w:r>
+        <w:rPr>
+          <w:rFonts w:hint="eastAsia"/>
+        </w:rPr>
+        <w:t>训练集: 118 samples</w:t>
+      </w:r>
+    </w:p>
+    <w:p>
+      <w:pPr>
+        <w:rPr>
+          <w:rFonts w:hint="eastAsia"/>
+        </w:rPr>
+      </w:pPr>
+      <w:r>
+        <w:rPr>
+          <w:rFonts w:hint="eastAsia"/>
+        </w:rPr>
+        <w:t>测试集: 51 samples</w:t>
+      </w:r>
+    </w:p>
+    <w:p>
+      <w:pPr>
+        <w:rPr>
+          <w:rFonts w:hint="eastAsia"/>
+        </w:rPr>
+      </w:pPr>
+      <w:r>
+        <w:rPr>
+          <w:rFonts w:hint="eastAsia"/>
+        </w:rPr>
+        <w:t>验证集: 43 samples</w:t>
+      </w:r>
+    </w:p>
+    <w:p>
+      <w:pPr>
+        <w:rPr>
+          <w:rFonts w:hint="eastAsia"/>
+        </w:rPr>
+      </w:pPr>
+    </w:p>
+    <w:p>
+      <w:pPr>
+        <w:rPr>
+          <w:rFonts w:hint="eastAsia"/>
+        </w:rPr>
+      </w:pPr>
+      <w:r>
+        <w:rPr>
+          <w:rFonts w:hint="eastAsia"/>
+        </w:rPr>
+        <w:t>正样本比例:</w:t>
+      </w:r>
+    </w:p>
+    <w:p>
+      <w:pPr>
+        <w:rPr>
+          <w:rFonts w:hint="eastAsia"/>
+        </w:rPr>
+      </w:pPr>
+      <w:r>
+        <w:rPr>
+          <w:rFonts w:hint="eastAsia"/>
+        </w:rPr>
+        <w:t xml:space="preserve"> - 训练集: 20.34%</w:t>
+      </w:r>
+    </w:p>
+    <w:p>
+      <w:pPr>
+        <w:rPr>
+          <w:rFonts w:hint="eastAsia"/>
+        </w:rPr>
+      </w:pPr>
+      <w:r>
+        <w:rPr>
+          <w:rFonts w:hint="eastAsia"/>
+        </w:rPr>
+        <w:t xml:space="preserve"> - 测试集: 19.61%</w:t>
+      </w:r>
+    </w:p>
+    <w:p>
+      <w:pPr>
+        <w:rPr>
+          <w:rFonts w:hint="eastAsia"/>
+        </w:rPr>
+      </w:pPr>
+      <w:r>
+        <w:rPr>
+          <w:rFonts w:hint="eastAsia"/>
+        </w:rPr>
+        <w:t xml:space="preserve"> - 验证集: 20.93%</w:t>
+      </w:r>
+    </w:p>
+    <w:p>
+      <w:pPr>
+        <w:rPr>
+          <w:rFonts w:hint="eastAsia"/>
+        </w:rPr>
+      </w:pPr>
+    </w:p>
+    <w:p>
+      <w:pPr>
+        <w:rPr>
+          <w:rFonts w:hint="eastAsia"/>
+        </w:rPr>
+      </w:pPr>
+    </w:p>
+    <w:p>
+      <w:pPr>
+        <w:rPr>
+          <w:rFonts w:hint="eastAsia"/>
+        </w:rPr>
+      </w:pPr>
+      <w:r>
+        <w:rPr>
+          <w:rFonts w:hint="eastAsia"/>
+        </w:rPr>
+        <w:t>=== 测试集评估 ===</w:t>
+      </w:r>
+    </w:p>
+    <w:p>
+      <w:pPr>
+        <w:rPr>
+          <w:rFonts w:hint="eastAsia"/>
+        </w:rPr>
+      </w:pPr>
+      <w:r>
+        <w:rPr>
+          <w:rFonts w:hint="eastAsia"/>
+        </w:rPr>
+        <w:t>AUC Score: 0.7560975609756098</w:t>
+      </w:r>
+    </w:p>
+    <w:p>
+      <w:pPr>
+        <w:rPr>
+          <w:rFonts w:hint="eastAsia"/>
+        </w:rPr>
+      </w:pPr>
+      <w:r>
+        <w:rPr>
+          <w:rFonts w:hint="eastAsia"/>
+        </w:rPr>
+        <w:t>Balanced Accuracy: 0.6146341463414634</w:t>
+      </w:r>
+    </w:p>
+    <w:p>
+      <w:pPr>
+        <w:rPr>
+          <w:rFonts w:hint="eastAsia"/>
+        </w:rPr>
+      </w:pPr>
+      <w:r>
+        <w:rPr>
+          <w:rFonts w:hint="eastAsia"/>
+        </w:rPr>
+        <w:t>F1-Score: 0.38095238095238093</w:t>
+      </w:r>
+    </w:p>
+    <w:p>
+      <w:pPr>
+        <w:rPr>
+          <w:rFonts w:hint="eastAsia"/>
+        </w:rPr>
+      </w:pPr>
+      <w:r>
+        <w:rPr>
+          <w:rFonts w:hint="eastAsia"/>
+        </w:rPr>
+        <w:t>MCC: 0.2213143563935652</w:t>
+      </w:r>
+    </w:p>
+    <w:p>
+      <w:pPr>
+        <w:rPr>
+          <w:rFonts w:hint="eastAsia"/>
+        </w:rPr>
+      </w:pPr>
+      <w:r>
+        <w:rPr>
+          <w:rFonts w:hint="eastAsia"/>
+        </w:rPr>
+        <w:t>Confusion Matrix:</w:t>
+      </w:r>
+    </w:p>
+    <w:p>
+      <w:pPr>
+        <w:rPr>
+          <w:rFonts w:hint="eastAsia"/>
+        </w:rPr>
+      </w:pPr>
+      <w:r>
+        <w:rPr>
+          <w:rFonts w:hint="eastAsia"/>
+        </w:rPr>
+        <w:t xml:space="preserve"> [[</w:t>
+      </w:r>
+      <w:proofErr w:type="gramStart"/>
+      <w:r>
+        <w:rPr>
+          <w:rFonts w:hint="eastAsia"/>
+        </w:rPr>
+        <w:t>34  7</w:t>
+      </w:r>
+      <w:proofErr w:type="gramEnd"/>
+      <w:r>
+        <w:rPr>
+          <w:rFonts w:hint="eastAsia"/>
+        </w:rPr>
+        <w:t>]</w:t>
+      </w:r>
+    </w:p>
+    <w:p>
+      <w:pPr>
+        <w:rPr>
+          <w:rFonts w:hint="eastAsia"/>
+        </w:rPr>
+      </w:pPr>
+      <w:r>
+        <w:rPr>
+          <w:rFonts w:hint="eastAsia"/>
+        </w:rPr>
+        <w:t xml:space="preserve"> [ </w:t>
+      </w:r>
+      <w:proofErr w:type="gramStart"/>
+      <w:r>
+        <w:rPr>
+          <w:rFonts w:hint="eastAsia"/>
+        </w:rPr>
+        <w:t>6  4</w:t>
+      </w:r>
+      <w:proofErr w:type="gramEnd"/>
+      <w:r>
+        <w:rPr>
+          <w:rFonts w:hint="eastAsia"/>
+        </w:rPr>
+        <w:t>]]</w:t>
+      </w:r>
+    </w:p>
+    <w:p>
+      <w:pPr>
+        <w:rPr>
+          <w:rFonts w:hint="eastAsia"/>
+        </w:rPr>
+      </w:pPr>
+    </w:p>
+    <w:p>
+      <w:pPr>
+        <w:rPr>
+          <w:rFonts w:hint="eastAsia"/>
+        </w:rPr>
+      </w:pPr>
+      <w:r>
+        <w:rPr>
+          <w:rFonts w:hint="eastAsia"/>
+        </w:rPr>
+        <w:t>=== 跨期验证集评估 ===</w:t>
+      </w:r>
+    </w:p>
+    <w:p>
+      <w:pPr>
+        <w:rPr>
+          <w:rFonts w:hint="eastAsia"/>
+        </w:rPr>
+      </w:pPr>
+      <w:r>
+        <w:rPr>
+          <w:rFonts w:hint="eastAsia"/>
+        </w:rPr>
+        <w:t>Validation AUC Score: 0.696078431372549</w:t>
+      </w:r>
+    </w:p>
+    <w:p>
+      <w:pPr>
+        <w:rPr>
+          <w:rFonts w:hint="eastAsia"/>
+        </w:rPr>
+      </w:pPr>
+      <w:r>
+        <w:rPr>
+          <w:rFonts w:hint="eastAsia"/>
+        </w:rPr>
+        <w:t>Validation Balanced Accuracy: 0.5784313725490196</w:t>
+      </w:r>
+    </w:p>
+    <w:p>
+      <w:pPr>
+        <w:rPr>
+          <w:rFonts w:hint="eastAsia"/>
+        </w:rPr>
+      </w:pPr>
+      <w:r>
+        <w:rPr>
+          <w:rFonts w:hint="eastAsia"/>
+        </w:rPr>
+        <w:t>Validation F1-Score: 0.3333333333333333</w:t>
+      </w:r>
+    </w:p>
+    <w:p>
+      <w:pPr>
+        <w:rPr>
+          <w:rFonts w:hint="eastAsia"/>
+        </w:rPr>
+      </w:pPr>
+      <w:r>
+        <w:rPr>
+          <w:rFonts w:hint="eastAsia"/>
+        </w:rPr>
+        <w:t>Validation MCC: 0.1568627450980392</w:t>
+      </w:r>
+    </w:p>
+    <w:p>
+      <w:pPr>
+        <w:rPr>
+          <w:rFonts w:hint="eastAsia"/>
+        </w:rPr>
+      </w:pPr>
+      <w:r>
+        <w:rPr>
+          <w:rFonts w:hint="eastAsia"/>
+        </w:rPr>
+        <w:t>Validation Confusion Matrix:</w:t>
+      </w:r>
+    </w:p>
+    <w:p>
+      <w:pPr>
+        <w:rPr>
+          <w:rFonts w:hint="eastAsia"/>
+        </w:rPr>
+      </w:pPr>
+      <w:r>
+        <w:rPr>
+          <w:rFonts w:hint="eastAsia"/>
+        </w:rPr>
+        <w:t xml:space="preserve"> [[</w:t>
+      </w:r>
+      <w:proofErr w:type="gramStart"/>
+      <w:r>
+        <w:rPr>
+          <w:rFonts w:hint="eastAsia"/>
+        </w:rPr>
+        <w:t>28  6</w:t>
+      </w:r>
+      <w:proofErr w:type="gramEnd"/>
+      <w:r>
+        <w:rPr>
+          <w:rFonts w:hint="eastAsia"/>
+        </w:rPr>
+        <w:t>]</w:t>
+      </w:r>
+    </w:p>
+    <w:p>
+      <w:pPr>
+        <w:rPr>
+          <w:rFonts w:hint="eastAsia"/>
+        </w:rPr>
+      </w:pPr>
+      <w:r>
+        <w:rPr>
+          <w:rFonts w:hint="eastAsia"/>
+        </w:rPr>
+        <w:t xml:space="preserve"> [ </w:t>
+      </w:r>
+      <w:proofErr w:type="gramStart"/>
+      <w:r>
+        <w:rPr>
+          <w:rFonts w:hint="eastAsia"/>
+        </w:rPr>
+        <w:t>6  3</w:t>
+      </w:r>
+      <w:proofErr w:type="gramEnd"/>
+      <w:r>
+        <w:rPr>
+          <w:rFonts w:hint="eastAsia"/>
+        </w:rPr>
+        <w:t>]]</w:t>
+      </w:r>
+    </w:p>
+    <w:p>
+      <w:pPr>
+        <w:rPr>
+          <w:rFonts w:hint="eastAsia"/>
+        </w:rPr>
+      </w:pPr>
+    </w:p>
+    <w:p>
+      <w:pPr>
+        <w:rPr>
+          <w:rFonts w:hint="eastAsia"/>
+        </w:rPr>
+      </w:pPr>
+    </w:p>
+    <w:p>
+      <w:pPr>
+        <w:rPr>
+          <w:rFonts w:hint="eastAsia"/>
+        </w:rPr>
+      </w:pPr>
+      <w:r>
+        <w:rPr>
+          <w:rFonts w:hint="eastAsia"/>
+        </w:rPr>
+        <w:t>['每日温差_20', '每日温差_31', '温度1-平均_MEAN_16', '温度1-平均_MEAN_0', '温度5-平均_MEAN_0', '鸡舍温度-最低_MIN_10', '最</w:t>
+      </w:r>
+    </w:p>
+    <w:p>
+      <w:pPr>
+        <w:rPr>
+          <w:rFonts w:hint="eastAsia"/>
+        </w:rPr>
+      </w:pPr>
+      <w:r>
+        <w:rPr>
+          <w:rFonts w:hint="eastAsia"/>
+        </w:rPr>
+        <w:t>高温度变化率_34', 'DOCAMOUNT', '温度1-平均_MEAN_23', 'GAS_COST', '温度1-平均_MEAN_29', '湿度内部平均_MEAN_12', '平均温度变</w:t>
+      </w:r>
+    </w:p>
+    <w:p>
+      <w:pPr>
+        <w:rPr>
+          <w:rFonts w:hint="eastAsia"/>
+        </w:rPr>
+      </w:pPr>
+      <w:r>
+        <w:rPr>
+          <w:rFonts w:hint="eastAsia"/>
+        </w:rPr>
+        <w:t xml:space="preserve">化率_11', '最低温度变化率_16', '湿度内部平均_MEAN_35', '内外温差_MEAN_26', '最高温度变化率_14', '鸡舍温度-最低_MIN_22', ' </w:t>
+      </w:r>
+    </w:p>
+    <w:p>
+      <w:pPr>
+        <w:rPr>
+          <w:rFonts w:hint="eastAsia"/>
+        </w:rPr>
+      </w:pPr>
+      <w:r>
+        <w:rPr>
+          <w:rFonts w:hint="eastAsia"/>
+        </w:rPr>
+        <w:t>平均温度变化率_24', '每日温差_29']</w:t>
+      </w:r>
+    </w:p>
+    <w:p>
+      <w:pPr>
+        <w:rPr>
+          <w:rFonts w:hint="eastAsia"/>
+        </w:rPr>
+      </w:pPr>
+    </w:p>
+    <w:p>
+      <w:pPr>
+        <w:rPr>
+          <w:rFonts w:hint="eastAsia"/>
+        </w:rPr>
+      </w:pPr>
+      <w:r>
+        <w:rPr>
+          <w:rFonts w:hint="eastAsia"/>
+        </w:rPr>
+        <w:t>重要变量建立回归模型</w:t>
+      </w:r>
+    </w:p>
+    <w:p>
+      <w:pPr>
+        <w:rPr>
+          <w:rFonts w:hint="eastAsia"/>
+        </w:rPr>
+      </w:pPr>
+    </w:p>
+    <w:p>
+      <w:pPr>
+        <w:rPr>
+          <w:rFonts w:hint="eastAsia"/>
+        </w:rPr>
+      </w:pPr>
+    </w:p>
+    <w:p>
+      <w:pPr>
+        <w:rPr>
+          <w:rFonts w:hint="eastAsia"/>
+        </w:rPr>
+      </w:pPr>
+      <w:r>
+        <w:rPr>
+          <w:rFonts w:hint="eastAsia"/>
+        </w:rPr>
+        <w:t>=== 数据分割结果 ===</w:t>
+      </w:r>
+    </w:p>
+    <w:p>
+      <w:pPr>
+        <w:rPr>
+          <w:rFonts w:hint="eastAsia"/>
+        </w:rPr>
+      </w:pPr>
+      <w:r>
+        <w:rPr>
+          <w:rFonts w:hint="eastAsia"/>
+        </w:rPr>
+        <w:t>训练集: 118 samples</w:t>
+      </w:r>
+    </w:p>
+    <w:p>
+      <w:pPr>
+        <w:rPr>
+          <w:rFonts w:hint="eastAsia"/>
+        </w:rPr>
+      </w:pPr>
+      <w:r>
+        <w:rPr>
+          <w:rFonts w:hint="eastAsia"/>
+        </w:rPr>
+        <w:t>测试集: 51 samples</w:t>
+      </w:r>
+    </w:p>
+    <w:p>
+      <w:pPr>
+        <w:rPr>
+          <w:rFonts w:hint="eastAsia"/>
+        </w:rPr>
+      </w:pPr>
+      <w:r>
+        <w:rPr>
+          <w:rFonts w:hint="eastAsia"/>
+        </w:rPr>
+        <w:t>验证集: 43 samples</w:t>
+      </w:r>
+    </w:p>
+    <w:p>
+      <w:pPr>
+        <w:rPr>
+          <w:rFonts w:hint="eastAsia"/>
+        </w:rPr>
+      </w:pPr>
+    </w:p>
+    <w:p>
+      <w:pPr>
+        <w:rPr>
+          <w:rFonts w:hint="eastAsia"/>
+        </w:rPr>
+      </w:pPr>
+      <w:r>
+        <w:rPr>
+          <w:rFonts w:hint="eastAsia"/>
+        </w:rPr>
+        <w:t>目标变量统计:</w:t>
+      </w:r>
+    </w:p>
+    <w:p>
+      <w:pPr>
+        <w:rPr>
+          <w:rFonts w:hint="eastAsia"/>
+        </w:rPr>
+      </w:pPr>
+      <w:r>
+        <w:rPr>
+          <w:rFonts w:hint="eastAsia"/>
+        </w:rPr>
+        <w:t xml:space="preserve"> - 训练集均值: 0.0375 ± 0.0123</w:t>
+      </w:r>
+    </w:p>
+    <w:p>
+      <w:pPr>
+        <w:rPr>
+          <w:rFonts w:hint="eastAsia"/>
+        </w:rPr>
+      </w:pPr>
+      <w:r>
+        <w:rPr>
+          <w:rFonts w:hint="eastAsia"/>
+        </w:rPr>
+        <w:t xml:space="preserve"> - 测试集均值: 0.0382 ± 0.0137</w:t>
+      </w:r>
+    </w:p>
+    <w:p>
+      <w:pPr>
+        <w:rPr>
+          <w:rFonts w:hint="eastAsia"/>
+        </w:rPr>
+      </w:pPr>
+      <w:r>
+        <w:rPr>
+          <w:rFonts w:hint="eastAsia"/>
+        </w:rPr>
+        <w:t xml:space="preserve"> - 验证集均值: 0.0388 ± 0.0146</w:t>
+      </w:r>
+    </w:p>
+    <w:p>
+      <w:pPr>
+        <w:rPr>
+          <w:rFonts w:hint="eastAsia"/>
+        </w:rPr>
+      </w:pPr>
+    </w:p>
+    <w:p>
+      <w:pPr>
+        <w:rPr>
+          <w:rFonts w:hint="eastAsia"/>
+        </w:rPr>
+      </w:pPr>
+      <w:r>
+        <w:rPr>
+          <w:rFonts w:hint="eastAsia"/>
+        </w:rPr>
+        <w:t>数据分割结果：</w:t>
+      </w:r>
+    </w:p>
+    <w:p>
+      <w:pPr>
+        <w:rPr>
+          <w:rFonts w:hint="eastAsia"/>
+        </w:rPr>
+      </w:pPr>
+      <w:r>
+        <w:rPr>
+          <w:rFonts w:hint="eastAsia"/>
+        </w:rPr>
+        <w:t>训练集大小: (118, 51)</w:t>
+      </w:r>
+    </w:p>
+    <w:p>
+      <w:pPr>
+        <w:rPr>
+          <w:rFonts w:hint="eastAsia"/>
+        </w:rPr>
+      </w:pPr>
+      <w:r>
+        <w:rPr>
+          <w:rFonts w:hint="eastAsia"/>
+        </w:rPr>
+        <w:t>测试</w:t>
+      </w:r>
+      <w:proofErr w:type="gramStart"/>
+      <w:r>
+        <w:rPr>
+          <w:rFonts w:hint="eastAsia"/>
+        </w:rPr>
+        <w:t>集大小</w:t>
+      </w:r>
+      <w:proofErr w:type="gramEnd"/>
+      <w:r>
+        <w:rPr>
+          <w:rFonts w:hint="eastAsia"/>
+        </w:rPr>
+        <w:t>: (51, 51)</w:t>
+      </w:r>
+    </w:p>
+    <w:p>
+      <w:pPr>
+        <w:rPr>
+          <w:rFonts w:hint="eastAsia"/>
+        </w:rPr>
+      </w:pPr>
+      <w:r>
+        <w:rPr>
+          <w:rFonts w:hint="eastAsia"/>
+        </w:rPr>
+        <w:t>验证</w:t>
+      </w:r>
+      <w:proofErr w:type="gramStart"/>
+      <w:r>
+        <w:rPr>
+          <w:rFonts w:hint="eastAsia"/>
+        </w:rPr>
+        <w:t>集大小</w:t>
+      </w:r>
+      <w:proofErr w:type="gramEnd"/>
+      <w:r>
+        <w:rPr>
+          <w:rFonts w:hint="eastAsia"/>
+        </w:rPr>
+        <w:t>: (43, 51)</w:t>
+      </w:r>
+    </w:p>
+    <w:p>
+      <w:pPr>
+        <w:rPr>
+          <w:rFonts w:hint="eastAsia"/>
+        </w:rPr>
+      </w:pPr>
+      <w:r>
+        <w:rPr>
+          <w:rFonts w:hint="eastAsia"/>
+        </w:rPr>
+        <w:t>RMSE: 0.010226040473988928</w:t>
+      </w:r>
+    </w:p>
+    <w:p>
+      <w:pPr>
+        <w:rPr>
+          <w:rFonts w:hint="eastAsia"/>
+        </w:rPr>
+      </w:pPr>
+      <w:r>
+        <w:rPr>
+          <w:rFonts w:hint="eastAsia"/>
+        </w:rPr>
+        <w:t>MAE: 0.00836399005830951</w:t>
+      </w:r>
+    </w:p>
+    <w:p>
+      <w:pPr>
+        <w:rPr>
+          <w:rFonts w:hint="eastAsia"/>
+        </w:rPr>
+      </w:pPr>
+      <w:r>
+        <w:rPr>
+          <w:rFonts w:hint="eastAsia"/>
+        </w:rPr>
+        <w:t>R2 Score: 0.43448995965975845</w:t>
+      </w:r>
+    </w:p>
+    <w:p>
+      <w:pPr>
+        <w:rPr>
+          <w:rFonts w:hint="eastAsia"/>
+        </w:rPr>
+      </w:pPr>
+      <w:r>
+        <w:rPr>
+          <w:rFonts w:hint="eastAsia"/>
+        </w:rPr>
+        <w:t>=== 跨期验证结果 ===</w:t>
+      </w:r>
+    </w:p>
+    <w:p>
+      <w:pPr>
+        <w:rPr>
+          <w:rFonts w:hint="eastAsia"/>
+        </w:rPr>
+      </w:pPr>
+      <w:r>
+        <w:rPr>
+          <w:rFonts w:hint="eastAsia"/>
+        </w:rPr>
+        <w:t>Validation RMSE: 0.0121 (Test RMSE: 0.0102)</w:t>
+      </w:r>
+    </w:p>
+    <w:p>
+      <w:pPr>
+        <w:rPr>
+          <w:rFonts w:hint="eastAsia"/>
+        </w:rPr>
+      </w:pPr>
+      <w:r>
+        <w:rPr>
+          <w:rFonts w:hint="eastAsia"/>
+        </w:rPr>
+        <w:t>Validation MAE: 0.0088 (Test MAE: 0.0084)</w:t>
+      </w:r>
+    </w:p>
+    <w:p>
+      <w:pPr>
+        <w:rPr>
+          <w:rFonts w:hint="eastAsia"/>
+        </w:rPr>
+      </w:pPr>
+      <w:r>
+        <w:rPr>
+          <w:rFonts w:hint="eastAsia"/>
+        </w:rPr>
+        <w:t>Validation R2: 0.2950 (Test R2: 0.4345)</w:t>
+      </w:r>
+    </w:p>
+    <w:p>
+      <w:pPr>
+        <w:rPr>
+          <w:rFonts w:hint="eastAsia"/>
+        </w:rPr>
+      </w:pPr>
+    </w:p>
+    <w:p>
+      <w:pPr>
+        <w:rPr>
+          <w:rFonts w:hint="eastAsia"/>
+        </w:rPr>
+      </w:pPr>
+      <w:r>
+        <w:rPr>
+          <w:rFonts w:hint="eastAsia"/>
+        </w:rPr>
+        <w:t>['温度5-平均_MEAN_0', 'GAS_COST', '湿度内部平均_MEAN_12', '鸡舍温度-最低_MIN_10', '每日温差_9', '每日温差_36', '湿度内部平</w:t>
+      </w:r>
+    </w:p>
+    <w:p>
+      <w:pPr>
+        <w:rPr>
+          <w:rFonts w:hint="eastAsia"/>
+        </w:rPr>
+      </w:pPr>
+      <w:r>
+        <w:rPr>
+          <w:rFonts w:hint="eastAsia"/>
+        </w:rPr>
+        <w:t>均_MEAN_35', 'DOCAMOUNT', '温度1-平均_MEAN_29', '内外温差_MEAN_27', '温度1-平均_MEAN_16', 'DENSITY', '温度1-平均_MEAN_18', '每日温差_31', '最低温度变化率_13', '平均温度变化率_11', '平均温度变化率_30', '每日温差_20', '最高温度变化率_14', '鸡舍温</w:t>
+      </w:r>
+    </w:p>
+    <w:p>
+      <w:pPr>
+        <w:rPr>
+          <w:rFonts w:hint="eastAsia"/>
+        </w:rPr>
+      </w:pPr>
+      <w:r>
+        <w:rPr>
+          <w:rFonts w:hint="eastAsia"/>
+        </w:rPr>
+        <w:t>度-最高_MAX_36']</w:t>
+      </w:r>
+    </w:p>
+    <w:p>
+      <w:pPr>
+        <w:rPr>
+          <w:rFonts w:hint="eastAsia"/>
+        </w:rPr>
+      </w:pPr>
+    </w:p>
+    <w:p>
+      <w:pPr>
+        <w:rPr>
+          <w:rFonts w:hint="eastAsia"/>
+        </w:rPr>
+      </w:pPr>
+    </w:p>
+    <w:p>
+      <w:pPr>
+        <w:outlineLvl w:val="1"/>
         <w:rPr>
           <w:rFonts w:hint="eastAsia"/>
           <w:b/>
           <w:bCs/>
         </w:rPr>
-        <w:t>夏天（5，6，7，8，9）</w:t>
-      </w:r>
-    </w:p>
-    <w:p>
-      <w:pPr>
-        <w:rPr>
-          <w:rFonts w:hint="eastAsia"/>
-        </w:rPr>
-      </w:pPr>
-    </w:p>
-    <w:p>
-      <w:pPr>
-        <w:rPr>
-          <w:rFonts w:hint="eastAsia"/>
-        </w:rPr>
-      </w:pPr>
-    </w:p>
-    <w:p>
-      <w:pPr>
-        <w:rPr>
-          <w:rFonts w:hint="eastAsia"/>
-        </w:rPr>
-      </w:pPr>
-      <w:r>
-        <w:rPr>
-          <w:rFonts w:hint="eastAsia"/>
-        </w:rPr>
-        <w:t>=== 数据分割结果 ===</w:t>
-      </w:r>
-    </w:p>
-    <w:p>
-      <w:pPr>
-        <w:rPr>
-          <w:rFonts w:hint="eastAsia"/>
-        </w:rPr>
-      </w:pPr>
-      <w:r>
-        <w:rPr>
-          <w:rFonts w:hint="eastAsia"/>
-        </w:rPr>
-        <w:t>训练集: 118 samples</w:t>
-      </w:r>
-    </w:p>
-    <w:p>
-      <w:pPr>
-        <w:rPr>
-          <w:rFonts w:hint="eastAsia"/>
-        </w:rPr>
-      </w:pPr>
-      <w:r>
-        <w:rPr>
-          <w:rFonts w:hint="eastAsia"/>
-        </w:rPr>
-        <w:t>测试集: 51 samples</w:t>
-      </w:r>
-    </w:p>
-    <w:p>
-      <w:pPr>
-        <w:rPr>
-          <w:rFonts w:hint="eastAsia"/>
-        </w:rPr>
-      </w:pPr>
-      <w:r>
-        <w:rPr>
-          <w:rFonts w:hint="eastAsia"/>
-        </w:rPr>
-        <w:t>验证集: 43 samples</w:t>
-      </w:r>
-    </w:p>
-    <w:p>
-      <w:pPr>
-        <w:rPr>
-          <w:rFonts w:hint="eastAsia"/>
-        </w:rPr>
-      </w:pPr>
-    </w:p>
-    <w:p>
-      <w:pPr>
-        <w:rPr>
-          <w:rFonts w:hint="eastAsia"/>
-        </w:rPr>
-      </w:pPr>
-      <w:r>
-        <w:rPr>
-          <w:rFonts w:hint="eastAsia"/>
-        </w:rPr>
-        <w:t>正样本比例:</w:t>
-      </w:r>
-    </w:p>
-    <w:p>
-      <w:pPr>
-        <w:rPr>
-          <w:rFonts w:hint="eastAsia"/>
-        </w:rPr>
-      </w:pPr>
-      <w:r>
-        <w:rPr>
-          <w:rFonts w:hint="eastAsia"/>
-        </w:rPr>
-        <w:t xml:space="preserve"> - 训练集: 20.34%</w:t>
-      </w:r>
-    </w:p>
-    <w:p>
-      <w:pPr>
-        <w:rPr>
-          <w:rFonts w:hint="eastAsia"/>
-        </w:rPr>
-      </w:pPr>
-      <w:r>
-        <w:rPr>
-          <w:rFonts w:hint="eastAsia"/>
-        </w:rPr>
-        <w:t xml:space="preserve"> - 测试集: 19.61%</w:t>
-      </w:r>
-    </w:p>
-    <w:p>
-      <w:pPr>
-        <w:rPr>
-          <w:rFonts w:hint="eastAsia"/>
-        </w:rPr>
-      </w:pPr>
-      <w:r>
-        <w:rPr>
-          <w:rFonts w:hint="eastAsia"/>
-        </w:rPr>
-        <w:t xml:space="preserve"> - 验证集: 20.93%</w:t>
-      </w:r>
-    </w:p>
-    <w:p>
-      <w:pPr>
-        <w:rPr>
-          <w:rFonts w:hint="eastAsia"/>
-        </w:rPr>
-      </w:pPr>
-    </w:p>
-    <w:p>
-      <w:pPr>
-        <w:rPr>
-          <w:rFonts w:hint="eastAsia"/>
-        </w:rPr>
-      </w:pPr>
-      <w:r>
-        <w:rPr>
-          <w:rFonts w:hint="eastAsia"/>
-        </w:rPr>
-        <w:t>=== 测试集评估 ===</w:t>
-      </w:r>
-    </w:p>
-    <w:p>
-      <w:pPr>
-        <w:rPr>
-          <w:rFonts w:hint="eastAsia"/>
-        </w:rPr>
-      </w:pPr>
-      <w:r>
-        <w:rPr>
-          <w:rFonts w:hint="eastAsia"/>
-        </w:rPr>
-        <w:t>AUC Score: 0.7804878048780488</w:t>
-      </w:r>
-    </w:p>
-    <w:p>
-      <w:pPr>
-        <w:rPr>
-          <w:rFonts w:hint="eastAsia"/>
-        </w:rPr>
-      </w:pPr>
-      <w:r>
-        <w:rPr>
-          <w:rFonts w:hint="eastAsia"/>
-        </w:rPr>
-        <w:t>Balanced Accuracy: 0.6146341463414634</w:t>
-      </w:r>
-    </w:p>
-    <w:p>
-      <w:pPr>
-        <w:rPr>
-          <w:rFonts w:hint="eastAsia"/>
-        </w:rPr>
-      </w:pPr>
-      <w:r>
-        <w:rPr>
-          <w:rFonts w:hint="eastAsia"/>
-        </w:rPr>
-        <w:t>F1-Score: 0.38095238095238093</w:t>
-      </w:r>
-    </w:p>
-    <w:p>
-      <w:pPr>
-        <w:rPr>
-          <w:rFonts w:hint="eastAsia"/>
-        </w:rPr>
-      </w:pPr>
-      <w:r>
-        <w:rPr>
-          <w:rFonts w:hint="eastAsia"/>
-        </w:rPr>
-        <w:t>MCC: 0.2213143563935652</w:t>
-      </w:r>
-    </w:p>
-    <w:p>
-      <w:pPr>
-        <w:rPr>
-          <w:rFonts w:hint="eastAsia"/>
-        </w:rPr>
-      </w:pPr>
-      <w:r>
-        <w:rPr>
-          <w:rFonts w:hint="eastAsia"/>
-        </w:rPr>
-        <w:t>Confusion Matrix:</w:t>
-      </w:r>
-    </w:p>
-    <w:p>
-      <w:pPr>
-        <w:rPr>
-          <w:rFonts w:hint="eastAsia"/>
-        </w:rPr>
-      </w:pPr>
-      <w:r>
-        <w:rPr>
-          <w:rFonts w:hint="eastAsia"/>
-        </w:rPr>
-        <w:t xml:space="preserve"> [[</w:t>
-      </w:r>
-      <w:proofErr w:type="gramStart"/>
-      <w:r>
-        <w:rPr>
-          <w:rFonts w:hint="eastAsia"/>
-        </w:rPr>
-        <w:t>34  7</w:t>
-      </w:r>
-      <w:proofErr w:type="gramEnd"/>
-      <w:r>
-        <w:rPr>
-          <w:rFonts w:hint="eastAsia"/>
-        </w:rPr>
-        <w:t>]</w:t>
-      </w:r>
-    </w:p>
-    <w:p>
-      <w:pPr>
-        <w:rPr>
-          <w:rFonts w:hint="eastAsia"/>
-        </w:rPr>
-      </w:pPr>
-      <w:r>
-        <w:rPr>
-          <w:rFonts w:hint="eastAsia"/>
-        </w:rPr>
-        <w:t xml:space="preserve"> [ </w:t>
-      </w:r>
-      <w:proofErr w:type="gramStart"/>
-      <w:r>
-        <w:rPr>
-          <w:rFonts w:hint="eastAsia"/>
-        </w:rPr>
-        <w:t>6  4</w:t>
-      </w:r>
-      <w:proofErr w:type="gramEnd"/>
-      <w:r>
-        <w:rPr>
-          <w:rFonts w:hint="eastAsia"/>
-        </w:rPr>
-        <w:t>]]</w:t>
-      </w:r>
-    </w:p>
-    <w:p>
-      <w:pPr>
-        <w:rPr>
-          <w:rFonts w:hint="eastAsia"/>
-        </w:rPr>
-      </w:pPr>
-    </w:p>
-    <w:p>
-      <w:pPr>
-        <w:rPr>
-          <w:rFonts w:hint="eastAsia"/>
-        </w:rPr>
-      </w:pPr>
-      <w:r>
-        <w:rPr>
-          <w:rFonts w:hint="eastAsia"/>
-        </w:rPr>
-        <w:t>=== 跨期验证集评估 ===</w:t>
-      </w:r>
-    </w:p>
-    <w:p>
-      <w:pPr>
-        <w:rPr>
-          <w:rFonts w:hint="eastAsia"/>
-        </w:rPr>
-      </w:pPr>
-      <w:r>
-        <w:rPr>
-          <w:rFonts w:hint="eastAsia"/>
-        </w:rPr>
-        <w:t>Validation AUC Score: 0.7156862745098039</w:t>
-      </w:r>
-    </w:p>
-    <w:p>
-      <w:pPr>
-        <w:rPr>
-          <w:rFonts w:hint="eastAsia"/>
-        </w:rPr>
-      </w:pPr>
-      <w:r>
-        <w:rPr>
-          <w:rFonts w:hint="eastAsia"/>
-        </w:rPr>
-        <w:t>Validation Balanced Accuracy: 0.5931372549019608</w:t>
-      </w:r>
-    </w:p>
-    <w:p>
-      <w:pPr>
-        <w:rPr>
-          <w:rFonts w:hint="eastAsia"/>
-        </w:rPr>
-      </w:pPr>
-      <w:r>
-        <w:rPr>
-          <w:rFonts w:hint="eastAsia"/>
-        </w:rPr>
-        <w:t>Validation F1-Score: 0.35294117647058826</w:t>
-      </w:r>
-    </w:p>
-    <w:p>
-      <w:pPr>
-        <w:rPr>
-          <w:rFonts w:hint="eastAsia"/>
-        </w:rPr>
-      </w:pPr>
-      <w:r>
-        <w:rPr>
-          <w:rFonts w:hint="eastAsia"/>
-        </w:rPr>
-        <w:t>Validation MCC: 0.19473101465156212</w:t>
-      </w:r>
-    </w:p>
-    <w:p>
-      <w:pPr>
-        <w:rPr>
-          <w:rFonts w:hint="eastAsia"/>
-        </w:rPr>
-      </w:pPr>
-      <w:r>
-        <w:rPr>
-          <w:rFonts w:hint="eastAsia"/>
-        </w:rPr>
-        <w:t>Validation Confusion Matrix:</w:t>
-      </w:r>
-    </w:p>
-    <w:p>
-      <w:pPr>
-        <w:rPr>
-          <w:rFonts w:hint="eastAsia"/>
-        </w:rPr>
-      </w:pPr>
-      <w:r>
-        <w:rPr>
-          <w:rFonts w:hint="eastAsia"/>
-        </w:rPr>
-        <w:t xml:space="preserve"> [[</w:t>
-      </w:r>
-      <w:proofErr w:type="gramStart"/>
-      <w:r>
-        <w:rPr>
-          <w:rFonts w:hint="eastAsia"/>
-        </w:rPr>
-        <w:t>29  5</w:t>
-      </w:r>
-      <w:proofErr w:type="gramEnd"/>
-      <w:r>
-        <w:rPr>
-          <w:rFonts w:hint="eastAsia"/>
-        </w:rPr>
-        <w:t>]</w:t>
-      </w:r>
-    </w:p>
-    <w:p>
-      <w:pPr>
-        <w:rPr>
-          <w:rFonts w:hint="eastAsia"/>
-        </w:rPr>
-      </w:pPr>
-      <w:r>
-        <w:rPr>
-          <w:rFonts w:hint="eastAsia"/>
-        </w:rPr>
-        <w:t xml:space="preserve"> [ </w:t>
-      </w:r>
-      <w:proofErr w:type="gramStart"/>
-      <w:r>
-        <w:rPr>
-          <w:rFonts w:hint="eastAsia"/>
-        </w:rPr>
-        <w:t>6  3</w:t>
-      </w:r>
-      <w:proofErr w:type="gramEnd"/>
-      <w:r>
-        <w:rPr>
-          <w:rFonts w:hint="eastAsia"/>
-        </w:rPr>
-        <w:t>]]</w:t>
-      </w:r>
-    </w:p>
-    <w:p>
-      <w:pPr>
-        <w:rPr>
-          <w:rFonts w:hint="eastAsia"/>
-        </w:rPr>
-      </w:pPr>
-    </w:p>
-    <w:p>
-      <w:pPr>
-        <w:rPr>
-          <w:rFonts w:hint="eastAsia"/>
-        </w:rPr>
-      </w:pPr>
-      <w:r>
-        <w:rPr>
-          <w:rFonts w:hint="eastAsia"/>
-        </w:rPr>
-        <w:t>重要变量建模</w:t>
-      </w:r>
-    </w:p>
-    <w:p>
-      <w:pPr>
-        <w:rPr>
-          <w:rFonts w:hint="eastAsia"/>
-        </w:rPr>
-      </w:pPr>
-      <w:r>
-        <w:rPr>
-          <w:rFonts w:hint="eastAsia"/>
-        </w:rPr>
-        <w:t>=== 数据分割结果 ===</w:t>
-      </w:r>
-    </w:p>
-    <w:p>
-      <w:pPr>
-        <w:rPr>
-          <w:rFonts w:hint="eastAsia"/>
-        </w:rPr>
-      </w:pPr>
-      <w:r>
-        <w:rPr>
-          <w:rFonts w:hint="eastAsia"/>
-        </w:rPr>
-        <w:t>训练集: 118 samples</w:t>
-      </w:r>
-    </w:p>
-    <w:p>
-      <w:pPr>
-        <w:rPr>
-          <w:rFonts w:hint="eastAsia"/>
-        </w:rPr>
-      </w:pPr>
-      <w:r>
-        <w:rPr>
-          <w:rFonts w:hint="eastAsia"/>
-        </w:rPr>
-        <w:t>测试集: 51 samples</w:t>
-      </w:r>
-    </w:p>
-    <w:p>
-      <w:pPr>
-        <w:rPr>
-          <w:rFonts w:hint="eastAsia"/>
-        </w:rPr>
-      </w:pPr>
-      <w:r>
-        <w:rPr>
-          <w:rFonts w:hint="eastAsia"/>
-        </w:rPr>
-        <w:t>验证集: 43 samples</w:t>
-      </w:r>
-    </w:p>
-    <w:p>
-      <w:pPr>
-        <w:rPr>
-          <w:rFonts w:hint="eastAsia"/>
-        </w:rPr>
-      </w:pPr>
-    </w:p>
-    <w:p>
-      <w:pPr>
-        <w:rPr>
-          <w:rFonts w:hint="eastAsia"/>
-        </w:rPr>
-      </w:pPr>
-      <w:r>
-        <w:rPr>
-          <w:rFonts w:hint="eastAsia"/>
-        </w:rPr>
-        <w:t>正样本比例:</w:t>
-      </w:r>
-    </w:p>
-    <w:p>
-      <w:pPr>
-        <w:rPr>
-          <w:rFonts w:hint="eastAsia"/>
-        </w:rPr>
-      </w:pPr>
-      <w:r>
-        <w:rPr>
-          <w:rFonts w:hint="eastAsia"/>
-        </w:rPr>
-        <w:t xml:space="preserve"> - 训练集: 20.34%</w:t>
-      </w:r>
-    </w:p>
-    <w:p>
-      <w:pPr>
-        <w:rPr>
-          <w:rFonts w:hint="eastAsia"/>
-        </w:rPr>
-      </w:pPr>
-      <w:r>
-        <w:rPr>
-          <w:rFonts w:hint="eastAsia"/>
-        </w:rPr>
-        <w:t xml:space="preserve"> - 测试集: 19.61%</w:t>
-      </w:r>
-    </w:p>
-    <w:p>
-      <w:pPr>
-        <w:rPr>
-          <w:rFonts w:hint="eastAsia"/>
-        </w:rPr>
-      </w:pPr>
-      <w:r>
-        <w:rPr>
-          <w:rFonts w:hint="eastAsia"/>
-        </w:rPr>
-        <w:t xml:space="preserve"> - 验证集: 20.93%</w:t>
-      </w:r>
-    </w:p>
-    <w:p>
-      <w:pPr>
-        <w:rPr>
-          <w:rFonts w:hint="eastAsia"/>
-        </w:rPr>
-      </w:pPr>
-    </w:p>
-    <w:p>
-      <w:pPr>
-        <w:rPr>
-          <w:rFonts w:hint="eastAsia"/>
-        </w:rPr>
-      </w:pPr>
-    </w:p>
-    <w:p>
-      <w:pPr>
-        <w:rPr>
-          <w:rFonts w:hint="eastAsia"/>
-        </w:rPr>
-      </w:pPr>
-      <w:r>
-        <w:rPr>
-          <w:rFonts w:hint="eastAsia"/>
-        </w:rPr>
-        <w:t>=== 测试集评估 ===</w:t>
-      </w:r>
-    </w:p>
-    <w:p>
-      <w:pPr>
-        <w:rPr>
-          <w:rFonts w:hint="eastAsia"/>
-        </w:rPr>
-      </w:pPr>
-      <w:r>
-        <w:rPr>
-          <w:rFonts w:hint="eastAsia"/>
-        </w:rPr>
-        <w:t>AUC Score: 0.7560975609756098</w:t>
-      </w:r>
-    </w:p>
-    <w:p>
-      <w:pPr>
-        <w:rPr>
-          <w:rFonts w:hint="eastAsia"/>
-        </w:rPr>
-      </w:pPr>
-      <w:r>
-        <w:rPr>
-          <w:rFonts w:hint="eastAsia"/>
-        </w:rPr>
-        <w:t>Balanced Accuracy: 0.6146341463414634</w:t>
-      </w:r>
-    </w:p>
-    <w:p>
-      <w:pPr>
-        <w:rPr>
-          <w:rFonts w:hint="eastAsia"/>
-        </w:rPr>
-      </w:pPr>
-      <w:r>
-        <w:rPr>
-          <w:rFonts w:hint="eastAsia"/>
-        </w:rPr>
-        <w:t>F1-Score: 0.38095238095238093</w:t>
-      </w:r>
-    </w:p>
-    <w:p>
-      <w:pPr>
-        <w:rPr>
-          <w:rFonts w:hint="eastAsia"/>
-        </w:rPr>
-      </w:pPr>
-      <w:r>
-        <w:rPr>
-          <w:rFonts w:hint="eastAsia"/>
-        </w:rPr>
-        <w:t>MCC: 0.2213143563935652</w:t>
-      </w:r>
-    </w:p>
-    <w:p>
-      <w:pPr>
-        <w:rPr>
-          <w:rFonts w:hint="eastAsia"/>
-        </w:rPr>
-      </w:pPr>
-      <w:r>
-        <w:rPr>
-          <w:rFonts w:hint="eastAsia"/>
-        </w:rPr>
-        <w:t>Confusion Matrix:</w:t>
-      </w:r>
-    </w:p>
-    <w:p>
-      <w:pPr>
-        <w:rPr>
-          <w:rFonts w:hint="eastAsia"/>
-        </w:rPr>
-      </w:pPr>
-      <w:r>
-        <w:rPr>
-          <w:rFonts w:hint="eastAsia"/>
-        </w:rPr>
-        <w:t xml:space="preserve"> [[</w:t>
-      </w:r>
-      <w:proofErr w:type="gramStart"/>
-      <w:r>
-        <w:rPr>
-          <w:rFonts w:hint="eastAsia"/>
-        </w:rPr>
-        <w:t>34  7</w:t>
-      </w:r>
-      <w:proofErr w:type="gramEnd"/>
-      <w:r>
-        <w:rPr>
-          <w:rFonts w:hint="eastAsia"/>
-        </w:rPr>
-        <w:t>]</w:t>
-      </w:r>
-    </w:p>
-    <w:p>
-      <w:pPr>
-        <w:rPr>
-          <w:rFonts w:hint="eastAsia"/>
-        </w:rPr>
-      </w:pPr>
-      <w:r>
-        <w:rPr>
-          <w:rFonts w:hint="eastAsia"/>
-        </w:rPr>
-        <w:t xml:space="preserve"> [ </w:t>
-      </w:r>
-      <w:proofErr w:type="gramStart"/>
-      <w:r>
-        <w:rPr>
-          <w:rFonts w:hint="eastAsia"/>
-        </w:rPr>
-        <w:t>6  4</w:t>
-      </w:r>
-      <w:proofErr w:type="gramEnd"/>
-      <w:r>
-        <w:rPr>
-          <w:rFonts w:hint="eastAsia"/>
-        </w:rPr>
-        <w:t>]]</w:t>
-      </w:r>
-    </w:p>
-    <w:p>
-      <w:pPr>
-        <w:rPr>
-          <w:rFonts w:hint="eastAsia"/>
-        </w:rPr>
-      </w:pPr>
-    </w:p>
-    <w:p>
-      <w:pPr>
-        <w:rPr>
-          <w:rFonts w:hint="eastAsia"/>
-        </w:rPr>
-      </w:pPr>
-      <w:r>
-        <w:rPr>
-          <w:rFonts w:hint="eastAsia"/>
-        </w:rPr>
-        <w:t>=== 跨期验证集评估 ===</w:t>
-      </w:r>
-    </w:p>
-    <w:p>
-      <w:pPr>
-        <w:rPr>
-          <w:rFonts w:hint="eastAsia"/>
-        </w:rPr>
-      </w:pPr>
-      <w:r>
-        <w:rPr>
-          <w:rFonts w:hint="eastAsia"/>
-        </w:rPr>
-        <w:t>Validation AUC Score: 0.696078431372549</w:t>
-      </w:r>
-    </w:p>
-    <w:p>
-      <w:pPr>
-        <w:rPr>
-          <w:rFonts w:hint="eastAsia"/>
-        </w:rPr>
-      </w:pPr>
-      <w:r>
-        <w:rPr>
-          <w:rFonts w:hint="eastAsia"/>
-        </w:rPr>
-        <w:t>Validation Balanced Accuracy: 0.5784313725490196</w:t>
-      </w:r>
-    </w:p>
-    <w:p>
-      <w:pPr>
-        <w:rPr>
-          <w:rFonts w:hint="eastAsia"/>
-        </w:rPr>
-      </w:pPr>
-      <w:r>
-        <w:rPr>
-          <w:rFonts w:hint="eastAsia"/>
-        </w:rPr>
-        <w:t>Validation F1-Score: 0.3333333333333333</w:t>
-      </w:r>
-    </w:p>
-    <w:p>
-      <w:pPr>
-        <w:rPr>
-          <w:rFonts w:hint="eastAsia"/>
-        </w:rPr>
-      </w:pPr>
-      <w:r>
-        <w:rPr>
-          <w:rFonts w:hint="eastAsia"/>
-        </w:rPr>
-        <w:lastRenderedPageBreak/>
-        <w:t>Validation MCC: 0.1568627450980392</w:t>
-      </w:r>
-    </w:p>
-    <w:p>
-      <w:pPr>
-        <w:rPr>
-          <w:rFonts w:hint="eastAsia"/>
-        </w:rPr>
-      </w:pPr>
-      <w:r>
-        <w:rPr>
-          <w:rFonts w:hint="eastAsia"/>
-        </w:rPr>
-        <w:t>Validation Confusion Matrix:</w:t>
-      </w:r>
-    </w:p>
-    <w:p>
-      <w:pPr>
-        <w:rPr>
-          <w:rFonts w:hint="eastAsia"/>
-        </w:rPr>
-      </w:pPr>
-      <w:r>
-        <w:rPr>
-          <w:rFonts w:hint="eastAsia"/>
-        </w:rPr>
-        <w:t xml:space="preserve"> [[</w:t>
-      </w:r>
-      <w:proofErr w:type="gramStart"/>
-      <w:r>
-        <w:rPr>
-          <w:rFonts w:hint="eastAsia"/>
-        </w:rPr>
-        <w:t>28  6</w:t>
-      </w:r>
-      <w:proofErr w:type="gramEnd"/>
-      <w:r>
-        <w:rPr>
-          <w:rFonts w:hint="eastAsia"/>
-        </w:rPr>
-        <w:t>]</w:t>
-      </w:r>
-    </w:p>
-    <w:p>
-      <w:pPr>
-        <w:rPr>
-          <w:rFonts w:hint="eastAsia"/>
-        </w:rPr>
-      </w:pPr>
-      <w:r>
-        <w:rPr>
-          <w:rFonts w:hint="eastAsia"/>
-        </w:rPr>
-        <w:t xml:space="preserve"> [ </w:t>
-      </w:r>
-      <w:proofErr w:type="gramStart"/>
-      <w:r>
-        <w:rPr>
-          <w:rFonts w:hint="eastAsia"/>
-        </w:rPr>
-        <w:t>6  3</w:t>
-      </w:r>
-      <w:proofErr w:type="gramEnd"/>
-      <w:r>
-        <w:rPr>
-          <w:rFonts w:hint="eastAsia"/>
-        </w:rPr>
-        <w:t>]]</w:t>
-      </w:r>
-    </w:p>
-    <w:p>
-      <w:pPr>
-        <w:rPr>
-          <w:rFonts w:hint="eastAsia"/>
-        </w:rPr>
-      </w:pPr>
-    </w:p>
-    <w:p>
-      <w:pPr>
-        <w:rPr>
-          <w:rFonts w:hint="eastAsia"/>
-        </w:rPr>
-      </w:pPr>
-    </w:p>
-    <w:p>
-      <w:pPr>
-        <w:rPr>
-          <w:rFonts w:hint="eastAsia"/>
-        </w:rPr>
-      </w:pPr>
-      <w:r>
-        <w:rPr>
-          <w:rFonts w:hint="eastAsia"/>
-        </w:rPr>
-        <w:t>['每日温差_20', '每日温差_31', '温度1-平均_MEAN_16', '温度1-平均_MEAN_0', '温度5-平均_MEAN_0', '鸡舍温度-最低_MIN_10', '最</w:t>
-      </w:r>
-    </w:p>
-    <w:p>
-      <w:pPr>
-        <w:rPr>
-          <w:rFonts w:hint="eastAsia"/>
-        </w:rPr>
-      </w:pPr>
-      <w:r>
-        <w:rPr>
-          <w:rFonts w:hint="eastAsia"/>
-        </w:rPr>
-        <w:t>高温度变化率_34', 'DOCAMOUNT', '温度1-平均_MEAN_23', 'GAS_COST', '温度1-平均_MEAN_29', '湿度内部平均_MEAN_12', '平均温度变</w:t>
-      </w:r>
-    </w:p>
-    <w:p>
-      <w:pPr>
-        <w:rPr>
-          <w:rFonts w:hint="eastAsia"/>
-        </w:rPr>
-      </w:pPr>
-      <w:r>
-        <w:rPr>
-          <w:rFonts w:hint="eastAsia"/>
-        </w:rPr>
-        <w:t xml:space="preserve">化率_11', '最低温度变化率_16', '湿度内部平均_MEAN_35', '内外温差_MEAN_26', '最高温度变化率_14', '鸡舍温度-最低_MIN_22', ' </w:t>
-      </w:r>
-    </w:p>
-    <w:p>
-      <w:pPr>
-        <w:rPr>
-          <w:rFonts w:hint="eastAsia"/>
-        </w:rPr>
-      </w:pPr>
-      <w:r>
-        <w:rPr>
-          <w:rFonts w:hint="eastAsia"/>
-        </w:rPr>
-        <w:t>平均温度变化率_24', '每日温差_29']</w:t>
-      </w:r>
-    </w:p>
-    <w:p>
-      <w:pPr>
-        <w:rPr>
-          <w:rFonts w:hint="eastAsia"/>
-        </w:rPr>
-      </w:pPr>
-    </w:p>
-    <w:p>
-      <w:pPr>
-        <w:rPr>
-          <w:rFonts w:hint="eastAsia"/>
-        </w:rPr>
-      </w:pPr>
-      <w:r>
-        <w:rPr>
-          <w:rFonts w:hint="eastAsia"/>
-        </w:rPr>
-        <w:t>重要变量建立回归模型</w:t>
-      </w:r>
-    </w:p>
-    <w:p>
-      <w:pPr>
-        <w:rPr>
-          <w:rFonts w:hint="eastAsia"/>
-        </w:rPr>
-      </w:pPr>
-    </w:p>
-    <w:p>
-      <w:pPr>
-        <w:rPr>
-          <w:rFonts w:hint="eastAsia"/>
-        </w:rPr>
-      </w:pPr>
-    </w:p>
-    <w:p>
-      <w:pPr>
-        <w:rPr>
-          <w:rFonts w:hint="eastAsia"/>
-        </w:rPr>
-      </w:pPr>
-      <w:r>
-        <w:rPr>
-          <w:rFonts w:hint="eastAsia"/>
-        </w:rPr>
-        <w:t>=== 数据分割结果 ===</w:t>
-      </w:r>
-    </w:p>
-    <w:p>
-      <w:pPr>
-        <w:rPr>
-          <w:rFonts w:hint="eastAsia"/>
-        </w:rPr>
-      </w:pPr>
-      <w:r>
-        <w:rPr>
-          <w:rFonts w:hint="eastAsia"/>
-        </w:rPr>
-        <w:t>训练集: 118 samples</w:t>
-      </w:r>
-    </w:p>
-    <w:p>
-      <w:pPr>
-        <w:rPr>
-          <w:rFonts w:hint="eastAsia"/>
-        </w:rPr>
-      </w:pPr>
-      <w:r>
-        <w:rPr>
-          <w:rFonts w:hint="eastAsia"/>
-        </w:rPr>
-        <w:t>测试集: 51 samples</w:t>
-      </w:r>
-    </w:p>
-    <w:p>
-      <w:pPr>
-        <w:rPr>
-          <w:rFonts w:hint="eastAsia"/>
-        </w:rPr>
-      </w:pPr>
-      <w:r>
-        <w:rPr>
-          <w:rFonts w:hint="eastAsia"/>
-        </w:rPr>
-        <w:t>验证集: 43 samples</w:t>
-      </w:r>
-    </w:p>
-    <w:p>
-      <w:pPr>
-        <w:rPr>
-          <w:rFonts w:hint="eastAsia"/>
-        </w:rPr>
-      </w:pPr>
-    </w:p>
-    <w:p>
-      <w:pPr>
-        <w:rPr>
-          <w:rFonts w:hint="eastAsia"/>
-        </w:rPr>
-      </w:pPr>
-      <w:r>
-        <w:rPr>
-          <w:rFonts w:hint="eastAsia"/>
-        </w:rPr>
-        <w:t>目标变量统计:</w:t>
-      </w:r>
-    </w:p>
-    <w:p>
-      <w:pPr>
-        <w:rPr>
-          <w:rFonts w:hint="eastAsia"/>
-        </w:rPr>
-      </w:pPr>
-      <w:r>
-        <w:rPr>
-          <w:rFonts w:hint="eastAsia"/>
-        </w:rPr>
-        <w:t xml:space="preserve"> - 训练集均值: 0.0375 ± 0.0123</w:t>
-      </w:r>
-    </w:p>
-    <w:p>
-      <w:pPr>
-        <w:rPr>
-          <w:rFonts w:hint="eastAsia"/>
-        </w:rPr>
-      </w:pPr>
-      <w:r>
-        <w:rPr>
-          <w:rFonts w:hint="eastAsia"/>
-        </w:rPr>
-        <w:t xml:space="preserve"> - 测试集均值: 0.0382 ± 0.0137</w:t>
-      </w:r>
-    </w:p>
-    <w:p>
-      <w:pPr>
-        <w:rPr>
-          <w:rFonts w:hint="eastAsia"/>
-        </w:rPr>
-      </w:pPr>
-      <w:r>
-        <w:rPr>
-          <w:rFonts w:hint="eastAsia"/>
-        </w:rPr>
-        <w:t xml:space="preserve"> - 验证集均值: 0.0388 ± 0.0146</w:t>
-      </w:r>
-    </w:p>
-    <w:p>
-      <w:pPr>
-        <w:rPr>
-          <w:rFonts w:hint="eastAsia"/>
-        </w:rPr>
-      </w:pPr>
-    </w:p>
-    <w:p>
-      <w:pPr>
-        <w:rPr>
-          <w:rFonts w:hint="eastAsia"/>
-        </w:rPr>
-      </w:pPr>
-      <w:r>
-        <w:rPr>
-          <w:rFonts w:hint="eastAsia"/>
-        </w:rPr>
-        <w:t>数据分割结果：</w:t>
-      </w:r>
-    </w:p>
-    <w:p>
-      <w:pPr>
-        <w:rPr>
-          <w:rFonts w:hint="eastAsia"/>
-        </w:rPr>
-      </w:pPr>
-      <w:r>
-        <w:rPr>
-          <w:rFonts w:hint="eastAsia"/>
-        </w:rPr>
-        <w:t>训练集大小: (118, 51)</w:t>
-      </w:r>
-    </w:p>
-    <w:p>
-      <w:pPr>
-        <w:rPr>
-          <w:rFonts w:hint="eastAsia"/>
-        </w:rPr>
-      </w:pPr>
-      <w:r>
-        <w:rPr>
-          <w:rFonts w:hint="eastAsia"/>
-        </w:rPr>
-        <w:t>测试</w:t>
-      </w:r>
-      <w:proofErr w:type="gramStart"/>
-      <w:r>
-        <w:rPr>
-          <w:rFonts w:hint="eastAsia"/>
-        </w:rPr>
-        <w:t>集大小</w:t>
-      </w:r>
-      <w:proofErr w:type="gramEnd"/>
-      <w:r>
-        <w:rPr>
-          <w:rFonts w:hint="eastAsia"/>
-        </w:rPr>
-        <w:t>: (51, 51)</w:t>
-      </w:r>
-    </w:p>
-    <w:p>
-      <w:pPr>
-        <w:rPr>
-          <w:rFonts w:hint="eastAsia"/>
-        </w:rPr>
-      </w:pPr>
-      <w:r>
-        <w:rPr>
-          <w:rFonts w:hint="eastAsia"/>
-        </w:rPr>
-        <w:t>验证</w:t>
-      </w:r>
-      <w:proofErr w:type="gramStart"/>
-      <w:r>
-        <w:rPr>
-          <w:rFonts w:hint="eastAsia"/>
-        </w:rPr>
-        <w:t>集大小</w:t>
-      </w:r>
-      <w:proofErr w:type="gramEnd"/>
-      <w:r>
-        <w:rPr>
-          <w:rFonts w:hint="eastAsia"/>
-        </w:rPr>
-        <w:t>: (43, 51)</w:t>
-      </w:r>
-    </w:p>
-    <w:p>
-      <w:pPr>
-        <w:rPr>
-          <w:rFonts w:hint="eastAsia"/>
-        </w:rPr>
-      </w:pPr>
-      <w:r>
-        <w:rPr>
-          <w:rFonts w:hint="eastAsia"/>
-        </w:rPr>
-        <w:t>RMSE: 0.010226040473988928</w:t>
-      </w:r>
-    </w:p>
-    <w:p>
-      <w:pPr>
-        <w:rPr>
-          <w:rFonts w:hint="eastAsia"/>
-        </w:rPr>
-      </w:pPr>
-      <w:r>
-        <w:rPr>
-          <w:rFonts w:hint="eastAsia"/>
-        </w:rPr>
-        <w:t>MAE: 0.00836399005830951</w:t>
-      </w:r>
-    </w:p>
-    <w:p>
-      <w:pPr>
-        <w:rPr>
-          <w:rFonts w:hint="eastAsia"/>
-        </w:rPr>
-      </w:pPr>
-      <w:r>
-        <w:rPr>
-          <w:rFonts w:hint="eastAsia"/>
-        </w:rPr>
-        <w:t>R2 Score: 0.43448995965975845</w:t>
-      </w:r>
-    </w:p>
-    <w:p>
-      <w:pPr>
-        <w:rPr>
-          <w:rFonts w:hint="eastAsia"/>
-        </w:rPr>
-      </w:pPr>
-      <w:r>
-        <w:rPr>
-          <w:rFonts w:hint="eastAsia"/>
-        </w:rPr>
-        <w:t>=== 跨期验证结果 ===</w:t>
-      </w:r>
-    </w:p>
-    <w:p>
-      <w:pPr>
-        <w:rPr>
-          <w:rFonts w:hint="eastAsia"/>
-        </w:rPr>
-      </w:pPr>
-      <w:r>
-        <w:rPr>
-          <w:rFonts w:hint="eastAsia"/>
-        </w:rPr>
-        <w:t>Validation RMSE: 0.0121 (Test RMSE: 0.0102)</w:t>
-      </w:r>
-    </w:p>
-    <w:p>
-      <w:pPr>
-        <w:rPr>
-          <w:rFonts w:hint="eastAsia"/>
-        </w:rPr>
-      </w:pPr>
-      <w:r>
-        <w:rPr>
-          <w:rFonts w:hint="eastAsia"/>
-        </w:rPr>
-        <w:t>Validation MAE: 0.0088 (Test MAE: 0.0084)</w:t>
-      </w:r>
-    </w:p>
-    <w:p>
-      <w:pPr>
-        <w:rPr>
-          <w:rFonts w:hint="eastAsia"/>
-        </w:rPr>
-      </w:pPr>
-      <w:r>
-        <w:rPr>
-          <w:rFonts w:hint="eastAsia"/>
-        </w:rPr>
-        <w:t>Validation R2: 0.2950 (Test R2: 0.4345)</w:t>
-      </w:r>
-    </w:p>
-    <w:p>
-      <w:pPr>
-        <w:rPr>
-          <w:rFonts w:hint="eastAsia"/>
-        </w:rPr>
-      </w:pPr>
-    </w:p>
-    <w:p>
-      <w:pPr>
-        <w:rPr>
-          <w:rFonts w:hint="eastAsia"/>
-        </w:rPr>
-      </w:pPr>
-      <w:r>
-        <w:rPr>
-          <w:rFonts w:hint="eastAsia"/>
-        </w:rPr>
-        <w:t>['温度5-平均_MEAN_0', 'GAS_COST', '湿度内部平均_MEAN_12', '鸡舍温度-最低_MIN_10', '每日温差_9', '每日温差_36', '湿度内部平</w:t>
-      </w:r>
-    </w:p>
-    <w:p>
-      <w:pPr>
-        <w:rPr>
-          <w:rFonts w:hint="eastAsia"/>
-        </w:rPr>
-      </w:pPr>
-      <w:r>
-        <w:rPr>
-          <w:rFonts w:hint="eastAsia"/>
-        </w:rPr>
-        <w:t>均_MEAN_35', 'DOCAMOUNT', '温度1-平均_MEAN_29', '内外温差_MEAN_27', '温度1-平均_MEAN_16', 'DENSITY', '温度1-平均_MEAN_18', '每日温差_31', '最低温度变化率_13', '平均温度变化率_11', '平均温度变化率_30', '每日温差_20', '最高温度变化率_14', '鸡舍温</w:t>
-      </w:r>
-    </w:p>
-    <w:p>
-      <w:pPr>
-        <w:rPr>
-          <w:rFonts w:hint="eastAsia"/>
-        </w:rPr>
-      </w:pPr>
-      <w:r>
-        <w:rPr>
-          <w:rFonts w:hint="eastAsia"/>
-        </w:rPr>
-        <w:lastRenderedPageBreak/>
-        <w:t>度-最高_MAX_36']</w:t>
-      </w:r>
-    </w:p>
-    <w:p>
-      <w:pPr>
-        <w:rPr>
-          <w:rFonts w:hint="eastAsia"/>
-        </w:rPr>
-      </w:pPr>
-    </w:p>
-    <w:p>
-      <w:pPr>
-        <w:rPr>
-          <w:rFonts w:hint="eastAsia"/>
-        </w:rPr>
-      </w:pPr>
-    </w:p>
-    <w:p>
-      <w:pPr>
-        <w:outlineLvl w:val="1"/>
+      </w:pPr>
+      <w:r>
         <w:rPr>
           <w:rFonts w:hint="eastAsia"/>
           <w:b/>
           <w:bCs/>
         </w:rPr>
-      </w:pPr>
-      <w:r>
+        <w:t>春天（3，4）样本量太少</w:t>
+      </w:r>
+    </w:p>
+    <w:bookmarkEnd w:id="0"/>
+    <w:p>
+      <w:pPr>
+        <w:rPr>
+          <w:rFonts w:hint="eastAsia"/>
+        </w:rPr>
+      </w:pPr>
+    </w:p>
+    <w:p>
+      <w:pPr>
+        <w:rPr>
+          <w:rFonts w:hint="eastAsia"/>
+        </w:rPr>
+      </w:pPr>
+    </w:p>
+    <w:p>
+      <w:pPr>
+        <w:outlineLvl w:val="0"/>
         <w:rPr>
           <w:rFonts w:hint="eastAsia"/>
           <w:b/>
           <w:bCs/>
         </w:rPr>
-        <w:t>春天（3，4）样本量太少</w:t>
-      </w:r>
-    </w:p>
-    <w:bookmarkEnd w:id="0"/>
-    <w:p>
-      <w:pPr>
-        <w:rPr>
-          <w:rFonts w:hint="eastAsia"/>
-        </w:rPr>
-      </w:pPr>
-    </w:p>
-    <w:p>
-      <w:pPr>
-        <w:rPr>
-          <w:rFonts w:hint="eastAsia"/>
-        </w:rPr>
-      </w:pPr>
-    </w:p>
-    <w:p>
-      <w:pPr>
-        <w:outlineLvl w:val="0"/>
+      </w:pPr>
+      <w:r>
         <w:rPr>
           <w:rFonts w:hint="eastAsia"/>
           <w:b/>
           <w:bCs/>
         </w:rPr>
-      </w:pPr>
-      <w:r>
+        <w:t>15%比例，日龄维度的指标</w:t>
+      </w:r>
+    </w:p>
+    <w:p>
+      <w:pPr>
+        <w:outlineLvl w:val="1"/>
         <w:rPr>
           <w:rFonts w:hint="eastAsia"/>
           <w:b/>
           <w:bCs/>
         </w:rPr>
-        <w:t>15%比例，日龄维度的指标</w:t>
-      </w:r>
-    </w:p>
-    <w:p>
-      <w:pPr>
-        <w:outlineLvl w:val="1"/>
+      </w:pPr>
+      <w:r>
         <w:rPr>
           <w:rFonts w:hint="eastAsia"/>
           <w:b/>
           <w:bCs/>
         </w:rPr>
-      </w:pPr>
-      <w:r>
-        <w:rPr>
-          <w:rFonts w:hint="eastAsia"/>
-          <w:b/>
-          <w:bCs/>
-        </w:rPr>
         <w:t>冬季</w:t>
       </w:r>
     </w:p>
@@ -4437,6 +3263,7 @@
         <w:rPr>
           <w:rFonts w:hint="eastAsia"/>
         </w:rPr>
+        <w:lastRenderedPageBreak/>
         <w:t xml:space="preserve"> </w:t>
       </w:r>
       <w:proofErr w:type="gramStart"/>
@@ -4630,7 +3457,13 @@
         <w:t>结果</w:t>
       </w:r>
     </w:p>
-    <w:p/>
+    <w:p>
+      <w:pPr>
+        <w:rPr>
+          <w:rFonts w:hint="eastAsia"/>
+        </w:rPr>
+      </w:pPr>
+    </w:p>
     <w:p>
       <w:pPr>
         <w:rPr>
@@ -4825,8 +3658,661 @@
         <w:rPr>
           <w:rFonts w:hint="eastAsia"/>
         </w:rPr>
+        <w:t>Validation MCC: 0.17276456113129132</w:t>
+      </w:r>
+    </w:p>
+    <w:p>
+      <w:pPr>
+        <w:rPr>
+          <w:rFonts w:hint="eastAsia"/>
+        </w:rPr>
+      </w:pPr>
+      <w:r>
+        <w:rPr>
+          <w:rFonts w:hint="eastAsia"/>
+        </w:rPr>
+        <w:t>Validation Confusion Matrix:</w:t>
+      </w:r>
+    </w:p>
+    <w:p>
+      <w:pPr>
+        <w:rPr>
+          <w:rFonts w:hint="eastAsia"/>
+        </w:rPr>
+      </w:pPr>
+      <w:r>
+        <w:rPr>
+          <w:rFonts w:hint="eastAsia"/>
+        </w:rPr>
+        <w:t xml:space="preserve"> [[63 22]</w:t>
+      </w:r>
+    </w:p>
+    <w:p>
+      <w:pPr>
+        <w:rPr>
+          <w:rFonts w:hint="eastAsia"/>
+        </w:rPr>
+      </w:pPr>
+      <w:r>
+        <w:rPr>
+          <w:rFonts w:hint="eastAsia"/>
+        </w:rPr>
+        <w:t xml:space="preserve"> [12 10]]</w:t>
+      </w:r>
+    </w:p>
+    <w:p>
+      <w:pPr>
+        <w:rPr>
+          <w:rFonts w:hint="eastAsia"/>
+        </w:rPr>
+      </w:pPr>
+      <w:r>
+        <w:rPr>
+          <w:rFonts w:hint="eastAsia"/>
+        </w:rPr>
+        <w:t>['W7_12-18天_内外温差_MEAN', 'DENSITY', 'W7_-2-4天_湿度内部平均_RANGE', 'W7_26-32天_鸡舍温度-最高_MEAN', '</w:t>
+      </w:r>
+      <w:proofErr w:type="spellStart"/>
+      <w:r>
+        <w:rPr>
+          <w:rFonts w:hint="eastAsia"/>
+        </w:rPr>
+        <w:t>HARVESTSTATUS_month</w:t>
+      </w:r>
+      <w:proofErr w:type="spellEnd"/>
+      <w:r>
+        <w:rPr>
+          <w:rFonts w:hint="eastAsia"/>
+        </w:rPr>
+        <w:t>', 'HOUSEAMOUNT', 'W7_26-32天_最高温度变化率_RANGE', 'W7_5-11天_鸡舍温度-平均_RANGE', 'AGE', 'W7_12-18天_内外</w:t>
+      </w:r>
+    </w:p>
+    <w:p>
+      <w:pPr>
+        <w:rPr>
+          <w:rFonts w:hint="eastAsia"/>
+        </w:rPr>
+      </w:pPr>
+      <w:r>
+        <w:rPr>
+          <w:rFonts w:hint="eastAsia"/>
+        </w:rPr>
+        <w:t xml:space="preserve">温差_RANGE', 'W7_-2-4天_内外温差_MEAN', 'W7_5-11天_平均温度变化率_RANGE', 'W7_26-32天_每日温差_MEAN', 'W7_26-32天_平 </w:t>
+      </w:r>
+    </w:p>
+    <w:p>
+      <w:pPr>
+        <w:rPr>
+          <w:rFonts w:hint="eastAsia"/>
+        </w:rPr>
+      </w:pPr>
+      <w:r>
+        <w:rPr>
+          <w:rFonts w:hint="eastAsia"/>
+        </w:rPr>
+        <w:t xml:space="preserve">均温度变化率_RANGE', 'W7_26-32天_鸡舍温度-最低_RANGE', 'W7_26-32天_平均温度变化率_MEAN', 'W7_19-25天_每日温差_MEAN', </w:t>
+      </w:r>
+    </w:p>
+    <w:p>
+      <w:pPr>
+        <w:rPr>
+          <w:rFonts w:hint="eastAsia"/>
+        </w:rPr>
+      </w:pPr>
+      <w:r>
+        <w:rPr>
+          <w:rFonts w:hint="eastAsia"/>
+        </w:rPr>
+        <w:t>'FARMSUPERVISOR', 'W7_26-32天_湿度内部平均_RANGE', 'W7_19-25天_鸡舍温度-最低_MEAN']</w:t>
+      </w:r>
+    </w:p>
+    <w:p>
+      <w:pPr>
+        <w:rPr>
+          <w:rFonts w:hint="eastAsia"/>
+        </w:rPr>
+      </w:pPr>
+    </w:p>
+    <w:p>
+      <w:pPr>
+        <w:rPr>
+          <w:rFonts w:hint="eastAsia"/>
+        </w:rPr>
+      </w:pPr>
+    </w:p>
+    <w:p>
+      <w:pPr>
+        <w:rPr>
+          <w:rFonts w:hint="eastAsia"/>
+        </w:rPr>
+      </w:pPr>
+      <w:r>
+        <w:rPr>
+          <w:rFonts w:hint="eastAsia"/>
+        </w:rPr>
         <w:lastRenderedPageBreak/>
-        <w:t>Validation MCC: 0.17276456113129132</w:t>
+        <w:t>回归模型</w:t>
+      </w:r>
+    </w:p>
+    <w:p>
+      <w:pPr>
+        <w:rPr>
+          <w:rFonts w:hint="eastAsia"/>
+        </w:rPr>
+      </w:pPr>
+      <w:r>
+        <w:rPr>
+          <w:rFonts w:hint="eastAsia"/>
+        </w:rPr>
+        <w:t>=== 数据分割结果 ===</w:t>
+      </w:r>
+    </w:p>
+    <w:p>
+      <w:pPr>
+        <w:rPr>
+          <w:rFonts w:hint="eastAsia"/>
+        </w:rPr>
+      </w:pPr>
+      <w:r>
+        <w:rPr>
+          <w:rFonts w:hint="eastAsia"/>
+        </w:rPr>
+        <w:t>训练集: 296 samples</w:t>
+      </w:r>
+    </w:p>
+    <w:p>
+      <w:pPr>
+        <w:rPr>
+          <w:rFonts w:hint="eastAsia"/>
+        </w:rPr>
+      </w:pPr>
+      <w:r>
+        <w:rPr>
+          <w:rFonts w:hint="eastAsia"/>
+        </w:rPr>
+        <w:t>测试集: 128 samples</w:t>
+      </w:r>
+    </w:p>
+    <w:p>
+      <w:pPr>
+        <w:rPr>
+          <w:rFonts w:hint="eastAsia"/>
+        </w:rPr>
+      </w:pPr>
+      <w:r>
+        <w:rPr>
+          <w:rFonts w:hint="eastAsia"/>
+        </w:rPr>
+        <w:t>验证集: 107 samples</w:t>
+      </w:r>
+    </w:p>
+    <w:p>
+      <w:pPr>
+        <w:rPr>
+          <w:rFonts w:hint="eastAsia"/>
+        </w:rPr>
+      </w:pPr>
+    </w:p>
+    <w:p>
+      <w:pPr>
+        <w:rPr>
+          <w:rFonts w:hint="eastAsia"/>
+        </w:rPr>
+      </w:pPr>
+      <w:r>
+        <w:rPr>
+          <w:rFonts w:hint="eastAsia"/>
+        </w:rPr>
+        <w:t>目标变量统计:</w:t>
+      </w:r>
+    </w:p>
+    <w:p>
+      <w:pPr>
+        <w:rPr>
+          <w:rFonts w:hint="eastAsia"/>
+        </w:rPr>
+      </w:pPr>
+      <w:r>
+        <w:rPr>
+          <w:rFonts w:hint="eastAsia"/>
+        </w:rPr>
+        <w:t xml:space="preserve"> - 训练集均值: 0.0895 ± 0.0462</w:t>
+      </w:r>
+    </w:p>
+    <w:p>
+      <w:pPr>
+        <w:rPr>
+          <w:rFonts w:hint="eastAsia"/>
+        </w:rPr>
+      </w:pPr>
+      <w:r>
+        <w:rPr>
+          <w:rFonts w:hint="eastAsia"/>
+        </w:rPr>
+        <w:t xml:space="preserve"> - 测试集均值: 0.0883 ± 0.0406</w:t>
+      </w:r>
+    </w:p>
+    <w:p>
+      <w:pPr>
+        <w:rPr>
+          <w:rFonts w:hint="eastAsia"/>
+        </w:rPr>
+      </w:pPr>
+      <w:r>
+        <w:rPr>
+          <w:rFonts w:hint="eastAsia"/>
+        </w:rPr>
+        <w:t xml:space="preserve"> - 验证集均值: 0.0889 ± 0.0443</w:t>
+      </w:r>
+    </w:p>
+    <w:p>
+      <w:pPr>
+        <w:rPr>
+          <w:rFonts w:hint="eastAsia"/>
+        </w:rPr>
+      </w:pPr>
+    </w:p>
+    <w:p>
+      <w:pPr>
+        <w:rPr>
+          <w:rFonts w:hint="eastAsia"/>
+        </w:rPr>
+      </w:pPr>
+      <w:r>
+        <w:rPr>
+          <w:rFonts w:hint="eastAsia"/>
+        </w:rPr>
+        <w:t>数据分割结果：</w:t>
+      </w:r>
+    </w:p>
+    <w:p>
+      <w:pPr>
+        <w:rPr>
+          <w:rFonts w:hint="eastAsia"/>
+        </w:rPr>
+      </w:pPr>
+      <w:r>
+        <w:rPr>
+          <w:rFonts w:hint="eastAsia"/>
+        </w:rPr>
+        <w:t>训练集大小: (296, 50)</w:t>
+      </w:r>
+    </w:p>
+    <w:p>
+      <w:pPr>
+        <w:rPr>
+          <w:rFonts w:hint="eastAsia"/>
+        </w:rPr>
+      </w:pPr>
+      <w:r>
+        <w:rPr>
+          <w:rFonts w:hint="eastAsia"/>
+        </w:rPr>
+        <w:t>测试</w:t>
+      </w:r>
+      <w:proofErr w:type="gramStart"/>
+      <w:r>
+        <w:rPr>
+          <w:rFonts w:hint="eastAsia"/>
+        </w:rPr>
+        <w:t>集大小</w:t>
+      </w:r>
+      <w:proofErr w:type="gramEnd"/>
+      <w:r>
+        <w:rPr>
+          <w:rFonts w:hint="eastAsia"/>
+        </w:rPr>
+        <w:t>: (128, 50)</w:t>
+      </w:r>
+    </w:p>
+    <w:p>
+      <w:pPr>
+        <w:rPr>
+          <w:rFonts w:hint="eastAsia"/>
+        </w:rPr>
+      </w:pPr>
+      <w:r>
+        <w:rPr>
+          <w:rFonts w:hint="eastAsia"/>
+        </w:rPr>
+        <w:t>验证</w:t>
+      </w:r>
+      <w:proofErr w:type="gramStart"/>
+      <w:r>
+        <w:rPr>
+          <w:rFonts w:hint="eastAsia"/>
+        </w:rPr>
+        <w:t>集大小</w:t>
+      </w:r>
+      <w:proofErr w:type="gramEnd"/>
+      <w:r>
+        <w:rPr>
+          <w:rFonts w:hint="eastAsia"/>
+        </w:rPr>
+        <w:t>: (107, 50)</w:t>
+      </w:r>
+    </w:p>
+    <w:p>
+      <w:pPr>
+        <w:rPr>
+          <w:rFonts w:hint="eastAsia"/>
+        </w:rPr>
+      </w:pPr>
+      <w:r>
+        <w:rPr>
+          <w:rFonts w:hint="eastAsia"/>
+        </w:rPr>
+        <w:t>RMSE: 0.03540377695906981</w:t>
+      </w:r>
+    </w:p>
+    <w:p>
+      <w:pPr>
+        <w:rPr>
+          <w:rFonts w:hint="eastAsia"/>
+        </w:rPr>
+      </w:pPr>
+      <w:r>
+        <w:rPr>
+          <w:rFonts w:hint="eastAsia"/>
+        </w:rPr>
+        <w:t>MAE: 0.026725915408349947</w:t>
+      </w:r>
+    </w:p>
+    <w:p>
+      <w:pPr>
+        <w:rPr>
+          <w:rFonts w:hint="eastAsia"/>
+        </w:rPr>
+      </w:pPr>
+      <w:r>
+        <w:rPr>
+          <w:rFonts w:hint="eastAsia"/>
+        </w:rPr>
+        <w:t>R2 Score: 0.233723546159333</w:t>
+      </w:r>
+    </w:p>
+    <w:p>
+      <w:pPr>
+        <w:rPr>
+          <w:rFonts w:hint="eastAsia"/>
+        </w:rPr>
+      </w:pPr>
+      <w:r>
+        <w:rPr>
+          <w:rFonts w:hint="eastAsia"/>
+        </w:rPr>
+        <w:t>=== 跨期验证结果 ===</w:t>
+      </w:r>
+    </w:p>
+    <w:p>
+      <w:pPr>
+        <w:rPr>
+          <w:rFonts w:hint="eastAsia"/>
+        </w:rPr>
+      </w:pPr>
+      <w:r>
+        <w:rPr>
+          <w:rFonts w:hint="eastAsia"/>
+        </w:rPr>
+        <w:t>Validation RMSE: 0.0399 (Test RMSE: 0.0354)</w:t>
+      </w:r>
+    </w:p>
+    <w:p>
+      <w:pPr>
+        <w:rPr>
+          <w:rFonts w:hint="eastAsia"/>
+        </w:rPr>
+      </w:pPr>
+      <w:r>
+        <w:rPr>
+          <w:rFonts w:hint="eastAsia"/>
+        </w:rPr>
+        <w:t>Validation MAE: 0.0297 (Test MAE: 0.0267)</w:t>
+      </w:r>
+    </w:p>
+    <w:p>
+      <w:pPr>
+        <w:rPr>
+          <w:rFonts w:hint="eastAsia"/>
+        </w:rPr>
+      </w:pPr>
+      <w:r>
+        <w:rPr>
+          <w:rFonts w:hint="eastAsia"/>
+        </w:rPr>
+        <w:t>Validation R2: 0.1806 (Test R2: 0.2337)</w:t>
+      </w:r>
+    </w:p>
+    <w:p>
+      <w:pPr>
+        <w:rPr>
+          <w:rFonts w:hint="eastAsia"/>
+        </w:rPr>
+      </w:pPr>
+    </w:p>
+    <w:p>
+      <w:pPr>
+        <w:rPr>
+          <w:rFonts w:hint="eastAsia"/>
+        </w:rPr>
+      </w:pPr>
+    </w:p>
+    <w:p>
+      <w:pPr>
+        <w:outlineLvl w:val="1"/>
+        <w:rPr>
+          <w:rFonts w:hint="eastAsia"/>
+        </w:rPr>
+      </w:pPr>
+      <w:r>
+        <w:rPr>
+          <w:rFonts w:hint="eastAsia"/>
+        </w:rPr>
+        <w:t>秋天</w:t>
+      </w:r>
+    </w:p>
+    <w:p>
+      <w:pPr>
+        <w:rPr>
+          <w:rFonts w:hint="eastAsia"/>
+        </w:rPr>
+      </w:pPr>
+      <w:r>
+        <w:rPr>
+          <w:rFonts w:hint="eastAsia"/>
+        </w:rPr>
+        <w:t>=== 测试集评估 ===</w:t>
+      </w:r>
+    </w:p>
+    <w:p>
+      <w:pPr>
+        <w:rPr>
+          <w:rFonts w:hint="eastAsia"/>
+        </w:rPr>
+      </w:pPr>
+      <w:r>
+        <w:rPr>
+          <w:rFonts w:hint="eastAsia"/>
+        </w:rPr>
+        <w:t>AUC Score: 0.6606334841628959</w:t>
+      </w:r>
+    </w:p>
+    <w:p>
+      <w:pPr>
+        <w:rPr>
+          <w:rFonts w:hint="eastAsia"/>
+        </w:rPr>
+      </w:pPr>
+      <w:r>
+        <w:rPr>
+          <w:rFonts w:hint="eastAsia"/>
+        </w:rPr>
+        <w:t>Balanced Accuracy: 0.6660633484162897</w:t>
+      </w:r>
+    </w:p>
+    <w:p>
+      <w:pPr>
+        <w:rPr>
+          <w:rFonts w:hint="eastAsia"/>
+        </w:rPr>
+      </w:pPr>
+      <w:r>
+        <w:rPr>
+          <w:rFonts w:hint="eastAsia"/>
+        </w:rPr>
+        <w:t>F1-Score: 0.47058823529411764</w:t>
+      </w:r>
+    </w:p>
+    <w:p>
+      <w:pPr>
+        <w:rPr>
+          <w:rFonts w:hint="eastAsia"/>
+        </w:rPr>
+      </w:pPr>
+      <w:r>
+        <w:rPr>
+          <w:rFonts w:hint="eastAsia"/>
+        </w:rPr>
+        <w:t>MCC: 0.33212669683257917</w:t>
+      </w:r>
+    </w:p>
+    <w:p>
+      <w:pPr>
+        <w:rPr>
+          <w:rFonts w:hint="eastAsia"/>
+        </w:rPr>
+      </w:pPr>
+      <w:r>
+        <w:rPr>
+          <w:rFonts w:hint="eastAsia"/>
+        </w:rPr>
+        <w:t>Confusion Matrix:</w:t>
+      </w:r>
+    </w:p>
+    <w:p>
+      <w:pPr>
+        <w:rPr>
+          <w:rFonts w:hint="eastAsia"/>
+        </w:rPr>
+      </w:pPr>
+      <w:r>
+        <w:rPr>
+          <w:rFonts w:hint="eastAsia"/>
+        </w:rPr>
+        <w:t xml:space="preserve"> [[</w:t>
+      </w:r>
+      <w:proofErr w:type="gramStart"/>
+      <w:r>
+        <w:rPr>
+          <w:rFonts w:hint="eastAsia"/>
+        </w:rPr>
+        <w:t>56  9</w:t>
+      </w:r>
+      <w:proofErr w:type="gramEnd"/>
+      <w:r>
+        <w:rPr>
+          <w:rFonts w:hint="eastAsia"/>
+        </w:rPr>
+        <w:t>]</w:t>
+      </w:r>
+    </w:p>
+    <w:p>
+      <w:pPr>
+        <w:rPr>
+          <w:rFonts w:hint="eastAsia"/>
+        </w:rPr>
+      </w:pPr>
+      <w:r>
+        <w:rPr>
+          <w:rFonts w:hint="eastAsia"/>
+        </w:rPr>
+        <w:t xml:space="preserve"> [ </w:t>
+      </w:r>
+      <w:proofErr w:type="gramStart"/>
+      <w:r>
+        <w:rPr>
+          <w:rFonts w:hint="eastAsia"/>
+        </w:rPr>
+        <w:t>9  8</w:t>
+      </w:r>
+      <w:proofErr w:type="gramEnd"/>
+      <w:r>
+        <w:rPr>
+          <w:rFonts w:hint="eastAsia"/>
+        </w:rPr>
+        <w:t>]]</w:t>
+      </w:r>
+    </w:p>
+    <w:p>
+      <w:pPr>
+        <w:rPr>
+          <w:rFonts w:hint="eastAsia"/>
+        </w:rPr>
+      </w:pPr>
+    </w:p>
+    <w:p>
+      <w:pPr>
+        <w:rPr>
+          <w:rFonts w:hint="eastAsia"/>
+        </w:rPr>
+      </w:pPr>
+      <w:r>
+        <w:rPr>
+          <w:rFonts w:hint="eastAsia"/>
+        </w:rPr>
+        <w:t>=== 跨期验证集评估 ===</w:t>
+      </w:r>
+    </w:p>
+    <w:p>
+      <w:pPr>
+        <w:rPr>
+          <w:rFonts w:hint="eastAsia"/>
+        </w:rPr>
+      </w:pPr>
+      <w:r>
+        <w:rPr>
+          <w:rFonts w:hint="eastAsia"/>
+        </w:rPr>
+        <w:t>Validation AUC Score: 0.7182539682539683</w:t>
+      </w:r>
+    </w:p>
+    <w:p>
+      <w:pPr>
+        <w:rPr>
+          <w:rFonts w:hint="eastAsia"/>
+        </w:rPr>
+      </w:pPr>
+      <w:r>
+        <w:rPr>
+          <w:rFonts w:hint="eastAsia"/>
+        </w:rPr>
+        <w:t>Validation Balanced Accuracy: 0.6031746031746031</w:t>
+      </w:r>
+    </w:p>
+    <w:p>
+      <w:pPr>
+        <w:rPr>
+          <w:rFonts w:hint="eastAsia"/>
+        </w:rPr>
+      </w:pPr>
+      <w:r>
+        <w:rPr>
+          <w:rFonts w:hint="eastAsia"/>
+        </w:rPr>
+        <w:t>Validation F1-Score: 0.375</w:t>
+      </w:r>
+    </w:p>
+    <w:p>
+      <w:pPr>
+        <w:rPr>
+          <w:rFonts w:hint="eastAsia"/>
+        </w:rPr>
+      </w:pPr>
+      <w:r>
+        <w:rPr>
+          <w:rFonts w:hint="eastAsia"/>
+        </w:rPr>
+        <w:t>Validation MCC: 0.18912217153786007</w:t>
       </w:r>
     </w:p>
     <w:p>
@@ -4852,33 +4338,60 @@
         <w:rPr>
           <w:rFonts w:hint="eastAsia"/>
         </w:rPr>
-        <w:t xml:space="preserve"> [[63 22]</w:t>
-      </w:r>
-    </w:p>
-    <w:p>
-      <w:pPr>
-        <w:rPr>
-          <w:rFonts w:hint="eastAsia"/>
-        </w:rPr>
-      </w:pPr>
-      <w:r>
-        <w:rPr>
-          <w:rFonts w:hint="eastAsia"/>
-        </w:rPr>
-        <w:t xml:space="preserve"> [12 10]]</w:t>
-      </w:r>
-    </w:p>
-    <w:p>
-      <w:pPr>
-        <w:rPr>
-          <w:rFonts w:hint="eastAsia"/>
-        </w:rPr>
-      </w:pPr>
-      <w:r>
-        <w:rPr>
-          <w:rFonts w:hint="eastAsia"/>
-        </w:rPr>
-        <w:t>['W7_12-18天_内外温差_MEAN', 'DENSITY', 'W7_-2-4天_湿度内部平均_RANGE', 'W7_26-32天_鸡舍温度-最高_MEAN', '</w:t>
+        <w:t xml:space="preserve"> [[42 12]</w:t>
+      </w:r>
+    </w:p>
+    <w:p>
+      <w:pPr>
+        <w:rPr>
+          <w:rFonts w:hint="eastAsia"/>
+        </w:rPr>
+      </w:pPr>
+      <w:r>
+        <w:rPr>
+          <w:rFonts w:hint="eastAsia"/>
+        </w:rPr>
+        <w:t xml:space="preserve"> [ </w:t>
+      </w:r>
+      <w:proofErr w:type="gramStart"/>
+      <w:r>
+        <w:rPr>
+          <w:rFonts w:hint="eastAsia"/>
+        </w:rPr>
+        <w:t>8  6</w:t>
+      </w:r>
+      <w:proofErr w:type="gramEnd"/>
+      <w:r>
+        <w:rPr>
+          <w:rFonts w:hint="eastAsia"/>
+        </w:rPr>
+        <w:t>]]</w:t>
+      </w:r>
+      <w:r>
+        <w:rPr>
+          <w:rFonts w:hint="eastAsia"/>
+        </w:rPr>
+        <w:t xml:space="preserve"> </w:t>
+      </w:r>
+    </w:p>
+    <w:p>
+      <w:pPr>
+        <w:rPr>
+          <w:rFonts w:hint="eastAsia"/>
+        </w:rPr>
+      </w:pPr>
+    </w:p>
+    <w:p>
+      <w:pPr>
+        <w:rPr>
+          <w:rFonts w:hint="eastAsia"/>
+        </w:rPr>
+      </w:pPr>
+      <w:r>
+        <w:rPr>
+          <w:rFonts w:hint="eastAsia"/>
+        </w:rPr>
+        <w:t>['</w:t>
       </w:r>
       <w:proofErr w:type="spellStart"/>
       <w:r>
@@ -4892,54 +4405,29 @@
         <w:rPr>
           <w:rFonts w:hint="eastAsia"/>
         </w:rPr>
-        <w:t>', 'HOUSEAMOUNT', 'W7_26-32天_最高温度变化率_RANGE', 'W7_5-11天_鸡舍温度-平均_RANGE', 'AGE', 'W7_12-18天_内外</w:t>
-      </w:r>
-    </w:p>
-    <w:p>
-      <w:pPr>
-        <w:rPr>
-          <w:rFonts w:hint="eastAsia"/>
-        </w:rPr>
-      </w:pPr>
-      <w:r>
-        <w:rPr>
-          <w:rFonts w:hint="eastAsia"/>
-        </w:rPr>
-        <w:t xml:space="preserve">温差_RANGE', 'W7_-2-4天_内外温差_MEAN', 'W7_5-11天_平均温度变化率_RANGE', 'W7_26-32天_每日温差_MEAN', 'W7_26-32天_平 </w:t>
-      </w:r>
-    </w:p>
-    <w:p>
-      <w:pPr>
-        <w:rPr>
-          <w:rFonts w:hint="eastAsia"/>
-        </w:rPr>
-      </w:pPr>
-      <w:r>
-        <w:rPr>
-          <w:rFonts w:hint="eastAsia"/>
-        </w:rPr>
-        <w:t xml:space="preserve">均温度变化率_RANGE', 'W7_26-32天_鸡舍温度-最低_RANGE', 'W7_26-32天_平均温度变化率_MEAN', 'W7_19-25天_每日温差_MEAN', </w:t>
-      </w:r>
-    </w:p>
-    <w:p>
-      <w:pPr>
-        <w:rPr>
-          <w:rFonts w:hint="eastAsia"/>
-        </w:rPr>
-      </w:pPr>
-      <w:r>
-        <w:rPr>
-          <w:rFonts w:hint="eastAsia"/>
-        </w:rPr>
-        <w:t>'FARMSUPERVISOR', 'W7_26-32天_湿度内部平均_RANGE', 'W7_19-25天_鸡舍温度-最低_MEAN']</w:t>
-      </w:r>
-    </w:p>
-    <w:p>
-      <w:pPr>
-        <w:rPr>
-          <w:rFonts w:hint="eastAsia"/>
-        </w:rPr>
-      </w:pPr>
+        <w:t>', 'W7_12-18天_最低温度变化率_MEAN', 'W7_26-32天_最高温度</w:t>
+      </w:r>
+      <w:r>
+        <w:rPr>
+          <w:rFonts w:hint="eastAsia"/>
+        </w:rPr>
+        <w:lastRenderedPageBreak/>
+        <w:t>变化率_RANGE', 'W7_5-11天_平均温度变化率_RANGE', 'ELECTRICITY_COST', 'W7_26-32天_湿度内部平均_RANGE', 'W7_19-25天_湿度内部平均_RANGE', 'W7_19-25天_内外温差_RANGE', 'W7_19-25天_鸡舍温度-最高_MEAN', 'W7_19-25天_最高温度变化率_MEAN', 'W7_19-25天_最高温度变化率_RANGE', 'W7_-2-4天_</w:t>
+      </w:r>
+      <w:proofErr w:type="gramStart"/>
+      <w:r>
+        <w:rPr>
+          <w:rFonts w:hint="eastAsia"/>
+        </w:rPr>
+        <w:t>外部-</w:t>
+      </w:r>
+      <w:proofErr w:type="gramEnd"/>
+      <w:r>
+        <w:rPr>
+          <w:rFonts w:hint="eastAsia"/>
+        </w:rPr>
+        <w:t>平均_RANGE', 'W7_5-11天_平均温度变化率_MEAN', 'W7_-2-4天_湿度内部平均_RANGE', 'W7_26-32天_每日温差_RANGE', 'W7_26-32天_最高温度变化率_MEAN', 'W7_5-11天_最低温度变化率_RANGE', 'W7_19-25天_平均温度变化率_RANGE', 'W7_-2-4天_鸡舍温度-平均_MEAN', 'DOCAMOUNT']</w:t>
+      </w:r>
     </w:p>
     <w:p>
       <w:pPr>
@@ -4967,6 +4455,20 @@
           <w:rFonts w:hint="eastAsia"/>
         </w:rPr>
       </w:pPr>
+    </w:p>
+    <w:p>
+      <w:pPr>
+        <w:rPr>
+          <w:rFonts w:hint="eastAsia"/>
+        </w:rPr>
+      </w:pPr>
+    </w:p>
+    <w:p>
+      <w:pPr>
+        <w:rPr>
+          <w:rFonts w:hint="eastAsia"/>
+        </w:rPr>
+      </w:pPr>
       <w:r>
         <w:rPr>
           <w:rFonts w:hint="eastAsia"/>
@@ -4984,33 +4486,33 @@
         <w:rPr>
           <w:rFonts w:hint="eastAsia"/>
         </w:rPr>
-        <w:t>训练集: 296 samples</w:t>
-      </w:r>
-    </w:p>
-    <w:p>
-      <w:pPr>
-        <w:rPr>
-          <w:rFonts w:hint="eastAsia"/>
-        </w:rPr>
-      </w:pPr>
-      <w:r>
-        <w:rPr>
-          <w:rFonts w:hint="eastAsia"/>
-        </w:rPr>
-        <w:t>测试集: 128 samples</w:t>
-      </w:r>
-    </w:p>
-    <w:p>
-      <w:pPr>
-        <w:rPr>
-          <w:rFonts w:hint="eastAsia"/>
-        </w:rPr>
-      </w:pPr>
-      <w:r>
-        <w:rPr>
-          <w:rFonts w:hint="eastAsia"/>
-        </w:rPr>
-        <w:t>验证集: 107 samples</w:t>
+        <w:t>训练集: 189 samples</w:t>
+      </w:r>
+    </w:p>
+    <w:p>
+      <w:pPr>
+        <w:rPr>
+          <w:rFonts w:hint="eastAsia"/>
+        </w:rPr>
+      </w:pPr>
+      <w:r>
+        <w:rPr>
+          <w:rFonts w:hint="eastAsia"/>
+        </w:rPr>
+        <w:t>测试集: 82 samples</w:t>
+      </w:r>
+    </w:p>
+    <w:p>
+      <w:pPr>
+        <w:rPr>
+          <w:rFonts w:hint="eastAsia"/>
+        </w:rPr>
+      </w:pPr>
+      <w:r>
+        <w:rPr>
+          <w:rFonts w:hint="eastAsia"/>
+        </w:rPr>
+        <w:t>验证集: 68 samples</w:t>
       </w:r>
     </w:p>
     <w:p>
@@ -5043,33 +4545,33 @@
         <w:rPr>
           <w:rFonts w:hint="eastAsia"/>
         </w:rPr>
-        <w:t xml:space="preserve"> - 训练集均值: 0.0895 ± 0.0462</w:t>
-      </w:r>
-    </w:p>
-    <w:p>
-      <w:pPr>
-        <w:rPr>
-          <w:rFonts w:hint="eastAsia"/>
-        </w:rPr>
-      </w:pPr>
-      <w:r>
-        <w:rPr>
-          <w:rFonts w:hint="eastAsia"/>
-        </w:rPr>
-        <w:t xml:space="preserve"> - 测试集均值: 0.0883 ± 0.0406</w:t>
-      </w:r>
-    </w:p>
-    <w:p>
-      <w:pPr>
-        <w:rPr>
-          <w:rFonts w:hint="eastAsia"/>
-        </w:rPr>
-      </w:pPr>
-      <w:r>
-        <w:rPr>
-          <w:rFonts w:hint="eastAsia"/>
-        </w:rPr>
-        <w:t xml:space="preserve"> - 验证集均值: 0.0889 ± 0.0443</w:t>
+        <w:t xml:space="preserve"> - 训练集均值: 0.0524 ± 0.0187</w:t>
+      </w:r>
+    </w:p>
+    <w:p>
+      <w:pPr>
+        <w:rPr>
+          <w:rFonts w:hint="eastAsia"/>
+        </w:rPr>
+      </w:pPr>
+      <w:r>
+        <w:rPr>
+          <w:rFonts w:hint="eastAsia"/>
+        </w:rPr>
+        <w:t xml:space="preserve"> - 测试集均值: 0.0518 ± 0.0186</w:t>
+      </w:r>
+    </w:p>
+    <w:p>
+      <w:pPr>
+        <w:rPr>
+          <w:rFonts w:hint="eastAsia"/>
+        </w:rPr>
+      </w:pPr>
+      <w:r>
+        <w:rPr>
+          <w:rFonts w:hint="eastAsia"/>
+        </w:rPr>
+        <w:t xml:space="preserve"> - 验证集均值: 0.0503 ± 0.0158</w:t>
       </w:r>
     </w:p>
     <w:p>
@@ -5102,7 +4604,7 @@
         <w:rPr>
           <w:rFonts w:hint="eastAsia"/>
         </w:rPr>
-        <w:t>训练集大小: (296, 50)</w:t>
+        <w:t>训练集大小: (189, 50)</w:t>
       </w:r>
     </w:p>
     <w:p>
@@ -5129,7 +4631,7 @@
         <w:rPr>
           <w:rFonts w:hint="eastAsia"/>
         </w:rPr>
-        <w:t>: (128, 50)</w:t>
+        <w:t>: (82, 50)</w:t>
       </w:r>
     </w:p>
     <w:p>
@@ -5156,46 +4658,46 @@
         <w:rPr>
           <w:rFonts w:hint="eastAsia"/>
         </w:rPr>
-        <w:t>: (107, 50)</w:t>
-      </w:r>
-    </w:p>
-    <w:p>
-      <w:pPr>
-        <w:rPr>
-          <w:rFonts w:hint="eastAsia"/>
-        </w:rPr>
-      </w:pPr>
-      <w:r>
-        <w:rPr>
-          <w:rFonts w:hint="eastAsia"/>
-        </w:rPr>
-        <w:t>RMSE: 0.03540377695906981</w:t>
-      </w:r>
-    </w:p>
-    <w:p>
-      <w:pPr>
-        <w:rPr>
-          <w:rFonts w:hint="eastAsia"/>
-        </w:rPr>
-      </w:pPr>
-      <w:r>
-        <w:rPr>
-          <w:rFonts w:hint="eastAsia"/>
-        </w:rPr>
-        <w:t>MAE: 0.026725915408349947</w:t>
-      </w:r>
-    </w:p>
-    <w:p>
-      <w:pPr>
-        <w:rPr>
-          <w:rFonts w:hint="eastAsia"/>
-        </w:rPr>
-      </w:pPr>
-      <w:r>
-        <w:rPr>
-          <w:rFonts w:hint="eastAsia"/>
-        </w:rPr>
-        <w:t>R2 Score: 0.233723546159333</w:t>
+        <w:t>: (68, 50)</w:t>
+      </w:r>
+    </w:p>
+    <w:p>
+      <w:pPr>
+        <w:rPr>
+          <w:rFonts w:hint="eastAsia"/>
+        </w:rPr>
+      </w:pPr>
+      <w:r>
+        <w:rPr>
+          <w:rFonts w:hint="eastAsia"/>
+        </w:rPr>
+        <w:t>RMSE: 0.014187039441719047</w:t>
+      </w:r>
+    </w:p>
+    <w:p>
+      <w:pPr>
+        <w:rPr>
+          <w:rFonts w:hint="eastAsia"/>
+        </w:rPr>
+      </w:pPr>
+      <w:r>
+        <w:rPr>
+          <w:rFonts w:hint="eastAsia"/>
+        </w:rPr>
+        <w:t>MAE: 0.010558213554958819</w:t>
+      </w:r>
+    </w:p>
+    <w:p>
+      <w:pPr>
+        <w:rPr>
+          <w:rFonts w:hint="eastAsia"/>
+        </w:rPr>
+      </w:pPr>
+      <w:r>
+        <w:rPr>
+          <w:rFonts w:hint="eastAsia"/>
+        </w:rPr>
+        <w:t>R2 Score: 0.4089697194115829</w:t>
       </w:r>
     </w:p>
     <w:p>
@@ -5221,34 +4723,41 @@
         <w:rPr>
           <w:rFonts w:hint="eastAsia"/>
         </w:rPr>
-        <w:t>Validation RMSE: 0.0399 (Test RMSE: 0.0354)</w:t>
-      </w:r>
-    </w:p>
-    <w:p>
-      <w:pPr>
-        <w:rPr>
-          <w:rFonts w:hint="eastAsia"/>
-        </w:rPr>
-      </w:pPr>
-      <w:r>
-        <w:rPr>
-          <w:rFonts w:hint="eastAsia"/>
-        </w:rPr>
-        <w:t>Validation MAE: 0.0297 (Test MAE: 0.0267)</w:t>
-      </w:r>
-    </w:p>
-    <w:p>
-      <w:pPr>
-        <w:rPr>
-          <w:rFonts w:hint="eastAsia"/>
-        </w:rPr>
-      </w:pPr>
-      <w:r>
-        <w:rPr>
-          <w:rFonts w:hint="eastAsia"/>
-        </w:rPr>
-        <w:t>Validation R2: 0.1806 (Test R2: 0.2337)</w:t>
-      </w:r>
+        <w:t>Validation RMSE: 0.0147 (Test RMSE: 0.0142)</w:t>
+      </w:r>
+    </w:p>
+    <w:p>
+      <w:pPr>
+        <w:rPr>
+          <w:rFonts w:hint="eastAsia"/>
+        </w:rPr>
+      </w:pPr>
+      <w:r>
+        <w:rPr>
+          <w:rFonts w:hint="eastAsia"/>
+        </w:rPr>
+        <w:t>Validation MAE: 0.0120 (Test MAE: 0.0106)</w:t>
+      </w:r>
+    </w:p>
+    <w:p>
+      <w:pPr>
+        <w:rPr>
+          <w:rFonts w:hint="eastAsia"/>
+        </w:rPr>
+      </w:pPr>
+      <w:r>
+        <w:rPr>
+          <w:rFonts w:hint="eastAsia"/>
+        </w:rPr>
+        <w:t>Validation R2: 0.1245 (Test R2: 0.4090)</w:t>
+      </w:r>
+    </w:p>
+    <w:p>
+      <w:pPr>
+        <w:rPr>
+          <w:rFonts w:hint="eastAsia"/>
+        </w:rPr>
+      </w:pPr>
     </w:p>
     <w:p>
       <w:pPr>
@@ -5275,8 +4784,22 @@
         <w:rPr>
           <w:rFonts w:hint="eastAsia"/>
         </w:rPr>
-        <w:t>秋天</w:t>
-      </w:r>
+        <w:t>夏天</w:t>
+      </w:r>
+    </w:p>
+    <w:p>
+      <w:pPr>
+        <w:rPr>
+          <w:rFonts w:hint="eastAsia"/>
+        </w:rPr>
+      </w:pPr>
+    </w:p>
+    <w:p>
+      <w:pPr>
+        <w:rPr>
+          <w:rFonts w:hint="eastAsia"/>
+        </w:rPr>
+      </w:pPr>
     </w:p>
     <w:p>
       <w:pPr>
@@ -5301,33 +4824,46 @@
         <w:rPr>
           <w:rFonts w:hint="eastAsia"/>
         </w:rPr>
-        <w:t>AUC Score: 0.6606334841628959</w:t>
-      </w:r>
-    </w:p>
-    <w:p>
-      <w:pPr>
-        <w:rPr>
-          <w:rFonts w:hint="eastAsia"/>
-        </w:rPr>
-      </w:pPr>
-      <w:r>
-        <w:rPr>
-          <w:rFonts w:hint="eastAsia"/>
-        </w:rPr>
-        <w:t>Balanced Accuracy: 0.6660633484162897</w:t>
-      </w:r>
-    </w:p>
-    <w:p>
-      <w:pPr>
-        <w:rPr>
-          <w:rFonts w:hint="eastAsia"/>
-        </w:rPr>
-      </w:pPr>
-      <w:r>
-        <w:rPr>
-          <w:rFonts w:hint="eastAsia"/>
-        </w:rPr>
-        <w:t>F1-Score: 0.47058823529411764</w:t>
+        <w:t>AUC Score: 0.8097560975609757</w:t>
+      </w:r>
+    </w:p>
+    <w:p>
+      <w:pPr>
+        <w:rPr>
+          <w:rFonts w:hint="eastAsia"/>
+        </w:rPr>
+      </w:pPr>
+      <w:r>
+        <w:rPr>
+          <w:rFonts w:hint="eastAsia"/>
+        </w:rPr>
+        <w:t>Balanced Accuracy: 0.6768292682926829</w:t>
+      </w:r>
+    </w:p>
+    <w:p>
+      <w:pPr>
+        <w:rPr>
+          <w:rFonts w:hint="eastAsia"/>
+        </w:rPr>
+      </w:pPr>
+      <w:r>
+        <w:rPr>
+          <w:rFonts w:hint="eastAsia"/>
+        </w:rPr>
+        <w:t>F1-Score: 0.47619047619047616</w:t>
+      </w:r>
+    </w:p>
+    <w:p>
+      <w:pPr>
+        <w:rPr>
+          <w:rFonts w:hint="eastAsia"/>
+        </w:rPr>
+      </w:pPr>
+      <w:r>
+        <w:rPr>
+          <w:rFonts w:hint="eastAsia"/>
+        </w:rPr>
+        <w:t>MCC: 0.341389166777308</w:t>
       </w:r>
     </w:p>
     <w:p>
@@ -5341,19 +4877,6 @@
           <w:rFonts w:hint="eastAsia"/>
         </w:rPr>
         <w:lastRenderedPageBreak/>
-        <w:t>MCC: 0.33212669683257917</w:t>
-      </w:r>
-    </w:p>
-    <w:p>
-      <w:pPr>
-        <w:rPr>
-          <w:rFonts w:hint="eastAsia"/>
-        </w:rPr>
-      </w:pPr>
-      <w:r>
-        <w:rPr>
-          <w:rFonts w:hint="eastAsia"/>
-        </w:rPr>
         <w:t>Confusion Matrix:</w:t>
       </w:r>
     </w:p>
@@ -5374,7 +4897,7 @@
         <w:rPr>
           <w:rFonts w:hint="eastAsia"/>
         </w:rPr>
-        <w:t>56  9</w:t>
+        <w:t>35  6</w:t>
       </w:r>
       <w:proofErr w:type="gramEnd"/>
       <w:r>
@@ -5401,7 +4924,7 @@
         <w:rPr>
           <w:rFonts w:hint="eastAsia"/>
         </w:rPr>
-        <w:t>9  8</w:t>
+        <w:t>5  5</w:t>
       </w:r>
       <w:proofErr w:type="gramEnd"/>
       <w:r>
@@ -5441,46 +4964,46 @@
         <w:rPr>
           <w:rFonts w:hint="eastAsia"/>
         </w:rPr>
-        <w:t>Validation AUC Score: 0.7182539682539683</w:t>
-      </w:r>
-    </w:p>
-    <w:p>
-      <w:pPr>
-        <w:rPr>
-          <w:rFonts w:hint="eastAsia"/>
-        </w:rPr>
-      </w:pPr>
-      <w:r>
-        <w:rPr>
-          <w:rFonts w:hint="eastAsia"/>
-        </w:rPr>
-        <w:t>Validation Balanced Accuracy: 0.6031746031746031</w:t>
-      </w:r>
-    </w:p>
-    <w:p>
-      <w:pPr>
-        <w:rPr>
-          <w:rFonts w:hint="eastAsia"/>
-        </w:rPr>
-      </w:pPr>
-      <w:r>
-        <w:rPr>
-          <w:rFonts w:hint="eastAsia"/>
-        </w:rPr>
-        <w:t>Validation F1-Score: 0.375</w:t>
-      </w:r>
-    </w:p>
-    <w:p>
-      <w:pPr>
-        <w:rPr>
-          <w:rFonts w:hint="eastAsia"/>
-        </w:rPr>
-      </w:pPr>
-      <w:r>
-        <w:rPr>
-          <w:rFonts w:hint="eastAsia"/>
-        </w:rPr>
-        <w:t>Validation MCC: 0.18912217153786007</w:t>
+        <w:t>Validation AUC Score: 0.7189542483660131</w:t>
+      </w:r>
+    </w:p>
+    <w:p>
+      <w:pPr>
+        <w:rPr>
+          <w:rFonts w:hint="eastAsia"/>
+        </w:rPr>
+      </w:pPr>
+      <w:r>
+        <w:rPr>
+          <w:rFonts w:hint="eastAsia"/>
+        </w:rPr>
+        <w:t>Validation Balanced Accuracy: 0.5816993464052287</w:t>
+      </w:r>
+    </w:p>
+    <w:p>
+      <w:pPr>
+        <w:rPr>
+          <w:rFonts w:hint="eastAsia"/>
+        </w:rPr>
+      </w:pPr>
+      <w:r>
+        <w:rPr>
+          <w:rFonts w:hint="eastAsia"/>
+        </w:rPr>
+        <w:t>Validation F1-Score: 0.3076923076923077</w:t>
+      </w:r>
+    </w:p>
+    <w:p>
+      <w:pPr>
+        <w:rPr>
+          <w:rFonts w:hint="eastAsia"/>
+        </w:rPr>
+      </w:pPr>
+      <w:r>
+        <w:rPr>
+          <w:rFonts w:hint="eastAsia"/>
+        </w:rPr>
+        <w:t>Validation MCC: 0.22884793182545404</w:t>
       </w:r>
     </w:p>
     <w:p>
@@ -5506,7 +5029,21 @@
         <w:rPr>
           <w:rFonts w:hint="eastAsia"/>
         </w:rPr>
-        <w:t xml:space="preserve"> [[42 12]</w:t>
+        <w:t xml:space="preserve"> [[</w:t>
+      </w:r>
+      <w:proofErr w:type="gramStart"/>
+      <w:r>
+        <w:rPr>
+          <w:rFonts w:hint="eastAsia"/>
+        </w:rPr>
+        <w:t>32  2</w:t>
+      </w:r>
+      <w:proofErr w:type="gramEnd"/>
+      <w:r>
+        <w:rPr>
+          <w:rFonts w:hint="eastAsia"/>
+        </w:rPr>
+        <w:t>]</w:t>
       </w:r>
     </w:p>
     <w:p>
@@ -5526,7 +5063,7 @@
         <w:rPr>
           <w:rFonts w:hint="eastAsia"/>
         </w:rPr>
-        <w:t>8  6</w:t>
+        <w:t>7  2</w:t>
       </w:r>
       <w:proofErr w:type="gramEnd"/>
       <w:r>
@@ -5535,250 +5072,124 @@
         </w:rPr>
         <w:t>]]</w:t>
       </w:r>
-      <w:r>
-        <w:rPr>
-          <w:rFonts w:hint="eastAsia"/>
-        </w:rPr>
-        <w:t xml:space="preserve"> </w:t>
-      </w:r>
-    </w:p>
-    <w:p>
-      <w:pPr>
-        <w:rPr>
-          <w:rFonts w:hint="eastAsia"/>
-        </w:rPr>
-      </w:pPr>
-    </w:p>
-    <w:p>
-      <w:pPr>
-        <w:rPr>
-          <w:rFonts w:hint="eastAsia"/>
-        </w:rPr>
-      </w:pPr>
-      <w:r>
-        <w:rPr>
-          <w:rFonts w:hint="eastAsia"/>
-        </w:rPr>
-        <w:t>['</w:t>
-      </w:r>
-      <w:proofErr w:type="spellStart"/>
-      <w:r>
-        <w:rPr>
-          <w:rFonts w:hint="eastAsia"/>
-        </w:rPr>
-        <w:t>HARVESTSTATUS_month</w:t>
-      </w:r>
-      <w:proofErr w:type="spellEnd"/>
-      <w:r>
-        <w:rPr>
-          <w:rFonts w:hint="eastAsia"/>
-        </w:rPr>
-        <w:t>', 'W7_12-18天_最低温度变化率_MEAN', 'W7_26-32天_最高温度变化率_RANGE', 'W7_5-11天_平均温度变化率_RANGE', 'ELECTRICITY_COST', 'W7_26-32天_湿度内部平均_RANGE', 'W7_19-25天_湿度内部平均_RANGE', 'W7_19-25天_内外温差_RANGE', 'W7_19-25天_鸡舍温度-最高_MEAN', 'W7_19-25天_最高温度变化率_MEAN', 'W7_19-25天_最高温度变化率_RANGE', 'W7_-2-4天_</w:t>
+    </w:p>
+    <w:p>
+      <w:pPr>
+        <w:rPr>
+          <w:rFonts w:hint="eastAsia"/>
+        </w:rPr>
+      </w:pPr>
+    </w:p>
+    <w:p>
+      <w:pPr>
+        <w:rPr>
+          <w:rFonts w:hint="eastAsia"/>
+        </w:rPr>
+      </w:pPr>
+      <w:r>
+        <w:rPr>
+          <w:rFonts w:hint="eastAsia"/>
+        </w:rPr>
+        <w:t xml:space="preserve">['W7_26-32天_每日温差_MEAN', 'W7_19-25天_鸡舍温度-平均_RANGE', 'W7_5-11天_鸡舍温度-最低_MEAN', 'W7_26-32天_最高温度变化率_RANGE', 'GAS_COST', 'W7_19-25天_湿度内部平均_RANGE', 'DOCAMOUNT', 'W7_12-18天_鸡舍温度-平均_MEAN', 'W7_12-18天_鸡舍温度-最高_RANGE', 'W7_19-25天_鸡舍温度-最低_MEAN', 'DENSITY', 'W7_19-25天_最低温度变化率_RANGE', 'W7_5-11天_平均温度变化率_MEAN', 'W7_12-18天_鸡舍温度-最低_RANGE', 'W7_-2-4天_内外温差_RANGE', 'W7_12-18天_每日温差_MEAN', 'W7_19-25天_内外温差_RANGE', 'W7_19-25 </w:t>
+      </w:r>
+    </w:p>
+    <w:p>
+      <w:pPr>
+        <w:rPr>
+          <w:rFonts w:hint="eastAsia"/>
+        </w:rPr>
+      </w:pPr>
+      <w:r>
+        <w:rPr>
+          <w:rFonts w:hint="eastAsia"/>
+        </w:rPr>
+        <w:t>天_鸡舍温度-最高_RANGE', 'W7_-2-4天_鸡舍温度-最高_MEAN', 'W7_19-25天_鸡舍温度-最高_MEAN']</w:t>
+      </w:r>
+    </w:p>
+    <w:p>
+      <w:pPr>
+        <w:rPr>
+          <w:rFonts w:hint="eastAsia"/>
+        </w:rPr>
+      </w:pPr>
+    </w:p>
+    <w:p>
+      <w:pPr>
+        <w:rPr>
+          <w:rFonts w:hint="eastAsia"/>
+        </w:rPr>
+      </w:pPr>
+      <w:r>
+        <w:rPr>
+          <w:rFonts w:hint="eastAsia"/>
+        </w:rPr>
+        <w:t>回归模型</w:t>
+      </w:r>
+    </w:p>
+    <w:p>
+      <w:pPr>
+        <w:rPr>
+          <w:rFonts w:hint="eastAsia"/>
+        </w:rPr>
+      </w:pPr>
+      <w:r>
+        <w:rPr>
+          <w:rFonts w:hint="eastAsia"/>
+        </w:rPr>
+        <w:t>数据分割结果：</w:t>
+      </w:r>
+    </w:p>
+    <w:p>
+      <w:pPr>
+        <w:rPr>
+          <w:rFonts w:hint="eastAsia"/>
+        </w:rPr>
+      </w:pPr>
+      <w:r>
+        <w:rPr>
+          <w:rFonts w:hint="eastAsia"/>
+        </w:rPr>
+        <w:t>训练集大小: (118, 51)</w:t>
+      </w:r>
+    </w:p>
+    <w:p>
+      <w:pPr>
+        <w:rPr>
+          <w:rFonts w:hint="eastAsia"/>
+        </w:rPr>
+      </w:pPr>
+      <w:r>
+        <w:rPr>
+          <w:rFonts w:hint="eastAsia"/>
+        </w:rPr>
+        <w:t>测试</w:t>
       </w:r>
       <w:proofErr w:type="gramStart"/>
       <w:r>
         <w:rPr>
           <w:rFonts w:hint="eastAsia"/>
         </w:rPr>
-        <w:t>外部-</w:t>
+        <w:t>集大小</w:t>
       </w:r>
       <w:proofErr w:type="gramEnd"/>
       <w:r>
         <w:rPr>
           <w:rFonts w:hint="eastAsia"/>
         </w:rPr>
-        <w:t>平均_RANGE', 'W7_5-11天_平均温度变化率_MEAN', 'W7_-2-4天_湿度内部平均_RANGE', 'W7_26-32天_每日温差_RANGE', 'W7_26-32天_最高温度变化率_MEAN', 'W7_5-11天_最低温度变化率_RANGE', 'W7_19-25天_平均温度变化率_RANGE', 'W7_-2-4天_鸡舍温度-平均_MEAN', 'DOCAMOUNT']</w:t>
-      </w:r>
-    </w:p>
-    <w:p>
-      <w:pPr>
-        <w:rPr>
-          <w:rFonts w:hint="eastAsia"/>
-        </w:rPr>
-      </w:pPr>
-    </w:p>
-    <w:p>
-      <w:pPr>
-        <w:rPr>
-          <w:rFonts w:hint="eastAsia"/>
-        </w:rPr>
-      </w:pPr>
-      <w:r>
-        <w:rPr>
-          <w:rFonts w:hint="eastAsia"/>
-        </w:rPr>
-        <w:t>回归模型</w:t>
-      </w:r>
-    </w:p>
-    <w:p>
-      <w:pPr>
-        <w:rPr>
-          <w:rFonts w:hint="eastAsia"/>
-        </w:rPr>
-      </w:pPr>
-    </w:p>
-    <w:p>
-      <w:pPr>
-        <w:rPr>
-          <w:rFonts w:hint="eastAsia"/>
-        </w:rPr>
-      </w:pPr>
-    </w:p>
-    <w:p>
-      <w:pPr>
-        <w:rPr>
-          <w:rFonts w:hint="eastAsia"/>
-        </w:rPr>
-      </w:pPr>
-      <w:r>
-        <w:rPr>
-          <w:rFonts w:hint="eastAsia"/>
-        </w:rPr>
-        <w:t>=== 数据分割结果 ===</w:t>
-      </w:r>
-    </w:p>
-    <w:p>
-      <w:pPr>
-        <w:rPr>
-          <w:rFonts w:hint="eastAsia"/>
-        </w:rPr>
-      </w:pPr>
-      <w:r>
-        <w:rPr>
-          <w:rFonts w:hint="eastAsia"/>
-        </w:rPr>
-        <w:t>训练集: 189 samples</w:t>
-      </w:r>
-    </w:p>
-    <w:p>
-      <w:pPr>
-        <w:rPr>
-          <w:rFonts w:hint="eastAsia"/>
-        </w:rPr>
-      </w:pPr>
-      <w:r>
-        <w:rPr>
-          <w:rFonts w:hint="eastAsia"/>
-        </w:rPr>
-        <w:t>测试集: 82 samples</w:t>
-      </w:r>
-    </w:p>
-    <w:p>
-      <w:pPr>
-        <w:rPr>
-          <w:rFonts w:hint="eastAsia"/>
-        </w:rPr>
-      </w:pPr>
-      <w:r>
-        <w:rPr>
-          <w:rFonts w:hint="eastAsia"/>
-        </w:rPr>
-        <w:t>验证集: 68 samples</w:t>
-      </w:r>
-    </w:p>
-    <w:p>
-      <w:pPr>
-        <w:rPr>
-          <w:rFonts w:hint="eastAsia"/>
-        </w:rPr>
-      </w:pPr>
-    </w:p>
-    <w:p>
-      <w:pPr>
-        <w:rPr>
-          <w:rFonts w:hint="eastAsia"/>
-        </w:rPr>
-      </w:pPr>
-      <w:r>
-        <w:rPr>
-          <w:rFonts w:hint="eastAsia"/>
-        </w:rPr>
-        <w:t>目标变量统计:</w:t>
-      </w:r>
-    </w:p>
-    <w:p>
-      <w:pPr>
-        <w:rPr>
-          <w:rFonts w:hint="eastAsia"/>
-        </w:rPr>
-      </w:pPr>
-      <w:r>
-        <w:rPr>
-          <w:rFonts w:hint="eastAsia"/>
-        </w:rPr>
-        <w:t xml:space="preserve"> - 训练集均值: 0.0524 ± 0.0187</w:t>
-      </w:r>
-    </w:p>
-    <w:p>
-      <w:pPr>
-        <w:rPr>
-          <w:rFonts w:hint="eastAsia"/>
-        </w:rPr>
-      </w:pPr>
-      <w:r>
-        <w:rPr>
-          <w:rFonts w:hint="eastAsia"/>
-        </w:rPr>
-        <w:t xml:space="preserve"> - 测试集均值: 0.0518 ± 0.0186</w:t>
-      </w:r>
-    </w:p>
-    <w:p>
-      <w:pPr>
-        <w:rPr>
-          <w:rFonts w:hint="eastAsia"/>
-        </w:rPr>
-      </w:pPr>
-      <w:r>
-        <w:rPr>
-          <w:rFonts w:hint="eastAsia"/>
-        </w:rPr>
-        <w:t xml:space="preserve"> - 验证集均值: 0.0503 ± 0.0158</w:t>
-      </w:r>
-    </w:p>
-    <w:p>
-      <w:pPr>
-        <w:rPr>
-          <w:rFonts w:hint="eastAsia"/>
-        </w:rPr>
-      </w:pPr>
-    </w:p>
-    <w:p>
-      <w:pPr>
-        <w:rPr>
-          <w:rFonts w:hint="eastAsia"/>
-        </w:rPr>
-      </w:pPr>
-      <w:r>
-        <w:rPr>
-          <w:rFonts w:hint="eastAsia"/>
-        </w:rPr>
-        <w:t>数据分割结果：</w:t>
-      </w:r>
-    </w:p>
-    <w:p>
-      <w:pPr>
-        <w:rPr>
-          <w:rFonts w:hint="eastAsia"/>
-        </w:rPr>
-      </w:pPr>
-      <w:r>
-        <w:rPr>
-          <w:rFonts w:hint="eastAsia"/>
-        </w:rPr>
-        <w:t>训练集大小: (189, 50)</w:t>
-      </w:r>
-    </w:p>
-    <w:p>
-      <w:pPr>
-        <w:rPr>
-          <w:rFonts w:hint="eastAsia"/>
-        </w:rPr>
-      </w:pPr>
-      <w:r>
-        <w:rPr>
-          <w:rFonts w:hint="eastAsia"/>
-        </w:rPr>
-        <w:t>测试</w:t>
+        <w:t>: (51, 51)</w:t>
+      </w:r>
+    </w:p>
+    <w:p>
+      <w:pPr>
+        <w:rPr>
+          <w:rFonts w:hint="eastAsia"/>
+        </w:rPr>
+      </w:pPr>
+      <w:r>
+        <w:rPr>
+          <w:rFonts w:hint="eastAsia"/>
+        </w:rPr>
+        <w:t>验证</w:t>
       </w:r>
       <w:proofErr w:type="gramStart"/>
       <w:r>
@@ -5792,578 +5203,6 @@
         <w:rPr>
           <w:rFonts w:hint="eastAsia"/>
         </w:rPr>
-        <w:t>: (82, 50)</w:t>
-      </w:r>
-    </w:p>
-    <w:p>
-      <w:pPr>
-        <w:rPr>
-          <w:rFonts w:hint="eastAsia"/>
-        </w:rPr>
-      </w:pPr>
-      <w:r>
-        <w:rPr>
-          <w:rFonts w:hint="eastAsia"/>
-        </w:rPr>
-        <w:t>验证</w:t>
-      </w:r>
-      <w:proofErr w:type="gramStart"/>
-      <w:r>
-        <w:rPr>
-          <w:rFonts w:hint="eastAsia"/>
-        </w:rPr>
-        <w:t>集大小</w:t>
-      </w:r>
-      <w:proofErr w:type="gramEnd"/>
-      <w:r>
-        <w:rPr>
-          <w:rFonts w:hint="eastAsia"/>
-        </w:rPr>
-        <w:t>: (68, 50)</w:t>
-      </w:r>
-    </w:p>
-    <w:p>
-      <w:pPr>
-        <w:rPr>
-          <w:rFonts w:hint="eastAsia"/>
-        </w:rPr>
-      </w:pPr>
-      <w:r>
-        <w:rPr>
-          <w:rFonts w:hint="eastAsia"/>
-        </w:rPr>
-        <w:t>RMSE: 0.014187039441719047</w:t>
-      </w:r>
-    </w:p>
-    <w:p>
-      <w:pPr>
-        <w:rPr>
-          <w:rFonts w:hint="eastAsia"/>
-        </w:rPr>
-      </w:pPr>
-      <w:r>
-        <w:rPr>
-          <w:rFonts w:hint="eastAsia"/>
-        </w:rPr>
-        <w:t>MAE: 0.010558213554958819</w:t>
-      </w:r>
-    </w:p>
-    <w:p>
-      <w:pPr>
-        <w:rPr>
-          <w:rFonts w:hint="eastAsia"/>
-        </w:rPr>
-      </w:pPr>
-      <w:r>
-        <w:rPr>
-          <w:rFonts w:hint="eastAsia"/>
-        </w:rPr>
-        <w:t>R2 Score: 0.4089697194115829</w:t>
-      </w:r>
-    </w:p>
-    <w:p>
-      <w:pPr>
-        <w:rPr>
-          <w:rFonts w:hint="eastAsia"/>
-        </w:rPr>
-      </w:pPr>
-      <w:r>
-        <w:rPr>
-          <w:rFonts w:hint="eastAsia"/>
-        </w:rPr>
-        <w:lastRenderedPageBreak/>
-        <w:t>=== 跨期验证结果 ===</w:t>
-      </w:r>
-    </w:p>
-    <w:p>
-      <w:pPr>
-        <w:rPr>
-          <w:rFonts w:hint="eastAsia"/>
-        </w:rPr>
-      </w:pPr>
-      <w:r>
-        <w:rPr>
-          <w:rFonts w:hint="eastAsia"/>
-        </w:rPr>
-        <w:t>Validation RMSE: 0.0147 (Test RMSE: 0.0142)</w:t>
-      </w:r>
-    </w:p>
-    <w:p>
-      <w:pPr>
-        <w:rPr>
-          <w:rFonts w:hint="eastAsia"/>
-        </w:rPr>
-      </w:pPr>
-      <w:r>
-        <w:rPr>
-          <w:rFonts w:hint="eastAsia"/>
-        </w:rPr>
-        <w:t>Validation MAE: 0.0120 (Test MAE: 0.0106)</w:t>
-      </w:r>
-    </w:p>
-    <w:p>
-      <w:pPr>
-        <w:rPr>
-          <w:rFonts w:hint="eastAsia"/>
-        </w:rPr>
-      </w:pPr>
-      <w:r>
-        <w:rPr>
-          <w:rFonts w:hint="eastAsia"/>
-        </w:rPr>
-        <w:t>Validation R2: 0.1245 (Test R2: 0.4090)</w:t>
-      </w:r>
-    </w:p>
-    <w:p>
-      <w:pPr>
-        <w:rPr>
-          <w:rFonts w:hint="eastAsia"/>
-        </w:rPr>
-      </w:pPr>
-    </w:p>
-    <w:p>
-      <w:pPr>
-        <w:rPr>
-          <w:rFonts w:hint="eastAsia"/>
-        </w:rPr>
-      </w:pPr>
-    </w:p>
-    <w:p>
-      <w:pPr>
-        <w:rPr>
-          <w:rFonts w:hint="eastAsia"/>
-        </w:rPr>
-      </w:pPr>
-    </w:p>
-    <w:p>
-      <w:pPr>
-        <w:outlineLvl w:val="1"/>
-        <w:rPr>
-          <w:rFonts w:hint="eastAsia"/>
-        </w:rPr>
-      </w:pPr>
-      <w:r>
-        <w:rPr>
-          <w:rFonts w:hint="eastAsia"/>
-        </w:rPr>
-        <w:t>夏天</w:t>
-      </w:r>
-    </w:p>
-    <w:p>
-      <w:pPr>
-        <w:rPr>
-          <w:rFonts w:hint="eastAsia"/>
-        </w:rPr>
-      </w:pPr>
-    </w:p>
-    <w:p>
-      <w:pPr>
-        <w:rPr>
-          <w:rFonts w:hint="eastAsia"/>
-        </w:rPr>
-      </w:pPr>
-    </w:p>
-    <w:p>
-      <w:pPr>
-        <w:rPr>
-          <w:rFonts w:hint="eastAsia"/>
-        </w:rPr>
-      </w:pPr>
-      <w:r>
-        <w:rPr>
-          <w:rFonts w:hint="eastAsia"/>
-        </w:rPr>
-        <w:t>=== 测试集评估 ===</w:t>
-      </w:r>
-    </w:p>
-    <w:p>
-      <w:pPr>
-        <w:rPr>
-          <w:rFonts w:hint="eastAsia"/>
-        </w:rPr>
-      </w:pPr>
-      <w:r>
-        <w:rPr>
-          <w:rFonts w:hint="eastAsia"/>
-        </w:rPr>
-        <w:t>AUC Score: 0.8097560975609757</w:t>
-      </w:r>
-    </w:p>
-    <w:p>
-      <w:pPr>
-        <w:rPr>
-          <w:rFonts w:hint="eastAsia"/>
-        </w:rPr>
-      </w:pPr>
-      <w:r>
-        <w:rPr>
-          <w:rFonts w:hint="eastAsia"/>
-        </w:rPr>
-        <w:t>Balanced Accuracy: 0.6768292682926829</w:t>
-      </w:r>
-    </w:p>
-    <w:p>
-      <w:pPr>
-        <w:rPr>
-          <w:rFonts w:hint="eastAsia"/>
-        </w:rPr>
-      </w:pPr>
-      <w:r>
-        <w:rPr>
-          <w:rFonts w:hint="eastAsia"/>
-        </w:rPr>
-        <w:t>F1-Score: 0.47619047619047616</w:t>
-      </w:r>
-    </w:p>
-    <w:p>
-      <w:pPr>
-        <w:rPr>
-          <w:rFonts w:hint="eastAsia"/>
-        </w:rPr>
-      </w:pPr>
-      <w:r>
-        <w:rPr>
-          <w:rFonts w:hint="eastAsia"/>
-        </w:rPr>
-        <w:t>MCC: 0.341389166777308</w:t>
-      </w:r>
-    </w:p>
-    <w:p>
-      <w:pPr>
-        <w:rPr>
-          <w:rFonts w:hint="eastAsia"/>
-        </w:rPr>
-      </w:pPr>
-      <w:r>
-        <w:rPr>
-          <w:rFonts w:hint="eastAsia"/>
-        </w:rPr>
-        <w:t>Confusion Matrix:</w:t>
-      </w:r>
-    </w:p>
-    <w:p>
-      <w:pPr>
-        <w:rPr>
-          <w:rFonts w:hint="eastAsia"/>
-        </w:rPr>
-      </w:pPr>
-      <w:r>
-        <w:rPr>
-          <w:rFonts w:hint="eastAsia"/>
-        </w:rPr>
-        <w:t xml:space="preserve"> [[</w:t>
-      </w:r>
-      <w:proofErr w:type="gramStart"/>
-      <w:r>
-        <w:rPr>
-          <w:rFonts w:hint="eastAsia"/>
-        </w:rPr>
-        <w:t>35  6</w:t>
-      </w:r>
-      <w:proofErr w:type="gramEnd"/>
-      <w:r>
-        <w:rPr>
-          <w:rFonts w:hint="eastAsia"/>
-        </w:rPr>
-        <w:t>]</w:t>
-      </w:r>
-    </w:p>
-    <w:p>
-      <w:pPr>
-        <w:rPr>
-          <w:rFonts w:hint="eastAsia"/>
-        </w:rPr>
-      </w:pPr>
-      <w:r>
-        <w:rPr>
-          <w:rFonts w:hint="eastAsia"/>
-        </w:rPr>
-        <w:t xml:space="preserve"> [ </w:t>
-      </w:r>
-      <w:proofErr w:type="gramStart"/>
-      <w:r>
-        <w:rPr>
-          <w:rFonts w:hint="eastAsia"/>
-        </w:rPr>
-        <w:t>5  5</w:t>
-      </w:r>
-      <w:proofErr w:type="gramEnd"/>
-      <w:r>
-        <w:rPr>
-          <w:rFonts w:hint="eastAsia"/>
-        </w:rPr>
-        <w:t>]]</w:t>
-      </w:r>
-    </w:p>
-    <w:p>
-      <w:pPr>
-        <w:rPr>
-          <w:rFonts w:hint="eastAsia"/>
-        </w:rPr>
-      </w:pPr>
-    </w:p>
-    <w:p>
-      <w:pPr>
-        <w:rPr>
-          <w:rFonts w:hint="eastAsia"/>
-        </w:rPr>
-      </w:pPr>
-      <w:r>
-        <w:rPr>
-          <w:rFonts w:hint="eastAsia"/>
-        </w:rPr>
-        <w:t>=== 跨期验证集评估 ===</w:t>
-      </w:r>
-    </w:p>
-    <w:p>
-      <w:pPr>
-        <w:rPr>
-          <w:rFonts w:hint="eastAsia"/>
-        </w:rPr>
-      </w:pPr>
-      <w:r>
-        <w:rPr>
-          <w:rFonts w:hint="eastAsia"/>
-        </w:rPr>
-        <w:t>Validation AUC Score: 0.7189542483660131</w:t>
-      </w:r>
-    </w:p>
-    <w:p>
-      <w:pPr>
-        <w:rPr>
-          <w:rFonts w:hint="eastAsia"/>
-        </w:rPr>
-      </w:pPr>
-      <w:r>
-        <w:rPr>
-          <w:rFonts w:hint="eastAsia"/>
-        </w:rPr>
-        <w:t>Validation Balanced Accuracy: 0.5816993464052287</w:t>
-      </w:r>
-    </w:p>
-    <w:p>
-      <w:pPr>
-        <w:rPr>
-          <w:rFonts w:hint="eastAsia"/>
-        </w:rPr>
-      </w:pPr>
-      <w:r>
-        <w:rPr>
-          <w:rFonts w:hint="eastAsia"/>
-        </w:rPr>
-        <w:t>Validation F1-Score: 0.3076923076923077</w:t>
-      </w:r>
-    </w:p>
-    <w:p>
-      <w:pPr>
-        <w:rPr>
-          <w:rFonts w:hint="eastAsia"/>
-        </w:rPr>
-      </w:pPr>
-      <w:r>
-        <w:rPr>
-          <w:rFonts w:hint="eastAsia"/>
-        </w:rPr>
-        <w:t>Validation MCC: 0.22884793182545404</w:t>
-      </w:r>
-    </w:p>
-    <w:p>
-      <w:pPr>
-        <w:rPr>
-          <w:rFonts w:hint="eastAsia"/>
-        </w:rPr>
-      </w:pPr>
-      <w:r>
-        <w:rPr>
-          <w:rFonts w:hint="eastAsia"/>
-        </w:rPr>
-        <w:t>Validation Confusion Matrix:</w:t>
-      </w:r>
-    </w:p>
-    <w:p>
-      <w:pPr>
-        <w:rPr>
-          <w:rFonts w:hint="eastAsia"/>
-        </w:rPr>
-      </w:pPr>
-      <w:r>
-        <w:rPr>
-          <w:rFonts w:hint="eastAsia"/>
-        </w:rPr>
-        <w:t xml:space="preserve"> [[</w:t>
-      </w:r>
-      <w:proofErr w:type="gramStart"/>
-      <w:r>
-        <w:rPr>
-          <w:rFonts w:hint="eastAsia"/>
-        </w:rPr>
-        <w:t>32  2</w:t>
-      </w:r>
-      <w:proofErr w:type="gramEnd"/>
-      <w:r>
-        <w:rPr>
-          <w:rFonts w:hint="eastAsia"/>
-        </w:rPr>
-        <w:t>]</w:t>
-      </w:r>
-    </w:p>
-    <w:p>
-      <w:pPr>
-        <w:rPr>
-          <w:rFonts w:hint="eastAsia"/>
-        </w:rPr>
-      </w:pPr>
-      <w:r>
-        <w:rPr>
-          <w:rFonts w:hint="eastAsia"/>
-        </w:rPr>
-        <w:t xml:space="preserve"> [ </w:t>
-      </w:r>
-      <w:proofErr w:type="gramStart"/>
-      <w:r>
-        <w:rPr>
-          <w:rFonts w:hint="eastAsia"/>
-        </w:rPr>
-        <w:t>7  2</w:t>
-      </w:r>
-      <w:proofErr w:type="gramEnd"/>
-      <w:r>
-        <w:rPr>
-          <w:rFonts w:hint="eastAsia"/>
-        </w:rPr>
-        <w:t>]]</w:t>
-      </w:r>
-    </w:p>
-    <w:p>
-      <w:pPr>
-        <w:rPr>
-          <w:rFonts w:hint="eastAsia"/>
-        </w:rPr>
-      </w:pPr>
-    </w:p>
-    <w:p>
-      <w:pPr>
-        <w:rPr>
-          <w:rFonts w:hint="eastAsia"/>
-        </w:rPr>
-      </w:pPr>
-      <w:r>
-        <w:rPr>
-          <w:rFonts w:hint="eastAsia"/>
-        </w:rPr>
-        <w:t xml:space="preserve">['W7_26-32天_每日温差_MEAN', 'W7_19-25天_鸡舍温度-平均_RANGE', 'W7_5-11天_鸡舍温度-最低_MEAN', 'W7_26-32天_最高温度变化率_RANGE', 'GAS_COST', 'W7_19-25天_湿度内部平均_RANGE', 'DOCAMOUNT', 'W7_12-18天_鸡舍温度-平均_MEAN', 'W7_12-18天_鸡舍温度-最高_RANGE', 'W7_19-25天_鸡舍温度-最低_MEAN', 'DENSITY', 'W7_19-25天_最低温度变化率_RANGE', 'W7_5-11天_平均温度变化率_MEAN', 'W7_12-18天_鸡舍温度-最低_RANGE', 'W7_-2-4天_内外温差_RANGE', 'W7_12-18天_每日温差_MEAN', 'W7_19-25天_内外温差_RANGE', 'W7_19-25 </w:t>
-      </w:r>
-    </w:p>
-    <w:p>
-      <w:pPr>
-        <w:rPr>
-          <w:rFonts w:hint="eastAsia"/>
-        </w:rPr>
-      </w:pPr>
-      <w:r>
-        <w:rPr>
-          <w:rFonts w:hint="eastAsia"/>
-        </w:rPr>
-        <w:t>天_鸡舍温度-最高_RANGE', 'W7_-2-4天_鸡舍温度-最高_MEAN', 'W7_19-25天_鸡舍温度-最高_MEAN']</w:t>
-      </w:r>
-    </w:p>
-    <w:p>
-      <w:pPr>
-        <w:rPr>
-          <w:rFonts w:hint="eastAsia"/>
-        </w:rPr>
-      </w:pPr>
-    </w:p>
-    <w:p>
-      <w:pPr>
-        <w:rPr>
-          <w:rFonts w:hint="eastAsia"/>
-        </w:rPr>
-      </w:pPr>
-      <w:r>
-        <w:rPr>
-          <w:rFonts w:hint="eastAsia"/>
-        </w:rPr>
-        <w:t>回归模型</w:t>
-      </w:r>
-    </w:p>
-    <w:p>
-      <w:pPr>
-        <w:rPr>
-          <w:rFonts w:hint="eastAsia"/>
-        </w:rPr>
-      </w:pPr>
-      <w:r>
-        <w:rPr>
-          <w:rFonts w:hint="eastAsia"/>
-        </w:rPr>
-        <w:t>数据分割结果：</w:t>
-      </w:r>
-    </w:p>
-    <w:p>
-      <w:pPr>
-        <w:rPr>
-          <w:rFonts w:hint="eastAsia"/>
-        </w:rPr>
-      </w:pPr>
-      <w:r>
-        <w:rPr>
-          <w:rFonts w:hint="eastAsia"/>
-        </w:rPr>
-        <w:t>训练集大小: (118, 51)</w:t>
-      </w:r>
-    </w:p>
-    <w:p>
-      <w:pPr>
-        <w:rPr>
-          <w:rFonts w:hint="eastAsia"/>
-        </w:rPr>
-      </w:pPr>
-      <w:r>
-        <w:rPr>
-          <w:rFonts w:hint="eastAsia"/>
-        </w:rPr>
-        <w:t>测试</w:t>
-      </w:r>
-      <w:proofErr w:type="gramStart"/>
-      <w:r>
-        <w:rPr>
-          <w:rFonts w:hint="eastAsia"/>
-        </w:rPr>
-        <w:t>集大小</w:t>
-      </w:r>
-      <w:proofErr w:type="gramEnd"/>
-      <w:r>
-        <w:rPr>
-          <w:rFonts w:hint="eastAsia"/>
-        </w:rPr>
-        <w:t>: (51, 51)</w:t>
-      </w:r>
-    </w:p>
-    <w:p>
-      <w:pPr>
-        <w:rPr>
-          <w:rFonts w:hint="eastAsia"/>
-        </w:rPr>
-      </w:pPr>
-      <w:r>
-        <w:rPr>
-          <w:rFonts w:hint="eastAsia"/>
-        </w:rPr>
-        <w:t>验证</w:t>
-      </w:r>
-      <w:proofErr w:type="gramStart"/>
-      <w:r>
-        <w:rPr>
-          <w:rFonts w:hint="eastAsia"/>
-        </w:rPr>
-        <w:t>集大小</w:t>
-      </w:r>
-      <w:proofErr w:type="gramEnd"/>
-      <w:r>
-        <w:rPr>
-          <w:rFonts w:hint="eastAsia"/>
-        </w:rPr>
         <w:t>: (43, 51)</w:t>
       </w:r>
     </w:p>
@@ -6390,7 +5229,6 @@
         <w:rPr>
           <w:rFonts w:hint="eastAsia"/>
         </w:rPr>
-        <w:lastRenderedPageBreak/>
         <w:t>MAE: 0.008559446495387028</w:t>
       </w:r>
     </w:p>
@@ -6581,6 +5419,7 @@
         <w:rPr>
           <w:rFonts w:hint="eastAsia"/>
         </w:rPr>
+        <w:lastRenderedPageBreak/>
         <w:t>Balanced Accuracy: 0.6862745098039216</w:t>
       </w:r>
     </w:p>
@@ -6899,34 +5738,717 @@
         <w:rPr>
           <w:rFonts w:hint="eastAsia"/>
         </w:rPr>
+        <w:t>训练集: 296 samples</w:t>
+      </w:r>
+    </w:p>
+    <w:p>
+      <w:pPr>
+        <w:rPr>
+          <w:rFonts w:hint="eastAsia"/>
+        </w:rPr>
+      </w:pPr>
+      <w:r>
+        <w:rPr>
+          <w:rFonts w:hint="eastAsia"/>
+        </w:rPr>
+        <w:t>测试集: 128 samples</w:t>
+      </w:r>
+    </w:p>
+    <w:p>
+      <w:pPr>
+        <w:rPr>
+          <w:rFonts w:hint="eastAsia"/>
+        </w:rPr>
+      </w:pPr>
+      <w:r>
+        <w:rPr>
+          <w:rFonts w:hint="eastAsia"/>
+        </w:rPr>
+        <w:t>验证集: 107 samples</w:t>
+      </w:r>
+    </w:p>
+    <w:p>
+      <w:pPr>
+        <w:rPr>
+          <w:rFonts w:hint="eastAsia"/>
+        </w:rPr>
+      </w:pPr>
+    </w:p>
+    <w:p>
+      <w:pPr>
+        <w:rPr>
+          <w:rFonts w:hint="eastAsia"/>
+        </w:rPr>
+      </w:pPr>
+      <w:r>
+        <w:rPr>
+          <w:rFonts w:hint="eastAsia"/>
+        </w:rPr>
+        <w:t>目标变量统计:</w:t>
+      </w:r>
+    </w:p>
+    <w:p>
+      <w:pPr>
+        <w:rPr>
+          <w:rFonts w:hint="eastAsia"/>
+        </w:rPr>
+      </w:pPr>
+      <w:r>
+        <w:rPr>
+          <w:rFonts w:hint="eastAsia"/>
+        </w:rPr>
+        <w:t xml:space="preserve"> - 训练集均值: 0.0895 ± 0.0462</w:t>
+      </w:r>
+    </w:p>
+    <w:p>
+      <w:pPr>
+        <w:rPr>
+          <w:rFonts w:hint="eastAsia"/>
+        </w:rPr>
+      </w:pPr>
+      <w:r>
+        <w:rPr>
+          <w:rFonts w:hint="eastAsia"/>
+        </w:rPr>
+        <w:t xml:space="preserve"> - 测试集均值: 0.0883 ± 0.0406</w:t>
+      </w:r>
+    </w:p>
+    <w:p>
+      <w:pPr>
+        <w:rPr>
+          <w:rFonts w:hint="eastAsia"/>
+        </w:rPr>
+      </w:pPr>
+      <w:r>
+        <w:rPr>
+          <w:rFonts w:hint="eastAsia"/>
+        </w:rPr>
+        <w:t xml:space="preserve"> - 验证集均值: 0.0889 ± 0.0443</w:t>
+      </w:r>
+    </w:p>
+    <w:p>
+      <w:pPr>
+        <w:rPr>
+          <w:rFonts w:hint="eastAsia"/>
+        </w:rPr>
+      </w:pPr>
+    </w:p>
+    <w:p>
+      <w:pPr>
+        <w:rPr>
+          <w:rFonts w:hint="eastAsia"/>
+        </w:rPr>
+      </w:pPr>
+      <w:r>
+        <w:rPr>
+          <w:rFonts w:hint="eastAsia"/>
+        </w:rPr>
+        <w:t>数据分割结果：</w:t>
+      </w:r>
+    </w:p>
+    <w:p>
+      <w:pPr>
+        <w:rPr>
+          <w:rFonts w:hint="eastAsia"/>
+        </w:rPr>
+      </w:pPr>
+      <w:r>
+        <w:rPr>
+          <w:rFonts w:hint="eastAsia"/>
+        </w:rPr>
+        <w:t>训练集大小: (296, 50)</w:t>
+      </w:r>
+    </w:p>
+    <w:p>
+      <w:pPr>
+        <w:rPr>
+          <w:rFonts w:hint="eastAsia"/>
+        </w:rPr>
+      </w:pPr>
+      <w:r>
+        <w:rPr>
+          <w:rFonts w:hint="eastAsia"/>
+        </w:rPr>
+        <w:t>测试</w:t>
+      </w:r>
+      <w:proofErr w:type="gramStart"/>
+      <w:r>
+        <w:rPr>
+          <w:rFonts w:hint="eastAsia"/>
+        </w:rPr>
+        <w:t>集大小</w:t>
+      </w:r>
+      <w:proofErr w:type="gramEnd"/>
+      <w:r>
+        <w:rPr>
+          <w:rFonts w:hint="eastAsia"/>
+        </w:rPr>
+        <w:t>: (128, 50)</w:t>
+      </w:r>
+    </w:p>
+    <w:p>
+      <w:pPr>
+        <w:rPr>
+          <w:rFonts w:hint="eastAsia"/>
+        </w:rPr>
+      </w:pPr>
+      <w:r>
+        <w:rPr>
+          <w:rFonts w:hint="eastAsia"/>
+        </w:rPr>
+        <w:t>验证</w:t>
+      </w:r>
+      <w:proofErr w:type="gramStart"/>
+      <w:r>
+        <w:rPr>
+          <w:rFonts w:hint="eastAsia"/>
+        </w:rPr>
+        <w:t>集大小</w:t>
+      </w:r>
+      <w:proofErr w:type="gramEnd"/>
+      <w:r>
+        <w:rPr>
+          <w:rFonts w:hint="eastAsia"/>
+        </w:rPr>
+        <w:t>: (107, 50)</w:t>
+      </w:r>
+    </w:p>
+    <w:p>
+      <w:pPr>
+        <w:rPr>
+          <w:rFonts w:hint="eastAsia"/>
+        </w:rPr>
+      </w:pPr>
+      <w:r>
+        <w:rPr>
+          <w:rFonts w:hint="eastAsia"/>
+        </w:rPr>
+        <w:t>RMSE: 0.03383597251851558</w:t>
+      </w:r>
+    </w:p>
+    <w:p>
+      <w:pPr>
+        <w:rPr>
+          <w:rFonts w:hint="eastAsia"/>
+        </w:rPr>
+      </w:pPr>
+      <w:r>
+        <w:rPr>
+          <w:rFonts w:hint="eastAsia"/>
+        </w:rPr>
+        <w:t>MAE: 0.02618177097147921</w:t>
+      </w:r>
+    </w:p>
+    <w:p>
+      <w:pPr>
+        <w:rPr>
+          <w:rFonts w:hint="eastAsia"/>
+        </w:rPr>
+      </w:pPr>
+      <w:r>
+        <w:rPr>
+          <w:rFonts w:hint="eastAsia"/>
+        </w:rPr>
         <w:lastRenderedPageBreak/>
-        <w:t>训练集: 296 samples</w:t>
-      </w:r>
-    </w:p>
-    <w:p>
-      <w:pPr>
-        <w:rPr>
-          <w:rFonts w:hint="eastAsia"/>
-        </w:rPr>
-      </w:pPr>
-      <w:r>
-        <w:rPr>
-          <w:rFonts w:hint="eastAsia"/>
-        </w:rPr>
-        <w:t>测试集: 128 samples</w:t>
-      </w:r>
-    </w:p>
-    <w:p>
-      <w:pPr>
-        <w:rPr>
-          <w:rFonts w:hint="eastAsia"/>
-        </w:rPr>
-      </w:pPr>
-      <w:r>
-        <w:rPr>
-          <w:rFonts w:hint="eastAsia"/>
-        </w:rPr>
-        <w:t>验证集: 107 samples</w:t>
+        <w:t>R2 Score: 0.30008771608282936</w:t>
+      </w:r>
+    </w:p>
+    <w:p>
+      <w:pPr>
+        <w:rPr>
+          <w:rFonts w:hint="eastAsia"/>
+        </w:rPr>
+      </w:pPr>
+      <w:r>
+        <w:rPr>
+          <w:rFonts w:hint="eastAsia"/>
+        </w:rPr>
+        <w:t>=== 跨期验证结果 ===</w:t>
+      </w:r>
+    </w:p>
+    <w:p>
+      <w:pPr>
+        <w:rPr>
+          <w:rFonts w:hint="eastAsia"/>
+        </w:rPr>
+      </w:pPr>
+      <w:r>
+        <w:rPr>
+          <w:rFonts w:hint="eastAsia"/>
+        </w:rPr>
+        <w:t>Validation RMSE: 0.0366 (Test RMSE: 0.0338)</w:t>
+      </w:r>
+    </w:p>
+    <w:p>
+      <w:pPr>
+        <w:rPr>
+          <w:rFonts w:hint="eastAsia"/>
+        </w:rPr>
+      </w:pPr>
+      <w:r>
+        <w:rPr>
+          <w:rFonts w:hint="eastAsia"/>
+        </w:rPr>
+        <w:t>Validation MAE: 0.0283 (Test MAE: 0.0262)</w:t>
+      </w:r>
+    </w:p>
+    <w:p>
+      <w:pPr>
+        <w:rPr>
+          <w:rFonts w:hint="eastAsia"/>
+        </w:rPr>
+      </w:pPr>
+      <w:r>
+        <w:rPr>
+          <w:rFonts w:hint="eastAsia"/>
+        </w:rPr>
+        <w:t>Validation R2: 0.3119 (Test R2: 0.3001)</w:t>
+      </w:r>
+    </w:p>
+    <w:p>
+      <w:pPr>
+        <w:rPr>
+          <w:rFonts w:hint="eastAsia"/>
+        </w:rPr>
+      </w:pPr>
+    </w:p>
+    <w:p>
+      <w:pPr>
+        <w:rPr>
+          <w:rFonts w:hint="eastAsia"/>
+        </w:rPr>
+      </w:pPr>
+    </w:p>
+    <w:p>
+      <w:pPr>
+        <w:rPr>
+          <w:rFonts w:hint="eastAsia"/>
+        </w:rPr>
+      </w:pPr>
+    </w:p>
+    <w:p>
+      <w:pPr>
+        <w:outlineLvl w:val="1"/>
+        <w:rPr>
+          <w:rFonts w:hint="eastAsia"/>
+        </w:rPr>
+      </w:pPr>
+      <w:r>
+        <w:rPr>
+          <w:rFonts w:hint="eastAsia"/>
+        </w:rPr>
+        <w:t>秋天</w:t>
+      </w:r>
+    </w:p>
+    <w:p>
+      <w:pPr>
+        <w:rPr>
+          <w:rFonts w:hint="eastAsia"/>
+        </w:rPr>
+      </w:pPr>
+    </w:p>
+    <w:p>
+      <w:pPr>
+        <w:rPr>
+          <w:rFonts w:hint="eastAsia"/>
+        </w:rPr>
+      </w:pPr>
+      <w:r>
+        <w:rPr>
+          <w:rFonts w:hint="eastAsia"/>
+        </w:rPr>
+        <w:t>=== 测试集评估 ===</w:t>
+      </w:r>
+    </w:p>
+    <w:p>
+      <w:pPr>
+        <w:rPr>
+          <w:rFonts w:hint="eastAsia"/>
+        </w:rPr>
+      </w:pPr>
+      <w:r>
+        <w:rPr>
+          <w:rFonts w:hint="eastAsia"/>
+        </w:rPr>
+        <w:t>AUC Score: 0.6470588235294117</w:t>
+      </w:r>
+    </w:p>
+    <w:p>
+      <w:pPr>
+        <w:rPr>
+          <w:rFonts w:hint="eastAsia"/>
+        </w:rPr>
+      </w:pPr>
+      <w:r>
+        <w:rPr>
+          <w:rFonts w:hint="eastAsia"/>
+        </w:rPr>
+        <w:t>Balanced Accuracy: 0.6289592760180995</w:t>
+      </w:r>
+    </w:p>
+    <w:p>
+      <w:pPr>
+        <w:rPr>
+          <w:rFonts w:hint="eastAsia"/>
+        </w:rPr>
+      </w:pPr>
+      <w:r>
+        <w:rPr>
+          <w:rFonts w:hint="eastAsia"/>
+        </w:rPr>
+        <w:t>F1-Score: 0.4117647058823529</w:t>
+      </w:r>
+    </w:p>
+    <w:p>
+      <w:pPr>
+        <w:rPr>
+          <w:rFonts w:hint="eastAsia"/>
+        </w:rPr>
+      </w:pPr>
+      <w:r>
+        <w:rPr>
+          <w:rFonts w:hint="eastAsia"/>
+        </w:rPr>
+        <w:t>MCC: 0.2579185520361991</w:t>
+      </w:r>
+    </w:p>
+    <w:p>
+      <w:pPr>
+        <w:rPr>
+          <w:rFonts w:hint="eastAsia"/>
+        </w:rPr>
+      </w:pPr>
+      <w:r>
+        <w:rPr>
+          <w:rFonts w:hint="eastAsia"/>
+        </w:rPr>
+        <w:t>Confusion Matrix:</w:t>
+      </w:r>
+    </w:p>
+    <w:p>
+      <w:pPr>
+        <w:rPr>
+          <w:rFonts w:hint="eastAsia"/>
+        </w:rPr>
+      </w:pPr>
+      <w:r>
+        <w:rPr>
+          <w:rFonts w:hint="eastAsia"/>
+        </w:rPr>
+        <w:t xml:space="preserve"> [[55 10]</w:t>
+      </w:r>
+    </w:p>
+    <w:p>
+      <w:pPr>
+        <w:rPr>
+          <w:rFonts w:hint="eastAsia"/>
+        </w:rPr>
+      </w:pPr>
+      <w:r>
+        <w:rPr>
+          <w:rFonts w:hint="eastAsia"/>
+        </w:rPr>
+        <w:t xml:space="preserve"> [</w:t>
+      </w:r>
+      <w:proofErr w:type="gramStart"/>
+      <w:r>
+        <w:rPr>
+          <w:rFonts w:hint="eastAsia"/>
+        </w:rPr>
+        <w:t>10  7</w:t>
+      </w:r>
+      <w:proofErr w:type="gramEnd"/>
+      <w:r>
+        <w:rPr>
+          <w:rFonts w:hint="eastAsia"/>
+        </w:rPr>
+        <w:t>]]</w:t>
+      </w:r>
+    </w:p>
+    <w:p>
+      <w:pPr>
+        <w:rPr>
+          <w:rFonts w:hint="eastAsia"/>
+        </w:rPr>
+      </w:pPr>
+    </w:p>
+    <w:p>
+      <w:pPr>
+        <w:rPr>
+          <w:rFonts w:hint="eastAsia"/>
+        </w:rPr>
+      </w:pPr>
+      <w:r>
+        <w:rPr>
+          <w:rFonts w:hint="eastAsia"/>
+        </w:rPr>
+        <w:t>=== 跨期验证集评估 ===</w:t>
+      </w:r>
+    </w:p>
+    <w:p>
+      <w:pPr>
+        <w:rPr>
+          <w:rFonts w:hint="eastAsia"/>
+        </w:rPr>
+      </w:pPr>
+      <w:r>
+        <w:rPr>
+          <w:rFonts w:hint="eastAsia"/>
+        </w:rPr>
+        <w:t>Validation AUC Score: 0.7156084656084657</w:t>
+      </w:r>
+    </w:p>
+    <w:p>
+      <w:pPr>
+        <w:rPr>
+          <w:rFonts w:hint="eastAsia"/>
+        </w:rPr>
+      </w:pPr>
+      <w:r>
+        <w:rPr>
+          <w:rFonts w:hint="eastAsia"/>
+        </w:rPr>
+        <w:t>Validation Balanced Accuracy: 0.5952380952380952</w:t>
+      </w:r>
+    </w:p>
+    <w:p>
+      <w:pPr>
+        <w:rPr>
+          <w:rFonts w:hint="eastAsia"/>
+        </w:rPr>
+      </w:pPr>
+      <w:r>
+        <w:rPr>
+          <w:rFonts w:hint="eastAsia"/>
+        </w:rPr>
+        <w:t>Validation F1-Score: 0.35714285714285715</w:t>
+      </w:r>
+    </w:p>
+    <w:p>
+      <w:pPr>
+        <w:rPr>
+          <w:rFonts w:hint="eastAsia"/>
+        </w:rPr>
+      </w:pPr>
+      <w:r>
+        <w:rPr>
+          <w:rFonts w:hint="eastAsia"/>
+        </w:rPr>
+        <w:t>Validation MCC: 0.19047619047619047</w:t>
+      </w:r>
+    </w:p>
+    <w:p>
+      <w:pPr>
+        <w:rPr>
+          <w:rFonts w:hint="eastAsia"/>
+        </w:rPr>
+      </w:pPr>
+      <w:r>
+        <w:rPr>
+          <w:rFonts w:hint="eastAsia"/>
+        </w:rPr>
+        <w:t>Validation Confusion Matrix:</w:t>
+      </w:r>
+    </w:p>
+    <w:p>
+      <w:pPr>
+        <w:rPr>
+          <w:rFonts w:hint="eastAsia"/>
+        </w:rPr>
+      </w:pPr>
+      <w:r>
+        <w:rPr>
+          <w:rFonts w:hint="eastAsia"/>
+        </w:rPr>
+        <w:t xml:space="preserve"> [[</w:t>
+      </w:r>
+      <w:proofErr w:type="gramStart"/>
+      <w:r>
+        <w:rPr>
+          <w:rFonts w:hint="eastAsia"/>
+        </w:rPr>
+        <w:t>45  9</w:t>
+      </w:r>
+      <w:proofErr w:type="gramEnd"/>
+      <w:r>
+        <w:rPr>
+          <w:rFonts w:hint="eastAsia"/>
+        </w:rPr>
+        <w:t>]</w:t>
+      </w:r>
+    </w:p>
+    <w:p>
+      <w:pPr>
+        <w:rPr>
+          <w:rFonts w:hint="eastAsia"/>
+        </w:rPr>
+      </w:pPr>
+      <w:r>
+        <w:rPr>
+          <w:rFonts w:hint="eastAsia"/>
+        </w:rPr>
+        <w:t xml:space="preserve"> [ </w:t>
+      </w:r>
+      <w:proofErr w:type="gramStart"/>
+      <w:r>
+        <w:rPr>
+          <w:rFonts w:hint="eastAsia"/>
+        </w:rPr>
+        <w:t>9  5</w:t>
+      </w:r>
+      <w:proofErr w:type="gramEnd"/>
+      <w:r>
+        <w:rPr>
+          <w:rFonts w:hint="eastAsia"/>
+        </w:rPr>
+        <w:t>]]</w:t>
+      </w:r>
+    </w:p>
+    <w:p>
+      <w:pPr>
+        <w:rPr>
+          <w:rFonts w:hint="eastAsia"/>
+        </w:rPr>
+      </w:pPr>
+    </w:p>
+    <w:p>
+      <w:pPr>
+        <w:rPr>
+          <w:rFonts w:hint="eastAsia"/>
+        </w:rPr>
+      </w:pPr>
+    </w:p>
+    <w:p>
+      <w:pPr>
+        <w:rPr>
+          <w:rFonts w:hint="eastAsia"/>
+        </w:rPr>
+      </w:pPr>
+      <w:r>
+        <w:rPr>
+          <w:rFonts w:hint="eastAsia"/>
+        </w:rPr>
+        <w:t>['</w:t>
+      </w:r>
+      <w:proofErr w:type="spellStart"/>
+      <w:r>
+        <w:rPr>
+          <w:rFonts w:hint="eastAsia"/>
+        </w:rPr>
+        <w:t>HARVESTSTATUS_month</w:t>
+      </w:r>
+      <w:proofErr w:type="spellEnd"/>
+      <w:r>
+        <w:rPr>
+          <w:rFonts w:hint="eastAsia"/>
+        </w:rPr>
+        <w:t xml:space="preserve">', 'W3_34-36天_平均温度变化率_MEAN', 'ELECTRICITY_COST', 'W3_34-36天_湿度内部平均_RANGE', 'W3_28-30天_湿度内部平均_RANGE', 'W3_10-12天_平均温度变化率_MEAN', 'W3_16-18天_最低温度变化率_MEAN', 'W3_28-30天_平均温度变化率_RANGE', 'W3_1-3天_最低温度变化率_MEAN', 'W3_19-21天_最 </w:t>
+      </w:r>
+    </w:p>
+    <w:p>
+      <w:pPr>
+        <w:rPr>
+          <w:rFonts w:hint="eastAsia"/>
+        </w:rPr>
+      </w:pPr>
+      <w:r>
+        <w:rPr>
+          <w:rFonts w:hint="eastAsia"/>
+        </w:rPr>
+        <w:t xml:space="preserve">低温度变化率_RANGE', 'W3_13-15天_鸡舍温度-平均_RANGE', 'W3_34-36天_最低温度变化率_MEAN', 'DOCAMOUNT', 'W3_31-33天_每日温差_MEAN', 'W3_7-9天_最低温 </w:t>
+      </w:r>
+    </w:p>
+    <w:p>
+      <w:pPr>
+        <w:rPr>
+          <w:rFonts w:hint="eastAsia"/>
+        </w:rPr>
+      </w:pPr>
+      <w:r>
+        <w:rPr>
+          <w:rFonts w:hint="eastAsia"/>
+        </w:rPr>
+        <w:t>度变化率_RANGE', 'W3_1-3天_鸡舍温度-平均_RANGE', 'W3_31-33天_内外温差_MEAN', 'W3_31-33天_鸡舍温度-最低_MEAN', 'W3_22-24天_每日温差_MEAN', 'W3_34-36天_内外温差_RANGE']</w:t>
+      </w:r>
+    </w:p>
+    <w:p>
+      <w:pPr>
+        <w:rPr>
+          <w:rFonts w:hint="eastAsia"/>
+        </w:rPr>
+      </w:pPr>
+    </w:p>
+    <w:p>
+      <w:pPr>
+        <w:rPr>
+          <w:rFonts w:hint="eastAsia"/>
+        </w:rPr>
+      </w:pPr>
+      <w:r>
+        <w:rPr>
+          <w:rFonts w:hint="eastAsia"/>
+        </w:rPr>
+        <w:t>回归模型</w:t>
+      </w:r>
+    </w:p>
+    <w:p>
+      <w:pPr>
+        <w:rPr>
+          <w:rFonts w:hint="eastAsia"/>
+        </w:rPr>
+      </w:pPr>
+    </w:p>
+    <w:p>
+      <w:pPr>
+        <w:rPr>
+          <w:rFonts w:hint="eastAsia"/>
+        </w:rPr>
+      </w:pPr>
+      <w:r>
+        <w:rPr>
+          <w:rFonts w:hint="eastAsia"/>
+        </w:rPr>
+        <w:t>=== 数据分割结果 ===</w:t>
+      </w:r>
+    </w:p>
+    <w:p>
+      <w:pPr>
+        <w:rPr>
+          <w:rFonts w:hint="eastAsia"/>
+        </w:rPr>
+      </w:pPr>
+      <w:r>
+        <w:rPr>
+          <w:rFonts w:hint="eastAsia"/>
+        </w:rPr>
+        <w:t>训练集: 189 samples</w:t>
+      </w:r>
+    </w:p>
+    <w:p>
+      <w:pPr>
+        <w:rPr>
+          <w:rFonts w:hint="eastAsia"/>
+        </w:rPr>
+      </w:pPr>
+      <w:r>
+        <w:rPr>
+          <w:rFonts w:hint="eastAsia"/>
+        </w:rPr>
+        <w:t>测试集: 82 samples</w:t>
+      </w:r>
+    </w:p>
+    <w:p>
+      <w:pPr>
+        <w:rPr>
+          <w:rFonts w:hint="eastAsia"/>
+        </w:rPr>
+      </w:pPr>
+      <w:r>
+        <w:rPr>
+          <w:rFonts w:hint="eastAsia"/>
+        </w:rPr>
+        <w:lastRenderedPageBreak/>
+        <w:t>验证集: 68 samples</w:t>
       </w:r>
     </w:p>
     <w:p>
@@ -6959,33 +6481,33 @@
         <w:rPr>
           <w:rFonts w:hint="eastAsia"/>
         </w:rPr>
-        <w:t xml:space="preserve"> - 训练集均值: 0.0895 ± 0.0462</w:t>
-      </w:r>
-    </w:p>
-    <w:p>
-      <w:pPr>
-        <w:rPr>
-          <w:rFonts w:hint="eastAsia"/>
-        </w:rPr>
-      </w:pPr>
-      <w:r>
-        <w:rPr>
-          <w:rFonts w:hint="eastAsia"/>
-        </w:rPr>
-        <w:t xml:space="preserve"> - 测试集均值: 0.0883 ± 0.0406</w:t>
-      </w:r>
-    </w:p>
-    <w:p>
-      <w:pPr>
-        <w:rPr>
-          <w:rFonts w:hint="eastAsia"/>
-        </w:rPr>
-      </w:pPr>
-      <w:r>
-        <w:rPr>
-          <w:rFonts w:hint="eastAsia"/>
-        </w:rPr>
-        <w:t xml:space="preserve"> - 验证集均值: 0.0889 ± 0.0443</w:t>
+        <w:t xml:space="preserve"> - 训练集均值: 0.0524 ± 0.0187</w:t>
+      </w:r>
+    </w:p>
+    <w:p>
+      <w:pPr>
+        <w:rPr>
+          <w:rFonts w:hint="eastAsia"/>
+        </w:rPr>
+      </w:pPr>
+      <w:r>
+        <w:rPr>
+          <w:rFonts w:hint="eastAsia"/>
+        </w:rPr>
+        <w:t xml:space="preserve"> - 测试集均值: 0.0518 ± 0.0186</w:t>
+      </w:r>
+    </w:p>
+    <w:p>
+      <w:pPr>
+        <w:rPr>
+          <w:rFonts w:hint="eastAsia"/>
+        </w:rPr>
+      </w:pPr>
+      <w:r>
+        <w:rPr>
+          <w:rFonts w:hint="eastAsia"/>
+        </w:rPr>
+        <w:t xml:space="preserve"> - 验证集均值: 0.0503 ± 0.0158</w:t>
       </w:r>
     </w:p>
     <w:p>
@@ -7018,7 +6540,7 @@
         <w:rPr>
           <w:rFonts w:hint="eastAsia"/>
         </w:rPr>
-        <w:t>训练集大小: (296, 50)</w:t>
+        <w:t>训练集大小: (189, 50)</w:t>
       </w:r>
     </w:p>
     <w:p>
@@ -7045,7 +6567,7 @@
         <w:rPr>
           <w:rFonts w:hint="eastAsia"/>
         </w:rPr>
-        <w:t>: (128, 50)</w:t>
+        <w:t>: (82, 50)</w:t>
       </w:r>
     </w:p>
     <w:p>
@@ -7072,46 +6594,46 @@
         <w:rPr>
           <w:rFonts w:hint="eastAsia"/>
         </w:rPr>
-        <w:t>: (107, 50)</w:t>
-      </w:r>
-    </w:p>
-    <w:p>
-      <w:pPr>
-        <w:rPr>
-          <w:rFonts w:hint="eastAsia"/>
-        </w:rPr>
-      </w:pPr>
-      <w:r>
-        <w:rPr>
-          <w:rFonts w:hint="eastAsia"/>
-        </w:rPr>
-        <w:t>RMSE: 0.03383597251851558</w:t>
-      </w:r>
-    </w:p>
-    <w:p>
-      <w:pPr>
-        <w:rPr>
-          <w:rFonts w:hint="eastAsia"/>
-        </w:rPr>
-      </w:pPr>
-      <w:r>
-        <w:rPr>
-          <w:rFonts w:hint="eastAsia"/>
-        </w:rPr>
-        <w:t>MAE: 0.02618177097147921</w:t>
-      </w:r>
-    </w:p>
-    <w:p>
-      <w:pPr>
-        <w:rPr>
-          <w:rFonts w:hint="eastAsia"/>
-        </w:rPr>
-      </w:pPr>
-      <w:r>
-        <w:rPr>
-          <w:rFonts w:hint="eastAsia"/>
-        </w:rPr>
-        <w:t>R2 Score: 0.30008771608282936</w:t>
+        <w:t>: (68, 50)</w:t>
+      </w:r>
+    </w:p>
+    <w:p>
+      <w:pPr>
+        <w:rPr>
+          <w:rFonts w:hint="eastAsia"/>
+        </w:rPr>
+      </w:pPr>
+      <w:r>
+        <w:rPr>
+          <w:rFonts w:hint="eastAsia"/>
+        </w:rPr>
+        <w:t>RMSE: 0.014459645372739952</w:t>
+      </w:r>
+    </w:p>
+    <w:p>
+      <w:pPr>
+        <w:rPr>
+          <w:rFonts w:hint="eastAsia"/>
+        </w:rPr>
+      </w:pPr>
+      <w:r>
+        <w:rPr>
+          <w:rFonts w:hint="eastAsia"/>
+        </w:rPr>
+        <w:t>MAE: 0.010647791736700898</w:t>
+      </w:r>
+    </w:p>
+    <w:p>
+      <w:pPr>
+        <w:rPr>
+          <w:rFonts w:hint="eastAsia"/>
+        </w:rPr>
+      </w:pPr>
+      <w:r>
+        <w:rPr>
+          <w:rFonts w:hint="eastAsia"/>
+        </w:rPr>
+        <w:t>R2 Score: 0.38603804062289593</w:t>
       </w:r>
     </w:p>
     <w:p>
@@ -7137,41 +6659,34 @@
         <w:rPr>
           <w:rFonts w:hint="eastAsia"/>
         </w:rPr>
-        <w:t>Validation RMSE: 0.0366 (Test RMSE: 0.0338)</w:t>
-      </w:r>
-    </w:p>
-    <w:p>
-      <w:pPr>
-        <w:rPr>
-          <w:rFonts w:hint="eastAsia"/>
-        </w:rPr>
-      </w:pPr>
-      <w:r>
-        <w:rPr>
-          <w:rFonts w:hint="eastAsia"/>
-        </w:rPr>
-        <w:t>Validation MAE: 0.0283 (Test MAE: 0.0262)</w:t>
-      </w:r>
-    </w:p>
-    <w:p>
-      <w:pPr>
-        <w:rPr>
-          <w:rFonts w:hint="eastAsia"/>
-        </w:rPr>
-      </w:pPr>
-      <w:r>
-        <w:rPr>
-          <w:rFonts w:hint="eastAsia"/>
-        </w:rPr>
-        <w:t>Validation R2: 0.3119 (Test R2: 0.3001)</w:t>
-      </w:r>
-    </w:p>
-    <w:p>
-      <w:pPr>
-        <w:rPr>
-          <w:rFonts w:hint="eastAsia"/>
-        </w:rPr>
-      </w:pPr>
+        <w:t>Validation RMSE: 0.0135 (Test RMSE: 0.0145)</w:t>
+      </w:r>
+    </w:p>
+    <w:p>
+      <w:pPr>
+        <w:rPr>
+          <w:rFonts w:hint="eastAsia"/>
+        </w:rPr>
+      </w:pPr>
+      <w:r>
+        <w:rPr>
+          <w:rFonts w:hint="eastAsia"/>
+        </w:rPr>
+        <w:t>Validation MAE: 0.0112 (Test MAE: 0.0106)</w:t>
+      </w:r>
+    </w:p>
+    <w:p>
+      <w:pPr>
+        <w:rPr>
+          <w:rFonts w:hint="eastAsia"/>
+        </w:rPr>
+      </w:pPr>
+      <w:r>
+        <w:rPr>
+          <w:rFonts w:hint="eastAsia"/>
+        </w:rPr>
+        <w:t>Validation R2: 0.2574 (Test R2: 0.3860)</w:t>
+      </w:r>
     </w:p>
     <w:p>
       <w:pPr>
@@ -7198,7 +6713,7 @@
         <w:rPr>
           <w:rFonts w:hint="eastAsia"/>
         </w:rPr>
-        <w:t>秋天</w:t>
+        <w:t>夏天</w:t>
       </w:r>
     </w:p>
     <w:p>
@@ -7231,46 +6746,46 @@
         <w:rPr>
           <w:rFonts w:hint="eastAsia"/>
         </w:rPr>
-        <w:t>AUC Score: 0.6470588235294117</w:t>
-      </w:r>
-    </w:p>
-    <w:p>
-      <w:pPr>
-        <w:rPr>
-          <w:rFonts w:hint="eastAsia"/>
-        </w:rPr>
-      </w:pPr>
-      <w:r>
-        <w:rPr>
-          <w:rFonts w:hint="eastAsia"/>
-        </w:rPr>
-        <w:t>Balanced Accuracy: 0.6289592760180995</w:t>
-      </w:r>
-    </w:p>
-    <w:p>
-      <w:pPr>
-        <w:rPr>
-          <w:rFonts w:hint="eastAsia"/>
-        </w:rPr>
-      </w:pPr>
-      <w:r>
-        <w:rPr>
-          <w:rFonts w:hint="eastAsia"/>
-        </w:rPr>
-        <w:t>F1-Score: 0.4117647058823529</w:t>
-      </w:r>
-    </w:p>
-    <w:p>
-      <w:pPr>
-        <w:rPr>
-          <w:rFonts w:hint="eastAsia"/>
-        </w:rPr>
-      </w:pPr>
-      <w:r>
-        <w:rPr>
-          <w:rFonts w:hint="eastAsia"/>
-        </w:rPr>
-        <w:t>MCC: 0.2579185520361991</w:t>
+        <w:t>AUC Score: 0.7658536585365854</w:t>
+      </w:r>
+    </w:p>
+    <w:p>
+      <w:pPr>
+        <w:rPr>
+          <w:rFonts w:hint="eastAsia"/>
+        </w:rPr>
+      </w:pPr>
+      <w:r>
+        <w:rPr>
+          <w:rFonts w:hint="eastAsia"/>
+        </w:rPr>
+        <w:t>Balanced Accuracy: 0.6146341463414634</w:t>
+      </w:r>
+    </w:p>
+    <w:p>
+      <w:pPr>
+        <w:rPr>
+          <w:rFonts w:hint="eastAsia"/>
+        </w:rPr>
+      </w:pPr>
+      <w:r>
+        <w:rPr>
+          <w:rFonts w:hint="eastAsia"/>
+        </w:rPr>
+        <w:t>F1-Score: 0.38095238095238093</w:t>
+      </w:r>
+    </w:p>
+    <w:p>
+      <w:pPr>
+        <w:rPr>
+          <w:rFonts w:hint="eastAsia"/>
+        </w:rPr>
+      </w:pPr>
+      <w:r>
+        <w:rPr>
+          <w:rFonts w:hint="eastAsia"/>
+        </w:rPr>
+        <w:t>MCC: 0.2213143563935652</w:t>
       </w:r>
     </w:p>
     <w:p>
@@ -7296,33 +6811,47 @@
         <w:rPr>
           <w:rFonts w:hint="eastAsia"/>
         </w:rPr>
-        <w:t xml:space="preserve"> [[55 10]</w:t>
-      </w:r>
-    </w:p>
-    <w:p>
-      <w:pPr>
-        <w:rPr>
-          <w:rFonts w:hint="eastAsia"/>
-        </w:rPr>
-      </w:pPr>
-      <w:r>
-        <w:rPr>
-          <w:rFonts w:hint="eastAsia"/>
-        </w:rPr>
-        <w:t xml:space="preserve"> [</w:t>
+        <w:t xml:space="preserve"> [[</w:t>
       </w:r>
       <w:proofErr w:type="gramStart"/>
       <w:r>
         <w:rPr>
           <w:rFonts w:hint="eastAsia"/>
         </w:rPr>
-        <w:t>10  7</w:t>
+        <w:t>34  7</w:t>
       </w:r>
       <w:proofErr w:type="gramEnd"/>
       <w:r>
         <w:rPr>
           <w:rFonts w:hint="eastAsia"/>
         </w:rPr>
+        <w:t>]</w:t>
+      </w:r>
+    </w:p>
+    <w:p>
+      <w:pPr>
+        <w:rPr>
+          <w:rFonts w:hint="eastAsia"/>
+        </w:rPr>
+      </w:pPr>
+      <w:r>
+        <w:rPr>
+          <w:rFonts w:hint="eastAsia"/>
+        </w:rPr>
+        <w:t xml:space="preserve"> [ </w:t>
+      </w:r>
+      <w:proofErr w:type="gramStart"/>
+      <w:r>
+        <w:rPr>
+          <w:rFonts w:hint="eastAsia"/>
+        </w:rPr>
+        <w:t>6  4</w:t>
+      </w:r>
+      <w:proofErr w:type="gramEnd"/>
+      <w:r>
+        <w:rPr>
+          <w:rFonts w:hint="eastAsia"/>
+        </w:rPr>
         <w:t>]]</w:t>
       </w:r>
     </w:p>
@@ -7356,46 +6885,46 @@
         <w:rPr>
           <w:rFonts w:hint="eastAsia"/>
         </w:rPr>
-        <w:t>Validation AUC Score: 0.7156084656084657</w:t>
-      </w:r>
-    </w:p>
-    <w:p>
-      <w:pPr>
-        <w:rPr>
-          <w:rFonts w:hint="eastAsia"/>
-        </w:rPr>
-      </w:pPr>
-      <w:r>
-        <w:rPr>
-          <w:rFonts w:hint="eastAsia"/>
-        </w:rPr>
-        <w:t>Validation Balanced Accuracy: 0.5952380952380952</w:t>
-      </w:r>
-    </w:p>
-    <w:p>
-      <w:pPr>
-        <w:rPr>
-          <w:rFonts w:hint="eastAsia"/>
-        </w:rPr>
-      </w:pPr>
-      <w:r>
-        <w:rPr>
-          <w:rFonts w:hint="eastAsia"/>
-        </w:rPr>
-        <w:t>Validation F1-Score: 0.35714285714285715</w:t>
-      </w:r>
-    </w:p>
-    <w:p>
-      <w:pPr>
-        <w:rPr>
-          <w:rFonts w:hint="eastAsia"/>
-        </w:rPr>
-      </w:pPr>
-      <w:r>
-        <w:rPr>
-          <w:rFonts w:hint="eastAsia"/>
-        </w:rPr>
-        <w:t>Validation MCC: 0.19047619047619047</w:t>
+        <w:t>Validation AUC Score: 0.6666666666666666</w:t>
+      </w:r>
+    </w:p>
+    <w:p>
+      <w:pPr>
+        <w:rPr>
+          <w:rFonts w:hint="eastAsia"/>
+        </w:rPr>
+      </w:pPr>
+      <w:r>
+        <w:rPr>
+          <w:rFonts w:hint="eastAsia"/>
+        </w:rPr>
+        <w:t>Validation Balanced Accuracy: 0.5931372549019608</w:t>
+      </w:r>
+    </w:p>
+    <w:p>
+      <w:pPr>
+        <w:rPr>
+          <w:rFonts w:hint="eastAsia"/>
+        </w:rPr>
+      </w:pPr>
+      <w:r>
+        <w:rPr>
+          <w:rFonts w:hint="eastAsia"/>
+        </w:rPr>
+        <w:t>Validation F1-Score: 0.35294117647058826</w:t>
+      </w:r>
+    </w:p>
+    <w:p>
+      <w:pPr>
+        <w:rPr>
+          <w:rFonts w:hint="eastAsia"/>
+        </w:rPr>
+      </w:pPr>
+      <w:r>
+        <w:rPr>
+          <w:rFonts w:hint="eastAsia"/>
+        </w:rPr>
+        <w:t>Validation MCC: 0.19473101465156212</w:t>
       </w:r>
     </w:p>
     <w:p>
@@ -7428,7 +6957,7 @@
         <w:rPr>
           <w:rFonts w:hint="eastAsia"/>
         </w:rPr>
-        <w:t>45  9</w:t>
+        <w:t>29  5</w:t>
       </w:r>
       <w:proofErr w:type="gramEnd"/>
       <w:r>
@@ -7455,7 +6984,7 @@
         <w:rPr>
           <w:rFonts w:hint="eastAsia"/>
         </w:rPr>
-        <w:t>9  5</w:t>
+        <w:t>6  3</w:t>
       </w:r>
       <w:proofErr w:type="gramEnd"/>
       <w:r>
@@ -7489,49 +7018,35 @@
         <w:rPr>
           <w:rFonts w:hint="eastAsia"/>
         </w:rPr>
+        <w:t>['W3_19-21天_平均温度变化率_RANGE', 'W3_16-18天_平均温度变化率_MEAN', 'W3_34-36天_鸡舍温度-最低_RANGE', 'W3_10-12天_鸡舍温度-平均_MEAN', 'W3_7-9天_鸡舍温度-最低_MEAN', 'GAS_COST', 'W3_10-12天_鸡舍温度-最低_MEAN', 'W3_28-30天_鸡舍温度-最</w:t>
+      </w:r>
+      <w:r>
+        <w:rPr>
+          <w:rFonts w:hint="eastAsia"/>
+        </w:rPr>
         <w:lastRenderedPageBreak/>
-        <w:t>['</w:t>
-      </w:r>
-      <w:proofErr w:type="spellStart"/>
-      <w:r>
-        <w:rPr>
-          <w:rFonts w:hint="eastAsia"/>
-        </w:rPr>
-        <w:t>HARVESTSTATUS_month</w:t>
-      </w:r>
-      <w:proofErr w:type="spellEnd"/>
-      <w:r>
-        <w:rPr>
-          <w:rFonts w:hint="eastAsia"/>
-        </w:rPr>
-        <w:t xml:space="preserve">', 'W3_34-36天_平均温度变化率_MEAN', 'ELECTRICITY_COST', 'W3_34-36天_湿度内部平均_RANGE', 'W3_28-30天_湿度内部平均_RANGE', 'W3_10-12天_平均温度变化率_MEAN', 'W3_16-18天_最低温度变化率_MEAN', 'W3_28-30天_平均温度变化率_RANGE', 'W3_1-3天_最低温度变化率_MEAN', 'W3_19-21天_最 </w:t>
-      </w:r>
-    </w:p>
-    <w:p>
-      <w:pPr>
-        <w:rPr>
-          <w:rFonts w:hint="eastAsia"/>
-        </w:rPr>
-      </w:pPr>
-      <w:r>
-        <w:rPr>
-          <w:rFonts w:hint="eastAsia"/>
-        </w:rPr>
-        <w:t xml:space="preserve">低温度变化率_RANGE', 'W3_13-15天_鸡舍温度-平均_RANGE', 'W3_34-36天_最低温度变化率_MEAN', 'DOCAMOUNT', 'W3_31-33天_每日温差_MEAN', 'W3_7-9天_最低温 </w:t>
-      </w:r>
-    </w:p>
-    <w:p>
-      <w:pPr>
-        <w:rPr>
-          <w:rFonts w:hint="eastAsia"/>
-        </w:rPr>
-      </w:pPr>
-      <w:r>
-        <w:rPr>
-          <w:rFonts w:hint="eastAsia"/>
-        </w:rPr>
-        <w:t>度变化率_RANGE', 'W3_1-3天_鸡舍温度-平均_RANGE', 'W3_31-33天_内外温差_MEAN', 'W3_31-33天_鸡舍温度-最低_MEAN', 'W3_22-24天_每日温差_MEAN', 'W3_34-36天_内外温差_RANGE']</w:t>
-      </w:r>
+        <w:t>低_MEAN', 'DOCAMOUNT', 'DENSITY', 'W3_13-15天_每日温差_MEAN', 'W3_-2-0天_鸡舍温度-最低_MEAN', 'W3_1-3天_鸡舍温度-平均_RANGE', 'W3_16-18天_鸡舍温度-最低_RANGE', 'W3_22-24天_鸡舍温度-最高_RANGE', 'W3_16-18天</w:t>
+      </w:r>
+    </w:p>
+    <w:p>
+      <w:pPr>
+        <w:rPr>
+          <w:rFonts w:hint="eastAsia"/>
+        </w:rPr>
+      </w:pPr>
+      <w:r>
+        <w:rPr>
+          <w:rFonts w:hint="eastAsia"/>
+        </w:rPr>
+        <w:t>_鸡舍温度-平均_RANGE', 'W3_16-18天_湿度内部平均_RANGE', 'W3_28-30天_每日温差_MEAN', 'W3_31-33天_湿度内部平均_MEAN', 'W3_13-15天_鸡舍温度-最低_RANGE']</w:t>
+      </w:r>
+    </w:p>
+    <w:p>
+      <w:pPr>
+        <w:rPr>
+          <w:rFonts w:hint="eastAsia"/>
+        </w:rPr>
+      </w:pPr>
     </w:p>
     <w:p>
       <w:pPr>
@@ -7583,33 +7098,33 @@
         <w:rPr>
           <w:rFonts w:hint="eastAsia"/>
         </w:rPr>
-        <w:t>训练集: 189 samples</w:t>
-      </w:r>
-    </w:p>
-    <w:p>
-      <w:pPr>
-        <w:rPr>
-          <w:rFonts w:hint="eastAsia"/>
-        </w:rPr>
-      </w:pPr>
-      <w:r>
-        <w:rPr>
-          <w:rFonts w:hint="eastAsia"/>
-        </w:rPr>
-        <w:t>测试集: 82 samples</w:t>
-      </w:r>
-    </w:p>
-    <w:p>
-      <w:pPr>
-        <w:rPr>
-          <w:rFonts w:hint="eastAsia"/>
-        </w:rPr>
-      </w:pPr>
-      <w:r>
-        <w:rPr>
-          <w:rFonts w:hint="eastAsia"/>
-        </w:rPr>
-        <w:t>验证集: 68 samples</w:t>
+        <w:t>训练集: 118 samples</w:t>
+      </w:r>
+    </w:p>
+    <w:p>
+      <w:pPr>
+        <w:rPr>
+          <w:rFonts w:hint="eastAsia"/>
+        </w:rPr>
+      </w:pPr>
+      <w:r>
+        <w:rPr>
+          <w:rFonts w:hint="eastAsia"/>
+        </w:rPr>
+        <w:t>测试集: 51 samples</w:t>
+      </w:r>
+    </w:p>
+    <w:p>
+      <w:pPr>
+        <w:rPr>
+          <w:rFonts w:hint="eastAsia"/>
+        </w:rPr>
+      </w:pPr>
+      <w:r>
+        <w:rPr>
+          <w:rFonts w:hint="eastAsia"/>
+        </w:rPr>
+        <w:t>验证集: 43 samples</w:t>
       </w:r>
     </w:p>
     <w:p>
@@ -7642,33 +7157,33 @@
         <w:rPr>
           <w:rFonts w:hint="eastAsia"/>
         </w:rPr>
-        <w:t xml:space="preserve"> - 训练集均值: 0.0524 ± 0.0187</w:t>
-      </w:r>
-    </w:p>
-    <w:p>
-      <w:pPr>
-        <w:rPr>
-          <w:rFonts w:hint="eastAsia"/>
-        </w:rPr>
-      </w:pPr>
-      <w:r>
-        <w:rPr>
-          <w:rFonts w:hint="eastAsia"/>
-        </w:rPr>
-        <w:t xml:space="preserve"> - 测试集均值: 0.0518 ± 0.0186</w:t>
-      </w:r>
-    </w:p>
-    <w:p>
-      <w:pPr>
-        <w:rPr>
-          <w:rFonts w:hint="eastAsia"/>
-        </w:rPr>
-      </w:pPr>
-      <w:r>
-        <w:rPr>
-          <w:rFonts w:hint="eastAsia"/>
-        </w:rPr>
-        <w:t xml:space="preserve"> - 验证集均值: 0.0503 ± 0.0158</w:t>
+        <w:t xml:space="preserve"> - 训练集均值: 0.0375 ± 0.0123</w:t>
+      </w:r>
+    </w:p>
+    <w:p>
+      <w:pPr>
+        <w:rPr>
+          <w:rFonts w:hint="eastAsia"/>
+        </w:rPr>
+      </w:pPr>
+      <w:r>
+        <w:rPr>
+          <w:rFonts w:hint="eastAsia"/>
+        </w:rPr>
+        <w:t xml:space="preserve"> - 测试集均值: 0.0382 ± 0.0137</w:t>
+      </w:r>
+    </w:p>
+    <w:p>
+      <w:pPr>
+        <w:rPr>
+          <w:rFonts w:hint="eastAsia"/>
+        </w:rPr>
+      </w:pPr>
+      <w:r>
+        <w:rPr>
+          <w:rFonts w:hint="eastAsia"/>
+        </w:rPr>
+        <w:t xml:space="preserve"> - 验证集均值: 0.0388 ± 0.0146</w:t>
       </w:r>
     </w:p>
     <w:p>
@@ -7701,7 +7216,7 @@
         <w:rPr>
           <w:rFonts w:hint="eastAsia"/>
         </w:rPr>
-        <w:t>训练集大小: (189, 50)</w:t>
+        <w:t>训练集大小: (118, 51)</w:t>
       </w:r>
     </w:p>
     <w:p>
@@ -7728,7 +7243,7 @@
         <w:rPr>
           <w:rFonts w:hint="eastAsia"/>
         </w:rPr>
-        <w:t>: (82, 50)</w:t>
+        <w:t>: (51, 51)</w:t>
       </w:r>
     </w:p>
     <w:p>
@@ -7755,46 +7270,46 @@
         <w:rPr>
           <w:rFonts w:hint="eastAsia"/>
         </w:rPr>
-        <w:t>: (68, 50)</w:t>
-      </w:r>
-    </w:p>
-    <w:p>
-      <w:pPr>
-        <w:rPr>
-          <w:rFonts w:hint="eastAsia"/>
-        </w:rPr>
-      </w:pPr>
-      <w:r>
-        <w:rPr>
-          <w:rFonts w:hint="eastAsia"/>
-        </w:rPr>
-        <w:t>RMSE: 0.014459645372739952</w:t>
-      </w:r>
-    </w:p>
-    <w:p>
-      <w:pPr>
-        <w:rPr>
-          <w:rFonts w:hint="eastAsia"/>
-        </w:rPr>
-      </w:pPr>
-      <w:r>
-        <w:rPr>
-          <w:rFonts w:hint="eastAsia"/>
-        </w:rPr>
-        <w:t>MAE: 0.010647791736700898</w:t>
-      </w:r>
-    </w:p>
-    <w:p>
-      <w:pPr>
-        <w:rPr>
-          <w:rFonts w:hint="eastAsia"/>
-        </w:rPr>
-      </w:pPr>
-      <w:r>
-        <w:rPr>
-          <w:rFonts w:hint="eastAsia"/>
-        </w:rPr>
-        <w:t>R2 Score: 0.38603804062289593</w:t>
+        <w:t>: (43, 51)</w:t>
+      </w:r>
+    </w:p>
+    <w:p>
+      <w:pPr>
+        <w:rPr>
+          <w:rFonts w:hint="eastAsia"/>
+        </w:rPr>
+      </w:pPr>
+      <w:r>
+        <w:rPr>
+          <w:rFonts w:hint="eastAsia"/>
+        </w:rPr>
+        <w:t>RMSE: 0.011443144996234517</w:t>
+      </w:r>
+    </w:p>
+    <w:p>
+      <w:pPr>
+        <w:rPr>
+          <w:rFonts w:hint="eastAsia"/>
+        </w:rPr>
+      </w:pPr>
+      <w:r>
+        <w:rPr>
+          <w:rFonts w:hint="eastAsia"/>
+        </w:rPr>
+        <w:t>MAE: 0.008415646570486554</w:t>
+      </w:r>
+    </w:p>
+    <w:p>
+      <w:pPr>
+        <w:rPr>
+          <w:rFonts w:hint="eastAsia"/>
+        </w:rPr>
+      </w:pPr>
+      <w:r>
+        <w:rPr>
+          <w:rFonts w:hint="eastAsia"/>
+        </w:rPr>
+        <w:t>R2 Score: 0.2918649232555417</w:t>
       </w:r>
     </w:p>
     <w:p>
@@ -7820,676 +7335,6 @@
         <w:rPr>
           <w:rFonts w:hint="eastAsia"/>
         </w:rPr>
-        <w:t>Validation RMSE: 0.0135 (Test RMSE: 0.0145)</w:t>
-      </w:r>
-    </w:p>
-    <w:p>
-      <w:pPr>
-        <w:rPr>
-          <w:rFonts w:hint="eastAsia"/>
-        </w:rPr>
-      </w:pPr>
-      <w:r>
-        <w:rPr>
-          <w:rFonts w:hint="eastAsia"/>
-        </w:rPr>
-        <w:t>Validation MAE: 0.0112 (Test MAE: 0.0106)</w:t>
-      </w:r>
-    </w:p>
-    <w:p>
-      <w:pPr>
-        <w:rPr>
-          <w:rFonts w:hint="eastAsia"/>
-        </w:rPr>
-      </w:pPr>
-      <w:r>
-        <w:rPr>
-          <w:rFonts w:hint="eastAsia"/>
-        </w:rPr>
-        <w:t>Validation R2: 0.2574 (Test R2: 0.3860)</w:t>
-      </w:r>
-    </w:p>
-    <w:p>
-      <w:pPr>
-        <w:rPr>
-          <w:rFonts w:hint="eastAsia"/>
-        </w:rPr>
-      </w:pPr>
-    </w:p>
-    <w:p>
-      <w:pPr>
-        <w:rPr>
-          <w:rFonts w:hint="eastAsia"/>
-        </w:rPr>
-      </w:pPr>
-    </w:p>
-    <w:p>
-      <w:pPr>
-        <w:outlineLvl w:val="1"/>
-        <w:rPr>
-          <w:rFonts w:hint="eastAsia"/>
-        </w:rPr>
-      </w:pPr>
-      <w:r>
-        <w:rPr>
-          <w:rFonts w:hint="eastAsia"/>
-        </w:rPr>
-        <w:t>夏天</w:t>
-      </w:r>
-    </w:p>
-    <w:p>
-      <w:pPr>
-        <w:rPr>
-          <w:rFonts w:hint="eastAsia"/>
-        </w:rPr>
-      </w:pPr>
-    </w:p>
-    <w:p>
-      <w:pPr>
-        <w:rPr>
-          <w:rFonts w:hint="eastAsia"/>
-        </w:rPr>
-      </w:pPr>
-      <w:r>
-        <w:rPr>
-          <w:rFonts w:hint="eastAsia"/>
-        </w:rPr>
-        <w:t>=== 测试集评估 ===</w:t>
-      </w:r>
-    </w:p>
-    <w:p>
-      <w:pPr>
-        <w:rPr>
-          <w:rFonts w:hint="eastAsia"/>
-        </w:rPr>
-      </w:pPr>
-      <w:r>
-        <w:rPr>
-          <w:rFonts w:hint="eastAsia"/>
-        </w:rPr>
-        <w:t>AUC Score: 0.7658536585365854</w:t>
-      </w:r>
-    </w:p>
-    <w:p>
-      <w:pPr>
-        <w:rPr>
-          <w:rFonts w:hint="eastAsia"/>
-        </w:rPr>
-      </w:pPr>
-      <w:r>
-        <w:rPr>
-          <w:rFonts w:hint="eastAsia"/>
-        </w:rPr>
-        <w:t>Balanced Accuracy: 0.6146341463414634</w:t>
-      </w:r>
-    </w:p>
-    <w:p>
-      <w:pPr>
-        <w:rPr>
-          <w:rFonts w:hint="eastAsia"/>
-        </w:rPr>
-      </w:pPr>
-      <w:r>
-        <w:rPr>
-          <w:rFonts w:hint="eastAsia"/>
-        </w:rPr>
-        <w:t>F1-Score: 0.38095238095238093</w:t>
-      </w:r>
-    </w:p>
-    <w:p>
-      <w:pPr>
-        <w:rPr>
-          <w:rFonts w:hint="eastAsia"/>
-        </w:rPr>
-      </w:pPr>
-      <w:r>
-        <w:rPr>
-          <w:rFonts w:hint="eastAsia"/>
-        </w:rPr>
-        <w:t>MCC: 0.2213143563935652</w:t>
-      </w:r>
-    </w:p>
-    <w:p>
-      <w:pPr>
-        <w:rPr>
-          <w:rFonts w:hint="eastAsia"/>
-        </w:rPr>
-      </w:pPr>
-      <w:r>
-        <w:rPr>
-          <w:rFonts w:hint="eastAsia"/>
-        </w:rPr>
-        <w:t>Confusion Matrix:</w:t>
-      </w:r>
-    </w:p>
-    <w:p>
-      <w:pPr>
-        <w:rPr>
-          <w:rFonts w:hint="eastAsia"/>
-        </w:rPr>
-      </w:pPr>
-      <w:r>
-        <w:rPr>
-          <w:rFonts w:hint="eastAsia"/>
-        </w:rPr>
-        <w:t xml:space="preserve"> [[</w:t>
-      </w:r>
-      <w:proofErr w:type="gramStart"/>
-      <w:r>
-        <w:rPr>
-          <w:rFonts w:hint="eastAsia"/>
-        </w:rPr>
-        <w:t>34  7</w:t>
-      </w:r>
-      <w:proofErr w:type="gramEnd"/>
-      <w:r>
-        <w:rPr>
-          <w:rFonts w:hint="eastAsia"/>
-        </w:rPr>
-        <w:t>]</w:t>
-      </w:r>
-    </w:p>
-    <w:p>
-      <w:pPr>
-        <w:rPr>
-          <w:rFonts w:hint="eastAsia"/>
-        </w:rPr>
-      </w:pPr>
-      <w:r>
-        <w:rPr>
-          <w:rFonts w:hint="eastAsia"/>
-        </w:rPr>
-        <w:lastRenderedPageBreak/>
-        <w:t xml:space="preserve"> [ </w:t>
-      </w:r>
-      <w:proofErr w:type="gramStart"/>
-      <w:r>
-        <w:rPr>
-          <w:rFonts w:hint="eastAsia"/>
-        </w:rPr>
-        <w:t>6  4</w:t>
-      </w:r>
-      <w:proofErr w:type="gramEnd"/>
-      <w:r>
-        <w:rPr>
-          <w:rFonts w:hint="eastAsia"/>
-        </w:rPr>
-        <w:t>]]</w:t>
-      </w:r>
-    </w:p>
-    <w:p>
-      <w:pPr>
-        <w:rPr>
-          <w:rFonts w:hint="eastAsia"/>
-        </w:rPr>
-      </w:pPr>
-    </w:p>
-    <w:p>
-      <w:pPr>
-        <w:rPr>
-          <w:rFonts w:hint="eastAsia"/>
-        </w:rPr>
-      </w:pPr>
-      <w:r>
-        <w:rPr>
-          <w:rFonts w:hint="eastAsia"/>
-        </w:rPr>
-        <w:t>=== 跨期验证集评估 ===</w:t>
-      </w:r>
-    </w:p>
-    <w:p>
-      <w:pPr>
-        <w:rPr>
-          <w:rFonts w:hint="eastAsia"/>
-        </w:rPr>
-      </w:pPr>
-      <w:r>
-        <w:rPr>
-          <w:rFonts w:hint="eastAsia"/>
-        </w:rPr>
-        <w:t>Validation AUC Score: 0.6666666666666666</w:t>
-      </w:r>
-    </w:p>
-    <w:p>
-      <w:pPr>
-        <w:rPr>
-          <w:rFonts w:hint="eastAsia"/>
-        </w:rPr>
-      </w:pPr>
-      <w:r>
-        <w:rPr>
-          <w:rFonts w:hint="eastAsia"/>
-        </w:rPr>
-        <w:t>Validation Balanced Accuracy: 0.5931372549019608</w:t>
-      </w:r>
-    </w:p>
-    <w:p>
-      <w:pPr>
-        <w:rPr>
-          <w:rFonts w:hint="eastAsia"/>
-        </w:rPr>
-      </w:pPr>
-      <w:r>
-        <w:rPr>
-          <w:rFonts w:hint="eastAsia"/>
-        </w:rPr>
-        <w:t>Validation F1-Score: 0.35294117647058826</w:t>
-      </w:r>
-    </w:p>
-    <w:p>
-      <w:pPr>
-        <w:rPr>
-          <w:rFonts w:hint="eastAsia"/>
-        </w:rPr>
-      </w:pPr>
-      <w:r>
-        <w:rPr>
-          <w:rFonts w:hint="eastAsia"/>
-        </w:rPr>
-        <w:t>Validation MCC: 0.19473101465156212</w:t>
-      </w:r>
-    </w:p>
-    <w:p>
-      <w:pPr>
-        <w:rPr>
-          <w:rFonts w:hint="eastAsia"/>
-        </w:rPr>
-      </w:pPr>
-      <w:r>
-        <w:rPr>
-          <w:rFonts w:hint="eastAsia"/>
-        </w:rPr>
-        <w:t>Validation Confusion Matrix:</w:t>
-      </w:r>
-    </w:p>
-    <w:p>
-      <w:pPr>
-        <w:rPr>
-          <w:rFonts w:hint="eastAsia"/>
-        </w:rPr>
-      </w:pPr>
-      <w:r>
-        <w:rPr>
-          <w:rFonts w:hint="eastAsia"/>
-        </w:rPr>
-        <w:t xml:space="preserve"> [[</w:t>
-      </w:r>
-      <w:proofErr w:type="gramStart"/>
-      <w:r>
-        <w:rPr>
-          <w:rFonts w:hint="eastAsia"/>
-        </w:rPr>
-        <w:t>29  5</w:t>
-      </w:r>
-      <w:proofErr w:type="gramEnd"/>
-      <w:r>
-        <w:rPr>
-          <w:rFonts w:hint="eastAsia"/>
-        </w:rPr>
-        <w:t>]</w:t>
-      </w:r>
-    </w:p>
-    <w:p>
-      <w:pPr>
-        <w:rPr>
-          <w:rFonts w:hint="eastAsia"/>
-        </w:rPr>
-      </w:pPr>
-      <w:r>
-        <w:rPr>
-          <w:rFonts w:hint="eastAsia"/>
-        </w:rPr>
-        <w:t xml:space="preserve"> [ </w:t>
-      </w:r>
-      <w:proofErr w:type="gramStart"/>
-      <w:r>
-        <w:rPr>
-          <w:rFonts w:hint="eastAsia"/>
-        </w:rPr>
-        <w:t>6  3</w:t>
-      </w:r>
-      <w:proofErr w:type="gramEnd"/>
-      <w:r>
-        <w:rPr>
-          <w:rFonts w:hint="eastAsia"/>
-        </w:rPr>
-        <w:t>]]</w:t>
-      </w:r>
-    </w:p>
-    <w:p>
-      <w:pPr>
-        <w:rPr>
-          <w:rFonts w:hint="eastAsia"/>
-        </w:rPr>
-      </w:pPr>
-    </w:p>
-    <w:p>
-      <w:pPr>
-        <w:rPr>
-          <w:rFonts w:hint="eastAsia"/>
-        </w:rPr>
-      </w:pPr>
-    </w:p>
-    <w:p>
-      <w:pPr>
-        <w:rPr>
-          <w:rFonts w:hint="eastAsia"/>
-        </w:rPr>
-      </w:pPr>
-      <w:r>
-        <w:rPr>
-          <w:rFonts w:hint="eastAsia"/>
-        </w:rPr>
-        <w:t>['W3_19-21天_平均温度变化率_RANGE', 'W3_16-18天_平均温度变化率_MEAN', 'W3_34-36天_鸡舍温度-最低_RANGE', 'W3_10-12天_鸡舍温度-平均_MEAN', 'W3_7-9天_鸡舍温度-最低_MEAN', 'GAS_COST', 'W3_10-12天_鸡舍温度-最低_MEAN', 'W3_28-30天_鸡舍温度-最低_MEAN', 'DOCAMOUNT', 'DENSITY', 'W3_13-15天_每日温差_MEAN', 'W3_-2-0天_鸡舍温度-最低_MEAN', 'W3_1-3天_鸡舍温度-平均_RANGE', 'W3_16-18天_鸡舍温度-最低_RANGE', 'W3_22-24天_鸡舍温度-最高_RANGE', 'W3_16-18天</w:t>
-      </w:r>
-    </w:p>
-    <w:p>
-      <w:pPr>
-        <w:rPr>
-          <w:rFonts w:hint="eastAsia"/>
-        </w:rPr>
-      </w:pPr>
-      <w:r>
-        <w:rPr>
-          <w:rFonts w:hint="eastAsia"/>
-        </w:rPr>
-        <w:t>_鸡舍温度-平均_RANGE', 'W3_16-18天_湿度内部平均_RANGE', 'W3_28-30天_每日温差_MEAN', 'W3_31-33天_湿度内部平均_MEAN', 'W3_13-15天_鸡舍温度-最低_RANGE']</w:t>
-      </w:r>
-    </w:p>
-    <w:p>
-      <w:pPr>
-        <w:rPr>
-          <w:rFonts w:hint="eastAsia"/>
-        </w:rPr>
-      </w:pPr>
-    </w:p>
-    <w:p>
-      <w:pPr>
-        <w:rPr>
-          <w:rFonts w:hint="eastAsia"/>
-        </w:rPr>
-      </w:pPr>
-    </w:p>
-    <w:p>
-      <w:pPr>
-        <w:rPr>
-          <w:rFonts w:hint="eastAsia"/>
-        </w:rPr>
-      </w:pPr>
-      <w:r>
-        <w:rPr>
-          <w:rFonts w:hint="eastAsia"/>
-        </w:rPr>
-        <w:t>回归模型</w:t>
-      </w:r>
-    </w:p>
-    <w:p>
-      <w:pPr>
-        <w:rPr>
-          <w:rFonts w:hint="eastAsia"/>
-        </w:rPr>
-      </w:pPr>
-    </w:p>
-    <w:p>
-      <w:pPr>
-        <w:rPr>
-          <w:rFonts w:hint="eastAsia"/>
-        </w:rPr>
-      </w:pPr>
-      <w:r>
-        <w:rPr>
-          <w:rFonts w:hint="eastAsia"/>
-        </w:rPr>
-        <w:t>=== 数据分割结果 ===</w:t>
-      </w:r>
-    </w:p>
-    <w:p>
-      <w:pPr>
-        <w:rPr>
-          <w:rFonts w:hint="eastAsia"/>
-        </w:rPr>
-      </w:pPr>
-      <w:r>
-        <w:rPr>
-          <w:rFonts w:hint="eastAsia"/>
-        </w:rPr>
-        <w:t>训练集: 118 samples</w:t>
-      </w:r>
-    </w:p>
-    <w:p>
-      <w:pPr>
-        <w:rPr>
-          <w:rFonts w:hint="eastAsia"/>
-        </w:rPr>
-      </w:pPr>
-      <w:r>
-        <w:rPr>
-          <w:rFonts w:hint="eastAsia"/>
-        </w:rPr>
-        <w:t>测试集: 51 samples</w:t>
-      </w:r>
-    </w:p>
-    <w:p>
-      <w:pPr>
-        <w:rPr>
-          <w:rFonts w:hint="eastAsia"/>
-        </w:rPr>
-      </w:pPr>
-      <w:r>
-        <w:rPr>
-          <w:rFonts w:hint="eastAsia"/>
-        </w:rPr>
-        <w:t>验证集: 43 samples</w:t>
-      </w:r>
-    </w:p>
-    <w:p>
-      <w:pPr>
-        <w:rPr>
-          <w:rFonts w:hint="eastAsia"/>
-        </w:rPr>
-      </w:pPr>
-    </w:p>
-    <w:p>
-      <w:pPr>
-        <w:rPr>
-          <w:rFonts w:hint="eastAsia"/>
-        </w:rPr>
-      </w:pPr>
-      <w:r>
-        <w:rPr>
-          <w:rFonts w:hint="eastAsia"/>
-        </w:rPr>
-        <w:t>目标变量统计:</w:t>
-      </w:r>
-    </w:p>
-    <w:p>
-      <w:pPr>
-        <w:rPr>
-          <w:rFonts w:hint="eastAsia"/>
-        </w:rPr>
-      </w:pPr>
-      <w:r>
-        <w:rPr>
-          <w:rFonts w:hint="eastAsia"/>
-        </w:rPr>
-        <w:t xml:space="preserve"> - 训练集均值: 0.0375 ± 0.0123</w:t>
-      </w:r>
-    </w:p>
-    <w:p>
-      <w:pPr>
-        <w:rPr>
-          <w:rFonts w:hint="eastAsia"/>
-        </w:rPr>
-      </w:pPr>
-      <w:r>
-        <w:rPr>
-          <w:rFonts w:hint="eastAsia"/>
-        </w:rPr>
-        <w:t xml:space="preserve"> - 测试集均值: 0.0382 ± 0.0137</w:t>
-      </w:r>
-    </w:p>
-    <w:p>
-      <w:pPr>
-        <w:rPr>
-          <w:rFonts w:hint="eastAsia"/>
-        </w:rPr>
-      </w:pPr>
-      <w:r>
-        <w:rPr>
-          <w:rFonts w:hint="eastAsia"/>
-        </w:rPr>
-        <w:t xml:space="preserve"> - 验证集均值: 0.0388 ± 0.0146</w:t>
-      </w:r>
-    </w:p>
-    <w:p>
-      <w:pPr>
-        <w:rPr>
-          <w:rFonts w:hint="eastAsia"/>
-        </w:rPr>
-      </w:pPr>
-    </w:p>
-    <w:p>
-      <w:pPr>
-        <w:rPr>
-          <w:rFonts w:hint="eastAsia"/>
-        </w:rPr>
-      </w:pPr>
-      <w:r>
-        <w:rPr>
-          <w:rFonts w:hint="eastAsia"/>
-        </w:rPr>
-        <w:t>数据分割结果：</w:t>
-      </w:r>
-    </w:p>
-    <w:p>
-      <w:pPr>
-        <w:rPr>
-          <w:rFonts w:hint="eastAsia"/>
-        </w:rPr>
-      </w:pPr>
-      <w:r>
-        <w:rPr>
-          <w:rFonts w:hint="eastAsia"/>
-        </w:rPr>
-        <w:t>训练集大小: (118, 51)</w:t>
-      </w:r>
-    </w:p>
-    <w:p>
-      <w:pPr>
-        <w:rPr>
-          <w:rFonts w:hint="eastAsia"/>
-        </w:rPr>
-      </w:pPr>
-      <w:r>
-        <w:rPr>
-          <w:rFonts w:hint="eastAsia"/>
-        </w:rPr>
-        <w:t>测试</w:t>
-      </w:r>
-      <w:proofErr w:type="gramStart"/>
-      <w:r>
-        <w:rPr>
-          <w:rFonts w:hint="eastAsia"/>
-        </w:rPr>
-        <w:t>集大小</w:t>
-      </w:r>
-      <w:proofErr w:type="gramEnd"/>
-      <w:r>
-        <w:rPr>
-          <w:rFonts w:hint="eastAsia"/>
-        </w:rPr>
-        <w:t>: (51, 51)</w:t>
-      </w:r>
-    </w:p>
-    <w:p>
-      <w:pPr>
-        <w:rPr>
-          <w:rFonts w:hint="eastAsia"/>
-        </w:rPr>
-      </w:pPr>
-      <w:r>
-        <w:rPr>
-          <w:rFonts w:hint="eastAsia"/>
-        </w:rPr>
-        <w:t>验证</w:t>
-      </w:r>
-      <w:proofErr w:type="gramStart"/>
-      <w:r>
-        <w:rPr>
-          <w:rFonts w:hint="eastAsia"/>
-        </w:rPr>
-        <w:t>集大小</w:t>
-      </w:r>
-      <w:proofErr w:type="gramEnd"/>
-      <w:r>
-        <w:rPr>
-          <w:rFonts w:hint="eastAsia"/>
-        </w:rPr>
-        <w:t>: (43, 51)</w:t>
-      </w:r>
-    </w:p>
-    <w:p>
-      <w:pPr>
-        <w:rPr>
-          <w:rFonts w:hint="eastAsia"/>
-        </w:rPr>
-      </w:pPr>
-      <w:r>
-        <w:rPr>
-          <w:rFonts w:hint="eastAsia"/>
-        </w:rPr>
-        <w:t>RMSE: 0.011443144996234517</w:t>
-      </w:r>
-    </w:p>
-    <w:p>
-      <w:pPr>
-        <w:rPr>
-          <w:rFonts w:hint="eastAsia"/>
-        </w:rPr>
-      </w:pPr>
-      <w:r>
-        <w:rPr>
-          <w:rFonts w:hint="eastAsia"/>
-        </w:rPr>
-        <w:t>MAE: 0.008415646570486554</w:t>
-      </w:r>
-    </w:p>
-    <w:p>
-      <w:pPr>
-        <w:rPr>
-          <w:rFonts w:hint="eastAsia"/>
-        </w:rPr>
-      </w:pPr>
-      <w:r>
-        <w:rPr>
-          <w:rFonts w:hint="eastAsia"/>
-        </w:rPr>
-        <w:t>R2 Score: 0.2918649232555417</w:t>
-      </w:r>
-    </w:p>
-    <w:p>
-      <w:pPr>
-        <w:rPr>
-          <w:rFonts w:hint="eastAsia"/>
-        </w:rPr>
-      </w:pPr>
-      <w:r>
-        <w:rPr>
-          <w:rFonts w:hint="eastAsia"/>
-        </w:rPr>
-        <w:t>=== 跨期验证结果 ===</w:t>
-      </w:r>
-    </w:p>
-    <w:p>
-      <w:pPr>
-        <w:rPr>
-          <w:rFonts w:hint="eastAsia"/>
-        </w:rPr>
-      </w:pPr>
-      <w:r>
-        <w:rPr>
-          <w:rFonts w:hint="eastAsia"/>
-        </w:rPr>
         <w:t>Validation RMSE: 0.0125 (Test RMSE: 0.0114)</w:t>
       </w:r>
     </w:p>
@@ -8507,22 +7352,52 @@
       </w:r>
     </w:p>
     <w:p>
-      <w:r>
-        <w:rPr>
-          <w:rFonts w:hint="eastAsia"/>
-        </w:rPr>
-        <w:lastRenderedPageBreak/>
+      <w:pPr>
+        <w:rPr>
+          <w:rFonts w:hint="eastAsia"/>
+        </w:rPr>
+      </w:pPr>
+      <w:r>
+        <w:rPr>
+          <w:rFonts w:hint="eastAsia"/>
+        </w:rPr>
         <w:t>Validation R2: 0.2493 (Test R2: 0.2919)</w:t>
       </w:r>
     </w:p>
-    <w:p/>
-    <w:p/>
-    <w:p/>
-    <w:p/>
+    <w:p>
+      <w:pPr>
+        <w:rPr>
+          <w:rFonts w:hint="eastAsia"/>
+        </w:rPr>
+      </w:pPr>
+    </w:p>
+    <w:p>
+      <w:pPr>
+        <w:rPr>
+          <w:rFonts w:hint="eastAsia"/>
+        </w:rPr>
+      </w:pPr>
+    </w:p>
+    <w:p>
+      <w:pPr>
+        <w:rPr>
+          <w:rFonts w:hint="eastAsia"/>
+        </w:rPr>
+      </w:pPr>
+    </w:p>
+    <w:bookmarkEnd w:id="1"/>
+    <w:p>
+      <w:pPr>
+        <w:rPr>
+          <w:rFonts w:hint="eastAsia"/>
+        </w:rPr>
+      </w:pPr>
+    </w:p>
     <w:p>
       <w:pPr>
         <w:outlineLvl w:val="0"/>
         <w:rPr>
+          <w:rFonts w:hint="eastAsia"/>
           <w:b/>
           <w:bCs/>
         </w:rPr>
@@ -8536,8 +7411,19 @@
         <w:t>日龄维度建模结果</w:t>
       </w:r>
     </w:p>
-    <w:p/>
-    <w:p>
+    <w:p>
+      <w:pPr>
+        <w:rPr>
+          <w:rFonts w:hint="eastAsia"/>
+        </w:rPr>
+      </w:pPr>
+    </w:p>
+    <w:p>
+      <w:pPr>
+        <w:rPr>
+          <w:rFonts w:hint="eastAsia"/>
+        </w:rPr>
+      </w:pPr>
       <w:r>
         <w:rPr>
           <w:rFonts w:hint="eastAsia"/>
@@ -8634,6 +7520,7 @@
         <w:rPr>
           <w:rFonts w:hint="eastAsia"/>
         </w:rPr>
+        <w:lastRenderedPageBreak/>
         <w:t xml:space="preserve"> - 训练集: 20.00%</w:t>
       </w:r>
     </w:p>
@@ -9252,6 +8139,11 @@
       </w:r>
     </w:p>
     <w:p>
+      <w:pPr>
+        <w:rPr>
+          <w:rFonts w:hint="eastAsia"/>
+        </w:rPr>
+      </w:pPr>
       <w:r>
         <w:rPr>
           <w:rFonts w:hint="eastAsia"/>
@@ -9273,8 +8165,20 @@
         <w:t>]]</w:t>
       </w:r>
     </w:p>
-    <w:p/>
-    <w:p/>
+    <w:p>
+      <w:pPr>
+        <w:rPr>
+          <w:rFonts w:hint="eastAsia"/>
+        </w:rPr>
+      </w:pPr>
+    </w:p>
+    <w:p>
+      <w:pPr>
+        <w:rPr>
+          <w:rFonts w:hint="eastAsia"/>
+        </w:rPr>
+      </w:pPr>
+    </w:p>
     <w:p>
       <w:pPr>
         <w:rPr>
@@ -9337,6 +8241,7 @@
         <w:rPr>
           <w:rFonts w:hint="eastAsia"/>
         </w:rPr>
+        <w:lastRenderedPageBreak/>
         <w:t>14  鸡舍最低温度_前5天变化百分比   4986.647648</w:t>
       </w:r>
     </w:p>
@@ -9714,176 +8619,202 @@
         <w:rPr>
           <w:rFonts w:hint="eastAsia"/>
         </w:rPr>
+        <w:t>29     内部平均湿度_前3天变化    738.084243</w:t>
+      </w:r>
+    </w:p>
+    <w:p>
+      <w:pPr>
+        <w:rPr>
+          <w:rFonts w:hint="eastAsia"/>
+        </w:rPr>
+      </w:pPr>
+      <w:r>
+        <w:rPr>
+          <w:rFonts w:hint="eastAsia"/>
+        </w:rPr>
+        <w:t>17       内外温差_前3天变化    700.622642</w:t>
+      </w:r>
+    </w:p>
+    <w:p>
+      <w:pPr>
+        <w:rPr>
+          <w:rFonts w:hint="eastAsia"/>
+        </w:rPr>
+      </w:pPr>
+      <w:r>
+        <w:rPr>
+          <w:rFonts w:hint="eastAsia"/>
+        </w:rPr>
+        <w:t>46       每日温差_前7天变化    662.638032</w:t>
+      </w:r>
+    </w:p>
+    <w:p>
+      <w:pPr>
+        <w:rPr>
+          <w:rFonts w:hint="eastAsia"/>
+        </w:rPr>
+      </w:pPr>
+      <w:r>
+        <w:rPr>
+          <w:rFonts w:hint="eastAsia"/>
+        </w:rPr>
+        <w:t>37       每日温差_前1天变化    634.901019</w:t>
+      </w:r>
+    </w:p>
+    <w:p>
+      <w:pPr>
+        <w:rPr>
+          <w:rFonts w:hint="eastAsia"/>
+        </w:rPr>
+      </w:pPr>
+      <w:r>
+        <w:rPr>
+          <w:rFonts w:hint="eastAsia"/>
+        </w:rPr>
+        <w:t>1        湿度内部平均_max    632.652402</w:t>
+      </w:r>
+    </w:p>
+    <w:p>
+      <w:pPr>
+        <w:rPr>
+          <w:rFonts w:hint="eastAsia"/>
+        </w:rPr>
+      </w:pPr>
+      <w:r>
+        <w:rPr>
+          <w:rFonts w:hint="eastAsia"/>
+        </w:rPr>
+        <w:t>44    每日温差_前5天变化百分比    623.620816</w:t>
+      </w:r>
+    </w:p>
+    <w:p>
+      <w:pPr>
+        <w:rPr>
+          <w:rFonts w:hint="eastAsia"/>
+        </w:rPr>
+      </w:pPr>
+      <w:r>
+        <w:rPr>
+          <w:rFonts w:hint="eastAsia"/>
+        </w:rPr>
+        <w:t>36         每日温差_前1天    623.016598</w:t>
+      </w:r>
+    </w:p>
+    <w:p>
+      <w:pPr>
+        <w:rPr>
+          <w:rFonts w:hint="eastAsia"/>
+        </w:rPr>
+      </w:pPr>
+      <w:r>
+        <w:rPr>
+          <w:rFonts w:hint="eastAsia"/>
+        </w:rPr>
+        <w:t>36         每日温差_前1天    623.016598</w:t>
+      </w:r>
+    </w:p>
+    <w:p>
+      <w:pPr>
+        <w:rPr>
+          <w:rFonts w:hint="eastAsia"/>
+        </w:rPr>
+      </w:pPr>
+      <w:r>
+        <w:rPr>
+          <w:rFonts w:hint="eastAsia"/>
+        </w:rPr>
+        <w:t>41    每日温差_前3天变化百分比    558.347695</w:t>
+      </w:r>
+    </w:p>
+    <w:p>
+      <w:pPr>
+        <w:rPr>
+          <w:rFonts w:hint="eastAsia"/>
+        </w:rPr>
+      </w:pPr>
+      <w:r>
+        <w:rPr>
+          <w:rFonts w:hint="eastAsia"/>
+        </w:rPr>
+        <w:t>28  内部平均湿度_前1天变化百分比    556.940698</w:t>
+      </w:r>
+    </w:p>
+    <w:p>
+      <w:pPr>
+        <w:rPr>
+          <w:rFonts w:hint="eastAsia"/>
+        </w:rPr>
+      </w:pPr>
+      <w:r>
+        <w:rPr>
+          <w:rFonts w:hint="eastAsia"/>
+        </w:rPr>
+        <w:t>28  内部平均湿度_前1天变化百分比    556.940698</w:t>
+      </w:r>
+    </w:p>
+    <w:p>
+      <w:pPr>
+        <w:rPr>
+          <w:rFonts w:hint="eastAsia"/>
+        </w:rPr>
+      </w:pPr>
+      <w:r>
+        <w:rPr>
+          <w:rFonts w:hint="eastAsia"/>
+        </w:rPr>
+        <w:t>30  内部平均湿度_前3天变化百分比    552.065825</w:t>
+      </w:r>
+    </w:p>
+    <w:p>
+      <w:pPr>
+        <w:rPr>
+          <w:rFonts w:hint="eastAsia"/>
+        </w:rPr>
+      </w:pPr>
+      <w:r>
+        <w:rPr>
+          <w:rFonts w:hint="eastAsia"/>
+        </w:rPr>
+        <w:t>30  内部平均湿度_前3天变化百分比    552.065825</w:t>
+      </w:r>
+    </w:p>
+    <w:p>
+      <w:pPr>
+        <w:rPr>
+          <w:rFonts w:hint="eastAsia"/>
+        </w:rPr>
+      </w:pPr>
+      <w:r>
+        <w:rPr>
+          <w:rFonts w:hint="eastAsia"/>
+        </w:rPr>
+        <w:t>33  内部平均湿度_前5天变化百分比    508.295909</w:t>
+      </w:r>
+    </w:p>
+    <w:p>
+      <w:pPr>
+        <w:rPr>
+          <w:rFonts w:hint="eastAsia"/>
+        </w:rPr>
+      </w:pPr>
+      <w:r>
+        <w:rPr>
+          <w:rFonts w:hint="eastAsia"/>
+        </w:rPr>
+        <w:t>32     内部平均湿度_前5天变化    499.299418</w:t>
+      </w:r>
+    </w:p>
+    <w:p>
+      <w:pPr>
+        <w:rPr>
+          <w:rFonts w:hint="eastAsia"/>
+        </w:rPr>
+      </w:pPr>
+      <w:r>
+        <w:rPr>
+          <w:rFonts w:hint="eastAsia"/>
+        </w:rPr>
         <w:lastRenderedPageBreak/>
-        <w:t>29     内部平均湿度_前3天变化    738.084243</w:t>
-      </w:r>
-    </w:p>
-    <w:p>
-      <w:pPr>
-        <w:rPr>
-          <w:rFonts w:hint="eastAsia"/>
-        </w:rPr>
-      </w:pPr>
-      <w:r>
-        <w:rPr>
-          <w:rFonts w:hint="eastAsia"/>
-        </w:rPr>
-        <w:t>17       内外温差_前3天变化    700.622642</w:t>
-      </w:r>
-    </w:p>
-    <w:p>
-      <w:pPr>
-        <w:rPr>
-          <w:rFonts w:hint="eastAsia"/>
-        </w:rPr>
-      </w:pPr>
-      <w:r>
-        <w:rPr>
-          <w:rFonts w:hint="eastAsia"/>
-        </w:rPr>
-        <w:t>46       每日温差_前7天变化    662.638032</w:t>
-      </w:r>
-    </w:p>
-    <w:p>
-      <w:pPr>
-        <w:rPr>
-          <w:rFonts w:hint="eastAsia"/>
-        </w:rPr>
-      </w:pPr>
-      <w:r>
-        <w:rPr>
-          <w:rFonts w:hint="eastAsia"/>
-        </w:rPr>
-        <w:t>37       每日温差_前1天变化    634.901019</w:t>
-      </w:r>
-    </w:p>
-    <w:p>
-      <w:pPr>
-        <w:rPr>
-          <w:rFonts w:hint="eastAsia"/>
-        </w:rPr>
-      </w:pPr>
-      <w:r>
-        <w:rPr>
-          <w:rFonts w:hint="eastAsia"/>
-        </w:rPr>
-        <w:t>1        湿度内部平均_max    632.652402</w:t>
-      </w:r>
-    </w:p>
-    <w:p>
-      <w:pPr>
-        <w:rPr>
-          <w:rFonts w:hint="eastAsia"/>
-        </w:rPr>
-      </w:pPr>
-      <w:r>
-        <w:rPr>
-          <w:rFonts w:hint="eastAsia"/>
-        </w:rPr>
-        <w:t>44    每日温差_前5天变化百分比    623.620816</w:t>
-      </w:r>
-    </w:p>
-    <w:p>
-      <w:pPr>
-        <w:rPr>
-          <w:rFonts w:hint="eastAsia"/>
-        </w:rPr>
-      </w:pPr>
-      <w:r>
-        <w:rPr>
-          <w:rFonts w:hint="eastAsia"/>
-        </w:rPr>
-        <w:t>36         每日温差_前1天    623.016598</w:t>
-      </w:r>
-    </w:p>
-    <w:p>
-      <w:pPr>
-        <w:rPr>
-          <w:rFonts w:hint="eastAsia"/>
-        </w:rPr>
-      </w:pPr>
-      <w:r>
-        <w:rPr>
-          <w:rFonts w:hint="eastAsia"/>
-        </w:rPr>
-        <w:t>36         每日温差_前1天    623.016598</w:t>
-      </w:r>
-    </w:p>
-    <w:p>
-      <w:pPr>
-        <w:rPr>
-          <w:rFonts w:hint="eastAsia"/>
-        </w:rPr>
-      </w:pPr>
-      <w:r>
-        <w:rPr>
-          <w:rFonts w:hint="eastAsia"/>
-        </w:rPr>
-        <w:t>41    每日温差_前3天变化百分比    558.347695</w:t>
-      </w:r>
-    </w:p>
-    <w:p>
-      <w:pPr>
-        <w:rPr>
-          <w:rFonts w:hint="eastAsia"/>
-        </w:rPr>
-      </w:pPr>
-      <w:r>
-        <w:rPr>
-          <w:rFonts w:hint="eastAsia"/>
-        </w:rPr>
-        <w:t>28  内部平均湿度_前1天变化百分比    556.940698</w:t>
-      </w:r>
-    </w:p>
-    <w:p>
-      <w:pPr>
-        <w:rPr>
-          <w:rFonts w:hint="eastAsia"/>
-        </w:rPr>
-      </w:pPr>
-      <w:r>
-        <w:rPr>
-          <w:rFonts w:hint="eastAsia"/>
-        </w:rPr>
-        <w:t>28  内部平均湿度_前1天变化百分比    556.940698</w:t>
-      </w:r>
-    </w:p>
-    <w:p>
-      <w:pPr>
-        <w:rPr>
-          <w:rFonts w:hint="eastAsia"/>
-        </w:rPr>
-      </w:pPr>
-      <w:r>
-        <w:rPr>
-          <w:rFonts w:hint="eastAsia"/>
-        </w:rPr>
-        <w:t>30  内部平均湿度_前3天变化百分比    552.065825</w:t>
-      </w:r>
-    </w:p>
-    <w:p>
-      <w:pPr>
-        <w:rPr>
-          <w:rFonts w:hint="eastAsia"/>
-        </w:rPr>
-      </w:pPr>
-      <w:r>
-        <w:rPr>
-          <w:rFonts w:hint="eastAsia"/>
-        </w:rPr>
-        <w:t>30  内部平均湿度_前3天变化百分比    552.065825</w:t>
-      </w:r>
-    </w:p>
-    <w:p>
-      <w:pPr>
-        <w:rPr>
-          <w:rFonts w:hint="eastAsia"/>
-        </w:rPr>
-      </w:pPr>
-      <w:r>
-        <w:rPr>
-          <w:rFonts w:hint="eastAsia"/>
-        </w:rPr>
         <w:t>33  内部平均湿度_前5天变化百分比    508.295909</w:t>
       </w:r>
     </w:p>
@@ -9897,6 +8828,19 @@
         <w:rPr>
           <w:rFonts w:hint="eastAsia"/>
         </w:rPr>
+        <w:t>33  内部平均湿度_前5天变化百分比    508.295909</w:t>
+      </w:r>
+    </w:p>
+    <w:p>
+      <w:pPr>
+        <w:rPr>
+          <w:rFonts w:hint="eastAsia"/>
+        </w:rPr>
+      </w:pPr>
+      <w:r>
+        <w:rPr>
+          <w:rFonts w:hint="eastAsia"/>
+        </w:rPr>
         <w:t>32     内部平均湿度_前5天变化    499.299418</w:t>
       </w:r>
     </w:p>
@@ -9910,45 +8854,6 @@
         <w:rPr>
           <w:rFonts w:hint="eastAsia"/>
         </w:rPr>
-        <w:t>33  内部平均湿度_前5天变化百分比    508.295909</w:t>
-      </w:r>
-    </w:p>
-    <w:p>
-      <w:pPr>
-        <w:rPr>
-          <w:rFonts w:hint="eastAsia"/>
-        </w:rPr>
-      </w:pPr>
-      <w:r>
-        <w:rPr>
-          <w:rFonts w:hint="eastAsia"/>
-        </w:rPr>
-        <w:t>33  内部平均湿度_前5天变化百分比    508.295909</w:t>
-      </w:r>
-    </w:p>
-    <w:p>
-      <w:pPr>
-        <w:rPr>
-          <w:rFonts w:hint="eastAsia"/>
-        </w:rPr>
-      </w:pPr>
-      <w:r>
-        <w:rPr>
-          <w:rFonts w:hint="eastAsia"/>
-        </w:rPr>
-        <w:t>32     内部平均湿度_前5天变化    499.299418</w:t>
-      </w:r>
-    </w:p>
-    <w:p>
-      <w:pPr>
-        <w:rPr>
-          <w:rFonts w:hint="eastAsia"/>
-        </w:rPr>
-      </w:pPr>
-      <w:r>
-        <w:rPr>
-          <w:rFonts w:hint="eastAsia"/>
-        </w:rPr>
         <w:t>43       每日温差_前5天变化    495.755958</w:t>
       </w:r>
     </w:p>
@@ -9979,6 +8884,11 @@
       </w:r>
     </w:p>
     <w:p>
+      <w:pPr>
+        <w:rPr>
+          <w:rFonts w:hint="eastAsia"/>
+        </w:rPr>
+      </w:pPr>
       <w:r>
         <w:rPr>
           <w:rFonts w:hint="eastAsia"/>
@@ -9986,10 +8896,34 @@
         <w:t>27     内部平均湿度_前1天变化    384.303414</w:t>
       </w:r>
     </w:p>
-    <w:p/>
-    <w:p/>
-    <w:p/>
-    <w:p/>
+    <w:p>
+      <w:pPr>
+        <w:rPr>
+          <w:rFonts w:hint="eastAsia"/>
+        </w:rPr>
+      </w:pPr>
+    </w:p>
+    <w:p>
+      <w:pPr>
+        <w:rPr>
+          <w:rFonts w:hint="eastAsia"/>
+        </w:rPr>
+      </w:pPr>
+    </w:p>
+    <w:p>
+      <w:pPr>
+        <w:rPr>
+          <w:rFonts w:hint="eastAsia"/>
+        </w:rPr>
+      </w:pPr>
+    </w:p>
+    <w:p>
+      <w:pPr>
+        <w:rPr>
+          <w:rFonts w:hint="eastAsia"/>
+        </w:rPr>
+      </w:pPr>
+    </w:p>
     <w:p>
       <w:pPr>
         <w:rPr>
